--- a/WebContent/docx/淋巴瘤129基因检测报告-单样本-明理.docx
+++ b/WebContent/docx/淋巴瘤129基因检测报告-单样本-明理.docx
@@ -8,6 +8,60 @@
           <w:rFonts w:hint="default" w:ascii="Times New Roman" w:hAnsi="Times New Roman" w:eastAsia="思源黑体 CN Medium" w:cs="Times New Roman"/>
         </w:rPr>
       </w:pPr>
+      <w:r>
+        <w:rPr>
+          <w:color w:val="7F7F7F"/>
+          <w:sz w:val="20"/>
+          <w:szCs w:val="20"/>
+          <w:lang w:eastAsia="zh-CN"/>
+        </w:rPr>
+        <w:drawing>
+          <wp:anchor distT="0" distB="0" distL="0" distR="0" simplePos="0" relativeHeight="251667456" behindDoc="0" locked="0" layoutInCell="1" allowOverlap="1">
+            <wp:simplePos x="0" y="0"/>
+            <wp:positionH relativeFrom="column">
+              <wp:posOffset>4873625</wp:posOffset>
+            </wp:positionH>
+            <wp:positionV relativeFrom="paragraph">
+              <wp:posOffset>558165</wp:posOffset>
+            </wp:positionV>
+            <wp:extent cx="1369060" cy="389255"/>
+            <wp:effectExtent l="0" t="0" r="2540" b="6985"/>
+            <wp:wrapNone/>
+            <wp:docPr id="2" name="图片 2" descr="C:\Users\JT\Desktop\2019.3.1-诺禾致源logo-最新版\logo-透明底.pnglogo-透明底"/>
+            <wp:cNvGraphicFramePr>
+              <a:graphicFrameLocks xmlns:a="http://schemas.openxmlformats.org/drawingml/2006/main" noChangeAspect="1"/>
+            </wp:cNvGraphicFramePr>
+            <a:graphic xmlns:a="http://schemas.openxmlformats.org/drawingml/2006/main">
+              <a:graphicData uri="http://schemas.openxmlformats.org/drawingml/2006/picture">
+                <pic:pic xmlns:pic="http://schemas.openxmlformats.org/drawingml/2006/picture">
+                  <pic:nvPicPr>
+                    <pic:cNvPr id="2" name="图片 2" descr="C:\Users\JT\Desktop\2019.3.1-诺禾致源logo-最新版\logo-透明底.pnglogo-透明底"/>
+                    <pic:cNvPicPr>
+                      <a:picLocks noChangeAspect="1"/>
+                    </pic:cNvPicPr>
+                  </pic:nvPicPr>
+                  <pic:blipFill>
+                    <a:blip r:embed="rId12"/>
+                    <a:srcRect/>
+                    <a:stretch>
+                      <a:fillRect/>
+                    </a:stretch>
+                  </pic:blipFill>
+                  <pic:spPr>
+                    <a:xfrm>
+                      <a:off x="0" y="0"/>
+                      <a:ext cx="1369060" cy="389255"/>
+                    </a:xfrm>
+                    <a:prstGeom prst="rect">
+                      <a:avLst/>
+                    </a:prstGeom>
+                  </pic:spPr>
+                </pic:pic>
+              </a:graphicData>
+            </a:graphic>
+          </wp:anchor>
+        </w:drawing>
+      </w:r>
     </w:p>
     <w:p>
       <w:pPr>
@@ -223,7 +277,7 @@
                     </pic:cNvPicPr>
                   </pic:nvPicPr>
                   <pic:blipFill>
-                    <a:blip r:embed="rId12"/>
+                    <a:blip r:embed="rId13"/>
                     <a:stretch>
                       <a:fillRect/>
                     </a:stretch>
@@ -459,7 +513,7 @@
                     </pic:cNvPicPr>
                   </pic:nvPicPr>
                   <pic:blipFill>
-                    <a:blip r:embed="rId13"/>
+                    <a:blip r:embed="rId14"/>
                     <a:stretch>
                       <a:fillRect/>
                     </a:stretch>
@@ -2575,8 +2629,6 @@
             </w:rPr>
             <w:t>{% endif %}</w:t>
           </w:r>
-          <w:bookmarkStart w:id="105" w:name="_GoBack"/>
-          <w:bookmarkEnd w:id="105"/>
         </w:p>
         <w:p>
           <w:pPr>
@@ -3227,13 +3279,13 @@
           <w:cols w:space="720" w:num="1"/>
         </w:sectPr>
       </w:pPr>
-      <w:bookmarkStart w:id="1" w:name="_Toc3619"/>
-      <w:bookmarkStart w:id="2" w:name="_Toc21669"/>
-      <w:bookmarkStart w:id="3" w:name="_Toc21009_WPSOffice_Level1"/>
-      <w:bookmarkStart w:id="4" w:name="_Toc13806"/>
+      <w:bookmarkStart w:id="1" w:name="_Toc21669"/>
+      <w:bookmarkStart w:id="2" w:name="_Toc3619"/>
+      <w:bookmarkStart w:id="3" w:name="_Toc13806"/>
+      <w:bookmarkStart w:id="4" w:name="_Toc21009_WPSOffice_Level1"/>
       <w:bookmarkStart w:id="5" w:name="_Toc10906"/>
-      <w:bookmarkStart w:id="6" w:name="_Toc24178_WPSOffice_Level1"/>
-      <w:bookmarkStart w:id="7" w:name="_Toc30143_WPSOffice_Level1"/>
+      <w:bookmarkStart w:id="6" w:name="_Toc30143_WPSOffice_Level1"/>
+      <w:bookmarkStart w:id="7" w:name="_Toc24178_WPSOffice_Level1"/>
     </w:p>
     <w:p>
       <w:pPr>
@@ -3252,8 +3304,8 @@
           <w:lang w:val="en-US" w:eastAsia="zh-CN"/>
         </w:rPr>
       </w:pPr>
-      <w:bookmarkStart w:id="8" w:name="_Toc30317"/>
-      <w:bookmarkStart w:id="9" w:name="_Toc28708"/>
+      <w:bookmarkStart w:id="8" w:name="_Toc28708"/>
+      <w:bookmarkStart w:id="9" w:name="_Toc30317"/>
       <w:r>
         <w:rPr>
           <w:rFonts w:hint="default" w:ascii="Times New Roman" w:hAnsi="Times New Roman" w:eastAsia="思源黑体 CN Medium" w:cs="Times New Roman"/>
@@ -3839,8 +3891,8 @@
         </w:trPr>
         <w:tc>
           <w:tcPr>
-            <w:tcW w:w="9870" w:type="dxa"/>
-            <w:gridSpan w:val="3"/>
+            <w:tcW w:w="6554" w:type="dxa"/>
+            <w:gridSpan w:val="2"/>
             <w:shd w:val="clear" w:color="auto" w:fill="auto"/>
             <w:vAlign w:val="center"/>
           </w:tcPr>
@@ -3866,6 +3918,37 @@
                 <w:lang w:eastAsia="zh-CN"/>
               </w:rPr>
               <w:t>临床诊断：{{ diseaseName }}</w:t>
+            </w:r>
+          </w:p>
+        </w:tc>
+        <w:tc>
+          <w:tcPr>
+            <w:tcW w:w="3316" w:type="dxa"/>
+            <w:shd w:val="clear" w:color="auto" w:fill="auto"/>
+            <w:vAlign w:val="center"/>
+          </w:tcPr>
+          <w:p>
+            <w:pPr>
+              <w:jc w:val="both"/>
+              <w:rPr>
+                <w:rFonts w:hint="default" w:ascii="Times New Roman" w:hAnsi="Times New Roman" w:eastAsia="思源黑体 CN Medium" w:cs="Times New Roman"/>
+                <w:bCs/>
+                <w:color w:val="000000"/>
+                <w:sz w:val="21"/>
+                <w:szCs w:val="21"/>
+                <w:lang w:eastAsia="zh-CN"/>
+              </w:rPr>
+            </w:pPr>
+            <w:r>
+              <w:rPr>
+                <w:rFonts w:hint="eastAsia" w:ascii="Times New Roman" w:hAnsi="Times New Roman" w:eastAsia="微软雅黑" w:cs="Times New Roman"/>
+                <w:bCs/>
+                <w:color w:val="000000"/>
+                <w:sz w:val="21"/>
+                <w:szCs w:val="21"/>
+                <w:lang w:val="en-US" w:eastAsia="zh-CN"/>
+              </w:rPr>
+              <w:t>样本采集时间：-</w:t>
             </w:r>
           </w:p>
         </w:tc>
@@ -3896,13 +3979,13 @@
           <w:lang w:eastAsia="zh-CN"/>
         </w:rPr>
       </w:pPr>
-      <w:bookmarkStart w:id="12" w:name="_Toc17451"/>
-      <w:bookmarkStart w:id="13" w:name="_Toc18062_WPSOffice_Level1"/>
-      <w:bookmarkStart w:id="14" w:name="_Toc31917"/>
-      <w:bookmarkStart w:id="15" w:name="_Toc7021_WPSOffice_Level1"/>
-      <w:bookmarkStart w:id="16" w:name="_Toc26731"/>
+      <w:bookmarkStart w:id="12" w:name="_Toc30143"/>
+      <w:bookmarkStart w:id="13" w:name="_Toc7021_WPSOffice_Level1"/>
+      <w:bookmarkStart w:id="14" w:name="_Toc18062_WPSOffice_Level1"/>
+      <w:bookmarkStart w:id="15" w:name="_Toc26731"/>
+      <w:bookmarkStart w:id="16" w:name="_Toc31917"/>
       <w:bookmarkStart w:id="17" w:name="_Toc11015_WPSOffice_Level1"/>
-      <w:bookmarkStart w:id="18" w:name="_Toc30143"/>
+      <w:bookmarkStart w:id="18" w:name="_Toc17451"/>
       <w:bookmarkStart w:id="19" w:name="_Toc3823"/>
       <w:r>
         <w:rPr>
@@ -4114,16 +4197,16 @@
           <w:lang w:eastAsia="zh-CN"/>
         </w:rPr>
       </w:pPr>
-      <w:bookmarkStart w:id="21" w:name="_Toc18058"/>
-      <w:bookmarkStart w:id="22" w:name="_Toc23369_WPSOffice_Level1"/>
-      <w:bookmarkStart w:id="23" w:name="_Toc7969"/>
-      <w:bookmarkStart w:id="24" w:name="_Toc6221_WPSOffice_Level1"/>
-      <w:bookmarkStart w:id="25" w:name="_Toc23052"/>
-      <w:bookmarkStart w:id="26" w:name="_Toc149837254"/>
-      <w:bookmarkStart w:id="27" w:name="_Toc25920"/>
-      <w:bookmarkStart w:id="28" w:name="_Toc2043"/>
-      <w:bookmarkStart w:id="29" w:name="_Toc16576"/>
-      <w:bookmarkStart w:id="30" w:name="_Toc15634"/>
+      <w:bookmarkStart w:id="21" w:name="_Toc15634"/>
+      <w:bookmarkStart w:id="22" w:name="_Toc149837254"/>
+      <w:bookmarkStart w:id="23" w:name="_Toc23052"/>
+      <w:bookmarkStart w:id="24" w:name="_Toc18058"/>
+      <w:bookmarkStart w:id="25" w:name="_Toc7969"/>
+      <w:bookmarkStart w:id="26" w:name="_Toc16576"/>
+      <w:bookmarkStart w:id="27" w:name="_Toc23369_WPSOffice_Level1"/>
+      <w:bookmarkStart w:id="28" w:name="_Toc6221_WPSOffice_Level1"/>
+      <w:bookmarkStart w:id="29" w:name="_Toc2043"/>
+      <w:bookmarkStart w:id="30" w:name="_Toc25920"/>
       <w:r>
         <w:rPr>
           <w:rFonts w:hint="default" w:ascii="Times New Roman" w:hAnsi="Times New Roman" w:eastAsia="思源黑体 CN Medium" w:cs="Times New Roman"/>
@@ -5468,14 +5551,14 @@
           <w:lang w:val="en-US" w:eastAsia="zh-CN"/>
         </w:rPr>
       </w:pPr>
-      <w:bookmarkStart w:id="31" w:name="_Toc26564"/>
-      <w:bookmarkStart w:id="32" w:name="_Toc25561"/>
-      <w:bookmarkStart w:id="33" w:name="_Toc11015_WPSOffice_Level2"/>
-      <w:bookmarkStart w:id="34" w:name="_Toc9088"/>
-      <w:bookmarkStart w:id="35" w:name="_Toc18062_WPSOffice_Level2"/>
-      <w:bookmarkStart w:id="36" w:name="_Toc15063"/>
+      <w:bookmarkStart w:id="31" w:name="_Toc25561"/>
+      <w:bookmarkStart w:id="32" w:name="_Toc26564"/>
+      <w:bookmarkStart w:id="33" w:name="_Toc15063"/>
+      <w:bookmarkStart w:id="34" w:name="_Toc23375"/>
+      <w:bookmarkStart w:id="35" w:name="_Toc11015_WPSOffice_Level2"/>
+      <w:bookmarkStart w:id="36" w:name="_Toc18062_WPSOffice_Level2"/>
       <w:bookmarkStart w:id="37" w:name="_Toc11924"/>
-      <w:bookmarkStart w:id="38" w:name="_Toc23375"/>
+      <w:bookmarkStart w:id="38" w:name="_Toc9088"/>
       <w:r>
         <w:rPr>
           <w:rFonts w:hint="default" w:ascii="Times New Roman" w:hAnsi="Times New Roman" w:eastAsia="思源黑体 CN Medium" w:cs="Times New Roman"/>
@@ -10978,12 +11061,12 @@
           <w:lang w:eastAsia="zh-CN"/>
         </w:rPr>
       </w:pPr>
-      <w:bookmarkStart w:id="44" w:name="_Toc25727"/>
-      <w:bookmarkStart w:id="45" w:name="_Toc23846_WPSOffice_Level1"/>
-      <w:bookmarkStart w:id="46" w:name="_Toc11395"/>
+      <w:bookmarkStart w:id="44" w:name="_Toc23846_WPSOffice_Level1"/>
+      <w:bookmarkStart w:id="45" w:name="_Toc11395"/>
+      <w:bookmarkStart w:id="46" w:name="_Toc25727"/>
       <w:bookmarkStart w:id="47" w:name="_Toc23903"/>
-      <w:bookmarkStart w:id="48" w:name="_Toc4331_WPSOffice_Level1"/>
-      <w:bookmarkStart w:id="49" w:name="_Toc32443_WPSOffice_Level1"/>
+      <w:bookmarkStart w:id="48" w:name="_Toc32443_WPSOffice_Level1"/>
+      <w:bookmarkStart w:id="49" w:name="_Toc4331_WPSOffice_Level1"/>
       <w:bookmarkStart w:id="50" w:name="_Toc180"/>
       <w:r>
         <w:rPr>
@@ -11008,12 +11091,12 @@
           <w:lang w:val="en-US" w:eastAsia="zh-CN"/>
         </w:rPr>
       </w:pPr>
-      <w:bookmarkStart w:id="51" w:name="_Toc149837262"/>
-      <w:bookmarkStart w:id="52" w:name="_Toc20034"/>
-      <w:bookmarkStart w:id="53" w:name="_Toc106719764"/>
-      <w:bookmarkStart w:id="54" w:name="_Toc21453"/>
-      <w:bookmarkStart w:id="55" w:name="_Toc14657"/>
-      <w:bookmarkStart w:id="56" w:name="_Toc21238"/>
+      <w:bookmarkStart w:id="51" w:name="_Toc14657"/>
+      <w:bookmarkStart w:id="52" w:name="_Toc106719764"/>
+      <w:bookmarkStart w:id="53" w:name="_Toc20034"/>
+      <w:bookmarkStart w:id="54" w:name="_Toc21238"/>
+      <w:bookmarkStart w:id="55" w:name="_Toc149837262"/>
+      <w:bookmarkStart w:id="56" w:name="_Toc21453"/>
       <w:r>
         <w:rPr>
           <w:rFonts w:hint="default" w:ascii="Times New Roman" w:hAnsi="Times New Roman" w:eastAsia="思源黑体 CN Medium" w:cs="Times New Roman"/>
@@ -13365,10 +13448,10 @@
       </w:pPr>
       <w:bookmarkStart w:id="57" w:name="_Toc4609"/>
       <w:bookmarkStart w:id="58" w:name="_Toc12767"/>
-      <w:bookmarkStart w:id="59" w:name="_Toc149826013"/>
-      <w:bookmarkStart w:id="60" w:name="_Toc14815"/>
-      <w:bookmarkStart w:id="61" w:name="_Toc8516"/>
-      <w:bookmarkStart w:id="62" w:name="_Toc149832737"/>
+      <w:bookmarkStart w:id="59" w:name="_Toc14815"/>
+      <w:bookmarkStart w:id="60" w:name="_Toc149826013"/>
+      <w:bookmarkStart w:id="61" w:name="_Toc149832737"/>
+      <w:bookmarkStart w:id="62" w:name="_Toc8516"/>
       <w:bookmarkStart w:id="63" w:name="_Toc26395"/>
       <w:r>
         <w:rPr>
@@ -18807,6 +18890,14 @@
       </w:tr>
       <w:tr>
         <w:tblPrEx>
+          <w:tblBorders>
+            <w:top w:val="single" w:color="A4A4A4" w:sz="4" w:space="0"/>
+            <w:left w:val="none" w:color="auto" w:sz="0" w:space="0"/>
+            <w:bottom w:val="single" w:color="A4A4A4" w:sz="4" w:space="0"/>
+            <w:right w:val="none" w:color="auto" w:sz="0" w:space="0"/>
+            <w:insideH w:val="single" w:color="A4A4A4" w:sz="4" w:space="0"/>
+            <w:insideV w:val="single" w:color="A4A4A4" w:sz="4" w:space="0"/>
+          </w:tblBorders>
           <w:tblCellMar>
             <w:top w:w="0" w:type="dxa"/>
             <w:left w:w="108" w:type="dxa"/>
@@ -21476,6 +21567,12 @@
             <w:insideH w:val="dotted" w:color="45A3A7" w:sz="4" w:space="0"/>
             <w:insideV w:val="dotted" w:color="45A3A7" w:sz="4" w:space="0"/>
           </w:tblBorders>
+          <w:tblCellMar>
+            <w:top w:w="0" w:type="dxa"/>
+            <w:left w:w="108" w:type="dxa"/>
+            <w:bottom w:w="0" w:type="dxa"/>
+            <w:right w:w="108" w:type="dxa"/>
+          </w:tblCellMar>
         </w:tblPrEx>
         <w:trPr>
           <w:trHeight w:val="329" w:hRule="atLeast"/>
@@ -21817,11 +21914,11 @@
       </w:pPr>
       <w:bookmarkStart w:id="65" w:name="_Toc25193"/>
       <w:bookmarkStart w:id="66" w:name="_Toc25508"/>
-      <w:bookmarkStart w:id="67" w:name="_Toc14255_WPSOffice_Level1"/>
-      <w:bookmarkStart w:id="68" w:name="_Toc24085_WPSOffice_Level1"/>
-      <w:bookmarkStart w:id="69" w:name="_Toc15840_WPSOffice_Level1"/>
-      <w:bookmarkStart w:id="70" w:name="_Toc25190"/>
-      <w:bookmarkStart w:id="71" w:name="_Toc3674"/>
+      <w:bookmarkStart w:id="67" w:name="_Toc24085_WPSOffice_Level1"/>
+      <w:bookmarkStart w:id="68" w:name="_Toc15840_WPSOffice_Level1"/>
+      <w:bookmarkStart w:id="69" w:name="_Toc25190"/>
+      <w:bookmarkStart w:id="70" w:name="_Toc3674"/>
+      <w:bookmarkStart w:id="71" w:name="_Toc14255_WPSOffice_Level1"/>
       <w:r>
         <w:rPr>
           <w:rFonts w:hint="default" w:ascii="Times New Roman" w:hAnsi="Times New Roman" w:eastAsia="思源黑体 CN Medium" w:cs="Times New Roman"/>
@@ -23973,14 +24070,14 @@
           <w:lang w:eastAsia="zh-CN"/>
         </w:rPr>
       </w:pPr>
-      <w:bookmarkStart w:id="73" w:name="_Toc4222"/>
-      <w:bookmarkStart w:id="74" w:name="_Toc28910_WPSOffice_Level1"/>
-      <w:bookmarkStart w:id="75" w:name="_Toc16368_WPSOffice_Level1"/>
-      <w:bookmarkStart w:id="76" w:name="_Toc7549"/>
-      <w:bookmarkStart w:id="77" w:name="_Toc11722"/>
-      <w:bookmarkStart w:id="78" w:name="_Toc19099"/>
-      <w:bookmarkStart w:id="79" w:name="_Toc22484_WPSOffice_Level1"/>
-      <w:bookmarkStart w:id="80" w:name="_Toc10126"/>
+      <w:bookmarkStart w:id="73" w:name="_Toc7549"/>
+      <w:bookmarkStart w:id="74" w:name="_Toc19099"/>
+      <w:bookmarkStart w:id="75" w:name="_Toc28910_WPSOffice_Level1"/>
+      <w:bookmarkStart w:id="76" w:name="_Toc16368_WPSOffice_Level1"/>
+      <w:bookmarkStart w:id="77" w:name="_Toc4222"/>
+      <w:bookmarkStart w:id="78" w:name="_Toc10126"/>
+      <w:bookmarkStart w:id="79" w:name="_Toc11722"/>
+      <w:bookmarkStart w:id="80" w:name="_Toc22484_WPSOffice_Level1"/>
       <w:r>
         <w:rPr>
           <w:rFonts w:hint="default" w:ascii="Times New Roman" w:hAnsi="Times New Roman" w:eastAsia="思源黑体 CN Medium" w:cs="Times New Roman"/>
@@ -24061,6 +24158,7 @@
             <w:insideH w:val="single" w:color="auto" w:sz="4" w:space="0"/>
             <w:insideV w:val="single" w:color="auto" w:sz="4" w:space="0"/>
           </w:tblBorders>
+          <w:shd w:val="clear" w:color="auto" w:fill="F1F1F1" w:themeFill="background1" w:themeFillShade="F2"/>
           <w:tblCellMar>
             <w:top w:w="0" w:type="dxa"/>
             <w:left w:w="108" w:type="dxa"/>
@@ -24411,6 +24509,7 @@
             <w:insideH w:val="single" w:color="auto" w:sz="4" w:space="0"/>
             <w:insideV w:val="single" w:color="auto" w:sz="4" w:space="0"/>
           </w:tblBorders>
+          <w:shd w:val="clear" w:color="auto" w:fill="F1F1F1" w:themeFill="background1" w:themeFillShade="F2"/>
           <w:tblCellMar>
             <w:top w:w="0" w:type="dxa"/>
             <w:left w:w="108" w:type="dxa"/>
@@ -24527,9 +24626,9 @@
           <w:lang w:eastAsia="zh-CN"/>
         </w:rPr>
       </w:pPr>
-      <w:bookmarkStart w:id="92" w:name="_Toc3409"/>
-      <w:bookmarkStart w:id="93" w:name="_Toc15114"/>
-      <w:bookmarkStart w:id="94" w:name="_Toc20098"/>
+      <w:bookmarkStart w:id="92" w:name="_Toc15114"/>
+      <w:bookmarkStart w:id="93" w:name="_Toc20098"/>
+      <w:bookmarkStart w:id="94" w:name="_Toc3409"/>
       <w:bookmarkStart w:id="95" w:name="_Toc9322"/>
       <w:r>
         <w:rPr>
@@ -24752,15 +24851,15 @@
           <w:lang w:eastAsia="zh-CN"/>
         </w:rPr>
       </w:pPr>
-      <w:bookmarkStart w:id="96" w:name="_Toc21361"/>
-      <w:bookmarkStart w:id="97" w:name="_Toc21649"/>
+      <w:bookmarkStart w:id="96" w:name="_Toc21649"/>
+      <w:bookmarkStart w:id="97" w:name="_Toc21361"/>
       <w:bookmarkStart w:id="98" w:name="_Toc25771"/>
       <w:bookmarkStart w:id="99" w:name="_Toc19584_WPSOffice_Level1"/>
       <w:bookmarkStart w:id="100" w:name="_Toc14611_WPSOffice_Level1"/>
       <w:bookmarkStart w:id="101" w:name="_Toc22623"/>
-      <w:bookmarkStart w:id="102" w:name="_Toc17792_WPSOffice_Level2"/>
-      <w:bookmarkStart w:id="103" w:name="_Toc13275"/>
-      <w:bookmarkStart w:id="104" w:name="_Toc22162_WPSOffice_Level1"/>
+      <w:bookmarkStart w:id="102" w:name="_Toc13275"/>
+      <w:bookmarkStart w:id="103" w:name="_Toc22162_WPSOffice_Level1"/>
+      <w:bookmarkStart w:id="104" w:name="_Toc17792_WPSOffice_Level2"/>
       <w:r>
         <w:rPr>
           <w:rFonts w:hint="default" w:ascii="Times New Roman" w:hAnsi="Times New Roman" w:eastAsia="思源黑体 CN Medium" w:cs="Times New Roman"/>
@@ -25653,7 +25752,7 @@
                     </pic:cNvPicPr>
                   </pic:nvPicPr>
                   <pic:blipFill>
-                    <a:blip r:embed="rId14"/>
+                    <a:blip r:embed="rId15"/>
                     <a:stretch>
                       <a:fillRect/>
                     </a:stretch>
@@ -25672,6 +25771,4060 @@
             </a:graphic>
           </wp:anchor>
         </w:drawing>
+      </w:r>
+      <w:bookmarkStart w:id="105" w:name="_GoBack"/>
+      <w:bookmarkEnd w:id="105"/>
+      <w:r>
+        <w:rPr>
+          <w:sz w:val="15"/>
+        </w:rPr>
+        <mc:AlternateContent>
+          <mc:Choice Requires="wps">
+            <w:drawing>
+              <wp:anchor distT="0" distB="0" distL="114300" distR="114300" simplePos="0" relativeHeight="251668480" behindDoc="0" locked="0" layoutInCell="1" allowOverlap="1">
+                <wp:simplePos x="0" y="0"/>
+                <wp:positionH relativeFrom="column">
+                  <wp:posOffset>-492125</wp:posOffset>
+                </wp:positionH>
+                <wp:positionV relativeFrom="paragraph">
+                  <wp:posOffset>-826770</wp:posOffset>
+                </wp:positionV>
+                <wp:extent cx="3040380" cy="5949315"/>
+                <wp:effectExtent l="0" t="0" r="7620" b="9525"/>
+                <wp:wrapNone/>
+                <wp:docPr id="13" name="文本框 13"/>
+                <wp:cNvGraphicFramePr/>
+                <a:graphic xmlns:a="http://schemas.openxmlformats.org/drawingml/2006/main">
+                  <a:graphicData uri="http://schemas.microsoft.com/office/word/2010/wordprocessingShape">
+                    <wps:wsp>
+                      <wps:cNvSpPr txBox="1"/>
+                      <wps:spPr>
+                        <a:xfrm>
+                          <a:off x="0" y="0"/>
+                          <a:ext cx="3040380" cy="5949315"/>
+                        </a:xfrm>
+                        <a:prstGeom prst="rect">
+                          <a:avLst/>
+                        </a:prstGeom>
+                        <a:solidFill>
+                          <a:schemeClr val="lt1"/>
+                        </a:solidFill>
+                        <a:ln w="6350">
+                          <a:noFill/>
+                        </a:ln>
+                      </wps:spPr>
+                      <wps:style>
+                        <a:lnRef idx="0">
+                          <a:schemeClr val="accent1"/>
+                        </a:lnRef>
+                        <a:fillRef idx="0">
+                          <a:schemeClr val="accent1"/>
+                        </a:fillRef>
+                        <a:effectRef idx="0">
+                          <a:schemeClr val="accent1"/>
+                        </a:effectRef>
+                        <a:fontRef idx="minor">
+                          <a:schemeClr val="dk1"/>
+                        </a:fontRef>
+                      </wps:style>
+                      <wps:txbx>
+                        <w:txbxContent>
+                          <w:p>
+                            <w:pPr>
+                              <w:keepNext w:val="0"/>
+                              <w:keepLines w:val="0"/>
+                              <w:pageBreakBefore w:val="0"/>
+                              <w:widowControl/>
+                              <w:kinsoku/>
+                              <w:wordWrap/>
+                              <w:overflowPunct/>
+                              <w:topLinePunct w:val="0"/>
+                              <w:bidi w:val="0"/>
+                              <w:adjustRightInd w:val="0"/>
+                              <w:snapToGrid w:val="0"/>
+                              <w:spacing w:line="240" w:lineRule="auto"/>
+                              <w:textAlignment w:val="auto"/>
+                              <w:rPr>
+                                <w:rFonts w:hint="eastAsia" w:ascii="Times New Roman" w:hAnsi="Times New Roman" w:eastAsia="微软雅黑" w:cs="Times New Roman"/>
+                                <w:b/>
+                                <w:bCs/>
+                                <w:sz w:val="21"/>
+                                <w:szCs w:val="21"/>
+                                <w:lang w:val="en-US" w:eastAsia="zh-CN" w:bidi="ar-SA"/>
+                              </w:rPr>
+                            </w:pPr>
+                            <w:r>
+                              <w:rPr>
+                                <w:rFonts w:hint="eastAsia" w:ascii="Times New Roman" w:hAnsi="Times New Roman" w:eastAsia="微软雅黑" w:cs="Times New Roman"/>
+                                <w:b/>
+                                <w:bCs/>
+                                <w:sz w:val="21"/>
+                                <w:szCs w:val="21"/>
+                                <w:lang w:val="en-US" w:eastAsia="zh-CN" w:bidi="ar-SA"/>
+                              </w:rPr>
+                              <w:t>广州诺禾医学检验实验室</w:t>
+                            </w:r>
+                          </w:p>
+                          <w:p>
+                            <w:pPr>
+                              <w:keepNext w:val="0"/>
+                              <w:keepLines w:val="0"/>
+                              <w:pageBreakBefore w:val="0"/>
+                              <w:widowControl/>
+                              <w:kinsoku/>
+                              <w:wordWrap/>
+                              <w:overflowPunct/>
+                              <w:topLinePunct w:val="0"/>
+                              <w:bidi w:val="0"/>
+                              <w:adjustRightInd w:val="0"/>
+                              <w:snapToGrid w:val="0"/>
+                              <w:spacing w:line="240" w:lineRule="auto"/>
+                              <w:textAlignment w:val="auto"/>
+                              <w:rPr>
+                                <w:rFonts w:hint="eastAsia" w:ascii="Times New Roman" w:hAnsi="Times New Roman" w:eastAsia="微软雅黑" w:cs="Times New Roman"/>
+                                <w:b/>
+                                <w:bCs/>
+                                <w:sz w:val="21"/>
+                                <w:szCs w:val="21"/>
+                                <w:lang w:val="en-US" w:eastAsia="zh-CN" w:bidi="ar-SA"/>
+                              </w:rPr>
+                            </w:pPr>
+                            <w:r>
+                              <w:rPr>
+                                <w:rFonts w:hint="eastAsia" w:ascii="Times New Roman" w:hAnsi="Times New Roman" w:eastAsia="微软雅黑" w:cs="Times New Roman"/>
+                                <w:b w:val="0"/>
+                                <w:bCs w:val="0"/>
+                                <w:sz w:val="21"/>
+                                <w:szCs w:val="21"/>
+                                <w:lang w:val="en-US" w:eastAsia="zh-CN" w:bidi="ar-SA"/>
+                              </w:rPr>
+                              <w:t>广州市黄埔区开源大道11号C6栋702室</w:t>
+                            </w:r>
+                          </w:p>
+                          <w:p>
+                            <w:pPr>
+                              <w:keepNext w:val="0"/>
+                              <w:keepLines w:val="0"/>
+                              <w:pageBreakBefore w:val="0"/>
+                              <w:widowControl/>
+                              <w:kinsoku/>
+                              <w:wordWrap/>
+                              <w:overflowPunct/>
+                              <w:topLinePunct w:val="0"/>
+                              <w:bidi w:val="0"/>
+                              <w:adjustRightInd w:val="0"/>
+                              <w:snapToGrid w:val="0"/>
+                              <w:spacing w:line="240" w:lineRule="auto"/>
+                              <w:textAlignment w:val="auto"/>
+                              <w:rPr>
+                                <w:rFonts w:hint="eastAsia" w:ascii="Times New Roman" w:hAnsi="Times New Roman" w:eastAsia="微软雅黑" w:cs="Times New Roman"/>
+                                <w:b/>
+                                <w:bCs/>
+                                <w:sz w:val="21"/>
+                                <w:szCs w:val="21"/>
+                                <w:lang w:val="en-US" w:eastAsia="zh-CN" w:bidi="ar-SA"/>
+                              </w:rPr>
+                            </w:pPr>
+                            <w:r>
+                              <w:rPr>
+                                <w:rFonts w:hint="eastAsia" w:ascii="Times New Roman" w:hAnsi="Times New Roman" w:eastAsia="微软雅黑" w:cs="Times New Roman"/>
+                                <w:b/>
+                                <w:bCs/>
+                                <w:sz w:val="21"/>
+                                <w:szCs w:val="21"/>
+                                <w:lang w:val="en-US" w:eastAsia="zh-CN" w:bidi="ar-SA"/>
+                              </w:rPr>
+                              <w:t>上海诺禾医学检验实验室</w:t>
+                            </w:r>
+                          </w:p>
+                          <w:p>
+                            <w:pPr>
+                              <w:keepNext w:val="0"/>
+                              <w:keepLines w:val="0"/>
+                              <w:pageBreakBefore w:val="0"/>
+                              <w:widowControl/>
+                              <w:kinsoku/>
+                              <w:wordWrap/>
+                              <w:overflowPunct/>
+                              <w:topLinePunct w:val="0"/>
+                              <w:bidi w:val="0"/>
+                              <w:adjustRightInd w:val="0"/>
+                              <w:snapToGrid w:val="0"/>
+                              <w:spacing w:line="240" w:lineRule="auto"/>
+                              <w:textAlignment w:val="auto"/>
+                              <w:rPr>
+                                <w:rFonts w:hint="eastAsia" w:ascii="Times New Roman" w:hAnsi="Times New Roman" w:eastAsia="微软雅黑" w:cs="Times New Roman"/>
+                                <w:b/>
+                                <w:bCs/>
+                                <w:sz w:val="21"/>
+                                <w:szCs w:val="21"/>
+                                <w:lang w:val="en-US" w:eastAsia="zh-CN" w:bidi="ar-SA"/>
+                              </w:rPr>
+                            </w:pPr>
+                            <w:r>
+                              <w:rPr>
+                                <w:rFonts w:hint="eastAsia" w:ascii="Times New Roman" w:hAnsi="Times New Roman" w:eastAsia="微软雅黑" w:cs="Times New Roman"/>
+                                <w:b w:val="0"/>
+                                <w:bCs w:val="0"/>
+                                <w:sz w:val="21"/>
+                                <w:szCs w:val="21"/>
+                                <w:lang w:val="en-US" w:eastAsia="zh-CN" w:bidi="ar-SA"/>
+                              </w:rPr>
+                              <w:t>上海市闵行区绿洲环路396弄9号201室</w:t>
+                            </w:r>
+                          </w:p>
+                          <w:p>
+                            <w:pPr>
+                              <w:keepNext w:val="0"/>
+                              <w:keepLines w:val="0"/>
+                              <w:pageBreakBefore w:val="0"/>
+                              <w:widowControl/>
+                              <w:kinsoku/>
+                              <w:wordWrap/>
+                              <w:overflowPunct/>
+                              <w:topLinePunct w:val="0"/>
+                              <w:bidi w:val="0"/>
+                              <w:adjustRightInd w:val="0"/>
+                              <w:snapToGrid w:val="0"/>
+                              <w:spacing w:line="240" w:lineRule="auto"/>
+                              <w:textAlignment w:val="auto"/>
+                              <w:rPr>
+                                <w:rFonts w:hint="eastAsia" w:ascii="Times New Roman" w:hAnsi="Times New Roman" w:eastAsia="微软雅黑" w:cs="Times New Roman"/>
+                                <w:b/>
+                                <w:bCs/>
+                                <w:sz w:val="21"/>
+                                <w:szCs w:val="21"/>
+                                <w:lang w:val="en-US" w:eastAsia="zh-CN" w:bidi="ar-SA"/>
+                              </w:rPr>
+                            </w:pPr>
+                            <w:r>
+                              <w:rPr>
+                                <w:rFonts w:hint="eastAsia" w:ascii="Times New Roman" w:hAnsi="Times New Roman" w:eastAsia="微软雅黑" w:cs="Times New Roman"/>
+                                <w:b/>
+                                <w:bCs/>
+                                <w:sz w:val="21"/>
+                                <w:szCs w:val="21"/>
+                                <w:lang w:val="en-US" w:eastAsia="zh-CN" w:bidi="ar-SA"/>
+                              </w:rPr>
+                              <w:t>天津诺禾医学检验实验室</w:t>
+                            </w:r>
+                          </w:p>
+                          <w:p>
+                            <w:pPr>
+                              <w:keepNext w:val="0"/>
+                              <w:keepLines w:val="0"/>
+                              <w:pageBreakBefore w:val="0"/>
+                              <w:tabs>
+                                <w:tab w:val="left" w:pos="6770"/>
+                              </w:tabs>
+                              <w:kinsoku/>
+                              <w:wordWrap/>
+                              <w:overflowPunct/>
+                              <w:topLinePunct w:val="0"/>
+                              <w:bidi w:val="0"/>
+                              <w:adjustRightInd w:val="0"/>
+                              <w:snapToGrid w:val="0"/>
+                              <w:spacing w:line="240" w:lineRule="auto"/>
+                              <w:textAlignment w:val="auto"/>
+                              <w:rPr>
+                                <w:rFonts w:hint="eastAsia" w:ascii="Times New Roman" w:hAnsi="Times New Roman" w:eastAsia="微软雅黑" w:cs="Times New Roman"/>
+                                <w:b w:val="0"/>
+                                <w:bCs w:val="0"/>
+                                <w:sz w:val="21"/>
+                                <w:szCs w:val="21"/>
+                                <w:lang w:val="en-US" w:eastAsia="zh-CN" w:bidi="ar-SA"/>
+                              </w:rPr>
+                            </w:pPr>
+                            <w:r>
+                              <w:rPr>
+                                <w:rFonts w:hint="eastAsia" w:ascii="Times New Roman" w:hAnsi="Times New Roman" w:eastAsia="微软雅黑" w:cs="Times New Roman"/>
+                                <w:b w:val="0"/>
+                                <w:bCs w:val="0"/>
+                                <w:sz w:val="21"/>
+                                <w:szCs w:val="21"/>
+                                <w:lang w:val="en-US" w:eastAsia="zh-CN" w:bidi="ar-SA"/>
+                              </w:rPr>
+                              <w:t>天津市武清区创业总部基地B07</w:t>
+                            </w:r>
+                          </w:p>
+                          <w:p>
+                            <w:pPr>
+                              <w:keepNext w:val="0"/>
+                              <w:keepLines w:val="0"/>
+                              <w:pageBreakBefore w:val="0"/>
+                              <w:tabs>
+                                <w:tab w:val="left" w:pos="6770"/>
+                              </w:tabs>
+                              <w:kinsoku/>
+                              <w:wordWrap/>
+                              <w:overflowPunct/>
+                              <w:topLinePunct w:val="0"/>
+                              <w:bidi w:val="0"/>
+                              <w:adjustRightInd w:val="0"/>
+                              <w:snapToGrid w:val="0"/>
+                              <w:spacing w:line="240" w:lineRule="auto"/>
+                              <w:textAlignment w:val="auto"/>
+                              <w:rPr>
+                                <w:rFonts w:hint="eastAsia" w:ascii="Times New Roman" w:hAnsi="Times New Roman" w:eastAsia="微软雅黑" w:cs="Times New Roman"/>
+                                <w:b w:val="0"/>
+                                <w:bCs w:val="0"/>
+                                <w:sz w:val="21"/>
+                                <w:szCs w:val="21"/>
+                                <w:lang w:val="en-US" w:eastAsia="zh-CN" w:bidi="ar-SA"/>
+                              </w:rPr>
+                            </w:pPr>
+                          </w:p>
+                          <w:p>
+                            <w:pPr>
+                              <w:keepNext w:val="0"/>
+                              <w:keepLines w:val="0"/>
+                              <w:pageBreakBefore w:val="0"/>
+                              <w:widowControl/>
+                              <w:kinsoku/>
+                              <w:wordWrap/>
+                              <w:overflowPunct/>
+                              <w:topLinePunct w:val="0"/>
+                              <w:bidi w:val="0"/>
+                              <w:adjustRightInd w:val="0"/>
+                              <w:snapToGrid w:val="0"/>
+                              <w:spacing w:line="240" w:lineRule="auto"/>
+                              <w:textAlignment w:val="auto"/>
+                              <w:rPr>
+                                <w:rFonts w:ascii="Times New Roman" w:hAnsi="Times New Roman" w:eastAsia="等线" w:cs="宋体"/>
+                                <w:sz w:val="21"/>
+                                <w:szCs w:val="21"/>
+                                <w:lang w:val="en-US" w:eastAsia="zh-CN" w:bidi="ar-SA"/>
+                              </w:rPr>
+                            </w:pPr>
+                            <w:r>
+                              <w:rPr>
+                                <w:rFonts w:ascii="宋体" w:hAnsi="宋体" w:eastAsia="宋体" w:cs="宋体"/>
+                                <w:sz w:val="21"/>
+                                <w:szCs w:val="21"/>
+                                <w:lang w:val="en-US" w:eastAsia="en-US" w:bidi="ar-SA"/>
+                              </w:rPr>
+                              <w:drawing>
+                                <wp:inline distT="0" distB="0" distL="114935" distR="114935">
+                                  <wp:extent cx="438785" cy="438785"/>
+                                  <wp:effectExtent l="0" t="0" r="3175" b="3175"/>
+                                  <wp:docPr id="14" name="图片 4" descr="IMG_256"/>
+                                  <wp:cNvGraphicFramePr>
+                                    <a:graphicFrameLocks xmlns:a="http://schemas.openxmlformats.org/drawingml/2006/main" noChangeAspect="1"/>
+                                  </wp:cNvGraphicFramePr>
+                                  <a:graphic xmlns:a="http://schemas.openxmlformats.org/drawingml/2006/main">
+                                    <a:graphicData uri="http://schemas.openxmlformats.org/drawingml/2006/picture">
+                                      <pic:pic xmlns:pic="http://schemas.openxmlformats.org/drawingml/2006/picture">
+                                        <pic:nvPicPr>
+                                          <pic:cNvPr id="14" name="图片 4" descr="IMG_256"/>
+                                          <pic:cNvPicPr>
+                                            <a:picLocks noChangeAspect="1"/>
+                                          </pic:cNvPicPr>
+                                        </pic:nvPicPr>
+                                        <pic:blipFill>
+                                          <a:blip r:embed="rId16"/>
+                                          <a:stretch>
+                                            <a:fillRect/>
+                                          </a:stretch>
+                                        </pic:blipFill>
+                                        <pic:spPr>
+                                          <a:xfrm>
+                                            <a:off x="0" y="0"/>
+                                            <a:ext cx="438785" cy="438785"/>
+                                          </a:xfrm>
+                                          <a:prstGeom prst="rect">
+                                            <a:avLst/>
+                                          </a:prstGeom>
+                                          <a:noFill/>
+                                          <a:ln w="9525">
+                                            <a:noFill/>
+                                          </a:ln>
+                                        </pic:spPr>
+                                      </pic:pic>
+                                    </a:graphicData>
+                                  </a:graphic>
+                                </wp:inline>
+                              </w:drawing>
+                            </w:r>
+                            <w:r>
+                              <w:rPr>
+                                <w:rFonts w:hint="eastAsia" w:cs="宋体"/>
+                                <w:sz w:val="21"/>
+                                <w:szCs w:val="21"/>
+                                <w:lang w:val="en-US" w:eastAsia="zh-CN" w:bidi="ar-SA"/>
+                              </w:rPr>
+                              <w:t xml:space="preserve">   </w:t>
+                            </w:r>
+                            <w:r>
+                              <w:rPr>
+                                <w:rFonts w:ascii="宋体" w:hAnsi="宋体" w:eastAsia="宋体" w:cs="宋体"/>
+                                <w:sz w:val="21"/>
+                                <w:szCs w:val="21"/>
+                                <w:lang w:val="en-US" w:eastAsia="en-US" w:bidi="ar-SA"/>
+                              </w:rPr>
+                              <w:drawing>
+                                <wp:inline distT="0" distB="0" distL="114935" distR="114935">
+                                  <wp:extent cx="439420" cy="439420"/>
+                                  <wp:effectExtent l="0" t="0" r="2540" b="2540"/>
+                                  <wp:docPr id="15" name="图片 3" descr="IMG_256"/>
+                                  <wp:cNvGraphicFramePr>
+                                    <a:graphicFrameLocks xmlns:a="http://schemas.openxmlformats.org/drawingml/2006/main" noChangeAspect="1"/>
+                                  </wp:cNvGraphicFramePr>
+                                  <a:graphic xmlns:a="http://schemas.openxmlformats.org/drawingml/2006/main">
+                                    <a:graphicData uri="http://schemas.openxmlformats.org/drawingml/2006/picture">
+                                      <pic:pic xmlns:pic="http://schemas.openxmlformats.org/drawingml/2006/picture">
+                                        <pic:nvPicPr>
+                                          <pic:cNvPr id="15" name="图片 3" descr="IMG_256"/>
+                                          <pic:cNvPicPr>
+                                            <a:picLocks noChangeAspect="1"/>
+                                          </pic:cNvPicPr>
+                                        </pic:nvPicPr>
+                                        <pic:blipFill>
+                                          <a:blip r:embed="rId17"/>
+                                          <a:stretch>
+                                            <a:fillRect/>
+                                          </a:stretch>
+                                        </pic:blipFill>
+                                        <pic:spPr>
+                                          <a:xfrm>
+                                            <a:off x="0" y="0"/>
+                                            <a:ext cx="439420" cy="439420"/>
+                                          </a:xfrm>
+                                          <a:prstGeom prst="rect">
+                                            <a:avLst/>
+                                          </a:prstGeom>
+                                          <a:noFill/>
+                                          <a:ln w="9525">
+                                            <a:noFill/>
+                                          </a:ln>
+                                        </pic:spPr>
+                                      </pic:pic>
+                                    </a:graphicData>
+                                  </a:graphic>
+                                </wp:inline>
+                              </w:drawing>
+                            </w:r>
+                            <w:r>
+                              <w:rPr>
+                                <w:rFonts w:hint="eastAsia" w:cs="宋体"/>
+                                <w:sz w:val="21"/>
+                                <w:szCs w:val="21"/>
+                                <w:lang w:val="en-US" w:eastAsia="zh-CN" w:bidi="ar-SA"/>
+                              </w:rPr>
+                              <w:t xml:space="preserve">   </w:t>
+                            </w:r>
+                            <w:r>
+                              <w:rPr>
+                                <w:color w:val="7F7F7F"/>
+                                <w:sz w:val="20"/>
+                                <w:szCs w:val="20"/>
+                                <w:lang w:eastAsia="zh-CN"/>
+                              </w:rPr>
+                              <w:drawing>
+                                <wp:inline distT="0" distB="0" distL="0" distR="0">
+                                  <wp:extent cx="1369060" cy="389255"/>
+                                  <wp:effectExtent l="0" t="0" r="2540" b="6985"/>
+                                  <wp:docPr id="17" name="图片 17" descr="C:\Users\JT\Desktop\2019.3.1-诺禾致源logo-最新版\logo-透明底.pnglogo-透明底"/>
+                                  <wp:cNvGraphicFramePr>
+                                    <a:graphicFrameLocks xmlns:a="http://schemas.openxmlformats.org/drawingml/2006/main" noChangeAspect="1"/>
+                                  </wp:cNvGraphicFramePr>
+                                  <a:graphic xmlns:a="http://schemas.openxmlformats.org/drawingml/2006/main">
+                                    <a:graphicData uri="http://schemas.openxmlformats.org/drawingml/2006/picture">
+                                      <pic:pic xmlns:pic="http://schemas.openxmlformats.org/drawingml/2006/picture">
+                                        <pic:nvPicPr>
+                                          <pic:cNvPr id="17" name="图片 17" descr="C:\Users\JT\Desktop\2019.3.1-诺禾致源logo-最新版\logo-透明底.pnglogo-透明底"/>
+                                          <pic:cNvPicPr>
+                                            <a:picLocks noChangeAspect="1"/>
+                                          </pic:cNvPicPr>
+                                        </pic:nvPicPr>
+                                        <pic:blipFill>
+                                          <a:blip r:embed="rId12"/>
+                                          <a:srcRect/>
+                                          <a:stretch>
+                                            <a:fillRect/>
+                                          </a:stretch>
+                                        </pic:blipFill>
+                                        <pic:spPr>
+                                          <a:xfrm>
+                                            <a:off x="0" y="0"/>
+                                            <a:ext cx="1369060" cy="389255"/>
+                                          </a:xfrm>
+                                          <a:prstGeom prst="rect">
+                                            <a:avLst/>
+                                          </a:prstGeom>
+                                        </pic:spPr>
+                                      </pic:pic>
+                                    </a:graphicData>
+                                  </a:graphic>
+                                </wp:inline>
+                              </w:drawing>
+                            </w:r>
+                          </w:p>
+                          <w:p>
+                            <w:pPr>
+                              <w:keepNext w:val="0"/>
+                              <w:keepLines w:val="0"/>
+                              <w:pageBreakBefore w:val="0"/>
+                              <w:widowControl/>
+                              <w:kinsoku/>
+                              <w:wordWrap/>
+                              <w:overflowPunct/>
+                              <w:topLinePunct w:val="0"/>
+                              <w:bidi w:val="0"/>
+                              <w:adjustRightInd w:val="0"/>
+                              <w:snapToGrid w:val="0"/>
+                              <w:spacing w:line="240" w:lineRule="auto"/>
+                              <w:textAlignment w:val="auto"/>
+                              <w:rPr>
+                                <w:rFonts w:hint="eastAsia" w:ascii="微软雅黑" w:hAnsi="微软雅黑" w:eastAsia="微软雅黑" w:cs="微软雅黑"/>
+                                <w:b/>
+                                <w:bCs/>
+                                <w:color w:val="0083C3"/>
+                                <w:sz w:val="21"/>
+                                <w:szCs w:val="21"/>
+                                <w:lang w:val="en-US" w:eastAsia="zh-CN" w:bidi="ar-SA"/>
+                              </w:rPr>
+                            </w:pPr>
+                            <w:r>
+                              <w:rPr>
+                                <w:rFonts w:hint="eastAsia" w:ascii="微软雅黑" w:hAnsi="微软雅黑" w:eastAsia="微软雅黑" w:cs="微软雅黑"/>
+                                <w:b/>
+                                <w:bCs/>
+                                <w:color w:val="0083C3"/>
+                                <w:sz w:val="21"/>
+                                <w:szCs w:val="21"/>
+                                <w:lang w:val="en-US" w:eastAsia="zh-CN" w:bidi="ar-SA"/>
+                              </w:rPr>
+                              <w:t>诺禾医学   诺禾在线</w:t>
+                            </w:r>
+                          </w:p>
+                          <w:p>
+                            <w:pPr>
+                              <w:keepNext w:val="0"/>
+                              <w:keepLines w:val="0"/>
+                              <w:pageBreakBefore w:val="0"/>
+                              <w:widowControl/>
+                              <w:kinsoku/>
+                              <w:wordWrap/>
+                              <w:overflowPunct/>
+                              <w:topLinePunct w:val="0"/>
+                              <w:bidi w:val="0"/>
+                              <w:adjustRightInd w:val="0"/>
+                              <w:snapToGrid w:val="0"/>
+                              <w:spacing w:line="240" w:lineRule="auto"/>
+                              <w:textAlignment w:val="auto"/>
+                              <w:rPr>
+                                <w:rFonts w:ascii="Times New Roman" w:hAnsi="Times New Roman" w:eastAsia="等线" w:cs="宋体"/>
+                                <w:color w:val="0083C3"/>
+                                <w:sz w:val="21"/>
+                                <w:szCs w:val="21"/>
+                                <w:lang w:val="en-US" w:eastAsia="zh-CN" w:bidi="ar-SA"/>
+                              </w:rPr>
+                            </w:pPr>
+                            <w:r>
+                              <w:rPr>
+                                <w:rFonts w:ascii="Times New Roman" w:hAnsi="Times New Roman" w:eastAsia="等线" w:cs="宋体"/>
+                                <w:b/>
+                                <w:bCs/>
+                                <w:color w:val="0083C3"/>
+                                <w:sz w:val="21"/>
+                                <w:szCs w:val="21"/>
+                                <w:lang w:val="en-US" w:eastAsia="en-US" w:bidi="ar-SA"/>
+                              </w:rPr>
+                              <w:t>www.novogene.com</w:t>
+                            </w:r>
+                          </w:p>
+                          <w:p>
+                            <w:pPr>
+                              <w:keepNext w:val="0"/>
+                              <w:keepLines w:val="0"/>
+                              <w:pageBreakBefore w:val="0"/>
+                              <w:widowControl/>
+                              <w:kinsoku/>
+                              <w:wordWrap/>
+                              <w:overflowPunct/>
+                              <w:topLinePunct w:val="0"/>
+                              <w:bidi w:val="0"/>
+                              <w:adjustRightInd w:val="0"/>
+                              <w:snapToGrid w:val="0"/>
+                              <w:spacing w:line="240" w:lineRule="auto"/>
+                              <w:ind w:left="420" w:hanging="420" w:hangingChars="200"/>
+                              <w:textAlignment w:val="auto"/>
+                              <w:rPr>
+                                <w:rFonts w:hint="eastAsia" w:ascii="微软雅黑" w:hAnsi="微软雅黑" w:eastAsia="微软雅黑" w:cs="微软雅黑"/>
+                                <w:b/>
+                                <w:bCs/>
+                                <w:sz w:val="21"/>
+                                <w:szCs w:val="21"/>
+                                <w:lang w:val="en-US" w:eastAsia="zh-CN" w:bidi="ar-SA"/>
+                              </w:rPr>
+                            </w:pPr>
+                            <w:r>
+                              <w:rPr>
+                                <w:rFonts w:hint="eastAsia" w:ascii="微软雅黑" w:hAnsi="微软雅黑" w:eastAsia="微软雅黑" w:cs="微软雅黑"/>
+                                <w:b/>
+                                <w:bCs/>
+                                <w:sz w:val="21"/>
+                                <w:szCs w:val="21"/>
+                                <w:lang w:val="en-US" w:eastAsia="zh-CN" w:bidi="ar-SA"/>
+                              </w:rPr>
+                              <w:t>中国 · 美国 · 英国 · 新加坡 · 荷兰 · 日本</w:t>
+                            </w:r>
+                          </w:p>
+                          <w:p>
+                            <w:pPr>
+                              <w:keepNext w:val="0"/>
+                              <w:keepLines w:val="0"/>
+                              <w:pageBreakBefore w:val="0"/>
+                              <w:widowControl/>
+                              <w:kinsoku/>
+                              <w:wordWrap/>
+                              <w:overflowPunct/>
+                              <w:topLinePunct w:val="0"/>
+                              <w:bidi w:val="0"/>
+                              <w:adjustRightInd w:val="0"/>
+                              <w:snapToGrid w:val="0"/>
+                              <w:spacing w:line="240" w:lineRule="auto"/>
+                              <w:textAlignment w:val="auto"/>
+                              <w:rPr>
+                                <w:rFonts w:ascii="Times New Roman" w:hAnsi="Times New Roman" w:eastAsia="等线" w:cs="宋体"/>
+                                <w:sz w:val="21"/>
+                                <w:szCs w:val="21"/>
+                                <w:lang w:val="en-US" w:eastAsia="en-US" w:bidi="ar-SA"/>
+                              </w:rPr>
+                            </w:pPr>
+                            <w:r>
+                              <w:rPr>
+                                <w:rFonts w:ascii="Times New Roman" w:hAnsi="Times New Roman" w:eastAsia="等线" w:cs="宋体"/>
+                                <w:sz w:val="21"/>
+                                <w:szCs w:val="21"/>
+                                <w:lang w:val="en-US" w:eastAsia="en-US" w:bidi="ar-SA"/>
+                              </w:rPr>
+                              <w:t>China</w:t>
+                            </w:r>
+                            <w:r>
+                              <w:rPr>
+                                <w:rFonts w:hint="eastAsia" w:ascii="Times New Roman" w:hAnsi="Times New Roman" w:eastAsia="等线" w:cs="宋体"/>
+                                <w:sz w:val="21"/>
+                                <w:szCs w:val="21"/>
+                                <w:lang w:val="en-US" w:eastAsia="zh-CN" w:bidi="ar-SA"/>
+                              </w:rPr>
+                              <w:t xml:space="preserve"> </w:t>
+                            </w:r>
+                            <w:r>
+                              <w:rPr>
+                                <w:rFonts w:ascii="Times New Roman" w:hAnsi="Times New Roman" w:eastAsia="等线" w:cs="宋体"/>
+                                <w:b/>
+                                <w:bCs/>
+                                <w:sz w:val="21"/>
+                                <w:szCs w:val="21"/>
+                                <w:lang w:val="en-US" w:eastAsia="zh-CN" w:bidi="ar-SA"/>
+                              </w:rPr>
+                              <w:t>·</w:t>
+                            </w:r>
+                            <w:r>
+                              <w:rPr>
+                                <w:rFonts w:hint="eastAsia" w:ascii="Times New Roman" w:hAnsi="Times New Roman" w:eastAsia="等线" w:cs="宋体"/>
+                                <w:b/>
+                                <w:bCs/>
+                                <w:sz w:val="21"/>
+                                <w:szCs w:val="21"/>
+                                <w:lang w:val="en-US" w:eastAsia="zh-CN" w:bidi="ar-SA"/>
+                              </w:rPr>
+                              <w:t xml:space="preserve"> </w:t>
+                            </w:r>
+                            <w:r>
+                              <w:rPr>
+                                <w:rFonts w:ascii="Times New Roman" w:hAnsi="Times New Roman" w:eastAsia="等线" w:cs="宋体"/>
+                                <w:sz w:val="21"/>
+                                <w:szCs w:val="21"/>
+                                <w:lang w:val="en-US" w:eastAsia="en-US" w:bidi="ar-SA"/>
+                              </w:rPr>
+                              <w:t>USA</w:t>
+                            </w:r>
+                            <w:r>
+                              <w:rPr>
+                                <w:rFonts w:hint="eastAsia" w:ascii="Times New Roman" w:hAnsi="Times New Roman" w:eastAsia="等线" w:cs="宋体"/>
+                                <w:sz w:val="21"/>
+                                <w:szCs w:val="21"/>
+                                <w:lang w:val="en-US" w:eastAsia="zh-CN" w:bidi="ar-SA"/>
+                              </w:rPr>
+                              <w:t xml:space="preserve"> </w:t>
+                            </w:r>
+                            <w:r>
+                              <w:rPr>
+                                <w:rFonts w:ascii="Times New Roman" w:hAnsi="Times New Roman" w:eastAsia="等线" w:cs="宋体"/>
+                                <w:b/>
+                                <w:bCs/>
+                                <w:sz w:val="21"/>
+                                <w:szCs w:val="21"/>
+                                <w:lang w:val="en-US" w:eastAsia="zh-CN" w:bidi="ar-SA"/>
+                              </w:rPr>
+                              <w:t>·</w:t>
+                            </w:r>
+                            <w:r>
+                              <w:rPr>
+                                <w:rFonts w:hint="eastAsia" w:ascii="Times New Roman" w:hAnsi="Times New Roman" w:eastAsia="等线" w:cs="宋体"/>
+                                <w:b/>
+                                <w:bCs/>
+                                <w:sz w:val="21"/>
+                                <w:szCs w:val="21"/>
+                                <w:lang w:val="en-US" w:eastAsia="zh-CN" w:bidi="ar-SA"/>
+                              </w:rPr>
+                              <w:t xml:space="preserve"> </w:t>
+                            </w:r>
+                            <w:r>
+                              <w:rPr>
+                                <w:rFonts w:ascii="Times New Roman" w:hAnsi="Times New Roman" w:eastAsia="等线" w:cs="宋体"/>
+                                <w:sz w:val="21"/>
+                                <w:szCs w:val="21"/>
+                                <w:lang w:val="en-US" w:eastAsia="en-US" w:bidi="ar-SA"/>
+                              </w:rPr>
+                              <w:t>UK</w:t>
+                            </w:r>
+                            <w:r>
+                              <w:rPr>
+                                <w:rFonts w:hint="eastAsia" w:ascii="Times New Roman" w:hAnsi="Times New Roman" w:eastAsia="等线" w:cs="宋体"/>
+                                <w:sz w:val="21"/>
+                                <w:szCs w:val="21"/>
+                                <w:lang w:val="en-US" w:eastAsia="zh-CN" w:bidi="ar-SA"/>
+                              </w:rPr>
+                              <w:t xml:space="preserve"> </w:t>
+                            </w:r>
+                            <w:r>
+                              <w:rPr>
+                                <w:rFonts w:ascii="Times New Roman" w:hAnsi="Times New Roman" w:eastAsia="等线" w:cs="宋体"/>
+                                <w:b/>
+                                <w:bCs/>
+                                <w:sz w:val="21"/>
+                                <w:szCs w:val="21"/>
+                                <w:lang w:val="en-US" w:eastAsia="zh-CN" w:bidi="ar-SA"/>
+                              </w:rPr>
+                              <w:t>·</w:t>
+                            </w:r>
+                            <w:r>
+                              <w:rPr>
+                                <w:rFonts w:hint="eastAsia" w:ascii="Times New Roman" w:hAnsi="Times New Roman" w:eastAsia="等线" w:cs="宋体"/>
+                                <w:b/>
+                                <w:bCs/>
+                                <w:sz w:val="21"/>
+                                <w:szCs w:val="21"/>
+                                <w:lang w:val="en-US" w:eastAsia="zh-CN" w:bidi="ar-SA"/>
+                              </w:rPr>
+                              <w:t xml:space="preserve"> </w:t>
+                            </w:r>
+                            <w:r>
+                              <w:rPr>
+                                <w:rFonts w:ascii="Times New Roman" w:hAnsi="Times New Roman" w:eastAsia="等线" w:cs="宋体"/>
+                                <w:sz w:val="21"/>
+                                <w:szCs w:val="21"/>
+                                <w:lang w:val="en-US" w:eastAsia="en-US" w:bidi="ar-SA"/>
+                              </w:rPr>
+                              <w:t>Singapore</w:t>
+                            </w:r>
+                            <w:r>
+                              <w:rPr>
+                                <w:rFonts w:hint="eastAsia" w:ascii="Times New Roman" w:hAnsi="Times New Roman" w:eastAsia="等线" w:cs="宋体"/>
+                                <w:sz w:val="21"/>
+                                <w:szCs w:val="21"/>
+                                <w:lang w:val="en-US" w:eastAsia="zh-CN" w:bidi="ar-SA"/>
+                              </w:rPr>
+                              <w:t xml:space="preserve"> </w:t>
+                            </w:r>
+                            <w:r>
+                              <w:rPr>
+                                <w:rFonts w:ascii="Times New Roman" w:hAnsi="Times New Roman" w:eastAsia="等线" w:cs="宋体"/>
+                                <w:b/>
+                                <w:bCs/>
+                                <w:sz w:val="21"/>
+                                <w:szCs w:val="21"/>
+                                <w:lang w:val="en-US" w:eastAsia="zh-CN" w:bidi="ar-SA"/>
+                              </w:rPr>
+                              <w:t>·</w:t>
+                            </w:r>
+                            <w:r>
+                              <w:rPr>
+                                <w:rFonts w:hint="eastAsia" w:ascii="Times New Roman" w:hAnsi="Times New Roman" w:eastAsia="等线" w:cs="宋体"/>
+                                <w:b/>
+                                <w:bCs/>
+                                <w:sz w:val="21"/>
+                                <w:szCs w:val="21"/>
+                                <w:lang w:val="en-US" w:eastAsia="zh-CN" w:bidi="ar-SA"/>
+                              </w:rPr>
+                              <w:t xml:space="preserve"> </w:t>
+                            </w:r>
+                            <w:r>
+                              <w:rPr>
+                                <w:rFonts w:ascii="Times New Roman" w:hAnsi="Times New Roman" w:eastAsia="等线" w:cs="宋体"/>
+                                <w:sz w:val="21"/>
+                                <w:szCs w:val="21"/>
+                                <w:lang w:val="en-US" w:eastAsia="en-US" w:bidi="ar-SA"/>
+                              </w:rPr>
+                              <w:t>Netherlands</w:t>
+                            </w:r>
+                            <w:r>
+                              <w:rPr>
+                                <w:rFonts w:hint="eastAsia" w:ascii="Times New Roman" w:hAnsi="Times New Roman" w:eastAsia="等线" w:cs="宋体"/>
+                                <w:sz w:val="21"/>
+                                <w:szCs w:val="21"/>
+                                <w:lang w:val="en-US" w:eastAsia="zh-CN" w:bidi="ar-SA"/>
+                              </w:rPr>
+                              <w:t xml:space="preserve"> </w:t>
+                            </w:r>
+                            <w:r>
+                              <w:rPr>
+                                <w:rFonts w:ascii="Times New Roman" w:hAnsi="Times New Roman" w:eastAsia="等线" w:cs="宋体"/>
+                                <w:b/>
+                                <w:bCs/>
+                                <w:sz w:val="21"/>
+                                <w:szCs w:val="21"/>
+                                <w:lang w:val="en-US" w:eastAsia="zh-CN" w:bidi="ar-SA"/>
+                              </w:rPr>
+                              <w:t>·</w:t>
+                            </w:r>
+                            <w:r>
+                              <w:rPr>
+                                <w:rFonts w:hint="eastAsia" w:ascii="Times New Roman" w:hAnsi="Times New Roman" w:eastAsia="等线" w:cs="宋体"/>
+                                <w:b/>
+                                <w:bCs/>
+                                <w:sz w:val="21"/>
+                                <w:szCs w:val="21"/>
+                                <w:lang w:val="en-US" w:eastAsia="zh-CN" w:bidi="ar-SA"/>
+                              </w:rPr>
+                              <w:t xml:space="preserve"> </w:t>
+                            </w:r>
+                            <w:r>
+                              <w:rPr>
+                                <w:rFonts w:hint="eastAsia" w:ascii="Times New Roman" w:hAnsi="Times New Roman" w:eastAsia="等线" w:cs="宋体"/>
+                                <w:sz w:val="21"/>
+                                <w:szCs w:val="21"/>
+                                <w:lang w:val="en-US" w:eastAsia="zh-CN" w:bidi="ar-SA"/>
+                              </w:rPr>
+                              <w:t>J</w:t>
+                            </w:r>
+                            <w:r>
+                              <w:rPr>
+                                <w:rFonts w:ascii="Times New Roman" w:hAnsi="Times New Roman" w:eastAsia="等线" w:cs="宋体"/>
+                                <w:sz w:val="21"/>
+                                <w:szCs w:val="21"/>
+                                <w:lang w:val="en-US" w:eastAsia="en-US" w:bidi="ar-SA"/>
+                              </w:rPr>
+                              <w:t>apan</w:t>
+                            </w:r>
+                          </w:p>
+                          <w:p>
+                            <w:pPr>
+                              <w:keepNext w:val="0"/>
+                              <w:keepLines w:val="0"/>
+                              <w:pageBreakBefore w:val="0"/>
+                              <w:numPr>
+                                <w:ilvl w:val="0"/>
+                                <w:numId w:val="0"/>
+                              </w:numPr>
+                              <w:kinsoku/>
+                              <w:wordWrap/>
+                              <w:overflowPunct/>
+                              <w:topLinePunct w:val="0"/>
+                              <w:bidi w:val="0"/>
+                              <w:adjustRightInd w:val="0"/>
+                              <w:snapToGrid w:val="0"/>
+                              <w:spacing w:line="240" w:lineRule="auto"/>
+                              <w:ind w:leftChars="0"/>
+                              <w:textAlignment w:val="auto"/>
+                              <w:rPr>
+                                <w:rFonts w:hint="default" w:ascii="Times New Roman" w:hAnsi="Times New Roman" w:eastAsia="微软雅黑" w:cs="Times New Roman"/>
+                                <w:color w:val="auto"/>
+                                <w:sz w:val="24"/>
+                                <w:szCs w:val="24"/>
+                                <w:lang w:eastAsia="zh-CN"/>
+                              </w:rPr>
+                            </w:pPr>
+                            <w:r>
+                              <w:rPr>
+                                <w:rFonts w:hint="default" w:ascii="Times New Roman" w:hAnsi="Times New Roman" w:eastAsia="微软雅黑" w:cs="Times New Roman"/>
+                                <w:color w:val="auto"/>
+                                <w:sz w:val="24"/>
+                                <w:szCs w:val="24"/>
+                                <w:lang w:eastAsia="zh-CN"/>
+                              </w:rPr>
+                              <w:t>{% if testedby == “1” %}</w:t>
+                            </w:r>
+                          </w:p>
+                          <w:p>
+                            <w:pPr>
+                              <w:keepNext w:val="0"/>
+                              <w:keepLines w:val="0"/>
+                              <w:pageBreakBefore w:val="0"/>
+                              <w:numPr>
+                                <w:ilvl w:val="0"/>
+                                <w:numId w:val="0"/>
+                              </w:numPr>
+                              <w:kinsoku/>
+                              <w:wordWrap/>
+                              <w:overflowPunct/>
+                              <w:topLinePunct w:val="0"/>
+                              <w:bidi w:val="0"/>
+                              <w:adjustRightInd w:val="0"/>
+                              <w:snapToGrid w:val="0"/>
+                              <w:spacing w:line="240" w:lineRule="auto"/>
+                              <w:ind w:leftChars="0"/>
+                              <w:textAlignment w:val="auto"/>
+                              <w:rPr>
+                                <w:rFonts w:hint="default" w:ascii="Times New Roman" w:hAnsi="Times New Roman" w:eastAsia="微软雅黑" w:cs="Times New Roman"/>
+                                <w:sz w:val="24"/>
+                                <w:szCs w:val="24"/>
+                                <w:lang w:eastAsia="zh-CN"/>
+                              </w:rPr>
+                            </w:pPr>
+                          </w:p>
+                          <w:tbl>
+                            <w:tblPr>
+                              <w:tblStyle w:val="34"/>
+                              <w:tblW w:w="4447" w:type="dxa"/>
+                              <w:tblInd w:w="0" w:type="dxa"/>
+                              <w:tblLayout w:type="fixed"/>
+                              <w:tblCellMar>
+                                <w:top w:w="0" w:type="dxa"/>
+                                <w:left w:w="0" w:type="dxa"/>
+                                <w:bottom w:w="0" w:type="dxa"/>
+                                <w:right w:w="0" w:type="dxa"/>
+                              </w:tblCellMar>
+                            </w:tblPr>
+                            <w:tblGrid>
+                              <w:gridCol w:w="835"/>
+                              <w:gridCol w:w="1392"/>
+                              <w:gridCol w:w="984"/>
+                              <w:gridCol w:w="1236"/>
+                            </w:tblGrid>
+                            <w:tr>
+                              <w:tblPrEx>
+                                <w:tblCellMar>
+                                  <w:top w:w="0" w:type="dxa"/>
+                                  <w:left w:w="0" w:type="dxa"/>
+                                  <w:bottom w:w="0" w:type="dxa"/>
+                                  <w:right w:w="0" w:type="dxa"/>
+                                </w:tblCellMar>
+                              </w:tblPrEx>
+                              <w:trPr>
+                                <w:trHeight w:val="441" w:hRule="exact"/>
+                              </w:trPr>
+                              <w:tc>
+                                <w:tcPr>
+                                  <w:tcW w:w="835" w:type="dxa"/>
+                                  <w:vAlign w:val="center"/>
+                                </w:tcPr>
+                                <w:p>
+                                  <w:pPr>
+                                    <w:pStyle w:val="22"/>
+                                    <w:keepNext w:val="0"/>
+                                    <w:keepLines w:val="0"/>
+                                    <w:pageBreakBefore w:val="0"/>
+                                    <w:kinsoku/>
+                                    <w:wordWrap/>
+                                    <w:overflowPunct/>
+                                    <w:topLinePunct w:val="0"/>
+                                    <w:bidi w:val="0"/>
+                                    <w:adjustRightInd w:val="0"/>
+                                    <w:snapToGrid w:val="0"/>
+                                    <w:spacing w:line="240" w:lineRule="auto"/>
+                                    <w:ind w:left="13" w:right="95"/>
+                                    <w:jc w:val="both"/>
+                                    <w:textAlignment w:val="auto"/>
+                                    <w:rPr>
+                                      <w:rFonts w:ascii="Times New Roman" w:hAnsi="Times New Roman" w:cs="Times New Roman"/>
+                                      <w:b/>
+                                      <w:sz w:val="18"/>
+                                      <w:szCs w:val="18"/>
+                                    </w:rPr>
+                                  </w:pPr>
+                                  <w:r>
+                                    <w:rPr>
+                                      <w:rFonts w:ascii="Times New Roman" w:hAnsi="Times New Roman" w:cs="Times New Roman"/>
+                                      <w:b/>
+                                      <w:sz w:val="18"/>
+                                      <w:szCs w:val="18"/>
+                                    </w:rPr>
+                                    <w:t>检测人：</w:t>
+                                  </w:r>
+                                </w:p>
+                              </w:tc>
+                              <w:tc>
+                                <w:tcPr>
+                                  <w:tcW w:w="1392" w:type="dxa"/>
+                                  <w:vAlign w:val="center"/>
+                                </w:tcPr>
+                                <w:p>
+                                  <w:pPr>
+                                    <w:pStyle w:val="22"/>
+                                    <w:keepNext w:val="0"/>
+                                    <w:keepLines w:val="0"/>
+                                    <w:pageBreakBefore w:val="0"/>
+                                    <w:kinsoku/>
+                                    <w:wordWrap/>
+                                    <w:overflowPunct/>
+                                    <w:topLinePunct w:val="0"/>
+                                    <w:bidi w:val="0"/>
+                                    <w:adjustRightInd w:val="0"/>
+                                    <w:snapToGrid w:val="0"/>
+                                    <w:spacing w:line="240" w:lineRule="auto"/>
+                                    <w:jc w:val="both"/>
+                                    <w:textAlignment w:val="auto"/>
+                                    <w:rPr>
+                                      <w:rFonts w:ascii="Times New Roman" w:hAnsi="Times New Roman" w:cs="Times New Roman"/>
+                                      <w:b/>
+                                      <w:sz w:val="18"/>
+                                      <w:szCs w:val="18"/>
+                                    </w:rPr>
+                                  </w:pPr>
+                                  <w:r>
+                                    <w:rPr>
+                                      <w:sz w:val="18"/>
+                                      <w:szCs w:val="18"/>
+                                    </w:rPr>
+                                    <w:drawing>
+                                      <wp:inline distT="0" distB="0" distL="114300" distR="114300">
+                                        <wp:extent cx="655955" cy="294640"/>
+                                        <wp:effectExtent l="0" t="0" r="14605" b="10160"/>
+                                        <wp:docPr id="18" name="图片 6" descr="蔡冬雪"/>
+                                        <wp:cNvGraphicFramePr>
+                                          <a:graphicFrameLocks xmlns:a="http://schemas.openxmlformats.org/drawingml/2006/main" noChangeAspect="1"/>
+                                        </wp:cNvGraphicFramePr>
+                                        <a:graphic xmlns:a="http://schemas.openxmlformats.org/drawingml/2006/main">
+                                          <a:graphicData uri="http://schemas.openxmlformats.org/drawingml/2006/picture">
+                                            <pic:pic xmlns:pic="http://schemas.openxmlformats.org/drawingml/2006/picture">
+                                              <pic:nvPicPr>
+                                                <pic:cNvPr id="18" name="图片 6" descr="蔡冬雪"/>
+                                                <pic:cNvPicPr>
+                                                  <a:picLocks noChangeAspect="1"/>
+                                                </pic:cNvPicPr>
+                                              </pic:nvPicPr>
+                                              <pic:blipFill>
+                                                <a:blip r:embed="rId18">
+                                                  <a:clrChange>
+                                                    <a:clrFrom>
+                                                      <a:srgbClr val="FFFFFF">
+                                                        <a:alpha val="100000"/>
+                                                      </a:srgbClr>
+                                                    </a:clrFrom>
+                                                    <a:clrTo>
+                                                      <a:srgbClr val="FFFFFF">
+                                                        <a:alpha val="100000"/>
+                                                        <a:alpha val="0"/>
+                                                      </a:srgbClr>
+                                                    </a:clrTo>
+                                                  </a:clrChange>
+                                                </a:blip>
+                                                <a:srcRect l="18656" t="33322" r="18897" b="26699"/>
+                                                <a:stretch>
+                                                  <a:fillRect/>
+                                                </a:stretch>
+                                              </pic:blipFill>
+                                              <pic:spPr>
+                                                <a:xfrm>
+                                                  <a:off x="0" y="0"/>
+                                                  <a:ext cx="655955" cy="294640"/>
+                                                </a:xfrm>
+                                                <a:prstGeom prst="rect">
+                                                  <a:avLst/>
+                                                </a:prstGeom>
+                                              </pic:spPr>
+                                            </pic:pic>
+                                          </a:graphicData>
+                                        </a:graphic>
+                                      </wp:inline>
+                                    </w:drawing>
+                                  </w:r>
+                                </w:p>
+                              </w:tc>
+                              <w:tc>
+                                <w:tcPr>
+                                  <w:tcW w:w="984" w:type="dxa"/>
+                                  <w:vAlign w:val="center"/>
+                                </w:tcPr>
+                                <w:p>
+                                  <w:pPr>
+                                    <w:pStyle w:val="22"/>
+                                    <w:keepNext w:val="0"/>
+                                    <w:keepLines w:val="0"/>
+                                    <w:pageBreakBefore w:val="0"/>
+                                    <w:kinsoku/>
+                                    <w:wordWrap/>
+                                    <w:overflowPunct/>
+                                    <w:topLinePunct w:val="0"/>
+                                    <w:bidi w:val="0"/>
+                                    <w:adjustRightInd w:val="0"/>
+                                    <w:snapToGrid w:val="0"/>
+                                    <w:spacing w:line="240" w:lineRule="auto"/>
+                                    <w:jc w:val="both"/>
+                                    <w:textAlignment w:val="auto"/>
+                                    <w:rPr>
+                                      <w:rFonts w:ascii="Times New Roman" w:hAnsi="Times New Roman" w:cs="Times New Roman"/>
+                                      <w:b/>
+                                      <w:sz w:val="18"/>
+                                      <w:szCs w:val="18"/>
+                                    </w:rPr>
+                                  </w:pPr>
+                                  <w:r>
+                                    <w:rPr>
+                                      <w:rFonts w:ascii="Times New Roman" w:hAnsi="Times New Roman" w:cs="Times New Roman"/>
+                                      <w:b/>
+                                      <w:sz w:val="18"/>
+                                      <w:szCs w:val="18"/>
+                                    </w:rPr>
+                                    <w:t>复核人</w:t>
+                                  </w:r>
+                                  <w:r>
+                                    <w:rPr>
+                                      <w:rFonts w:ascii="Times New Roman" w:hAnsi="Times New Roman" w:cs="Times New Roman"/>
+                                      <w:b/>
+                                      <w:sz w:val="18"/>
+                                      <w:szCs w:val="18"/>
+                                      <w:lang w:eastAsia="zh-CN"/>
+                                    </w:rPr>
+                                    <w:t>：</w:t>
+                                  </w:r>
+                                </w:p>
+                              </w:tc>
+                              <w:tc>
+                                <w:tcPr>
+                                  <w:tcW w:w="1236" w:type="dxa"/>
+                                  <w:vAlign w:val="center"/>
+                                </w:tcPr>
+                                <w:p>
+                                  <w:pPr>
+                                    <w:pStyle w:val="22"/>
+                                    <w:keepNext w:val="0"/>
+                                    <w:keepLines w:val="0"/>
+                                    <w:pageBreakBefore w:val="0"/>
+                                    <w:kinsoku/>
+                                    <w:wordWrap/>
+                                    <w:overflowPunct/>
+                                    <w:topLinePunct w:val="0"/>
+                                    <w:bidi w:val="0"/>
+                                    <w:adjustRightInd w:val="0"/>
+                                    <w:snapToGrid w:val="0"/>
+                                    <w:spacing w:line="240" w:lineRule="auto"/>
+                                    <w:ind w:right="15"/>
+                                    <w:jc w:val="both"/>
+                                    <w:textAlignment w:val="auto"/>
+                                    <w:rPr>
+                                      <w:rFonts w:ascii="Times New Roman" w:hAnsi="Times New Roman" w:cs="Times New Roman"/>
+                                      <w:b/>
+                                      <w:sz w:val="18"/>
+                                      <w:szCs w:val="18"/>
+                                    </w:rPr>
+                                  </w:pPr>
+                                  <w:r>
+                                    <w:rPr>
+                                      <w:sz w:val="18"/>
+                                      <w:szCs w:val="18"/>
+                                    </w:rPr>
+                                    <w:drawing>
+                                      <wp:inline distT="0" distB="0" distL="114300" distR="114300">
+                                        <wp:extent cx="524510" cy="297180"/>
+                                        <wp:effectExtent l="0" t="0" r="0" b="6985"/>
+                                        <wp:docPr id="19" name="图片 4" descr="王建丽"/>
+                                        <wp:cNvGraphicFramePr>
+                                          <a:graphicFrameLocks xmlns:a="http://schemas.openxmlformats.org/drawingml/2006/main" noChangeAspect="1"/>
+                                        </wp:cNvGraphicFramePr>
+                                        <a:graphic xmlns:a="http://schemas.openxmlformats.org/drawingml/2006/main">
+                                          <a:graphicData uri="http://schemas.openxmlformats.org/drawingml/2006/picture">
+                                            <pic:pic xmlns:pic="http://schemas.openxmlformats.org/drawingml/2006/picture">
+                                              <pic:nvPicPr>
+                                                <pic:cNvPr id="19" name="图片 4" descr="王建丽"/>
+                                                <pic:cNvPicPr>
+                                                  <a:picLocks noChangeAspect="1"/>
+                                                </pic:cNvPicPr>
+                                              </pic:nvPicPr>
+                                              <pic:blipFill>
+                                                <a:blip r:embed="rId19">
+                                                  <a:clrChange>
+                                                    <a:clrFrom>
+                                                      <a:srgbClr val="FFFFFF">
+                                                        <a:alpha val="100000"/>
+                                                      </a:srgbClr>
+                                                    </a:clrFrom>
+                                                    <a:clrTo>
+                                                      <a:srgbClr val="FFFFFF">
+                                                        <a:alpha val="100000"/>
+                                                        <a:alpha val="0"/>
+                                                      </a:srgbClr>
+                                                    </a:clrTo>
+                                                  </a:clrChange>
+                                                </a:blip>
+                                                <a:stretch>
+                                                  <a:fillRect/>
+                                                </a:stretch>
+                                              </pic:blipFill>
+                                              <pic:spPr>
+                                                <a:xfrm>
+                                                  <a:off x="0" y="0"/>
+                                                  <a:ext cx="524510" cy="297180"/>
+                                                </a:xfrm>
+                                                <a:prstGeom prst="rect">
+                                                  <a:avLst/>
+                                                </a:prstGeom>
+                                              </pic:spPr>
+                                            </pic:pic>
+                                          </a:graphicData>
+                                        </a:graphic>
+                                      </wp:inline>
+                                    </w:drawing>
+                                  </w:r>
+                                </w:p>
+                              </w:tc>
+                            </w:tr>
+                            <w:tr>
+                              <w:tblPrEx>
+                                <w:tblCellMar>
+                                  <w:top w:w="0" w:type="dxa"/>
+                                  <w:left w:w="0" w:type="dxa"/>
+                                  <w:bottom w:w="0" w:type="dxa"/>
+                                  <w:right w:w="0" w:type="dxa"/>
+                                </w:tblCellMar>
+                              </w:tblPrEx>
+                              <w:trPr>
+                                <w:trHeight w:val="457" w:hRule="exact"/>
+                              </w:trPr>
+                              <w:tc>
+                                <w:tcPr>
+                                  <w:tcW w:w="835" w:type="dxa"/>
+                                  <w:vAlign w:val="center"/>
+                                </w:tcPr>
+                                <w:p>
+                                  <w:pPr>
+                                    <w:pStyle w:val="22"/>
+                                    <w:keepNext w:val="0"/>
+                                    <w:keepLines w:val="0"/>
+                                    <w:pageBreakBefore w:val="0"/>
+                                    <w:kinsoku/>
+                                    <w:wordWrap/>
+                                    <w:overflowPunct/>
+                                    <w:topLinePunct w:val="0"/>
+                                    <w:bidi w:val="0"/>
+                                    <w:adjustRightInd w:val="0"/>
+                                    <w:snapToGrid w:val="0"/>
+                                    <w:spacing w:line="240" w:lineRule="auto"/>
+                                    <w:ind w:left="13" w:right="165"/>
+                                    <w:jc w:val="both"/>
+                                    <w:textAlignment w:val="auto"/>
+                                    <w:rPr>
+                                      <w:rFonts w:ascii="Times New Roman" w:hAnsi="Times New Roman" w:cs="Times New Roman"/>
+                                      <w:b/>
+                                      <w:sz w:val="18"/>
+                                      <w:szCs w:val="18"/>
+                                    </w:rPr>
+                                  </w:pPr>
+                                  <w:r>
+                                    <w:rPr>
+                                      <w:rFonts w:ascii="Times New Roman" w:hAnsi="Times New Roman" w:cs="Times New Roman"/>
+                                      <w:b/>
+                                      <w:sz w:val="18"/>
+                                      <w:szCs w:val="18"/>
+                                    </w:rPr>
+                                    <w:t>日</w:t>
+                                  </w:r>
+                                  <w:r>
+                                    <w:rPr>
+                                      <w:rFonts w:ascii="Times New Roman" w:hAnsi="Times New Roman" w:cs="Times New Roman"/>
+                                      <w:b/>
+                                      <w:sz w:val="18"/>
+                                      <w:szCs w:val="18"/>
+                                      <w:lang w:eastAsia="zh-CN"/>
+                                    </w:rPr>
+                                    <w:t xml:space="preserve">  </w:t>
+                                  </w:r>
+                                  <w:r>
+                                    <w:rPr>
+                                      <w:rFonts w:ascii="Times New Roman" w:hAnsi="Times New Roman" w:cs="Times New Roman"/>
+                                      <w:b/>
+                                      <w:sz w:val="18"/>
+                                      <w:szCs w:val="18"/>
+                                    </w:rPr>
+                                    <w:t>期：</w:t>
+                                  </w:r>
+                                </w:p>
+                              </w:tc>
+                              <w:tc>
+                                <w:tcPr>
+                                  <w:tcW w:w="1392" w:type="dxa"/>
+                                  <w:vAlign w:val="center"/>
+                                </w:tcPr>
+                                <w:p>
+                                  <w:pPr>
+                                    <w:pStyle w:val="22"/>
+                                    <w:keepNext w:val="0"/>
+                                    <w:keepLines w:val="0"/>
+                                    <w:pageBreakBefore w:val="0"/>
+                                    <w:kinsoku/>
+                                    <w:wordWrap/>
+                                    <w:overflowPunct/>
+                                    <w:topLinePunct w:val="0"/>
+                                    <w:bidi w:val="0"/>
+                                    <w:adjustRightInd w:val="0"/>
+                                    <w:snapToGrid w:val="0"/>
+                                    <w:spacing w:line="240" w:lineRule="auto"/>
+                                    <w:jc w:val="both"/>
+                                    <w:textAlignment w:val="auto"/>
+                                    <w:rPr>
+                                      <w:rFonts w:ascii="Times New Roman" w:hAnsi="Times New Roman" w:cs="Times New Roman"/>
+                                      <w:sz w:val="18"/>
+                                      <w:szCs w:val="18"/>
+                                    </w:rPr>
+                                  </w:pPr>
+                                  <w:r>
+                                    <w:rPr>
+                                      <w:rFonts w:ascii="Times New Roman" w:hAnsi="Times New Roman" w:cs="Times New Roman"/>
+                                      <w:kern w:val="2"/>
+                                      <w:sz w:val="18"/>
+                                      <w:szCs w:val="18"/>
+                                      <w:lang w:eastAsia="zh-CN"/>
+                                    </w:rPr>
+                                    <w:t>{{ reportdate }}</w:t>
+                                  </w:r>
+                                </w:p>
+                              </w:tc>
+                              <w:tc>
+                                <w:tcPr>
+                                  <w:tcW w:w="984" w:type="dxa"/>
+                                  <w:vAlign w:val="center"/>
+                                </w:tcPr>
+                                <w:p>
+                                  <w:pPr>
+                                    <w:pStyle w:val="22"/>
+                                    <w:keepNext w:val="0"/>
+                                    <w:keepLines w:val="0"/>
+                                    <w:pageBreakBefore w:val="0"/>
+                                    <w:kinsoku/>
+                                    <w:wordWrap/>
+                                    <w:overflowPunct/>
+                                    <w:topLinePunct w:val="0"/>
+                                    <w:bidi w:val="0"/>
+                                    <w:adjustRightInd w:val="0"/>
+                                    <w:snapToGrid w:val="0"/>
+                                    <w:spacing w:line="240" w:lineRule="auto"/>
+                                    <w:jc w:val="both"/>
+                                    <w:textAlignment w:val="auto"/>
+                                    <w:rPr>
+                                      <w:rFonts w:ascii="Times New Roman" w:hAnsi="Times New Roman" w:cs="Times New Roman"/>
+                                      <w:b/>
+                                      <w:sz w:val="18"/>
+                                      <w:szCs w:val="18"/>
+                                    </w:rPr>
+                                  </w:pPr>
+                                  <w:r>
+                                    <w:rPr>
+                                      <w:rFonts w:ascii="Times New Roman" w:hAnsi="Times New Roman" w:cs="Times New Roman"/>
+                                      <w:b/>
+                                      <w:sz w:val="18"/>
+                                      <w:szCs w:val="18"/>
+                                    </w:rPr>
+                                    <w:t>日</w:t>
+                                  </w:r>
+                                  <w:r>
+                                    <w:rPr>
+                                      <w:rFonts w:ascii="Times New Roman" w:hAnsi="Times New Roman" w:cs="Times New Roman"/>
+                                      <w:b/>
+                                      <w:sz w:val="18"/>
+                                      <w:szCs w:val="18"/>
+                                      <w:lang w:eastAsia="zh-CN"/>
+                                    </w:rPr>
+                                    <w:t xml:space="preserve">  </w:t>
+                                  </w:r>
+                                  <w:r>
+                                    <w:rPr>
+                                      <w:rFonts w:ascii="Times New Roman" w:hAnsi="Times New Roman" w:cs="Times New Roman"/>
+                                      <w:b/>
+                                      <w:sz w:val="18"/>
+                                      <w:szCs w:val="18"/>
+                                    </w:rPr>
+                                    <w:t>期：</w:t>
+                                  </w:r>
+                                </w:p>
+                              </w:tc>
+                              <w:tc>
+                                <w:tcPr>
+                                  <w:tcW w:w="1236" w:type="dxa"/>
+                                  <w:vAlign w:val="center"/>
+                                </w:tcPr>
+                                <w:p>
+                                  <w:pPr>
+                                    <w:pStyle w:val="22"/>
+                                    <w:keepNext w:val="0"/>
+                                    <w:keepLines w:val="0"/>
+                                    <w:pageBreakBefore w:val="0"/>
+                                    <w:kinsoku/>
+                                    <w:wordWrap/>
+                                    <w:overflowPunct/>
+                                    <w:topLinePunct w:val="0"/>
+                                    <w:bidi w:val="0"/>
+                                    <w:adjustRightInd w:val="0"/>
+                                    <w:snapToGrid w:val="0"/>
+                                    <w:spacing w:line="240" w:lineRule="auto"/>
+                                    <w:ind w:right="15"/>
+                                    <w:jc w:val="both"/>
+                                    <w:textAlignment w:val="auto"/>
+                                    <w:rPr>
+                                      <w:rFonts w:ascii="Times New Roman" w:hAnsi="Times New Roman" w:cs="Times New Roman"/>
+                                      <w:sz w:val="18"/>
+                                      <w:szCs w:val="18"/>
+                                    </w:rPr>
+                                  </w:pPr>
+                                  <w:r>
+                                    <w:rPr>
+                                      <w:rFonts w:ascii="Times New Roman" w:hAnsi="Times New Roman" w:cs="Times New Roman"/>
+                                      <w:kern w:val="2"/>
+                                      <w:sz w:val="18"/>
+                                      <w:szCs w:val="18"/>
+                                      <w:lang w:eastAsia="zh-CN"/>
+                                    </w:rPr>
+                                    <w:t>{{ reportdate }}</w:t>
+                                  </w:r>
+                                </w:p>
+                              </w:tc>
+                            </w:tr>
+                          </w:tbl>
+                          <w:p>
+                            <w:pPr>
+                              <w:keepNext w:val="0"/>
+                              <w:keepLines w:val="0"/>
+                              <w:pageBreakBefore w:val="0"/>
+                              <w:kinsoku/>
+                              <w:wordWrap/>
+                              <w:overflowPunct/>
+                              <w:topLinePunct w:val="0"/>
+                              <w:bidi w:val="0"/>
+                              <w:adjustRightInd w:val="0"/>
+                              <w:snapToGrid w:val="0"/>
+                              <w:spacing w:line="240" w:lineRule="auto"/>
+                              <w:textAlignment w:val="auto"/>
+                              <w:rPr>
+                                <w:rFonts w:hint="default"/>
+                                <w:sz w:val="18"/>
+                                <w:szCs w:val="18"/>
+                                <w:lang w:val="en-US" w:eastAsia="zh-CN"/>
+                              </w:rPr>
+                            </w:pPr>
+                            <w:r>
+                              <w:rPr>
+                                <w:rFonts w:hint="eastAsia" w:ascii="Times New Roman" w:hAnsi="Times New Roman" w:eastAsia="微软雅黑" w:cs="Times New Roman"/>
+                                <w:sz w:val="18"/>
+                                <w:szCs w:val="18"/>
+                                <w:lang w:eastAsia="zh-CN"/>
+                              </w:rPr>
+                              <w:t xml:space="preserve">{% endif %}{% if testedby == </w:t>
+                            </w:r>
+                            <w:r>
+                              <w:rPr>
+                                <w:rFonts w:ascii="Times New Roman" w:hAnsi="Times New Roman" w:eastAsia="微软雅黑" w:cs="Times New Roman"/>
+                                <w:sz w:val="18"/>
+                                <w:szCs w:val="18"/>
+                                <w:lang w:eastAsia="zh-CN"/>
+                              </w:rPr>
+                              <w:t>“</w:t>
+                            </w:r>
+                            <w:r>
+                              <w:rPr>
+                                <w:rFonts w:hint="eastAsia" w:ascii="Times New Roman" w:hAnsi="Times New Roman" w:eastAsia="微软雅黑" w:cs="Times New Roman"/>
+                                <w:sz w:val="18"/>
+                                <w:szCs w:val="18"/>
+                                <w:lang w:eastAsia="zh-CN"/>
+                              </w:rPr>
+                              <w:t>2</w:t>
+                            </w:r>
+                            <w:r>
+                              <w:rPr>
+                                <w:rFonts w:ascii="Times New Roman" w:hAnsi="Times New Roman" w:eastAsia="微软雅黑" w:cs="Times New Roman"/>
+                                <w:sz w:val="18"/>
+                                <w:szCs w:val="18"/>
+                                <w:lang w:eastAsia="zh-CN"/>
+                              </w:rPr>
+                              <w:t>”</w:t>
+                            </w:r>
+                            <w:r>
+                              <w:rPr>
+                                <w:rFonts w:hint="eastAsia" w:ascii="Times New Roman" w:hAnsi="Times New Roman" w:eastAsia="微软雅黑" w:cs="Times New Roman"/>
+                                <w:sz w:val="18"/>
+                                <w:szCs w:val="18"/>
+                                <w:lang w:eastAsia="zh-CN"/>
+                              </w:rPr>
+                              <w:t xml:space="preserve"> %}</w:t>
+                            </w:r>
+                          </w:p>
+                          <w:p>
+                            <w:pPr>
+                              <w:keepNext w:val="0"/>
+                              <w:keepLines w:val="0"/>
+                              <w:pageBreakBefore w:val="0"/>
+                              <w:kinsoku/>
+                              <w:wordWrap/>
+                              <w:overflowPunct/>
+                              <w:topLinePunct w:val="0"/>
+                              <w:bidi w:val="0"/>
+                              <w:adjustRightInd w:val="0"/>
+                              <w:snapToGrid w:val="0"/>
+                              <w:spacing w:line="240" w:lineRule="auto"/>
+                              <w:textAlignment w:val="auto"/>
+                              <w:rPr>
+                                <w:sz w:val="18"/>
+                                <w:szCs w:val="18"/>
+                                <w:lang w:eastAsia="zh-CN"/>
+                              </w:rPr>
+                            </w:pPr>
+                          </w:p>
+                          <w:tbl>
+                            <w:tblPr>
+                              <w:tblStyle w:val="34"/>
+                              <w:tblW w:w="4543" w:type="dxa"/>
+                              <w:tblInd w:w="0" w:type="dxa"/>
+                              <w:tblLayout w:type="fixed"/>
+                              <w:tblCellMar>
+                                <w:top w:w="0" w:type="dxa"/>
+                                <w:left w:w="0" w:type="dxa"/>
+                                <w:bottom w:w="0" w:type="dxa"/>
+                                <w:right w:w="0" w:type="dxa"/>
+                              </w:tblCellMar>
+                            </w:tblPr>
+                            <w:tblGrid>
+                              <w:gridCol w:w="835"/>
+                              <w:gridCol w:w="1308"/>
+                              <w:gridCol w:w="912"/>
+                              <w:gridCol w:w="1488"/>
+                            </w:tblGrid>
+                            <w:tr>
+                              <w:tblPrEx>
+                                <w:tblCellMar>
+                                  <w:top w:w="0" w:type="dxa"/>
+                                  <w:left w:w="0" w:type="dxa"/>
+                                  <w:bottom w:w="0" w:type="dxa"/>
+                                  <w:right w:w="0" w:type="dxa"/>
+                                </w:tblCellMar>
+                              </w:tblPrEx>
+                              <w:trPr>
+                                <w:trHeight w:val="441" w:hRule="exact"/>
+                              </w:trPr>
+                              <w:tc>
+                                <w:tcPr>
+                                  <w:tcW w:w="835" w:type="dxa"/>
+                                  <w:vAlign w:val="center"/>
+                                </w:tcPr>
+                                <w:p>
+                                  <w:pPr>
+                                    <w:pStyle w:val="22"/>
+                                    <w:keepNext w:val="0"/>
+                                    <w:keepLines w:val="0"/>
+                                    <w:pageBreakBefore w:val="0"/>
+                                    <w:kinsoku/>
+                                    <w:wordWrap/>
+                                    <w:overflowPunct/>
+                                    <w:topLinePunct w:val="0"/>
+                                    <w:bidi w:val="0"/>
+                                    <w:adjustRightInd w:val="0"/>
+                                    <w:snapToGrid w:val="0"/>
+                                    <w:spacing w:line="240" w:lineRule="auto"/>
+                                    <w:ind w:left="13" w:right="95"/>
+                                    <w:jc w:val="both"/>
+                                    <w:textAlignment w:val="auto"/>
+                                    <w:rPr>
+                                      <w:rFonts w:ascii="Times New Roman" w:hAnsi="Times New Roman" w:cs="Times New Roman"/>
+                                      <w:b/>
+                                      <w:sz w:val="18"/>
+                                      <w:szCs w:val="18"/>
+                                    </w:rPr>
+                                  </w:pPr>
+                                  <w:r>
+                                    <w:rPr>
+                                      <w:rFonts w:ascii="Times New Roman" w:hAnsi="Times New Roman" w:cs="Times New Roman"/>
+                                      <w:b/>
+                                      <w:sz w:val="18"/>
+                                      <w:szCs w:val="18"/>
+                                    </w:rPr>
+                                    <w:t>检测人：</w:t>
+                                  </w:r>
+                                </w:p>
+                              </w:tc>
+                              <w:tc>
+                                <w:tcPr>
+                                  <w:tcW w:w="1308" w:type="dxa"/>
+                                  <w:vAlign w:val="center"/>
+                                </w:tcPr>
+                                <w:p>
+                                  <w:pPr>
+                                    <w:pStyle w:val="22"/>
+                                    <w:keepNext w:val="0"/>
+                                    <w:keepLines w:val="0"/>
+                                    <w:pageBreakBefore w:val="0"/>
+                                    <w:kinsoku/>
+                                    <w:wordWrap/>
+                                    <w:overflowPunct/>
+                                    <w:topLinePunct w:val="0"/>
+                                    <w:bidi w:val="0"/>
+                                    <w:adjustRightInd w:val="0"/>
+                                    <w:snapToGrid w:val="0"/>
+                                    <w:spacing w:line="240" w:lineRule="auto"/>
+                                    <w:jc w:val="both"/>
+                                    <w:textAlignment w:val="auto"/>
+                                    <w:rPr>
+                                      <w:rFonts w:ascii="Times New Roman" w:hAnsi="Times New Roman" w:cs="Times New Roman"/>
+                                      <w:b/>
+                                      <w:sz w:val="18"/>
+                                      <w:szCs w:val="18"/>
+                                    </w:rPr>
+                                  </w:pPr>
+                                  <w:r>
+                                    <w:rPr>
+                                      <w:sz w:val="18"/>
+                                      <w:szCs w:val="18"/>
+                                    </w:rPr>
+                                    <w:drawing>
+                                      <wp:inline distT="0" distB="0" distL="114300" distR="114300">
+                                        <wp:extent cx="604520" cy="325755"/>
+                                        <wp:effectExtent l="0" t="0" r="0" b="0"/>
+                                        <wp:docPr id="4" name="图片 1"/>
+                                        <wp:cNvGraphicFramePr>
+                                          <a:graphicFrameLocks xmlns:a="http://schemas.openxmlformats.org/drawingml/2006/main" noChangeAspect="1"/>
+                                        </wp:cNvGraphicFramePr>
+                                        <a:graphic xmlns:a="http://schemas.openxmlformats.org/drawingml/2006/main">
+                                          <a:graphicData uri="http://schemas.openxmlformats.org/drawingml/2006/picture">
+                                            <pic:pic xmlns:pic="http://schemas.openxmlformats.org/drawingml/2006/picture">
+                                              <pic:nvPicPr>
+                                                <pic:cNvPr id="4" name="图片 1"/>
+                                                <pic:cNvPicPr>
+                                                  <a:picLocks noChangeAspect="1"/>
+                                                </pic:cNvPicPr>
+                                              </pic:nvPicPr>
+                                              <pic:blipFill>
+                                                <a:blip r:embed="rId20">
+                                                  <a:clrChange>
+                                                    <a:clrFrom>
+                                                      <a:srgbClr val="FFFFFF">
+                                                        <a:alpha val="100000"/>
+                                                      </a:srgbClr>
+                                                    </a:clrFrom>
+                                                    <a:clrTo>
+                                                      <a:srgbClr val="FFFFFF">
+                                                        <a:alpha val="100000"/>
+                                                        <a:alpha val="0"/>
+                                                      </a:srgbClr>
+                                                    </a:clrTo>
+                                                  </a:clrChange>
+                                                </a:blip>
+                                                <a:srcRect l="10922" t="11667"/>
+                                                <a:stretch>
+                                                  <a:fillRect/>
+                                                </a:stretch>
+                                              </pic:blipFill>
+                                              <pic:spPr>
+                                                <a:xfrm>
+                                                  <a:off x="0" y="0"/>
+                                                  <a:ext cx="604520" cy="325755"/>
+                                                </a:xfrm>
+                                                <a:prstGeom prst="rect">
+                                                  <a:avLst/>
+                                                </a:prstGeom>
+                                                <a:noFill/>
+                                                <a:ln>
+                                                  <a:noFill/>
+                                                </a:ln>
+                                              </pic:spPr>
+                                            </pic:pic>
+                                          </a:graphicData>
+                                        </a:graphic>
+                                      </wp:inline>
+                                    </w:drawing>
+                                  </w:r>
+                                </w:p>
+                              </w:tc>
+                              <w:tc>
+                                <w:tcPr>
+                                  <w:tcW w:w="912" w:type="dxa"/>
+                                  <w:vAlign w:val="center"/>
+                                </w:tcPr>
+                                <w:p>
+                                  <w:pPr>
+                                    <w:pStyle w:val="22"/>
+                                    <w:keepNext w:val="0"/>
+                                    <w:keepLines w:val="0"/>
+                                    <w:pageBreakBefore w:val="0"/>
+                                    <w:kinsoku/>
+                                    <w:wordWrap/>
+                                    <w:overflowPunct/>
+                                    <w:topLinePunct w:val="0"/>
+                                    <w:bidi w:val="0"/>
+                                    <w:adjustRightInd w:val="0"/>
+                                    <w:snapToGrid w:val="0"/>
+                                    <w:spacing w:line="240" w:lineRule="auto"/>
+                                    <w:jc w:val="both"/>
+                                    <w:textAlignment w:val="auto"/>
+                                    <w:rPr>
+                                      <w:rFonts w:ascii="Times New Roman" w:hAnsi="Times New Roman" w:cs="Times New Roman"/>
+                                      <w:b/>
+                                      <w:sz w:val="18"/>
+                                      <w:szCs w:val="18"/>
+                                    </w:rPr>
+                                  </w:pPr>
+                                  <w:r>
+                                    <w:rPr>
+                                      <w:rFonts w:ascii="Times New Roman" w:hAnsi="Times New Roman" w:cs="Times New Roman"/>
+                                      <w:b/>
+                                      <w:sz w:val="18"/>
+                                      <w:szCs w:val="18"/>
+                                    </w:rPr>
+                                    <w:t>复核人</w:t>
+                                  </w:r>
+                                  <w:r>
+                                    <w:rPr>
+                                      <w:rFonts w:ascii="Times New Roman" w:hAnsi="Times New Roman" w:cs="Times New Roman"/>
+                                      <w:b/>
+                                      <w:sz w:val="18"/>
+                                      <w:szCs w:val="18"/>
+                                      <w:lang w:eastAsia="zh-CN"/>
+                                    </w:rPr>
+                                    <w:t>：</w:t>
+                                  </w:r>
+                                </w:p>
+                              </w:tc>
+                              <w:tc>
+                                <w:tcPr>
+                                  <w:tcW w:w="1488" w:type="dxa"/>
+                                  <w:vAlign w:val="center"/>
+                                </w:tcPr>
+                                <w:p>
+                                  <w:pPr>
+                                    <w:pStyle w:val="22"/>
+                                    <w:keepNext w:val="0"/>
+                                    <w:keepLines w:val="0"/>
+                                    <w:pageBreakBefore w:val="0"/>
+                                    <w:kinsoku/>
+                                    <w:wordWrap/>
+                                    <w:overflowPunct/>
+                                    <w:topLinePunct w:val="0"/>
+                                    <w:bidi w:val="0"/>
+                                    <w:adjustRightInd w:val="0"/>
+                                    <w:snapToGrid w:val="0"/>
+                                    <w:spacing w:line="240" w:lineRule="auto"/>
+                                    <w:ind w:right="15"/>
+                                    <w:jc w:val="both"/>
+                                    <w:textAlignment w:val="auto"/>
+                                    <w:rPr>
+                                      <w:rFonts w:ascii="Times New Roman" w:hAnsi="Times New Roman" w:cs="Times New Roman"/>
+                                      <w:b/>
+                                      <w:sz w:val="18"/>
+                                      <w:szCs w:val="18"/>
+                                    </w:rPr>
+                                  </w:pPr>
+                                  <w:r>
+                                    <w:rPr>
+                                      <w:sz w:val="18"/>
+                                      <w:szCs w:val="18"/>
+                                    </w:rPr>
+                                    <w:drawing>
+                                      <wp:inline distT="0" distB="0" distL="114300" distR="114300">
+                                        <wp:extent cx="563245" cy="319405"/>
+                                        <wp:effectExtent l="0" t="0" r="0" b="635"/>
+                                        <wp:docPr id="8" name="图片 4" descr="王建丽"/>
+                                        <wp:cNvGraphicFramePr>
+                                          <a:graphicFrameLocks xmlns:a="http://schemas.openxmlformats.org/drawingml/2006/main" noChangeAspect="1"/>
+                                        </wp:cNvGraphicFramePr>
+                                        <a:graphic xmlns:a="http://schemas.openxmlformats.org/drawingml/2006/main">
+                                          <a:graphicData uri="http://schemas.openxmlformats.org/drawingml/2006/picture">
+                                            <pic:pic xmlns:pic="http://schemas.openxmlformats.org/drawingml/2006/picture">
+                                              <pic:nvPicPr>
+                                                <pic:cNvPr id="8" name="图片 4" descr="王建丽"/>
+                                                <pic:cNvPicPr>
+                                                  <a:picLocks noChangeAspect="1"/>
+                                                </pic:cNvPicPr>
+                                              </pic:nvPicPr>
+                                              <pic:blipFill>
+                                                <a:blip r:embed="rId19">
+                                                  <a:clrChange>
+                                                    <a:clrFrom>
+                                                      <a:srgbClr val="FFFFFF">
+                                                        <a:alpha val="100000"/>
+                                                      </a:srgbClr>
+                                                    </a:clrFrom>
+                                                    <a:clrTo>
+                                                      <a:srgbClr val="FFFFFF">
+                                                        <a:alpha val="100000"/>
+                                                        <a:alpha val="0"/>
+                                                      </a:srgbClr>
+                                                    </a:clrTo>
+                                                  </a:clrChange>
+                                                </a:blip>
+                                                <a:stretch>
+                                                  <a:fillRect/>
+                                                </a:stretch>
+                                              </pic:blipFill>
+                                              <pic:spPr>
+                                                <a:xfrm>
+                                                  <a:off x="0" y="0"/>
+                                                  <a:ext cx="563245" cy="319405"/>
+                                                </a:xfrm>
+                                                <a:prstGeom prst="rect">
+                                                  <a:avLst/>
+                                                </a:prstGeom>
+                                              </pic:spPr>
+                                            </pic:pic>
+                                          </a:graphicData>
+                                        </a:graphic>
+                                      </wp:inline>
+                                    </w:drawing>
+                                  </w:r>
+                                </w:p>
+                              </w:tc>
+                            </w:tr>
+                            <w:tr>
+                              <w:tblPrEx>
+                                <w:tblCellMar>
+                                  <w:top w:w="0" w:type="dxa"/>
+                                  <w:left w:w="0" w:type="dxa"/>
+                                  <w:bottom w:w="0" w:type="dxa"/>
+                                  <w:right w:w="0" w:type="dxa"/>
+                                </w:tblCellMar>
+                              </w:tblPrEx>
+                              <w:trPr>
+                                <w:trHeight w:val="457" w:hRule="exact"/>
+                              </w:trPr>
+                              <w:tc>
+                                <w:tcPr>
+                                  <w:tcW w:w="835" w:type="dxa"/>
+                                  <w:vAlign w:val="center"/>
+                                </w:tcPr>
+                                <w:p>
+                                  <w:pPr>
+                                    <w:pStyle w:val="22"/>
+                                    <w:keepNext w:val="0"/>
+                                    <w:keepLines w:val="0"/>
+                                    <w:pageBreakBefore w:val="0"/>
+                                    <w:kinsoku/>
+                                    <w:wordWrap/>
+                                    <w:overflowPunct/>
+                                    <w:topLinePunct w:val="0"/>
+                                    <w:bidi w:val="0"/>
+                                    <w:adjustRightInd w:val="0"/>
+                                    <w:snapToGrid w:val="0"/>
+                                    <w:spacing w:line="240" w:lineRule="auto"/>
+                                    <w:ind w:left="13" w:right="165"/>
+                                    <w:jc w:val="both"/>
+                                    <w:textAlignment w:val="auto"/>
+                                    <w:rPr>
+                                      <w:rFonts w:ascii="Times New Roman" w:hAnsi="Times New Roman" w:cs="Times New Roman"/>
+                                      <w:b/>
+                                      <w:sz w:val="18"/>
+                                      <w:szCs w:val="18"/>
+                                    </w:rPr>
+                                  </w:pPr>
+                                  <w:r>
+                                    <w:rPr>
+                                      <w:rFonts w:ascii="Times New Roman" w:hAnsi="Times New Roman" w:cs="Times New Roman"/>
+                                      <w:b/>
+                                      <w:sz w:val="18"/>
+                                      <w:szCs w:val="18"/>
+                                    </w:rPr>
+                                    <w:t>日</w:t>
+                                  </w:r>
+                                  <w:r>
+                                    <w:rPr>
+                                      <w:rFonts w:ascii="Times New Roman" w:hAnsi="Times New Roman" w:cs="Times New Roman"/>
+                                      <w:b/>
+                                      <w:sz w:val="18"/>
+                                      <w:szCs w:val="18"/>
+                                      <w:lang w:eastAsia="zh-CN"/>
+                                    </w:rPr>
+                                    <w:t xml:space="preserve">  </w:t>
+                                  </w:r>
+                                  <w:r>
+                                    <w:rPr>
+                                      <w:rFonts w:ascii="Times New Roman" w:hAnsi="Times New Roman" w:cs="Times New Roman"/>
+                                      <w:b/>
+                                      <w:sz w:val="18"/>
+                                      <w:szCs w:val="18"/>
+                                    </w:rPr>
+                                    <w:t>期：</w:t>
+                                  </w:r>
+                                </w:p>
+                              </w:tc>
+                              <w:tc>
+                                <w:tcPr>
+                                  <w:tcW w:w="1308" w:type="dxa"/>
+                                  <w:vAlign w:val="center"/>
+                                </w:tcPr>
+                                <w:p>
+                                  <w:pPr>
+                                    <w:pStyle w:val="22"/>
+                                    <w:keepNext w:val="0"/>
+                                    <w:keepLines w:val="0"/>
+                                    <w:pageBreakBefore w:val="0"/>
+                                    <w:kinsoku/>
+                                    <w:wordWrap/>
+                                    <w:overflowPunct/>
+                                    <w:topLinePunct w:val="0"/>
+                                    <w:bidi w:val="0"/>
+                                    <w:adjustRightInd w:val="0"/>
+                                    <w:snapToGrid w:val="0"/>
+                                    <w:spacing w:line="240" w:lineRule="auto"/>
+                                    <w:jc w:val="both"/>
+                                    <w:textAlignment w:val="auto"/>
+                                    <w:rPr>
+                                      <w:rFonts w:ascii="Times New Roman" w:hAnsi="Times New Roman" w:cs="Times New Roman"/>
+                                      <w:sz w:val="18"/>
+                                      <w:szCs w:val="18"/>
+                                    </w:rPr>
+                                  </w:pPr>
+                                  <w:r>
+                                    <w:rPr>
+                                      <w:rFonts w:ascii="Times New Roman" w:hAnsi="Times New Roman" w:cs="Times New Roman"/>
+                                      <w:kern w:val="2"/>
+                                      <w:sz w:val="18"/>
+                                      <w:szCs w:val="18"/>
+                                      <w:lang w:eastAsia="zh-CN"/>
+                                    </w:rPr>
+                                    <w:t>{{ reportdate }}</w:t>
+                                  </w:r>
+                                </w:p>
+                              </w:tc>
+                              <w:tc>
+                                <w:tcPr>
+                                  <w:tcW w:w="912" w:type="dxa"/>
+                                  <w:vAlign w:val="center"/>
+                                </w:tcPr>
+                                <w:p>
+                                  <w:pPr>
+                                    <w:pStyle w:val="22"/>
+                                    <w:keepNext w:val="0"/>
+                                    <w:keepLines w:val="0"/>
+                                    <w:pageBreakBefore w:val="0"/>
+                                    <w:kinsoku/>
+                                    <w:wordWrap/>
+                                    <w:overflowPunct/>
+                                    <w:topLinePunct w:val="0"/>
+                                    <w:bidi w:val="0"/>
+                                    <w:adjustRightInd w:val="0"/>
+                                    <w:snapToGrid w:val="0"/>
+                                    <w:spacing w:line="240" w:lineRule="auto"/>
+                                    <w:jc w:val="both"/>
+                                    <w:textAlignment w:val="auto"/>
+                                    <w:rPr>
+                                      <w:rFonts w:ascii="Times New Roman" w:hAnsi="Times New Roman" w:cs="Times New Roman"/>
+                                      <w:b/>
+                                      <w:sz w:val="18"/>
+                                      <w:szCs w:val="18"/>
+                                    </w:rPr>
+                                  </w:pPr>
+                                  <w:r>
+                                    <w:rPr>
+                                      <w:rFonts w:ascii="Times New Roman" w:hAnsi="Times New Roman" w:cs="Times New Roman"/>
+                                      <w:b/>
+                                      <w:sz w:val="18"/>
+                                      <w:szCs w:val="18"/>
+                                    </w:rPr>
+                                    <w:t>日</w:t>
+                                  </w:r>
+                                  <w:r>
+                                    <w:rPr>
+                                      <w:rFonts w:ascii="Times New Roman" w:hAnsi="Times New Roman" w:cs="Times New Roman"/>
+                                      <w:b/>
+                                      <w:sz w:val="18"/>
+                                      <w:szCs w:val="18"/>
+                                      <w:lang w:eastAsia="zh-CN"/>
+                                    </w:rPr>
+                                    <w:t xml:space="preserve">  </w:t>
+                                  </w:r>
+                                  <w:r>
+                                    <w:rPr>
+                                      <w:rFonts w:ascii="Times New Roman" w:hAnsi="Times New Roman" w:cs="Times New Roman"/>
+                                      <w:b/>
+                                      <w:sz w:val="18"/>
+                                      <w:szCs w:val="18"/>
+                                    </w:rPr>
+                                    <w:t>期：</w:t>
+                                  </w:r>
+                                </w:p>
+                              </w:tc>
+                              <w:tc>
+                                <w:tcPr>
+                                  <w:tcW w:w="1488" w:type="dxa"/>
+                                  <w:vAlign w:val="center"/>
+                                </w:tcPr>
+                                <w:p>
+                                  <w:pPr>
+                                    <w:pStyle w:val="22"/>
+                                    <w:keepNext w:val="0"/>
+                                    <w:keepLines w:val="0"/>
+                                    <w:pageBreakBefore w:val="0"/>
+                                    <w:kinsoku/>
+                                    <w:wordWrap/>
+                                    <w:overflowPunct/>
+                                    <w:topLinePunct w:val="0"/>
+                                    <w:bidi w:val="0"/>
+                                    <w:adjustRightInd w:val="0"/>
+                                    <w:snapToGrid w:val="0"/>
+                                    <w:spacing w:line="240" w:lineRule="auto"/>
+                                    <w:ind w:right="15"/>
+                                    <w:jc w:val="both"/>
+                                    <w:textAlignment w:val="auto"/>
+                                    <w:rPr>
+                                      <w:rFonts w:ascii="Times New Roman" w:hAnsi="Times New Roman" w:cs="Times New Roman"/>
+                                      <w:sz w:val="18"/>
+                                      <w:szCs w:val="18"/>
+                                    </w:rPr>
+                                  </w:pPr>
+                                  <w:r>
+                                    <w:rPr>
+                                      <w:rFonts w:ascii="Times New Roman" w:hAnsi="Times New Roman" w:cs="Times New Roman"/>
+                                      <w:kern w:val="2"/>
+                                      <w:sz w:val="18"/>
+                                      <w:szCs w:val="18"/>
+                                      <w:lang w:eastAsia="zh-CN"/>
+                                    </w:rPr>
+                                    <w:t>{{ reportdate }}</w:t>
+                                  </w:r>
+                                </w:p>
+                              </w:tc>
+                            </w:tr>
+                          </w:tbl>
+                          <w:p>
+                            <w:pPr>
+                              <w:keepNext w:val="0"/>
+                              <w:keepLines w:val="0"/>
+                              <w:pageBreakBefore w:val="0"/>
+                              <w:widowControl/>
+                              <w:kinsoku/>
+                              <w:wordWrap/>
+                              <w:overflowPunct/>
+                              <w:topLinePunct w:val="0"/>
+                              <w:bidi w:val="0"/>
+                              <w:adjustRightInd w:val="0"/>
+                              <w:snapToGrid w:val="0"/>
+                              <w:spacing w:line="240" w:lineRule="auto"/>
+                              <w:textAlignment w:val="auto"/>
+                              <w:rPr>
+                                <w:rFonts w:hint="default" w:ascii="Times New Roman" w:hAnsi="Times New Roman" w:eastAsia="等线" w:cs="宋体"/>
+                                <w:sz w:val="18"/>
+                                <w:szCs w:val="18"/>
+                                <w:lang w:val="en-US" w:eastAsia="zh-CN" w:bidi="ar-SA"/>
+                              </w:rPr>
+                            </w:pPr>
+                            <w:r>
+                              <w:rPr>
+                                <w:rFonts w:hint="eastAsia" w:ascii="Times New Roman" w:hAnsi="Times New Roman" w:eastAsia="微软雅黑" w:cs="Times New Roman"/>
+                                <w:sz w:val="18"/>
+                                <w:szCs w:val="18"/>
+                                <w:lang w:eastAsia="zh-CN"/>
+                              </w:rPr>
+                              <w:t>{% endif %}</w:t>
+                            </w:r>
+                          </w:p>
+                        </w:txbxContent>
+                      </wps:txbx>
+                      <wps:bodyPr rot="0" spcFirstLastPara="0" vertOverflow="overflow" horzOverflow="overflow" vert="horz" wrap="square" lIns="91440" tIns="45720" rIns="91440" bIns="45720" numCol="1" spcCol="0" rtlCol="0" fromWordArt="0" anchor="t" anchorCtr="0" forceAA="0" compatLnSpc="1">
+                        <a:noAutofit/>
+                      </wps:bodyPr>
+                    </wps:wsp>
+                  </a:graphicData>
+                </a:graphic>
+              </wp:anchor>
+            </w:drawing>
+          </mc:Choice>
+          <mc:Fallback>
+            <w:pict>
+              <v:shape id="_x0000_s1026" o:spid="_x0000_s1026" o:spt="202" type="#_x0000_t202" style="position:absolute;left:0pt;margin-left:-38.75pt;margin-top:-65.1pt;height:468.45pt;width:239.4pt;z-index:251668480;mso-width-relative:page;mso-height-relative:page;" fillcolor="#FFFFFF [3201]" filled="t" stroked="f" coordsize="21600,21600" o:gfxdata="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">
+                <v:fill on="t" focussize="0,0"/>
+                <v:stroke on="f" weight="0.5pt"/>
+                <v:imagedata o:title=""/>
+                <o:lock v:ext="edit" aspectratio="f"/>
+                <v:textbox>
+                  <w:txbxContent>
+                    <w:p>
+                      <w:pPr>
+                        <w:keepNext w:val="0"/>
+                        <w:keepLines w:val="0"/>
+                        <w:pageBreakBefore w:val="0"/>
+                        <w:widowControl/>
+                        <w:kinsoku/>
+                        <w:wordWrap/>
+                        <w:overflowPunct/>
+                        <w:topLinePunct w:val="0"/>
+                        <w:bidi w:val="0"/>
+                        <w:adjustRightInd w:val="0"/>
+                        <w:snapToGrid w:val="0"/>
+                        <w:spacing w:line="240" w:lineRule="auto"/>
+                        <w:textAlignment w:val="auto"/>
+                        <w:rPr>
+                          <w:rFonts w:hint="eastAsia" w:ascii="Times New Roman" w:hAnsi="Times New Roman" w:eastAsia="微软雅黑" w:cs="Times New Roman"/>
+                          <w:b/>
+                          <w:bCs/>
+                          <w:sz w:val="21"/>
+                          <w:szCs w:val="21"/>
+                          <w:lang w:val="en-US" w:eastAsia="zh-CN" w:bidi="ar-SA"/>
+                        </w:rPr>
+                      </w:pPr>
+                      <w:r>
+                        <w:rPr>
+                          <w:rFonts w:hint="eastAsia" w:ascii="Times New Roman" w:hAnsi="Times New Roman" w:eastAsia="微软雅黑" w:cs="Times New Roman"/>
+                          <w:b/>
+                          <w:bCs/>
+                          <w:sz w:val="21"/>
+                          <w:szCs w:val="21"/>
+                          <w:lang w:val="en-US" w:eastAsia="zh-CN" w:bidi="ar-SA"/>
+                        </w:rPr>
+                        <w:t>广州诺禾医学检验实验室</w:t>
+                      </w:r>
+                    </w:p>
+                    <w:p>
+                      <w:pPr>
+                        <w:keepNext w:val="0"/>
+                        <w:keepLines w:val="0"/>
+                        <w:pageBreakBefore w:val="0"/>
+                        <w:widowControl/>
+                        <w:kinsoku/>
+                        <w:wordWrap/>
+                        <w:overflowPunct/>
+                        <w:topLinePunct w:val="0"/>
+                        <w:bidi w:val="0"/>
+                        <w:adjustRightInd w:val="0"/>
+                        <w:snapToGrid w:val="0"/>
+                        <w:spacing w:line="240" w:lineRule="auto"/>
+                        <w:textAlignment w:val="auto"/>
+                        <w:rPr>
+                          <w:rFonts w:hint="eastAsia" w:ascii="Times New Roman" w:hAnsi="Times New Roman" w:eastAsia="微软雅黑" w:cs="Times New Roman"/>
+                          <w:b/>
+                          <w:bCs/>
+                          <w:sz w:val="21"/>
+                          <w:szCs w:val="21"/>
+                          <w:lang w:val="en-US" w:eastAsia="zh-CN" w:bidi="ar-SA"/>
+                        </w:rPr>
+                      </w:pPr>
+                      <w:r>
+                        <w:rPr>
+                          <w:rFonts w:hint="eastAsia" w:ascii="Times New Roman" w:hAnsi="Times New Roman" w:eastAsia="微软雅黑" w:cs="Times New Roman"/>
+                          <w:b w:val="0"/>
+                          <w:bCs w:val="0"/>
+                          <w:sz w:val="21"/>
+                          <w:szCs w:val="21"/>
+                          <w:lang w:val="en-US" w:eastAsia="zh-CN" w:bidi="ar-SA"/>
+                        </w:rPr>
+                        <w:t>广州市黄埔区开源大道11号C6栋702室</w:t>
+                      </w:r>
+                    </w:p>
+                    <w:p>
+                      <w:pPr>
+                        <w:keepNext w:val="0"/>
+                        <w:keepLines w:val="0"/>
+                        <w:pageBreakBefore w:val="0"/>
+                        <w:widowControl/>
+                        <w:kinsoku/>
+                        <w:wordWrap/>
+                        <w:overflowPunct/>
+                        <w:topLinePunct w:val="0"/>
+                        <w:bidi w:val="0"/>
+                        <w:adjustRightInd w:val="0"/>
+                        <w:snapToGrid w:val="0"/>
+                        <w:spacing w:line="240" w:lineRule="auto"/>
+                        <w:textAlignment w:val="auto"/>
+                        <w:rPr>
+                          <w:rFonts w:hint="eastAsia" w:ascii="Times New Roman" w:hAnsi="Times New Roman" w:eastAsia="微软雅黑" w:cs="Times New Roman"/>
+                          <w:b/>
+                          <w:bCs/>
+                          <w:sz w:val="21"/>
+                          <w:szCs w:val="21"/>
+                          <w:lang w:val="en-US" w:eastAsia="zh-CN" w:bidi="ar-SA"/>
+                        </w:rPr>
+                      </w:pPr>
+                      <w:r>
+                        <w:rPr>
+                          <w:rFonts w:hint="eastAsia" w:ascii="Times New Roman" w:hAnsi="Times New Roman" w:eastAsia="微软雅黑" w:cs="Times New Roman"/>
+                          <w:b/>
+                          <w:bCs/>
+                          <w:sz w:val="21"/>
+                          <w:szCs w:val="21"/>
+                          <w:lang w:val="en-US" w:eastAsia="zh-CN" w:bidi="ar-SA"/>
+                        </w:rPr>
+                        <w:t>上海诺禾医学检验实验室</w:t>
+                      </w:r>
+                    </w:p>
+                    <w:p>
+                      <w:pPr>
+                        <w:keepNext w:val="0"/>
+                        <w:keepLines w:val="0"/>
+                        <w:pageBreakBefore w:val="0"/>
+                        <w:widowControl/>
+                        <w:kinsoku/>
+                        <w:wordWrap/>
+                        <w:overflowPunct/>
+                        <w:topLinePunct w:val="0"/>
+                        <w:bidi w:val="0"/>
+                        <w:adjustRightInd w:val="0"/>
+                        <w:snapToGrid w:val="0"/>
+                        <w:spacing w:line="240" w:lineRule="auto"/>
+                        <w:textAlignment w:val="auto"/>
+                        <w:rPr>
+                          <w:rFonts w:hint="eastAsia" w:ascii="Times New Roman" w:hAnsi="Times New Roman" w:eastAsia="微软雅黑" w:cs="Times New Roman"/>
+                          <w:b/>
+                          <w:bCs/>
+                          <w:sz w:val="21"/>
+                          <w:szCs w:val="21"/>
+                          <w:lang w:val="en-US" w:eastAsia="zh-CN" w:bidi="ar-SA"/>
+                        </w:rPr>
+                      </w:pPr>
+                      <w:r>
+                        <w:rPr>
+                          <w:rFonts w:hint="eastAsia" w:ascii="Times New Roman" w:hAnsi="Times New Roman" w:eastAsia="微软雅黑" w:cs="Times New Roman"/>
+                          <w:b w:val="0"/>
+                          <w:bCs w:val="0"/>
+                          <w:sz w:val="21"/>
+                          <w:szCs w:val="21"/>
+                          <w:lang w:val="en-US" w:eastAsia="zh-CN" w:bidi="ar-SA"/>
+                        </w:rPr>
+                        <w:t>上海市闵行区绿洲环路396弄9号201室</w:t>
+                      </w:r>
+                    </w:p>
+                    <w:p>
+                      <w:pPr>
+                        <w:keepNext w:val="0"/>
+                        <w:keepLines w:val="0"/>
+                        <w:pageBreakBefore w:val="0"/>
+                        <w:widowControl/>
+                        <w:kinsoku/>
+                        <w:wordWrap/>
+                        <w:overflowPunct/>
+                        <w:topLinePunct w:val="0"/>
+                        <w:bidi w:val="0"/>
+                        <w:adjustRightInd w:val="0"/>
+                        <w:snapToGrid w:val="0"/>
+                        <w:spacing w:line="240" w:lineRule="auto"/>
+                        <w:textAlignment w:val="auto"/>
+                        <w:rPr>
+                          <w:rFonts w:hint="eastAsia" w:ascii="Times New Roman" w:hAnsi="Times New Roman" w:eastAsia="微软雅黑" w:cs="Times New Roman"/>
+                          <w:b/>
+                          <w:bCs/>
+                          <w:sz w:val="21"/>
+                          <w:szCs w:val="21"/>
+                          <w:lang w:val="en-US" w:eastAsia="zh-CN" w:bidi="ar-SA"/>
+                        </w:rPr>
+                      </w:pPr>
+                      <w:r>
+                        <w:rPr>
+                          <w:rFonts w:hint="eastAsia" w:ascii="Times New Roman" w:hAnsi="Times New Roman" w:eastAsia="微软雅黑" w:cs="Times New Roman"/>
+                          <w:b/>
+                          <w:bCs/>
+                          <w:sz w:val="21"/>
+                          <w:szCs w:val="21"/>
+                          <w:lang w:val="en-US" w:eastAsia="zh-CN" w:bidi="ar-SA"/>
+                        </w:rPr>
+                        <w:t>天津诺禾医学检验实验室</w:t>
+                      </w:r>
+                    </w:p>
+                    <w:p>
+                      <w:pPr>
+                        <w:keepNext w:val="0"/>
+                        <w:keepLines w:val="0"/>
+                        <w:pageBreakBefore w:val="0"/>
+                        <w:tabs>
+                          <w:tab w:val="left" w:pos="6770"/>
+                        </w:tabs>
+                        <w:kinsoku/>
+                        <w:wordWrap/>
+                        <w:overflowPunct/>
+                        <w:topLinePunct w:val="0"/>
+                        <w:bidi w:val="0"/>
+                        <w:adjustRightInd w:val="0"/>
+                        <w:snapToGrid w:val="0"/>
+                        <w:spacing w:line="240" w:lineRule="auto"/>
+                        <w:textAlignment w:val="auto"/>
+                        <w:rPr>
+                          <w:rFonts w:hint="eastAsia" w:ascii="Times New Roman" w:hAnsi="Times New Roman" w:eastAsia="微软雅黑" w:cs="Times New Roman"/>
+                          <w:b w:val="0"/>
+                          <w:bCs w:val="0"/>
+                          <w:sz w:val="21"/>
+                          <w:szCs w:val="21"/>
+                          <w:lang w:val="en-US" w:eastAsia="zh-CN" w:bidi="ar-SA"/>
+                        </w:rPr>
+                      </w:pPr>
+                      <w:r>
+                        <w:rPr>
+                          <w:rFonts w:hint="eastAsia" w:ascii="Times New Roman" w:hAnsi="Times New Roman" w:eastAsia="微软雅黑" w:cs="Times New Roman"/>
+                          <w:b w:val="0"/>
+                          <w:bCs w:val="0"/>
+                          <w:sz w:val="21"/>
+                          <w:szCs w:val="21"/>
+                          <w:lang w:val="en-US" w:eastAsia="zh-CN" w:bidi="ar-SA"/>
+                        </w:rPr>
+                        <w:t>天津市武清区创业总部基地B07</w:t>
+                      </w:r>
+                    </w:p>
+                    <w:p>
+                      <w:pPr>
+                        <w:keepNext w:val="0"/>
+                        <w:keepLines w:val="0"/>
+                        <w:pageBreakBefore w:val="0"/>
+                        <w:tabs>
+                          <w:tab w:val="left" w:pos="6770"/>
+                        </w:tabs>
+                        <w:kinsoku/>
+                        <w:wordWrap/>
+                        <w:overflowPunct/>
+                        <w:topLinePunct w:val="0"/>
+                        <w:bidi w:val="0"/>
+                        <w:adjustRightInd w:val="0"/>
+                        <w:snapToGrid w:val="0"/>
+                        <w:spacing w:line="240" w:lineRule="auto"/>
+                        <w:textAlignment w:val="auto"/>
+                        <w:rPr>
+                          <w:rFonts w:hint="eastAsia" w:ascii="Times New Roman" w:hAnsi="Times New Roman" w:eastAsia="微软雅黑" w:cs="Times New Roman"/>
+                          <w:b w:val="0"/>
+                          <w:bCs w:val="0"/>
+                          <w:sz w:val="21"/>
+                          <w:szCs w:val="21"/>
+                          <w:lang w:val="en-US" w:eastAsia="zh-CN" w:bidi="ar-SA"/>
+                        </w:rPr>
+                      </w:pPr>
+                    </w:p>
+                    <w:p>
+                      <w:pPr>
+                        <w:keepNext w:val="0"/>
+                        <w:keepLines w:val="0"/>
+                        <w:pageBreakBefore w:val="0"/>
+                        <w:widowControl/>
+                        <w:kinsoku/>
+                        <w:wordWrap/>
+                        <w:overflowPunct/>
+                        <w:topLinePunct w:val="0"/>
+                        <w:bidi w:val="0"/>
+                        <w:adjustRightInd w:val="0"/>
+                        <w:snapToGrid w:val="0"/>
+                        <w:spacing w:line="240" w:lineRule="auto"/>
+                        <w:textAlignment w:val="auto"/>
+                        <w:rPr>
+                          <w:rFonts w:ascii="Times New Roman" w:hAnsi="Times New Roman" w:eastAsia="等线" w:cs="宋体"/>
+                          <w:sz w:val="21"/>
+                          <w:szCs w:val="21"/>
+                          <w:lang w:val="en-US" w:eastAsia="zh-CN" w:bidi="ar-SA"/>
+                        </w:rPr>
+                      </w:pPr>
+                      <w:r>
+                        <w:rPr>
+                          <w:rFonts w:ascii="宋体" w:hAnsi="宋体" w:eastAsia="宋体" w:cs="宋体"/>
+                          <w:sz w:val="21"/>
+                          <w:szCs w:val="21"/>
+                          <w:lang w:val="en-US" w:eastAsia="en-US" w:bidi="ar-SA"/>
+                        </w:rPr>
+                        <w:drawing>
+                          <wp:inline distT="0" distB="0" distL="114935" distR="114935">
+                            <wp:extent cx="438785" cy="438785"/>
+                            <wp:effectExtent l="0" t="0" r="3175" b="3175"/>
+                            <wp:docPr id="14" name="图片 4" descr="IMG_256"/>
+                            <wp:cNvGraphicFramePr>
+                              <a:graphicFrameLocks xmlns:a="http://schemas.openxmlformats.org/drawingml/2006/main" noChangeAspect="1"/>
+                            </wp:cNvGraphicFramePr>
+                            <a:graphic xmlns:a="http://schemas.openxmlformats.org/drawingml/2006/main">
+                              <a:graphicData uri="http://schemas.openxmlformats.org/drawingml/2006/picture">
+                                <pic:pic xmlns:pic="http://schemas.openxmlformats.org/drawingml/2006/picture">
+                                  <pic:nvPicPr>
+                                    <pic:cNvPr id="14" name="图片 4" descr="IMG_256"/>
+                                    <pic:cNvPicPr>
+                                      <a:picLocks noChangeAspect="1"/>
+                                    </pic:cNvPicPr>
+                                  </pic:nvPicPr>
+                                  <pic:blipFill>
+                                    <a:blip r:embed="rId16"/>
+                                    <a:stretch>
+                                      <a:fillRect/>
+                                    </a:stretch>
+                                  </pic:blipFill>
+                                  <pic:spPr>
+                                    <a:xfrm>
+                                      <a:off x="0" y="0"/>
+                                      <a:ext cx="438785" cy="438785"/>
+                                    </a:xfrm>
+                                    <a:prstGeom prst="rect">
+                                      <a:avLst/>
+                                    </a:prstGeom>
+                                    <a:noFill/>
+                                    <a:ln w="9525">
+                                      <a:noFill/>
+                                    </a:ln>
+                                  </pic:spPr>
+                                </pic:pic>
+                              </a:graphicData>
+                            </a:graphic>
+                          </wp:inline>
+                        </w:drawing>
+                      </w:r>
+                      <w:r>
+                        <w:rPr>
+                          <w:rFonts w:hint="eastAsia" w:cs="宋体"/>
+                          <w:sz w:val="21"/>
+                          <w:szCs w:val="21"/>
+                          <w:lang w:val="en-US" w:eastAsia="zh-CN" w:bidi="ar-SA"/>
+                        </w:rPr>
+                        <w:t xml:space="preserve">   </w:t>
+                      </w:r>
+                      <w:r>
+                        <w:rPr>
+                          <w:rFonts w:ascii="宋体" w:hAnsi="宋体" w:eastAsia="宋体" w:cs="宋体"/>
+                          <w:sz w:val="21"/>
+                          <w:szCs w:val="21"/>
+                          <w:lang w:val="en-US" w:eastAsia="en-US" w:bidi="ar-SA"/>
+                        </w:rPr>
+                        <w:drawing>
+                          <wp:inline distT="0" distB="0" distL="114935" distR="114935">
+                            <wp:extent cx="439420" cy="439420"/>
+                            <wp:effectExtent l="0" t="0" r="2540" b="2540"/>
+                            <wp:docPr id="15" name="图片 3" descr="IMG_256"/>
+                            <wp:cNvGraphicFramePr>
+                              <a:graphicFrameLocks xmlns:a="http://schemas.openxmlformats.org/drawingml/2006/main" noChangeAspect="1"/>
+                            </wp:cNvGraphicFramePr>
+                            <a:graphic xmlns:a="http://schemas.openxmlformats.org/drawingml/2006/main">
+                              <a:graphicData uri="http://schemas.openxmlformats.org/drawingml/2006/picture">
+                                <pic:pic xmlns:pic="http://schemas.openxmlformats.org/drawingml/2006/picture">
+                                  <pic:nvPicPr>
+                                    <pic:cNvPr id="15" name="图片 3" descr="IMG_256"/>
+                                    <pic:cNvPicPr>
+                                      <a:picLocks noChangeAspect="1"/>
+                                    </pic:cNvPicPr>
+                                  </pic:nvPicPr>
+                                  <pic:blipFill>
+                                    <a:blip r:embed="rId17"/>
+                                    <a:stretch>
+                                      <a:fillRect/>
+                                    </a:stretch>
+                                  </pic:blipFill>
+                                  <pic:spPr>
+                                    <a:xfrm>
+                                      <a:off x="0" y="0"/>
+                                      <a:ext cx="439420" cy="439420"/>
+                                    </a:xfrm>
+                                    <a:prstGeom prst="rect">
+                                      <a:avLst/>
+                                    </a:prstGeom>
+                                    <a:noFill/>
+                                    <a:ln w="9525">
+                                      <a:noFill/>
+                                    </a:ln>
+                                  </pic:spPr>
+                                </pic:pic>
+                              </a:graphicData>
+                            </a:graphic>
+                          </wp:inline>
+                        </w:drawing>
+                      </w:r>
+                      <w:r>
+                        <w:rPr>
+                          <w:rFonts w:hint="eastAsia" w:cs="宋体"/>
+                          <w:sz w:val="21"/>
+                          <w:szCs w:val="21"/>
+                          <w:lang w:val="en-US" w:eastAsia="zh-CN" w:bidi="ar-SA"/>
+                        </w:rPr>
+                        <w:t xml:space="preserve">   </w:t>
+                      </w:r>
+                      <w:r>
+                        <w:rPr>
+                          <w:color w:val="7F7F7F"/>
+                          <w:sz w:val="20"/>
+                          <w:szCs w:val="20"/>
+                          <w:lang w:eastAsia="zh-CN"/>
+                        </w:rPr>
+                        <w:drawing>
+                          <wp:inline distT="0" distB="0" distL="0" distR="0">
+                            <wp:extent cx="1369060" cy="389255"/>
+                            <wp:effectExtent l="0" t="0" r="2540" b="6985"/>
+                            <wp:docPr id="17" name="图片 17" descr="C:\Users\JT\Desktop\2019.3.1-诺禾致源logo-最新版\logo-透明底.pnglogo-透明底"/>
+                            <wp:cNvGraphicFramePr>
+                              <a:graphicFrameLocks xmlns:a="http://schemas.openxmlformats.org/drawingml/2006/main" noChangeAspect="1"/>
+                            </wp:cNvGraphicFramePr>
+                            <a:graphic xmlns:a="http://schemas.openxmlformats.org/drawingml/2006/main">
+                              <a:graphicData uri="http://schemas.openxmlformats.org/drawingml/2006/picture">
+                                <pic:pic xmlns:pic="http://schemas.openxmlformats.org/drawingml/2006/picture">
+                                  <pic:nvPicPr>
+                                    <pic:cNvPr id="17" name="图片 17" descr="C:\Users\JT\Desktop\2019.3.1-诺禾致源logo-最新版\logo-透明底.pnglogo-透明底"/>
+                                    <pic:cNvPicPr>
+                                      <a:picLocks noChangeAspect="1"/>
+                                    </pic:cNvPicPr>
+                                  </pic:nvPicPr>
+                                  <pic:blipFill>
+                                    <a:blip r:embed="rId12"/>
+                                    <a:srcRect/>
+                                    <a:stretch>
+                                      <a:fillRect/>
+                                    </a:stretch>
+                                  </pic:blipFill>
+                                  <pic:spPr>
+                                    <a:xfrm>
+                                      <a:off x="0" y="0"/>
+                                      <a:ext cx="1369060" cy="389255"/>
+                                    </a:xfrm>
+                                    <a:prstGeom prst="rect">
+                                      <a:avLst/>
+                                    </a:prstGeom>
+                                  </pic:spPr>
+                                </pic:pic>
+                              </a:graphicData>
+                            </a:graphic>
+                          </wp:inline>
+                        </w:drawing>
+                      </w:r>
+                    </w:p>
+                    <w:p>
+                      <w:pPr>
+                        <w:keepNext w:val="0"/>
+                        <w:keepLines w:val="0"/>
+                        <w:pageBreakBefore w:val="0"/>
+                        <w:widowControl/>
+                        <w:kinsoku/>
+                        <w:wordWrap/>
+                        <w:overflowPunct/>
+                        <w:topLinePunct w:val="0"/>
+                        <w:bidi w:val="0"/>
+                        <w:adjustRightInd w:val="0"/>
+                        <w:snapToGrid w:val="0"/>
+                        <w:spacing w:line="240" w:lineRule="auto"/>
+                        <w:textAlignment w:val="auto"/>
+                        <w:rPr>
+                          <w:rFonts w:hint="eastAsia" w:ascii="微软雅黑" w:hAnsi="微软雅黑" w:eastAsia="微软雅黑" w:cs="微软雅黑"/>
+                          <w:b/>
+                          <w:bCs/>
+                          <w:color w:val="0083C3"/>
+                          <w:sz w:val="21"/>
+                          <w:szCs w:val="21"/>
+                          <w:lang w:val="en-US" w:eastAsia="zh-CN" w:bidi="ar-SA"/>
+                        </w:rPr>
+                      </w:pPr>
+                      <w:r>
+                        <w:rPr>
+                          <w:rFonts w:hint="eastAsia" w:ascii="微软雅黑" w:hAnsi="微软雅黑" w:eastAsia="微软雅黑" w:cs="微软雅黑"/>
+                          <w:b/>
+                          <w:bCs/>
+                          <w:color w:val="0083C3"/>
+                          <w:sz w:val="21"/>
+                          <w:szCs w:val="21"/>
+                          <w:lang w:val="en-US" w:eastAsia="zh-CN" w:bidi="ar-SA"/>
+                        </w:rPr>
+                        <w:t>诺禾医学   诺禾在线</w:t>
+                      </w:r>
+                    </w:p>
+                    <w:p>
+                      <w:pPr>
+                        <w:keepNext w:val="0"/>
+                        <w:keepLines w:val="0"/>
+                        <w:pageBreakBefore w:val="0"/>
+                        <w:widowControl/>
+                        <w:kinsoku/>
+                        <w:wordWrap/>
+                        <w:overflowPunct/>
+                        <w:topLinePunct w:val="0"/>
+                        <w:bidi w:val="0"/>
+                        <w:adjustRightInd w:val="0"/>
+                        <w:snapToGrid w:val="0"/>
+                        <w:spacing w:line="240" w:lineRule="auto"/>
+                        <w:textAlignment w:val="auto"/>
+                        <w:rPr>
+                          <w:rFonts w:ascii="Times New Roman" w:hAnsi="Times New Roman" w:eastAsia="等线" w:cs="宋体"/>
+                          <w:color w:val="0083C3"/>
+                          <w:sz w:val="21"/>
+                          <w:szCs w:val="21"/>
+                          <w:lang w:val="en-US" w:eastAsia="zh-CN" w:bidi="ar-SA"/>
+                        </w:rPr>
+                      </w:pPr>
+                      <w:r>
+                        <w:rPr>
+                          <w:rFonts w:ascii="Times New Roman" w:hAnsi="Times New Roman" w:eastAsia="等线" w:cs="宋体"/>
+                          <w:b/>
+                          <w:bCs/>
+                          <w:color w:val="0083C3"/>
+                          <w:sz w:val="21"/>
+                          <w:szCs w:val="21"/>
+                          <w:lang w:val="en-US" w:eastAsia="en-US" w:bidi="ar-SA"/>
+                        </w:rPr>
+                        <w:t>www.novogene.com</w:t>
+                      </w:r>
+                    </w:p>
+                    <w:p>
+                      <w:pPr>
+                        <w:keepNext w:val="0"/>
+                        <w:keepLines w:val="0"/>
+                        <w:pageBreakBefore w:val="0"/>
+                        <w:widowControl/>
+                        <w:kinsoku/>
+                        <w:wordWrap/>
+                        <w:overflowPunct/>
+                        <w:topLinePunct w:val="0"/>
+                        <w:bidi w:val="0"/>
+                        <w:adjustRightInd w:val="0"/>
+                        <w:snapToGrid w:val="0"/>
+                        <w:spacing w:line="240" w:lineRule="auto"/>
+                        <w:ind w:left="420" w:hanging="420" w:hangingChars="200"/>
+                        <w:textAlignment w:val="auto"/>
+                        <w:rPr>
+                          <w:rFonts w:hint="eastAsia" w:ascii="微软雅黑" w:hAnsi="微软雅黑" w:eastAsia="微软雅黑" w:cs="微软雅黑"/>
+                          <w:b/>
+                          <w:bCs/>
+                          <w:sz w:val="21"/>
+                          <w:szCs w:val="21"/>
+                          <w:lang w:val="en-US" w:eastAsia="zh-CN" w:bidi="ar-SA"/>
+                        </w:rPr>
+                      </w:pPr>
+                      <w:r>
+                        <w:rPr>
+                          <w:rFonts w:hint="eastAsia" w:ascii="微软雅黑" w:hAnsi="微软雅黑" w:eastAsia="微软雅黑" w:cs="微软雅黑"/>
+                          <w:b/>
+                          <w:bCs/>
+                          <w:sz w:val="21"/>
+                          <w:szCs w:val="21"/>
+                          <w:lang w:val="en-US" w:eastAsia="zh-CN" w:bidi="ar-SA"/>
+                        </w:rPr>
+                        <w:t>中国 · 美国 · 英国 · 新加坡 · 荷兰 · 日本</w:t>
+                      </w:r>
+                    </w:p>
+                    <w:p>
+                      <w:pPr>
+                        <w:keepNext w:val="0"/>
+                        <w:keepLines w:val="0"/>
+                        <w:pageBreakBefore w:val="0"/>
+                        <w:widowControl/>
+                        <w:kinsoku/>
+                        <w:wordWrap/>
+                        <w:overflowPunct/>
+                        <w:topLinePunct w:val="0"/>
+                        <w:bidi w:val="0"/>
+                        <w:adjustRightInd w:val="0"/>
+                        <w:snapToGrid w:val="0"/>
+                        <w:spacing w:line="240" w:lineRule="auto"/>
+                        <w:textAlignment w:val="auto"/>
+                        <w:rPr>
+                          <w:rFonts w:ascii="Times New Roman" w:hAnsi="Times New Roman" w:eastAsia="等线" w:cs="宋体"/>
+                          <w:sz w:val="21"/>
+                          <w:szCs w:val="21"/>
+                          <w:lang w:val="en-US" w:eastAsia="en-US" w:bidi="ar-SA"/>
+                        </w:rPr>
+                      </w:pPr>
+                      <w:r>
+                        <w:rPr>
+                          <w:rFonts w:ascii="Times New Roman" w:hAnsi="Times New Roman" w:eastAsia="等线" w:cs="宋体"/>
+                          <w:sz w:val="21"/>
+                          <w:szCs w:val="21"/>
+                          <w:lang w:val="en-US" w:eastAsia="en-US" w:bidi="ar-SA"/>
+                        </w:rPr>
+                        <w:t>China</w:t>
+                      </w:r>
+                      <w:r>
+                        <w:rPr>
+                          <w:rFonts w:hint="eastAsia" w:ascii="Times New Roman" w:hAnsi="Times New Roman" w:eastAsia="等线" w:cs="宋体"/>
+                          <w:sz w:val="21"/>
+                          <w:szCs w:val="21"/>
+                          <w:lang w:val="en-US" w:eastAsia="zh-CN" w:bidi="ar-SA"/>
+                        </w:rPr>
+                        <w:t xml:space="preserve"> </w:t>
+                      </w:r>
+                      <w:r>
+                        <w:rPr>
+                          <w:rFonts w:ascii="Times New Roman" w:hAnsi="Times New Roman" w:eastAsia="等线" w:cs="宋体"/>
+                          <w:b/>
+                          <w:bCs/>
+                          <w:sz w:val="21"/>
+                          <w:szCs w:val="21"/>
+                          <w:lang w:val="en-US" w:eastAsia="zh-CN" w:bidi="ar-SA"/>
+                        </w:rPr>
+                        <w:t>·</w:t>
+                      </w:r>
+                      <w:r>
+                        <w:rPr>
+                          <w:rFonts w:hint="eastAsia" w:ascii="Times New Roman" w:hAnsi="Times New Roman" w:eastAsia="等线" w:cs="宋体"/>
+                          <w:b/>
+                          <w:bCs/>
+                          <w:sz w:val="21"/>
+                          <w:szCs w:val="21"/>
+                          <w:lang w:val="en-US" w:eastAsia="zh-CN" w:bidi="ar-SA"/>
+                        </w:rPr>
+                        <w:t xml:space="preserve"> </w:t>
+                      </w:r>
+                      <w:r>
+                        <w:rPr>
+                          <w:rFonts w:ascii="Times New Roman" w:hAnsi="Times New Roman" w:eastAsia="等线" w:cs="宋体"/>
+                          <w:sz w:val="21"/>
+                          <w:szCs w:val="21"/>
+                          <w:lang w:val="en-US" w:eastAsia="en-US" w:bidi="ar-SA"/>
+                        </w:rPr>
+                        <w:t>USA</w:t>
+                      </w:r>
+                      <w:r>
+                        <w:rPr>
+                          <w:rFonts w:hint="eastAsia" w:ascii="Times New Roman" w:hAnsi="Times New Roman" w:eastAsia="等线" w:cs="宋体"/>
+                          <w:sz w:val="21"/>
+                          <w:szCs w:val="21"/>
+                          <w:lang w:val="en-US" w:eastAsia="zh-CN" w:bidi="ar-SA"/>
+                        </w:rPr>
+                        <w:t xml:space="preserve"> </w:t>
+                      </w:r>
+                      <w:r>
+                        <w:rPr>
+                          <w:rFonts w:ascii="Times New Roman" w:hAnsi="Times New Roman" w:eastAsia="等线" w:cs="宋体"/>
+                          <w:b/>
+                          <w:bCs/>
+                          <w:sz w:val="21"/>
+                          <w:szCs w:val="21"/>
+                          <w:lang w:val="en-US" w:eastAsia="zh-CN" w:bidi="ar-SA"/>
+                        </w:rPr>
+                        <w:t>·</w:t>
+                      </w:r>
+                      <w:r>
+                        <w:rPr>
+                          <w:rFonts w:hint="eastAsia" w:ascii="Times New Roman" w:hAnsi="Times New Roman" w:eastAsia="等线" w:cs="宋体"/>
+                          <w:b/>
+                          <w:bCs/>
+                          <w:sz w:val="21"/>
+                          <w:szCs w:val="21"/>
+                          <w:lang w:val="en-US" w:eastAsia="zh-CN" w:bidi="ar-SA"/>
+                        </w:rPr>
+                        <w:t xml:space="preserve"> </w:t>
+                      </w:r>
+                      <w:r>
+                        <w:rPr>
+                          <w:rFonts w:ascii="Times New Roman" w:hAnsi="Times New Roman" w:eastAsia="等线" w:cs="宋体"/>
+                          <w:sz w:val="21"/>
+                          <w:szCs w:val="21"/>
+                          <w:lang w:val="en-US" w:eastAsia="en-US" w:bidi="ar-SA"/>
+                        </w:rPr>
+                        <w:t>UK</w:t>
+                      </w:r>
+                      <w:r>
+                        <w:rPr>
+                          <w:rFonts w:hint="eastAsia" w:ascii="Times New Roman" w:hAnsi="Times New Roman" w:eastAsia="等线" w:cs="宋体"/>
+                          <w:sz w:val="21"/>
+                          <w:szCs w:val="21"/>
+                          <w:lang w:val="en-US" w:eastAsia="zh-CN" w:bidi="ar-SA"/>
+                        </w:rPr>
+                        <w:t xml:space="preserve"> </w:t>
+                      </w:r>
+                      <w:r>
+                        <w:rPr>
+                          <w:rFonts w:ascii="Times New Roman" w:hAnsi="Times New Roman" w:eastAsia="等线" w:cs="宋体"/>
+                          <w:b/>
+                          <w:bCs/>
+                          <w:sz w:val="21"/>
+                          <w:szCs w:val="21"/>
+                          <w:lang w:val="en-US" w:eastAsia="zh-CN" w:bidi="ar-SA"/>
+                        </w:rPr>
+                        <w:t>·</w:t>
+                      </w:r>
+                      <w:r>
+                        <w:rPr>
+                          <w:rFonts w:hint="eastAsia" w:ascii="Times New Roman" w:hAnsi="Times New Roman" w:eastAsia="等线" w:cs="宋体"/>
+                          <w:b/>
+                          <w:bCs/>
+                          <w:sz w:val="21"/>
+                          <w:szCs w:val="21"/>
+                          <w:lang w:val="en-US" w:eastAsia="zh-CN" w:bidi="ar-SA"/>
+                        </w:rPr>
+                        <w:t xml:space="preserve"> </w:t>
+                      </w:r>
+                      <w:r>
+                        <w:rPr>
+                          <w:rFonts w:ascii="Times New Roman" w:hAnsi="Times New Roman" w:eastAsia="等线" w:cs="宋体"/>
+                          <w:sz w:val="21"/>
+                          <w:szCs w:val="21"/>
+                          <w:lang w:val="en-US" w:eastAsia="en-US" w:bidi="ar-SA"/>
+                        </w:rPr>
+                        <w:t>Singapore</w:t>
+                      </w:r>
+                      <w:r>
+                        <w:rPr>
+                          <w:rFonts w:hint="eastAsia" w:ascii="Times New Roman" w:hAnsi="Times New Roman" w:eastAsia="等线" w:cs="宋体"/>
+                          <w:sz w:val="21"/>
+                          <w:szCs w:val="21"/>
+                          <w:lang w:val="en-US" w:eastAsia="zh-CN" w:bidi="ar-SA"/>
+                        </w:rPr>
+                        <w:t xml:space="preserve"> </w:t>
+                      </w:r>
+                      <w:r>
+                        <w:rPr>
+                          <w:rFonts w:ascii="Times New Roman" w:hAnsi="Times New Roman" w:eastAsia="等线" w:cs="宋体"/>
+                          <w:b/>
+                          <w:bCs/>
+                          <w:sz w:val="21"/>
+                          <w:szCs w:val="21"/>
+                          <w:lang w:val="en-US" w:eastAsia="zh-CN" w:bidi="ar-SA"/>
+                        </w:rPr>
+                        <w:t>·</w:t>
+                      </w:r>
+                      <w:r>
+                        <w:rPr>
+                          <w:rFonts w:hint="eastAsia" w:ascii="Times New Roman" w:hAnsi="Times New Roman" w:eastAsia="等线" w:cs="宋体"/>
+                          <w:b/>
+                          <w:bCs/>
+                          <w:sz w:val="21"/>
+                          <w:szCs w:val="21"/>
+                          <w:lang w:val="en-US" w:eastAsia="zh-CN" w:bidi="ar-SA"/>
+                        </w:rPr>
+                        <w:t xml:space="preserve"> </w:t>
+                      </w:r>
+                      <w:r>
+                        <w:rPr>
+                          <w:rFonts w:ascii="Times New Roman" w:hAnsi="Times New Roman" w:eastAsia="等线" w:cs="宋体"/>
+                          <w:sz w:val="21"/>
+                          <w:szCs w:val="21"/>
+                          <w:lang w:val="en-US" w:eastAsia="en-US" w:bidi="ar-SA"/>
+                        </w:rPr>
+                        <w:t>Netherlands</w:t>
+                      </w:r>
+                      <w:r>
+                        <w:rPr>
+                          <w:rFonts w:hint="eastAsia" w:ascii="Times New Roman" w:hAnsi="Times New Roman" w:eastAsia="等线" w:cs="宋体"/>
+                          <w:sz w:val="21"/>
+                          <w:szCs w:val="21"/>
+                          <w:lang w:val="en-US" w:eastAsia="zh-CN" w:bidi="ar-SA"/>
+                        </w:rPr>
+                        <w:t xml:space="preserve"> </w:t>
+                      </w:r>
+                      <w:r>
+                        <w:rPr>
+                          <w:rFonts w:ascii="Times New Roman" w:hAnsi="Times New Roman" w:eastAsia="等线" w:cs="宋体"/>
+                          <w:b/>
+                          <w:bCs/>
+                          <w:sz w:val="21"/>
+                          <w:szCs w:val="21"/>
+                          <w:lang w:val="en-US" w:eastAsia="zh-CN" w:bidi="ar-SA"/>
+                        </w:rPr>
+                        <w:t>·</w:t>
+                      </w:r>
+                      <w:r>
+                        <w:rPr>
+                          <w:rFonts w:hint="eastAsia" w:ascii="Times New Roman" w:hAnsi="Times New Roman" w:eastAsia="等线" w:cs="宋体"/>
+                          <w:b/>
+                          <w:bCs/>
+                          <w:sz w:val="21"/>
+                          <w:szCs w:val="21"/>
+                          <w:lang w:val="en-US" w:eastAsia="zh-CN" w:bidi="ar-SA"/>
+                        </w:rPr>
+                        <w:t xml:space="preserve"> </w:t>
+                      </w:r>
+                      <w:r>
+                        <w:rPr>
+                          <w:rFonts w:hint="eastAsia" w:ascii="Times New Roman" w:hAnsi="Times New Roman" w:eastAsia="等线" w:cs="宋体"/>
+                          <w:sz w:val="21"/>
+                          <w:szCs w:val="21"/>
+                          <w:lang w:val="en-US" w:eastAsia="zh-CN" w:bidi="ar-SA"/>
+                        </w:rPr>
+                        <w:t>J</w:t>
+                      </w:r>
+                      <w:r>
+                        <w:rPr>
+                          <w:rFonts w:ascii="Times New Roman" w:hAnsi="Times New Roman" w:eastAsia="等线" w:cs="宋体"/>
+                          <w:sz w:val="21"/>
+                          <w:szCs w:val="21"/>
+                          <w:lang w:val="en-US" w:eastAsia="en-US" w:bidi="ar-SA"/>
+                        </w:rPr>
+                        <w:t>apan</w:t>
+                      </w:r>
+                    </w:p>
+                    <w:p>
+                      <w:pPr>
+                        <w:keepNext w:val="0"/>
+                        <w:keepLines w:val="0"/>
+                        <w:pageBreakBefore w:val="0"/>
+                        <w:numPr>
+                          <w:ilvl w:val="0"/>
+                          <w:numId w:val="0"/>
+                        </w:numPr>
+                        <w:kinsoku/>
+                        <w:wordWrap/>
+                        <w:overflowPunct/>
+                        <w:topLinePunct w:val="0"/>
+                        <w:bidi w:val="0"/>
+                        <w:adjustRightInd w:val="0"/>
+                        <w:snapToGrid w:val="0"/>
+                        <w:spacing w:line="240" w:lineRule="auto"/>
+                        <w:ind w:leftChars="0"/>
+                        <w:textAlignment w:val="auto"/>
+                        <w:rPr>
+                          <w:rFonts w:hint="default" w:ascii="Times New Roman" w:hAnsi="Times New Roman" w:eastAsia="微软雅黑" w:cs="Times New Roman"/>
+                          <w:color w:val="auto"/>
+                          <w:sz w:val="24"/>
+                          <w:szCs w:val="24"/>
+                          <w:lang w:eastAsia="zh-CN"/>
+                        </w:rPr>
+                      </w:pPr>
+                      <w:r>
+                        <w:rPr>
+                          <w:rFonts w:hint="default" w:ascii="Times New Roman" w:hAnsi="Times New Roman" w:eastAsia="微软雅黑" w:cs="Times New Roman"/>
+                          <w:color w:val="auto"/>
+                          <w:sz w:val="24"/>
+                          <w:szCs w:val="24"/>
+                          <w:lang w:eastAsia="zh-CN"/>
+                        </w:rPr>
+                        <w:t>{% if testedby == “1” %}</w:t>
+                      </w:r>
+                    </w:p>
+                    <w:p>
+                      <w:pPr>
+                        <w:keepNext w:val="0"/>
+                        <w:keepLines w:val="0"/>
+                        <w:pageBreakBefore w:val="0"/>
+                        <w:numPr>
+                          <w:ilvl w:val="0"/>
+                          <w:numId w:val="0"/>
+                        </w:numPr>
+                        <w:kinsoku/>
+                        <w:wordWrap/>
+                        <w:overflowPunct/>
+                        <w:topLinePunct w:val="0"/>
+                        <w:bidi w:val="0"/>
+                        <w:adjustRightInd w:val="0"/>
+                        <w:snapToGrid w:val="0"/>
+                        <w:spacing w:line="240" w:lineRule="auto"/>
+                        <w:ind w:leftChars="0"/>
+                        <w:textAlignment w:val="auto"/>
+                        <w:rPr>
+                          <w:rFonts w:hint="default" w:ascii="Times New Roman" w:hAnsi="Times New Roman" w:eastAsia="微软雅黑" w:cs="Times New Roman"/>
+                          <w:sz w:val="24"/>
+                          <w:szCs w:val="24"/>
+                          <w:lang w:eastAsia="zh-CN"/>
+                        </w:rPr>
+                      </w:pPr>
+                    </w:p>
+                    <w:tbl>
+                      <w:tblPr>
+                        <w:tblStyle w:val="34"/>
+                        <w:tblW w:w="4447" w:type="dxa"/>
+                        <w:tblInd w:w="0" w:type="dxa"/>
+                        <w:tblLayout w:type="fixed"/>
+                        <w:tblCellMar>
+                          <w:top w:w="0" w:type="dxa"/>
+                          <w:left w:w="0" w:type="dxa"/>
+                          <w:bottom w:w="0" w:type="dxa"/>
+                          <w:right w:w="0" w:type="dxa"/>
+                        </w:tblCellMar>
+                      </w:tblPr>
+                      <w:tblGrid>
+                        <w:gridCol w:w="835"/>
+                        <w:gridCol w:w="1392"/>
+                        <w:gridCol w:w="984"/>
+                        <w:gridCol w:w="1236"/>
+                      </w:tblGrid>
+                      <w:tr>
+                        <w:tblPrEx>
+                          <w:tblCellMar>
+                            <w:top w:w="0" w:type="dxa"/>
+                            <w:left w:w="0" w:type="dxa"/>
+                            <w:bottom w:w="0" w:type="dxa"/>
+                            <w:right w:w="0" w:type="dxa"/>
+                          </w:tblCellMar>
+                        </w:tblPrEx>
+                        <w:trPr>
+                          <w:trHeight w:val="441" w:hRule="exact"/>
+                        </w:trPr>
+                        <w:tc>
+                          <w:tcPr>
+                            <w:tcW w:w="835" w:type="dxa"/>
+                            <w:vAlign w:val="center"/>
+                          </w:tcPr>
+                          <w:p>
+                            <w:pPr>
+                              <w:pStyle w:val="22"/>
+                              <w:keepNext w:val="0"/>
+                              <w:keepLines w:val="0"/>
+                              <w:pageBreakBefore w:val="0"/>
+                              <w:kinsoku/>
+                              <w:wordWrap/>
+                              <w:overflowPunct/>
+                              <w:topLinePunct w:val="0"/>
+                              <w:bidi w:val="0"/>
+                              <w:adjustRightInd w:val="0"/>
+                              <w:snapToGrid w:val="0"/>
+                              <w:spacing w:line="240" w:lineRule="auto"/>
+                              <w:ind w:left="13" w:right="95"/>
+                              <w:jc w:val="both"/>
+                              <w:textAlignment w:val="auto"/>
+                              <w:rPr>
+                                <w:rFonts w:ascii="Times New Roman" w:hAnsi="Times New Roman" w:cs="Times New Roman"/>
+                                <w:b/>
+                                <w:sz w:val="18"/>
+                                <w:szCs w:val="18"/>
+                              </w:rPr>
+                            </w:pPr>
+                            <w:r>
+                              <w:rPr>
+                                <w:rFonts w:ascii="Times New Roman" w:hAnsi="Times New Roman" w:cs="Times New Roman"/>
+                                <w:b/>
+                                <w:sz w:val="18"/>
+                                <w:szCs w:val="18"/>
+                              </w:rPr>
+                              <w:t>检测人：</w:t>
+                            </w:r>
+                          </w:p>
+                        </w:tc>
+                        <w:tc>
+                          <w:tcPr>
+                            <w:tcW w:w="1392" w:type="dxa"/>
+                            <w:vAlign w:val="center"/>
+                          </w:tcPr>
+                          <w:p>
+                            <w:pPr>
+                              <w:pStyle w:val="22"/>
+                              <w:keepNext w:val="0"/>
+                              <w:keepLines w:val="0"/>
+                              <w:pageBreakBefore w:val="0"/>
+                              <w:kinsoku/>
+                              <w:wordWrap/>
+                              <w:overflowPunct/>
+                              <w:topLinePunct w:val="0"/>
+                              <w:bidi w:val="0"/>
+                              <w:adjustRightInd w:val="0"/>
+                              <w:snapToGrid w:val="0"/>
+                              <w:spacing w:line="240" w:lineRule="auto"/>
+                              <w:jc w:val="both"/>
+                              <w:textAlignment w:val="auto"/>
+                              <w:rPr>
+                                <w:rFonts w:ascii="Times New Roman" w:hAnsi="Times New Roman" w:cs="Times New Roman"/>
+                                <w:b/>
+                                <w:sz w:val="18"/>
+                                <w:szCs w:val="18"/>
+                              </w:rPr>
+                            </w:pPr>
+                            <w:r>
+                              <w:rPr>
+                                <w:sz w:val="18"/>
+                                <w:szCs w:val="18"/>
+                              </w:rPr>
+                              <w:drawing>
+                                <wp:inline distT="0" distB="0" distL="114300" distR="114300">
+                                  <wp:extent cx="655955" cy="294640"/>
+                                  <wp:effectExtent l="0" t="0" r="14605" b="10160"/>
+                                  <wp:docPr id="18" name="图片 6" descr="蔡冬雪"/>
+                                  <wp:cNvGraphicFramePr>
+                                    <a:graphicFrameLocks xmlns:a="http://schemas.openxmlformats.org/drawingml/2006/main" noChangeAspect="1"/>
+                                  </wp:cNvGraphicFramePr>
+                                  <a:graphic xmlns:a="http://schemas.openxmlformats.org/drawingml/2006/main">
+                                    <a:graphicData uri="http://schemas.openxmlformats.org/drawingml/2006/picture">
+                                      <pic:pic xmlns:pic="http://schemas.openxmlformats.org/drawingml/2006/picture">
+                                        <pic:nvPicPr>
+                                          <pic:cNvPr id="18" name="图片 6" descr="蔡冬雪"/>
+                                          <pic:cNvPicPr>
+                                            <a:picLocks noChangeAspect="1"/>
+                                          </pic:cNvPicPr>
+                                        </pic:nvPicPr>
+                                        <pic:blipFill>
+                                          <a:blip r:embed="rId18">
+                                            <a:clrChange>
+                                              <a:clrFrom>
+                                                <a:srgbClr val="FFFFFF">
+                                                  <a:alpha val="100000"/>
+                                                </a:srgbClr>
+                                              </a:clrFrom>
+                                              <a:clrTo>
+                                                <a:srgbClr val="FFFFFF">
+                                                  <a:alpha val="100000"/>
+                                                  <a:alpha val="0"/>
+                                                </a:srgbClr>
+                                              </a:clrTo>
+                                            </a:clrChange>
+                                          </a:blip>
+                                          <a:srcRect l="18656" t="33322" r="18897" b="26699"/>
+                                          <a:stretch>
+                                            <a:fillRect/>
+                                          </a:stretch>
+                                        </pic:blipFill>
+                                        <pic:spPr>
+                                          <a:xfrm>
+                                            <a:off x="0" y="0"/>
+                                            <a:ext cx="655955" cy="294640"/>
+                                          </a:xfrm>
+                                          <a:prstGeom prst="rect">
+                                            <a:avLst/>
+                                          </a:prstGeom>
+                                        </pic:spPr>
+                                      </pic:pic>
+                                    </a:graphicData>
+                                  </a:graphic>
+                                </wp:inline>
+                              </w:drawing>
+                            </w:r>
+                          </w:p>
+                        </w:tc>
+                        <w:tc>
+                          <w:tcPr>
+                            <w:tcW w:w="984" w:type="dxa"/>
+                            <w:vAlign w:val="center"/>
+                          </w:tcPr>
+                          <w:p>
+                            <w:pPr>
+                              <w:pStyle w:val="22"/>
+                              <w:keepNext w:val="0"/>
+                              <w:keepLines w:val="0"/>
+                              <w:pageBreakBefore w:val="0"/>
+                              <w:kinsoku/>
+                              <w:wordWrap/>
+                              <w:overflowPunct/>
+                              <w:topLinePunct w:val="0"/>
+                              <w:bidi w:val="0"/>
+                              <w:adjustRightInd w:val="0"/>
+                              <w:snapToGrid w:val="0"/>
+                              <w:spacing w:line="240" w:lineRule="auto"/>
+                              <w:jc w:val="both"/>
+                              <w:textAlignment w:val="auto"/>
+                              <w:rPr>
+                                <w:rFonts w:ascii="Times New Roman" w:hAnsi="Times New Roman" w:cs="Times New Roman"/>
+                                <w:b/>
+                                <w:sz w:val="18"/>
+                                <w:szCs w:val="18"/>
+                              </w:rPr>
+                            </w:pPr>
+                            <w:r>
+                              <w:rPr>
+                                <w:rFonts w:ascii="Times New Roman" w:hAnsi="Times New Roman" w:cs="Times New Roman"/>
+                                <w:b/>
+                                <w:sz w:val="18"/>
+                                <w:szCs w:val="18"/>
+                              </w:rPr>
+                              <w:t>复核人</w:t>
+                            </w:r>
+                            <w:r>
+                              <w:rPr>
+                                <w:rFonts w:ascii="Times New Roman" w:hAnsi="Times New Roman" w:cs="Times New Roman"/>
+                                <w:b/>
+                                <w:sz w:val="18"/>
+                                <w:szCs w:val="18"/>
+                                <w:lang w:eastAsia="zh-CN"/>
+                              </w:rPr>
+                              <w:t>：</w:t>
+                            </w:r>
+                          </w:p>
+                        </w:tc>
+                        <w:tc>
+                          <w:tcPr>
+                            <w:tcW w:w="1236" w:type="dxa"/>
+                            <w:vAlign w:val="center"/>
+                          </w:tcPr>
+                          <w:p>
+                            <w:pPr>
+                              <w:pStyle w:val="22"/>
+                              <w:keepNext w:val="0"/>
+                              <w:keepLines w:val="0"/>
+                              <w:pageBreakBefore w:val="0"/>
+                              <w:kinsoku/>
+                              <w:wordWrap/>
+                              <w:overflowPunct/>
+                              <w:topLinePunct w:val="0"/>
+                              <w:bidi w:val="0"/>
+                              <w:adjustRightInd w:val="0"/>
+                              <w:snapToGrid w:val="0"/>
+                              <w:spacing w:line="240" w:lineRule="auto"/>
+                              <w:ind w:right="15"/>
+                              <w:jc w:val="both"/>
+                              <w:textAlignment w:val="auto"/>
+                              <w:rPr>
+                                <w:rFonts w:ascii="Times New Roman" w:hAnsi="Times New Roman" w:cs="Times New Roman"/>
+                                <w:b/>
+                                <w:sz w:val="18"/>
+                                <w:szCs w:val="18"/>
+                              </w:rPr>
+                            </w:pPr>
+                            <w:r>
+                              <w:rPr>
+                                <w:sz w:val="18"/>
+                                <w:szCs w:val="18"/>
+                              </w:rPr>
+                              <w:drawing>
+                                <wp:inline distT="0" distB="0" distL="114300" distR="114300">
+                                  <wp:extent cx="524510" cy="297180"/>
+                                  <wp:effectExtent l="0" t="0" r="0" b="6985"/>
+                                  <wp:docPr id="19" name="图片 4" descr="王建丽"/>
+                                  <wp:cNvGraphicFramePr>
+                                    <a:graphicFrameLocks xmlns:a="http://schemas.openxmlformats.org/drawingml/2006/main" noChangeAspect="1"/>
+                                  </wp:cNvGraphicFramePr>
+                                  <a:graphic xmlns:a="http://schemas.openxmlformats.org/drawingml/2006/main">
+                                    <a:graphicData uri="http://schemas.openxmlformats.org/drawingml/2006/picture">
+                                      <pic:pic xmlns:pic="http://schemas.openxmlformats.org/drawingml/2006/picture">
+                                        <pic:nvPicPr>
+                                          <pic:cNvPr id="19" name="图片 4" descr="王建丽"/>
+                                          <pic:cNvPicPr>
+                                            <a:picLocks noChangeAspect="1"/>
+                                          </pic:cNvPicPr>
+                                        </pic:nvPicPr>
+                                        <pic:blipFill>
+                                          <a:blip r:embed="rId19">
+                                            <a:clrChange>
+                                              <a:clrFrom>
+                                                <a:srgbClr val="FFFFFF">
+                                                  <a:alpha val="100000"/>
+                                                </a:srgbClr>
+                                              </a:clrFrom>
+                                              <a:clrTo>
+                                                <a:srgbClr val="FFFFFF">
+                                                  <a:alpha val="100000"/>
+                                                  <a:alpha val="0"/>
+                                                </a:srgbClr>
+                                              </a:clrTo>
+                                            </a:clrChange>
+                                          </a:blip>
+                                          <a:stretch>
+                                            <a:fillRect/>
+                                          </a:stretch>
+                                        </pic:blipFill>
+                                        <pic:spPr>
+                                          <a:xfrm>
+                                            <a:off x="0" y="0"/>
+                                            <a:ext cx="524510" cy="297180"/>
+                                          </a:xfrm>
+                                          <a:prstGeom prst="rect">
+                                            <a:avLst/>
+                                          </a:prstGeom>
+                                        </pic:spPr>
+                                      </pic:pic>
+                                    </a:graphicData>
+                                  </a:graphic>
+                                </wp:inline>
+                              </w:drawing>
+                            </w:r>
+                          </w:p>
+                        </w:tc>
+                      </w:tr>
+                      <w:tr>
+                        <w:tblPrEx>
+                          <w:tblCellMar>
+                            <w:top w:w="0" w:type="dxa"/>
+                            <w:left w:w="0" w:type="dxa"/>
+                            <w:bottom w:w="0" w:type="dxa"/>
+                            <w:right w:w="0" w:type="dxa"/>
+                          </w:tblCellMar>
+                        </w:tblPrEx>
+                        <w:trPr>
+                          <w:trHeight w:val="457" w:hRule="exact"/>
+                        </w:trPr>
+                        <w:tc>
+                          <w:tcPr>
+                            <w:tcW w:w="835" w:type="dxa"/>
+                            <w:vAlign w:val="center"/>
+                          </w:tcPr>
+                          <w:p>
+                            <w:pPr>
+                              <w:pStyle w:val="22"/>
+                              <w:keepNext w:val="0"/>
+                              <w:keepLines w:val="0"/>
+                              <w:pageBreakBefore w:val="0"/>
+                              <w:kinsoku/>
+                              <w:wordWrap/>
+                              <w:overflowPunct/>
+                              <w:topLinePunct w:val="0"/>
+                              <w:bidi w:val="0"/>
+                              <w:adjustRightInd w:val="0"/>
+                              <w:snapToGrid w:val="0"/>
+                              <w:spacing w:line="240" w:lineRule="auto"/>
+                              <w:ind w:left="13" w:right="165"/>
+                              <w:jc w:val="both"/>
+                              <w:textAlignment w:val="auto"/>
+                              <w:rPr>
+                                <w:rFonts w:ascii="Times New Roman" w:hAnsi="Times New Roman" w:cs="Times New Roman"/>
+                                <w:b/>
+                                <w:sz w:val="18"/>
+                                <w:szCs w:val="18"/>
+                              </w:rPr>
+                            </w:pPr>
+                            <w:r>
+                              <w:rPr>
+                                <w:rFonts w:ascii="Times New Roman" w:hAnsi="Times New Roman" w:cs="Times New Roman"/>
+                                <w:b/>
+                                <w:sz w:val="18"/>
+                                <w:szCs w:val="18"/>
+                              </w:rPr>
+                              <w:t>日</w:t>
+                            </w:r>
+                            <w:r>
+                              <w:rPr>
+                                <w:rFonts w:ascii="Times New Roman" w:hAnsi="Times New Roman" w:cs="Times New Roman"/>
+                                <w:b/>
+                                <w:sz w:val="18"/>
+                                <w:szCs w:val="18"/>
+                                <w:lang w:eastAsia="zh-CN"/>
+                              </w:rPr>
+                              <w:t xml:space="preserve">  </w:t>
+                            </w:r>
+                            <w:r>
+                              <w:rPr>
+                                <w:rFonts w:ascii="Times New Roman" w:hAnsi="Times New Roman" w:cs="Times New Roman"/>
+                                <w:b/>
+                                <w:sz w:val="18"/>
+                                <w:szCs w:val="18"/>
+                              </w:rPr>
+                              <w:t>期：</w:t>
+                            </w:r>
+                          </w:p>
+                        </w:tc>
+                        <w:tc>
+                          <w:tcPr>
+                            <w:tcW w:w="1392" w:type="dxa"/>
+                            <w:vAlign w:val="center"/>
+                          </w:tcPr>
+                          <w:p>
+                            <w:pPr>
+                              <w:pStyle w:val="22"/>
+                              <w:keepNext w:val="0"/>
+                              <w:keepLines w:val="0"/>
+                              <w:pageBreakBefore w:val="0"/>
+                              <w:kinsoku/>
+                              <w:wordWrap/>
+                              <w:overflowPunct/>
+                              <w:topLinePunct w:val="0"/>
+                              <w:bidi w:val="0"/>
+                              <w:adjustRightInd w:val="0"/>
+                              <w:snapToGrid w:val="0"/>
+                              <w:spacing w:line="240" w:lineRule="auto"/>
+                              <w:jc w:val="both"/>
+                              <w:textAlignment w:val="auto"/>
+                              <w:rPr>
+                                <w:rFonts w:ascii="Times New Roman" w:hAnsi="Times New Roman" w:cs="Times New Roman"/>
+                                <w:sz w:val="18"/>
+                                <w:szCs w:val="18"/>
+                              </w:rPr>
+                            </w:pPr>
+                            <w:r>
+                              <w:rPr>
+                                <w:rFonts w:ascii="Times New Roman" w:hAnsi="Times New Roman" w:cs="Times New Roman"/>
+                                <w:kern w:val="2"/>
+                                <w:sz w:val="18"/>
+                                <w:szCs w:val="18"/>
+                                <w:lang w:eastAsia="zh-CN"/>
+                              </w:rPr>
+                              <w:t>{{ reportdate }}</w:t>
+                            </w:r>
+                          </w:p>
+                        </w:tc>
+                        <w:tc>
+                          <w:tcPr>
+                            <w:tcW w:w="984" w:type="dxa"/>
+                            <w:vAlign w:val="center"/>
+                          </w:tcPr>
+                          <w:p>
+                            <w:pPr>
+                              <w:pStyle w:val="22"/>
+                              <w:keepNext w:val="0"/>
+                              <w:keepLines w:val="0"/>
+                              <w:pageBreakBefore w:val="0"/>
+                              <w:kinsoku/>
+                              <w:wordWrap/>
+                              <w:overflowPunct/>
+                              <w:topLinePunct w:val="0"/>
+                              <w:bidi w:val="0"/>
+                              <w:adjustRightInd w:val="0"/>
+                              <w:snapToGrid w:val="0"/>
+                              <w:spacing w:line="240" w:lineRule="auto"/>
+                              <w:jc w:val="both"/>
+                              <w:textAlignment w:val="auto"/>
+                              <w:rPr>
+                                <w:rFonts w:ascii="Times New Roman" w:hAnsi="Times New Roman" w:cs="Times New Roman"/>
+                                <w:b/>
+                                <w:sz w:val="18"/>
+                                <w:szCs w:val="18"/>
+                              </w:rPr>
+                            </w:pPr>
+                            <w:r>
+                              <w:rPr>
+                                <w:rFonts w:ascii="Times New Roman" w:hAnsi="Times New Roman" w:cs="Times New Roman"/>
+                                <w:b/>
+                                <w:sz w:val="18"/>
+                                <w:szCs w:val="18"/>
+                              </w:rPr>
+                              <w:t>日</w:t>
+                            </w:r>
+                            <w:r>
+                              <w:rPr>
+                                <w:rFonts w:ascii="Times New Roman" w:hAnsi="Times New Roman" w:cs="Times New Roman"/>
+                                <w:b/>
+                                <w:sz w:val="18"/>
+                                <w:szCs w:val="18"/>
+                                <w:lang w:eastAsia="zh-CN"/>
+                              </w:rPr>
+                              <w:t xml:space="preserve">  </w:t>
+                            </w:r>
+                            <w:r>
+                              <w:rPr>
+                                <w:rFonts w:ascii="Times New Roman" w:hAnsi="Times New Roman" w:cs="Times New Roman"/>
+                                <w:b/>
+                                <w:sz w:val="18"/>
+                                <w:szCs w:val="18"/>
+                              </w:rPr>
+                              <w:t>期：</w:t>
+                            </w:r>
+                          </w:p>
+                        </w:tc>
+                        <w:tc>
+                          <w:tcPr>
+                            <w:tcW w:w="1236" w:type="dxa"/>
+                            <w:vAlign w:val="center"/>
+                          </w:tcPr>
+                          <w:p>
+                            <w:pPr>
+                              <w:pStyle w:val="22"/>
+                              <w:keepNext w:val="0"/>
+                              <w:keepLines w:val="0"/>
+                              <w:pageBreakBefore w:val="0"/>
+                              <w:kinsoku/>
+                              <w:wordWrap/>
+                              <w:overflowPunct/>
+                              <w:topLinePunct w:val="0"/>
+                              <w:bidi w:val="0"/>
+                              <w:adjustRightInd w:val="0"/>
+                              <w:snapToGrid w:val="0"/>
+                              <w:spacing w:line="240" w:lineRule="auto"/>
+                              <w:ind w:right="15"/>
+                              <w:jc w:val="both"/>
+                              <w:textAlignment w:val="auto"/>
+                              <w:rPr>
+                                <w:rFonts w:ascii="Times New Roman" w:hAnsi="Times New Roman" w:cs="Times New Roman"/>
+                                <w:sz w:val="18"/>
+                                <w:szCs w:val="18"/>
+                              </w:rPr>
+                            </w:pPr>
+                            <w:r>
+                              <w:rPr>
+                                <w:rFonts w:ascii="Times New Roman" w:hAnsi="Times New Roman" w:cs="Times New Roman"/>
+                                <w:kern w:val="2"/>
+                                <w:sz w:val="18"/>
+                                <w:szCs w:val="18"/>
+                                <w:lang w:eastAsia="zh-CN"/>
+                              </w:rPr>
+                              <w:t>{{ reportdate }}</w:t>
+                            </w:r>
+                          </w:p>
+                        </w:tc>
+                      </w:tr>
+                    </w:tbl>
+                    <w:p>
+                      <w:pPr>
+                        <w:keepNext w:val="0"/>
+                        <w:keepLines w:val="0"/>
+                        <w:pageBreakBefore w:val="0"/>
+                        <w:kinsoku/>
+                        <w:wordWrap/>
+                        <w:overflowPunct/>
+                        <w:topLinePunct w:val="0"/>
+                        <w:bidi w:val="0"/>
+                        <w:adjustRightInd w:val="0"/>
+                        <w:snapToGrid w:val="0"/>
+                        <w:spacing w:line="240" w:lineRule="auto"/>
+                        <w:textAlignment w:val="auto"/>
+                        <w:rPr>
+                          <w:rFonts w:hint="default"/>
+                          <w:sz w:val="18"/>
+                          <w:szCs w:val="18"/>
+                          <w:lang w:val="en-US" w:eastAsia="zh-CN"/>
+                        </w:rPr>
+                      </w:pPr>
+                      <w:r>
+                        <w:rPr>
+                          <w:rFonts w:hint="eastAsia" w:ascii="Times New Roman" w:hAnsi="Times New Roman" w:eastAsia="微软雅黑" w:cs="Times New Roman"/>
+                          <w:sz w:val="18"/>
+                          <w:szCs w:val="18"/>
+                          <w:lang w:eastAsia="zh-CN"/>
+                        </w:rPr>
+                        <w:t xml:space="preserve">{% endif %}{% if testedby == </w:t>
+                      </w:r>
+                      <w:r>
+                        <w:rPr>
+                          <w:rFonts w:ascii="Times New Roman" w:hAnsi="Times New Roman" w:eastAsia="微软雅黑" w:cs="Times New Roman"/>
+                          <w:sz w:val="18"/>
+                          <w:szCs w:val="18"/>
+                          <w:lang w:eastAsia="zh-CN"/>
+                        </w:rPr>
+                        <w:t>“</w:t>
+                      </w:r>
+                      <w:r>
+                        <w:rPr>
+                          <w:rFonts w:hint="eastAsia" w:ascii="Times New Roman" w:hAnsi="Times New Roman" w:eastAsia="微软雅黑" w:cs="Times New Roman"/>
+                          <w:sz w:val="18"/>
+                          <w:szCs w:val="18"/>
+                          <w:lang w:eastAsia="zh-CN"/>
+                        </w:rPr>
+                        <w:t>2</w:t>
+                      </w:r>
+                      <w:r>
+                        <w:rPr>
+                          <w:rFonts w:ascii="Times New Roman" w:hAnsi="Times New Roman" w:eastAsia="微软雅黑" w:cs="Times New Roman"/>
+                          <w:sz w:val="18"/>
+                          <w:szCs w:val="18"/>
+                          <w:lang w:eastAsia="zh-CN"/>
+                        </w:rPr>
+                        <w:t>”</w:t>
+                      </w:r>
+                      <w:r>
+                        <w:rPr>
+                          <w:rFonts w:hint="eastAsia" w:ascii="Times New Roman" w:hAnsi="Times New Roman" w:eastAsia="微软雅黑" w:cs="Times New Roman"/>
+                          <w:sz w:val="18"/>
+                          <w:szCs w:val="18"/>
+                          <w:lang w:eastAsia="zh-CN"/>
+                        </w:rPr>
+                        <w:t xml:space="preserve"> %}</w:t>
+                      </w:r>
+                    </w:p>
+                    <w:p>
+                      <w:pPr>
+                        <w:keepNext w:val="0"/>
+                        <w:keepLines w:val="0"/>
+                        <w:pageBreakBefore w:val="0"/>
+                        <w:kinsoku/>
+                        <w:wordWrap/>
+                        <w:overflowPunct/>
+                        <w:topLinePunct w:val="0"/>
+                        <w:bidi w:val="0"/>
+                        <w:adjustRightInd w:val="0"/>
+                        <w:snapToGrid w:val="0"/>
+                        <w:spacing w:line="240" w:lineRule="auto"/>
+                        <w:textAlignment w:val="auto"/>
+                        <w:rPr>
+                          <w:sz w:val="18"/>
+                          <w:szCs w:val="18"/>
+                          <w:lang w:eastAsia="zh-CN"/>
+                        </w:rPr>
+                      </w:pPr>
+                    </w:p>
+                    <w:tbl>
+                      <w:tblPr>
+                        <w:tblStyle w:val="34"/>
+                        <w:tblW w:w="4543" w:type="dxa"/>
+                        <w:tblInd w:w="0" w:type="dxa"/>
+                        <w:tblLayout w:type="fixed"/>
+                        <w:tblCellMar>
+                          <w:top w:w="0" w:type="dxa"/>
+                          <w:left w:w="0" w:type="dxa"/>
+                          <w:bottom w:w="0" w:type="dxa"/>
+                          <w:right w:w="0" w:type="dxa"/>
+                        </w:tblCellMar>
+                      </w:tblPr>
+                      <w:tblGrid>
+                        <w:gridCol w:w="835"/>
+                        <w:gridCol w:w="1308"/>
+                        <w:gridCol w:w="912"/>
+                        <w:gridCol w:w="1488"/>
+                      </w:tblGrid>
+                      <w:tr>
+                        <w:tblPrEx>
+                          <w:tblCellMar>
+                            <w:top w:w="0" w:type="dxa"/>
+                            <w:left w:w="0" w:type="dxa"/>
+                            <w:bottom w:w="0" w:type="dxa"/>
+                            <w:right w:w="0" w:type="dxa"/>
+                          </w:tblCellMar>
+                        </w:tblPrEx>
+                        <w:trPr>
+                          <w:trHeight w:val="441" w:hRule="exact"/>
+                        </w:trPr>
+                        <w:tc>
+                          <w:tcPr>
+                            <w:tcW w:w="835" w:type="dxa"/>
+                            <w:vAlign w:val="center"/>
+                          </w:tcPr>
+                          <w:p>
+                            <w:pPr>
+                              <w:pStyle w:val="22"/>
+                              <w:keepNext w:val="0"/>
+                              <w:keepLines w:val="0"/>
+                              <w:pageBreakBefore w:val="0"/>
+                              <w:kinsoku/>
+                              <w:wordWrap/>
+                              <w:overflowPunct/>
+                              <w:topLinePunct w:val="0"/>
+                              <w:bidi w:val="0"/>
+                              <w:adjustRightInd w:val="0"/>
+                              <w:snapToGrid w:val="0"/>
+                              <w:spacing w:line="240" w:lineRule="auto"/>
+                              <w:ind w:left="13" w:right="95"/>
+                              <w:jc w:val="both"/>
+                              <w:textAlignment w:val="auto"/>
+                              <w:rPr>
+                                <w:rFonts w:ascii="Times New Roman" w:hAnsi="Times New Roman" w:cs="Times New Roman"/>
+                                <w:b/>
+                                <w:sz w:val="18"/>
+                                <w:szCs w:val="18"/>
+                              </w:rPr>
+                            </w:pPr>
+                            <w:r>
+                              <w:rPr>
+                                <w:rFonts w:ascii="Times New Roman" w:hAnsi="Times New Roman" w:cs="Times New Roman"/>
+                                <w:b/>
+                                <w:sz w:val="18"/>
+                                <w:szCs w:val="18"/>
+                              </w:rPr>
+                              <w:t>检测人：</w:t>
+                            </w:r>
+                          </w:p>
+                        </w:tc>
+                        <w:tc>
+                          <w:tcPr>
+                            <w:tcW w:w="1308" w:type="dxa"/>
+                            <w:vAlign w:val="center"/>
+                          </w:tcPr>
+                          <w:p>
+                            <w:pPr>
+                              <w:pStyle w:val="22"/>
+                              <w:keepNext w:val="0"/>
+                              <w:keepLines w:val="0"/>
+                              <w:pageBreakBefore w:val="0"/>
+                              <w:kinsoku/>
+                              <w:wordWrap/>
+                              <w:overflowPunct/>
+                              <w:topLinePunct w:val="0"/>
+                              <w:bidi w:val="0"/>
+                              <w:adjustRightInd w:val="0"/>
+                              <w:snapToGrid w:val="0"/>
+                              <w:spacing w:line="240" w:lineRule="auto"/>
+                              <w:jc w:val="both"/>
+                              <w:textAlignment w:val="auto"/>
+                              <w:rPr>
+                                <w:rFonts w:ascii="Times New Roman" w:hAnsi="Times New Roman" w:cs="Times New Roman"/>
+                                <w:b/>
+                                <w:sz w:val="18"/>
+                                <w:szCs w:val="18"/>
+                              </w:rPr>
+                            </w:pPr>
+                            <w:r>
+                              <w:rPr>
+                                <w:sz w:val="18"/>
+                                <w:szCs w:val="18"/>
+                              </w:rPr>
+                              <w:drawing>
+                                <wp:inline distT="0" distB="0" distL="114300" distR="114300">
+                                  <wp:extent cx="604520" cy="325755"/>
+                                  <wp:effectExtent l="0" t="0" r="0" b="0"/>
+                                  <wp:docPr id="4" name="图片 1"/>
+                                  <wp:cNvGraphicFramePr>
+                                    <a:graphicFrameLocks xmlns:a="http://schemas.openxmlformats.org/drawingml/2006/main" noChangeAspect="1"/>
+                                  </wp:cNvGraphicFramePr>
+                                  <a:graphic xmlns:a="http://schemas.openxmlformats.org/drawingml/2006/main">
+                                    <a:graphicData uri="http://schemas.openxmlformats.org/drawingml/2006/picture">
+                                      <pic:pic xmlns:pic="http://schemas.openxmlformats.org/drawingml/2006/picture">
+                                        <pic:nvPicPr>
+                                          <pic:cNvPr id="4" name="图片 1"/>
+                                          <pic:cNvPicPr>
+                                            <a:picLocks noChangeAspect="1"/>
+                                          </pic:cNvPicPr>
+                                        </pic:nvPicPr>
+                                        <pic:blipFill>
+                                          <a:blip r:embed="rId20">
+                                            <a:clrChange>
+                                              <a:clrFrom>
+                                                <a:srgbClr val="FFFFFF">
+                                                  <a:alpha val="100000"/>
+                                                </a:srgbClr>
+                                              </a:clrFrom>
+                                              <a:clrTo>
+                                                <a:srgbClr val="FFFFFF">
+                                                  <a:alpha val="100000"/>
+                                                  <a:alpha val="0"/>
+                                                </a:srgbClr>
+                                              </a:clrTo>
+                                            </a:clrChange>
+                                          </a:blip>
+                                          <a:srcRect l="10922" t="11667"/>
+                                          <a:stretch>
+                                            <a:fillRect/>
+                                          </a:stretch>
+                                        </pic:blipFill>
+                                        <pic:spPr>
+                                          <a:xfrm>
+                                            <a:off x="0" y="0"/>
+                                            <a:ext cx="604520" cy="325755"/>
+                                          </a:xfrm>
+                                          <a:prstGeom prst="rect">
+                                            <a:avLst/>
+                                          </a:prstGeom>
+                                          <a:noFill/>
+                                          <a:ln>
+                                            <a:noFill/>
+                                          </a:ln>
+                                        </pic:spPr>
+                                      </pic:pic>
+                                    </a:graphicData>
+                                  </a:graphic>
+                                </wp:inline>
+                              </w:drawing>
+                            </w:r>
+                          </w:p>
+                        </w:tc>
+                        <w:tc>
+                          <w:tcPr>
+                            <w:tcW w:w="912" w:type="dxa"/>
+                            <w:vAlign w:val="center"/>
+                          </w:tcPr>
+                          <w:p>
+                            <w:pPr>
+                              <w:pStyle w:val="22"/>
+                              <w:keepNext w:val="0"/>
+                              <w:keepLines w:val="0"/>
+                              <w:pageBreakBefore w:val="0"/>
+                              <w:kinsoku/>
+                              <w:wordWrap/>
+                              <w:overflowPunct/>
+                              <w:topLinePunct w:val="0"/>
+                              <w:bidi w:val="0"/>
+                              <w:adjustRightInd w:val="0"/>
+                              <w:snapToGrid w:val="0"/>
+                              <w:spacing w:line="240" w:lineRule="auto"/>
+                              <w:jc w:val="both"/>
+                              <w:textAlignment w:val="auto"/>
+                              <w:rPr>
+                                <w:rFonts w:ascii="Times New Roman" w:hAnsi="Times New Roman" w:cs="Times New Roman"/>
+                                <w:b/>
+                                <w:sz w:val="18"/>
+                                <w:szCs w:val="18"/>
+                              </w:rPr>
+                            </w:pPr>
+                            <w:r>
+                              <w:rPr>
+                                <w:rFonts w:ascii="Times New Roman" w:hAnsi="Times New Roman" w:cs="Times New Roman"/>
+                                <w:b/>
+                                <w:sz w:val="18"/>
+                                <w:szCs w:val="18"/>
+                              </w:rPr>
+                              <w:t>复核人</w:t>
+                            </w:r>
+                            <w:r>
+                              <w:rPr>
+                                <w:rFonts w:ascii="Times New Roman" w:hAnsi="Times New Roman" w:cs="Times New Roman"/>
+                                <w:b/>
+                                <w:sz w:val="18"/>
+                                <w:szCs w:val="18"/>
+                                <w:lang w:eastAsia="zh-CN"/>
+                              </w:rPr>
+                              <w:t>：</w:t>
+                            </w:r>
+                          </w:p>
+                        </w:tc>
+                        <w:tc>
+                          <w:tcPr>
+                            <w:tcW w:w="1488" w:type="dxa"/>
+                            <w:vAlign w:val="center"/>
+                          </w:tcPr>
+                          <w:p>
+                            <w:pPr>
+                              <w:pStyle w:val="22"/>
+                              <w:keepNext w:val="0"/>
+                              <w:keepLines w:val="0"/>
+                              <w:pageBreakBefore w:val="0"/>
+                              <w:kinsoku/>
+                              <w:wordWrap/>
+                              <w:overflowPunct/>
+                              <w:topLinePunct w:val="0"/>
+                              <w:bidi w:val="0"/>
+                              <w:adjustRightInd w:val="0"/>
+                              <w:snapToGrid w:val="0"/>
+                              <w:spacing w:line="240" w:lineRule="auto"/>
+                              <w:ind w:right="15"/>
+                              <w:jc w:val="both"/>
+                              <w:textAlignment w:val="auto"/>
+                              <w:rPr>
+                                <w:rFonts w:ascii="Times New Roman" w:hAnsi="Times New Roman" w:cs="Times New Roman"/>
+                                <w:b/>
+                                <w:sz w:val="18"/>
+                                <w:szCs w:val="18"/>
+                              </w:rPr>
+                            </w:pPr>
+                            <w:r>
+                              <w:rPr>
+                                <w:sz w:val="18"/>
+                                <w:szCs w:val="18"/>
+                              </w:rPr>
+                              <w:drawing>
+                                <wp:inline distT="0" distB="0" distL="114300" distR="114300">
+                                  <wp:extent cx="563245" cy="319405"/>
+                                  <wp:effectExtent l="0" t="0" r="0" b="635"/>
+                                  <wp:docPr id="8" name="图片 4" descr="王建丽"/>
+                                  <wp:cNvGraphicFramePr>
+                                    <a:graphicFrameLocks xmlns:a="http://schemas.openxmlformats.org/drawingml/2006/main" noChangeAspect="1"/>
+                                  </wp:cNvGraphicFramePr>
+                                  <a:graphic xmlns:a="http://schemas.openxmlformats.org/drawingml/2006/main">
+                                    <a:graphicData uri="http://schemas.openxmlformats.org/drawingml/2006/picture">
+                                      <pic:pic xmlns:pic="http://schemas.openxmlformats.org/drawingml/2006/picture">
+                                        <pic:nvPicPr>
+                                          <pic:cNvPr id="8" name="图片 4" descr="王建丽"/>
+                                          <pic:cNvPicPr>
+                                            <a:picLocks noChangeAspect="1"/>
+                                          </pic:cNvPicPr>
+                                        </pic:nvPicPr>
+                                        <pic:blipFill>
+                                          <a:blip r:embed="rId19">
+                                            <a:clrChange>
+                                              <a:clrFrom>
+                                                <a:srgbClr val="FFFFFF">
+                                                  <a:alpha val="100000"/>
+                                                </a:srgbClr>
+                                              </a:clrFrom>
+                                              <a:clrTo>
+                                                <a:srgbClr val="FFFFFF">
+                                                  <a:alpha val="100000"/>
+                                                  <a:alpha val="0"/>
+                                                </a:srgbClr>
+                                              </a:clrTo>
+                                            </a:clrChange>
+                                          </a:blip>
+                                          <a:stretch>
+                                            <a:fillRect/>
+                                          </a:stretch>
+                                        </pic:blipFill>
+                                        <pic:spPr>
+                                          <a:xfrm>
+                                            <a:off x="0" y="0"/>
+                                            <a:ext cx="563245" cy="319405"/>
+                                          </a:xfrm>
+                                          <a:prstGeom prst="rect">
+                                            <a:avLst/>
+                                          </a:prstGeom>
+                                        </pic:spPr>
+                                      </pic:pic>
+                                    </a:graphicData>
+                                  </a:graphic>
+                                </wp:inline>
+                              </w:drawing>
+                            </w:r>
+                          </w:p>
+                        </w:tc>
+                      </w:tr>
+                      <w:tr>
+                        <w:tblPrEx>
+                          <w:tblCellMar>
+                            <w:top w:w="0" w:type="dxa"/>
+                            <w:left w:w="0" w:type="dxa"/>
+                            <w:bottom w:w="0" w:type="dxa"/>
+                            <w:right w:w="0" w:type="dxa"/>
+                          </w:tblCellMar>
+                        </w:tblPrEx>
+                        <w:trPr>
+                          <w:trHeight w:val="457" w:hRule="exact"/>
+                        </w:trPr>
+                        <w:tc>
+                          <w:tcPr>
+                            <w:tcW w:w="835" w:type="dxa"/>
+                            <w:vAlign w:val="center"/>
+                          </w:tcPr>
+                          <w:p>
+                            <w:pPr>
+                              <w:pStyle w:val="22"/>
+                              <w:keepNext w:val="0"/>
+                              <w:keepLines w:val="0"/>
+                              <w:pageBreakBefore w:val="0"/>
+                              <w:kinsoku/>
+                              <w:wordWrap/>
+                              <w:overflowPunct/>
+                              <w:topLinePunct w:val="0"/>
+                              <w:bidi w:val="0"/>
+                              <w:adjustRightInd w:val="0"/>
+                              <w:snapToGrid w:val="0"/>
+                              <w:spacing w:line="240" w:lineRule="auto"/>
+                              <w:ind w:left="13" w:right="165"/>
+                              <w:jc w:val="both"/>
+                              <w:textAlignment w:val="auto"/>
+                              <w:rPr>
+                                <w:rFonts w:ascii="Times New Roman" w:hAnsi="Times New Roman" w:cs="Times New Roman"/>
+                                <w:b/>
+                                <w:sz w:val="18"/>
+                                <w:szCs w:val="18"/>
+                              </w:rPr>
+                            </w:pPr>
+                            <w:r>
+                              <w:rPr>
+                                <w:rFonts w:ascii="Times New Roman" w:hAnsi="Times New Roman" w:cs="Times New Roman"/>
+                                <w:b/>
+                                <w:sz w:val="18"/>
+                                <w:szCs w:val="18"/>
+                              </w:rPr>
+                              <w:t>日</w:t>
+                            </w:r>
+                            <w:r>
+                              <w:rPr>
+                                <w:rFonts w:ascii="Times New Roman" w:hAnsi="Times New Roman" w:cs="Times New Roman"/>
+                                <w:b/>
+                                <w:sz w:val="18"/>
+                                <w:szCs w:val="18"/>
+                                <w:lang w:eastAsia="zh-CN"/>
+                              </w:rPr>
+                              <w:t xml:space="preserve">  </w:t>
+                            </w:r>
+                            <w:r>
+                              <w:rPr>
+                                <w:rFonts w:ascii="Times New Roman" w:hAnsi="Times New Roman" w:cs="Times New Roman"/>
+                                <w:b/>
+                                <w:sz w:val="18"/>
+                                <w:szCs w:val="18"/>
+                              </w:rPr>
+                              <w:t>期：</w:t>
+                            </w:r>
+                          </w:p>
+                        </w:tc>
+                        <w:tc>
+                          <w:tcPr>
+                            <w:tcW w:w="1308" w:type="dxa"/>
+                            <w:vAlign w:val="center"/>
+                          </w:tcPr>
+                          <w:p>
+                            <w:pPr>
+                              <w:pStyle w:val="22"/>
+                              <w:keepNext w:val="0"/>
+                              <w:keepLines w:val="0"/>
+                              <w:pageBreakBefore w:val="0"/>
+                              <w:kinsoku/>
+                              <w:wordWrap/>
+                              <w:overflowPunct/>
+                              <w:topLinePunct w:val="0"/>
+                              <w:bidi w:val="0"/>
+                              <w:adjustRightInd w:val="0"/>
+                              <w:snapToGrid w:val="0"/>
+                              <w:spacing w:line="240" w:lineRule="auto"/>
+                              <w:jc w:val="both"/>
+                              <w:textAlignment w:val="auto"/>
+                              <w:rPr>
+                                <w:rFonts w:ascii="Times New Roman" w:hAnsi="Times New Roman" w:cs="Times New Roman"/>
+                                <w:sz w:val="18"/>
+                                <w:szCs w:val="18"/>
+                              </w:rPr>
+                            </w:pPr>
+                            <w:r>
+                              <w:rPr>
+                                <w:rFonts w:ascii="Times New Roman" w:hAnsi="Times New Roman" w:cs="Times New Roman"/>
+                                <w:kern w:val="2"/>
+                                <w:sz w:val="18"/>
+                                <w:szCs w:val="18"/>
+                                <w:lang w:eastAsia="zh-CN"/>
+                              </w:rPr>
+                              <w:t>{{ reportdate }}</w:t>
+                            </w:r>
+                          </w:p>
+                        </w:tc>
+                        <w:tc>
+                          <w:tcPr>
+                            <w:tcW w:w="912" w:type="dxa"/>
+                            <w:vAlign w:val="center"/>
+                          </w:tcPr>
+                          <w:p>
+                            <w:pPr>
+                              <w:pStyle w:val="22"/>
+                              <w:keepNext w:val="0"/>
+                              <w:keepLines w:val="0"/>
+                              <w:pageBreakBefore w:val="0"/>
+                              <w:kinsoku/>
+                              <w:wordWrap/>
+                              <w:overflowPunct/>
+                              <w:topLinePunct w:val="0"/>
+                              <w:bidi w:val="0"/>
+                              <w:adjustRightInd w:val="0"/>
+                              <w:snapToGrid w:val="0"/>
+                              <w:spacing w:line="240" w:lineRule="auto"/>
+                              <w:jc w:val="both"/>
+                              <w:textAlignment w:val="auto"/>
+                              <w:rPr>
+                                <w:rFonts w:ascii="Times New Roman" w:hAnsi="Times New Roman" w:cs="Times New Roman"/>
+                                <w:b/>
+                                <w:sz w:val="18"/>
+                                <w:szCs w:val="18"/>
+                              </w:rPr>
+                            </w:pPr>
+                            <w:r>
+                              <w:rPr>
+                                <w:rFonts w:ascii="Times New Roman" w:hAnsi="Times New Roman" w:cs="Times New Roman"/>
+                                <w:b/>
+                                <w:sz w:val="18"/>
+                                <w:szCs w:val="18"/>
+                              </w:rPr>
+                              <w:t>日</w:t>
+                            </w:r>
+                            <w:r>
+                              <w:rPr>
+                                <w:rFonts w:ascii="Times New Roman" w:hAnsi="Times New Roman" w:cs="Times New Roman"/>
+                                <w:b/>
+                                <w:sz w:val="18"/>
+                                <w:szCs w:val="18"/>
+                                <w:lang w:eastAsia="zh-CN"/>
+                              </w:rPr>
+                              <w:t xml:space="preserve">  </w:t>
+                            </w:r>
+                            <w:r>
+                              <w:rPr>
+                                <w:rFonts w:ascii="Times New Roman" w:hAnsi="Times New Roman" w:cs="Times New Roman"/>
+                                <w:b/>
+                                <w:sz w:val="18"/>
+                                <w:szCs w:val="18"/>
+                              </w:rPr>
+                              <w:t>期：</w:t>
+                            </w:r>
+                          </w:p>
+                        </w:tc>
+                        <w:tc>
+                          <w:tcPr>
+                            <w:tcW w:w="1488" w:type="dxa"/>
+                            <w:vAlign w:val="center"/>
+                          </w:tcPr>
+                          <w:p>
+                            <w:pPr>
+                              <w:pStyle w:val="22"/>
+                              <w:keepNext w:val="0"/>
+                              <w:keepLines w:val="0"/>
+                              <w:pageBreakBefore w:val="0"/>
+                              <w:kinsoku/>
+                              <w:wordWrap/>
+                              <w:overflowPunct/>
+                              <w:topLinePunct w:val="0"/>
+                              <w:bidi w:val="0"/>
+                              <w:adjustRightInd w:val="0"/>
+                              <w:snapToGrid w:val="0"/>
+                              <w:spacing w:line="240" w:lineRule="auto"/>
+                              <w:ind w:right="15"/>
+                              <w:jc w:val="both"/>
+                              <w:textAlignment w:val="auto"/>
+                              <w:rPr>
+                                <w:rFonts w:ascii="Times New Roman" w:hAnsi="Times New Roman" w:cs="Times New Roman"/>
+                                <w:sz w:val="18"/>
+                                <w:szCs w:val="18"/>
+                              </w:rPr>
+                            </w:pPr>
+                            <w:r>
+                              <w:rPr>
+                                <w:rFonts w:ascii="Times New Roman" w:hAnsi="Times New Roman" w:cs="Times New Roman"/>
+                                <w:kern w:val="2"/>
+                                <w:sz w:val="18"/>
+                                <w:szCs w:val="18"/>
+                                <w:lang w:eastAsia="zh-CN"/>
+                              </w:rPr>
+                              <w:t>{{ reportdate }}</w:t>
+                            </w:r>
+                          </w:p>
+                        </w:tc>
+                      </w:tr>
+                    </w:tbl>
+                    <w:p>
+                      <w:pPr>
+                        <w:keepNext w:val="0"/>
+                        <w:keepLines w:val="0"/>
+                        <w:pageBreakBefore w:val="0"/>
+                        <w:widowControl/>
+                        <w:kinsoku/>
+                        <w:wordWrap/>
+                        <w:overflowPunct/>
+                        <w:topLinePunct w:val="0"/>
+                        <w:bidi w:val="0"/>
+                        <w:adjustRightInd w:val="0"/>
+                        <w:snapToGrid w:val="0"/>
+                        <w:spacing w:line="240" w:lineRule="auto"/>
+                        <w:textAlignment w:val="auto"/>
+                        <w:rPr>
+                          <w:rFonts w:hint="default" w:ascii="Times New Roman" w:hAnsi="Times New Roman" w:eastAsia="等线" w:cs="宋体"/>
+                          <w:sz w:val="18"/>
+                          <w:szCs w:val="18"/>
+                          <w:lang w:val="en-US" w:eastAsia="zh-CN" w:bidi="ar-SA"/>
+                        </w:rPr>
+                      </w:pPr>
+                      <w:r>
+                        <w:rPr>
+                          <w:rFonts w:hint="eastAsia" w:ascii="Times New Roman" w:hAnsi="Times New Roman" w:eastAsia="微软雅黑" w:cs="Times New Roman"/>
+                          <w:sz w:val="18"/>
+                          <w:szCs w:val="18"/>
+                          <w:lang w:eastAsia="zh-CN"/>
+                        </w:rPr>
+                        <w:t>{% endif %}</w:t>
+                      </w:r>
+                    </w:p>
+                  </w:txbxContent>
+                </v:textbox>
+              </v:shape>
+            </w:pict>
+          </mc:Fallback>
+        </mc:AlternateContent>
       </w:r>
       <w:r>
         <w:rPr>
@@ -25706,7 +29859,7 @@
                     </pic:cNvPicPr>
                   </pic:nvPicPr>
                   <pic:blipFill>
-                    <a:blip r:embed="rId15"/>
+                    <a:blip r:embed="rId21"/>
                     <a:stretch>
                       <a:fillRect/>
                     </a:stretch>

--- a/WebContent/docx/淋巴瘤129基因检测报告-单样本-明理.docx
+++ b/WebContent/docx/淋巴瘤129基因检测报告-单样本-明理.docx
@@ -3279,13 +3279,13 @@
           <w:cols w:space="720" w:num="1"/>
         </w:sectPr>
       </w:pPr>
-      <w:bookmarkStart w:id="1" w:name="_Toc21669"/>
-      <w:bookmarkStart w:id="2" w:name="_Toc3619"/>
-      <w:bookmarkStart w:id="3" w:name="_Toc13806"/>
-      <w:bookmarkStart w:id="4" w:name="_Toc21009_WPSOffice_Level1"/>
-      <w:bookmarkStart w:id="5" w:name="_Toc10906"/>
+      <w:bookmarkStart w:id="1" w:name="_Toc13806"/>
+      <w:bookmarkStart w:id="2" w:name="_Toc24178_WPSOffice_Level1"/>
+      <w:bookmarkStart w:id="3" w:name="_Toc21669"/>
+      <w:bookmarkStart w:id="4" w:name="_Toc10906"/>
+      <w:bookmarkStart w:id="5" w:name="_Toc3619"/>
       <w:bookmarkStart w:id="6" w:name="_Toc30143_WPSOffice_Level1"/>
-      <w:bookmarkStart w:id="7" w:name="_Toc24178_WPSOffice_Level1"/>
+      <w:bookmarkStart w:id="7" w:name="_Toc21009_WPSOffice_Level1"/>
     </w:p>
     <w:p>
       <w:pPr>
@@ -3304,8 +3304,8 @@
           <w:lang w:val="en-US" w:eastAsia="zh-CN"/>
         </w:rPr>
       </w:pPr>
-      <w:bookmarkStart w:id="8" w:name="_Toc28708"/>
-      <w:bookmarkStart w:id="9" w:name="_Toc30317"/>
+      <w:bookmarkStart w:id="8" w:name="_Toc30317"/>
+      <w:bookmarkStart w:id="9" w:name="_Toc28708"/>
       <w:r>
         <w:rPr>
           <w:rFonts w:hint="default" w:ascii="Times New Roman" w:hAnsi="Times New Roman" w:eastAsia="思源黑体 CN Medium" w:cs="Times New Roman"/>
@@ -3339,8 +3339,8 @@
           <w:lang w:eastAsia="zh-CN"/>
         </w:rPr>
       </w:pPr>
-      <w:bookmarkStart w:id="10" w:name="_Toc8798"/>
-      <w:bookmarkStart w:id="11" w:name="_Toc10787"/>
+      <w:bookmarkStart w:id="10" w:name="_Toc10787"/>
+      <w:bookmarkStart w:id="11" w:name="_Toc8798"/>
       <w:r>
         <w:rPr>
           <w:rFonts w:hint="default" w:ascii="Times New Roman" w:hAnsi="Times New Roman" w:eastAsia="思源黑体 CN Medium" w:cs="Times New Roman"/>
@@ -3948,7 +3948,7 @@
                 <w:szCs w:val="21"/>
                 <w:lang w:val="en-US" w:eastAsia="zh-CN"/>
               </w:rPr>
-              <w:t>样本采集时间：-</w:t>
+              <w:t>样本采集时间：{{sample.collect_date}}</w:t>
             </w:r>
           </w:p>
         </w:tc>
@@ -3979,13 +3979,13 @@
           <w:lang w:eastAsia="zh-CN"/>
         </w:rPr>
       </w:pPr>
-      <w:bookmarkStart w:id="12" w:name="_Toc30143"/>
+      <w:bookmarkStart w:id="12" w:name="_Toc18062_WPSOffice_Level1"/>
       <w:bookmarkStart w:id="13" w:name="_Toc7021_WPSOffice_Level1"/>
-      <w:bookmarkStart w:id="14" w:name="_Toc18062_WPSOffice_Level1"/>
-      <w:bookmarkStart w:id="15" w:name="_Toc26731"/>
+      <w:bookmarkStart w:id="14" w:name="_Toc26731"/>
+      <w:bookmarkStart w:id="15" w:name="_Toc17451"/>
       <w:bookmarkStart w:id="16" w:name="_Toc31917"/>
-      <w:bookmarkStart w:id="17" w:name="_Toc11015_WPSOffice_Level1"/>
-      <w:bookmarkStart w:id="18" w:name="_Toc17451"/>
+      <w:bookmarkStart w:id="17" w:name="_Toc30143"/>
+      <w:bookmarkStart w:id="18" w:name="_Toc11015_WPSOffice_Level1"/>
       <w:bookmarkStart w:id="19" w:name="_Toc3823"/>
       <w:r>
         <w:rPr>
@@ -4197,16 +4197,16 @@
           <w:lang w:eastAsia="zh-CN"/>
         </w:rPr>
       </w:pPr>
-      <w:bookmarkStart w:id="21" w:name="_Toc15634"/>
-      <w:bookmarkStart w:id="22" w:name="_Toc149837254"/>
-      <w:bookmarkStart w:id="23" w:name="_Toc23052"/>
-      <w:bookmarkStart w:id="24" w:name="_Toc18058"/>
-      <w:bookmarkStart w:id="25" w:name="_Toc7969"/>
-      <w:bookmarkStart w:id="26" w:name="_Toc16576"/>
-      <w:bookmarkStart w:id="27" w:name="_Toc23369_WPSOffice_Level1"/>
-      <w:bookmarkStart w:id="28" w:name="_Toc6221_WPSOffice_Level1"/>
-      <w:bookmarkStart w:id="29" w:name="_Toc2043"/>
-      <w:bookmarkStart w:id="30" w:name="_Toc25920"/>
+      <w:bookmarkStart w:id="21" w:name="_Toc18058"/>
+      <w:bookmarkStart w:id="22" w:name="_Toc2043"/>
+      <w:bookmarkStart w:id="23" w:name="_Toc25920"/>
+      <w:bookmarkStart w:id="24" w:name="_Toc6221_WPSOffice_Level1"/>
+      <w:bookmarkStart w:id="25" w:name="_Toc23369_WPSOffice_Level1"/>
+      <w:bookmarkStart w:id="26" w:name="_Toc7969"/>
+      <w:bookmarkStart w:id="27" w:name="_Toc15634"/>
+      <w:bookmarkStart w:id="28" w:name="_Toc23052"/>
+      <w:bookmarkStart w:id="29" w:name="_Toc149837254"/>
+      <w:bookmarkStart w:id="30" w:name="_Toc16576"/>
       <w:r>
         <w:rPr>
           <w:rFonts w:hint="default" w:ascii="Times New Roman" w:hAnsi="Times New Roman" w:eastAsia="思源黑体 CN Medium" w:cs="Times New Roman"/>
@@ -5206,30 +5206,6 @@
         <w:ind w:left="330" w:leftChars="150"/>
         <w:rPr>
           <w:rFonts w:hint="default" w:ascii="Times New Roman" w:hAnsi="Times New Roman" w:eastAsia="思源黑体 CN Medium" w:cs="Times New Roman"/>
-          <w:sz w:val="18"/>
-          <w:szCs w:val="18"/>
-          <w:lang w:eastAsia="zh-CN" w:bidi="ar"/>
-        </w:rPr>
-      </w:pPr>
-      <w:r>
-        <w:rPr>
-          <w:rFonts w:hint="default" w:ascii="Times New Roman" w:hAnsi="Times New Roman" w:eastAsia="思源黑体 CN Medium" w:cs="Times New Roman"/>
-          <w:sz w:val="18"/>
-          <w:szCs w:val="18"/>
-          <w:lang w:eastAsia="zh-CN"/>
-        </w:rPr>
-        <w:t>检测结果仅供科学研究和临床用药参考，具体治疗方案请咨询主治医生。</w:t>
-      </w:r>
-    </w:p>
-    <w:p>
-      <w:pPr>
-        <w:numPr>
-          <w:ilvl w:val="0"/>
-          <w:numId w:val="6"/>
-        </w:numPr>
-        <w:ind w:left="330" w:leftChars="150"/>
-        <w:rPr>
-          <w:rFonts w:hint="default" w:ascii="Times New Roman" w:hAnsi="Times New Roman" w:eastAsia="思源黑体 CN Medium" w:cs="Times New Roman"/>
           <w:lang w:eastAsia="zh-CN"/>
         </w:rPr>
       </w:pPr>
@@ -5551,13 +5527,13 @@
           <w:lang w:val="en-US" w:eastAsia="zh-CN"/>
         </w:rPr>
       </w:pPr>
-      <w:bookmarkStart w:id="31" w:name="_Toc25561"/>
-      <w:bookmarkStart w:id="32" w:name="_Toc26564"/>
-      <w:bookmarkStart w:id="33" w:name="_Toc15063"/>
+      <w:bookmarkStart w:id="31" w:name="_Toc26564"/>
+      <w:bookmarkStart w:id="32" w:name="_Toc25561"/>
+      <w:bookmarkStart w:id="33" w:name="_Toc18062_WPSOffice_Level2"/>
       <w:bookmarkStart w:id="34" w:name="_Toc23375"/>
       <w:bookmarkStart w:id="35" w:name="_Toc11015_WPSOffice_Level2"/>
-      <w:bookmarkStart w:id="36" w:name="_Toc18062_WPSOffice_Level2"/>
-      <w:bookmarkStart w:id="37" w:name="_Toc11924"/>
+      <w:bookmarkStart w:id="36" w:name="_Toc11924"/>
+      <w:bookmarkStart w:id="37" w:name="_Toc15063"/>
       <w:bookmarkStart w:id="38" w:name="_Toc9088"/>
       <w:r>
         <w:rPr>
@@ -9700,10 +9676,6 @@
     </w:p>
     <w:p>
       <w:pPr>
-        <w:numPr>
-          <w:ilvl w:val="0"/>
-          <w:numId w:val="9"/>
-        </w:numPr>
         <w:rPr>
           <w:rFonts w:hint="default" w:ascii="Times New Roman" w:hAnsi="Times New Roman" w:eastAsia="思源黑体 CN Medium" w:cs="Times New Roman"/>
           <w:sz w:val="18"/>
@@ -9711,25 +9683,8 @@
           <w:lang w:eastAsia="zh-CN"/>
         </w:rPr>
       </w:pPr>
-      <w:r>
-        <w:rPr>
-          <w:rFonts w:hint="default" w:ascii="Times New Roman" w:hAnsi="Times New Roman" w:eastAsia="思源黑体 CN Medium" w:cs="Times New Roman"/>
-          <w:sz w:val="18"/>
-          <w:szCs w:val="18"/>
-          <w:lang w:eastAsia="zh-CN"/>
-        </w:rPr>
-        <w:t>本报告仅对本次标本检测负责，结果仅供医生参考。</w:t>
-      </w:r>
-    </w:p>
-    <w:p>
-      <w:pPr>
-        <w:rPr>
-          <w:rFonts w:hint="default" w:ascii="Times New Roman" w:hAnsi="Times New Roman" w:eastAsia="思源黑体 CN Medium" w:cs="Times New Roman"/>
-          <w:sz w:val="18"/>
-          <w:szCs w:val="18"/>
-          <w:lang w:eastAsia="zh-CN"/>
-        </w:rPr>
-      </w:pPr>
+      <w:bookmarkStart w:id="105" w:name="_GoBack"/>
+      <w:bookmarkEnd w:id="105"/>
       <w:r>
         <w:rPr>
           <w:rFonts w:hint="default" w:ascii="Times New Roman" w:hAnsi="Times New Roman" w:eastAsia="思源黑体 CN Medium" w:cs="Times New Roman"/>
@@ -11061,13 +11016,13 @@
           <w:lang w:eastAsia="zh-CN"/>
         </w:rPr>
       </w:pPr>
-      <w:bookmarkStart w:id="44" w:name="_Toc23846_WPSOffice_Level1"/>
-      <w:bookmarkStart w:id="45" w:name="_Toc11395"/>
+      <w:bookmarkStart w:id="44" w:name="_Toc11395"/>
+      <w:bookmarkStart w:id="45" w:name="_Toc23903"/>
       <w:bookmarkStart w:id="46" w:name="_Toc25727"/>
-      <w:bookmarkStart w:id="47" w:name="_Toc23903"/>
-      <w:bookmarkStart w:id="48" w:name="_Toc32443_WPSOffice_Level1"/>
+      <w:bookmarkStart w:id="47" w:name="_Toc32443_WPSOffice_Level1"/>
+      <w:bookmarkStart w:id="48" w:name="_Toc180"/>
       <w:bookmarkStart w:id="49" w:name="_Toc4331_WPSOffice_Level1"/>
-      <w:bookmarkStart w:id="50" w:name="_Toc180"/>
+      <w:bookmarkStart w:id="50" w:name="_Toc23846_WPSOffice_Level1"/>
       <w:r>
         <w:rPr>
           <w:rFonts w:hint="default" w:ascii="Times New Roman" w:hAnsi="Times New Roman" w:eastAsia="思源黑体 CN Medium" w:cs="Times New Roman"/>
@@ -11093,10 +11048,10 @@
       </w:pPr>
       <w:bookmarkStart w:id="51" w:name="_Toc14657"/>
       <w:bookmarkStart w:id="52" w:name="_Toc106719764"/>
-      <w:bookmarkStart w:id="53" w:name="_Toc20034"/>
-      <w:bookmarkStart w:id="54" w:name="_Toc21238"/>
-      <w:bookmarkStart w:id="55" w:name="_Toc149837262"/>
-      <w:bookmarkStart w:id="56" w:name="_Toc21453"/>
+      <w:bookmarkStart w:id="53" w:name="_Toc149837262"/>
+      <w:bookmarkStart w:id="54" w:name="_Toc21453"/>
+      <w:bookmarkStart w:id="55" w:name="_Toc20034"/>
+      <w:bookmarkStart w:id="56" w:name="_Toc21238"/>
       <w:r>
         <w:rPr>
           <w:rFonts w:hint="default" w:ascii="Times New Roman" w:hAnsi="Times New Roman" w:eastAsia="思源黑体 CN Medium" w:cs="Times New Roman"/>
@@ -11177,12 +11132,6 @@
             <w:insideH w:val="dotted" w:color="033F86" w:sz="4" w:space="0"/>
             <w:insideV w:val="dotted" w:color="033F86" w:sz="4" w:space="0"/>
           </w:tblBorders>
-          <w:tblCellMar>
-            <w:top w:w="0" w:type="dxa"/>
-            <w:left w:w="108" w:type="dxa"/>
-            <w:bottom w:w="0" w:type="dxa"/>
-            <w:right w:w="108" w:type="dxa"/>
-          </w:tblCellMar>
         </w:tblPrEx>
         <w:trPr>
           <w:jc w:val="center"/>
@@ -13448,10 +13397,10 @@
       </w:pPr>
       <w:bookmarkStart w:id="57" w:name="_Toc4609"/>
       <w:bookmarkStart w:id="58" w:name="_Toc12767"/>
-      <w:bookmarkStart w:id="59" w:name="_Toc14815"/>
-      <w:bookmarkStart w:id="60" w:name="_Toc149826013"/>
-      <w:bookmarkStart w:id="61" w:name="_Toc149832737"/>
-      <w:bookmarkStart w:id="62" w:name="_Toc8516"/>
+      <w:bookmarkStart w:id="59" w:name="_Toc8516"/>
+      <w:bookmarkStart w:id="60" w:name="_Toc14815"/>
+      <w:bookmarkStart w:id="61" w:name="_Toc149826013"/>
+      <w:bookmarkStart w:id="62" w:name="_Toc149832737"/>
       <w:bookmarkStart w:id="63" w:name="_Toc26395"/>
       <w:r>
         <w:rPr>
@@ -17662,12 +17611,6 @@
             <w:insideH w:val="single" w:color="A4A4A4" w:sz="4" w:space="0"/>
             <w:insideV w:val="single" w:color="A4A4A4" w:sz="4" w:space="0"/>
           </w:tblBorders>
-          <w:tblCellMar>
-            <w:top w:w="0" w:type="dxa"/>
-            <w:left w:w="108" w:type="dxa"/>
-            <w:bottom w:w="0" w:type="dxa"/>
-            <w:right w:w="108" w:type="dxa"/>
-          </w:tblCellMar>
         </w:tblPrEx>
         <w:trPr>
           <w:trHeight w:val="494" w:hRule="atLeast"/>
@@ -21914,11 +21857,11 @@
       </w:pPr>
       <w:bookmarkStart w:id="65" w:name="_Toc25193"/>
       <w:bookmarkStart w:id="66" w:name="_Toc25508"/>
-      <w:bookmarkStart w:id="67" w:name="_Toc24085_WPSOffice_Level1"/>
-      <w:bookmarkStart w:id="68" w:name="_Toc15840_WPSOffice_Level1"/>
+      <w:bookmarkStart w:id="67" w:name="_Toc15840_WPSOffice_Level1"/>
+      <w:bookmarkStart w:id="68" w:name="_Toc3674"/>
       <w:bookmarkStart w:id="69" w:name="_Toc25190"/>
-      <w:bookmarkStart w:id="70" w:name="_Toc3674"/>
-      <w:bookmarkStart w:id="71" w:name="_Toc14255_WPSOffice_Level1"/>
+      <w:bookmarkStart w:id="70" w:name="_Toc14255_WPSOffice_Level1"/>
+      <w:bookmarkStart w:id="71" w:name="_Toc24085_WPSOffice_Level1"/>
       <w:r>
         <w:rPr>
           <w:rFonts w:hint="default" w:ascii="Times New Roman" w:hAnsi="Times New Roman" w:eastAsia="思源黑体 CN Medium" w:cs="Times New Roman"/>
@@ -24070,14 +24013,14 @@
           <w:lang w:eastAsia="zh-CN"/>
         </w:rPr>
       </w:pPr>
-      <w:bookmarkStart w:id="73" w:name="_Toc7549"/>
+      <w:bookmarkStart w:id="73" w:name="_Toc11722"/>
       <w:bookmarkStart w:id="74" w:name="_Toc19099"/>
-      <w:bookmarkStart w:id="75" w:name="_Toc28910_WPSOffice_Level1"/>
-      <w:bookmarkStart w:id="76" w:name="_Toc16368_WPSOffice_Level1"/>
-      <w:bookmarkStart w:id="77" w:name="_Toc4222"/>
-      <w:bookmarkStart w:id="78" w:name="_Toc10126"/>
-      <w:bookmarkStart w:id="79" w:name="_Toc11722"/>
-      <w:bookmarkStart w:id="80" w:name="_Toc22484_WPSOffice_Level1"/>
+      <w:bookmarkStart w:id="75" w:name="_Toc10126"/>
+      <w:bookmarkStart w:id="76" w:name="_Toc7549"/>
+      <w:bookmarkStart w:id="77" w:name="_Toc28910_WPSOffice_Level1"/>
+      <w:bookmarkStart w:id="78" w:name="_Toc16368_WPSOffice_Level1"/>
+      <w:bookmarkStart w:id="79" w:name="_Toc22484_WPSOffice_Level1"/>
+      <w:bookmarkStart w:id="80" w:name="_Toc4222"/>
       <w:r>
         <w:rPr>
           <w:rFonts w:hint="default" w:ascii="Times New Roman" w:hAnsi="Times New Roman" w:eastAsia="思源黑体 CN Medium" w:cs="Times New Roman"/>
@@ -24098,13 +24041,13 @@
       <w:bookmarkEnd w:id="78"/>
       <w:bookmarkEnd w:id="79"/>
       <w:bookmarkEnd w:id="80"/>
-      <w:bookmarkStart w:id="81" w:name="_Toc17111_WPSOffice_Level2"/>
-      <w:bookmarkStart w:id="82" w:name="_Toc11193_WPSOffice_Level2"/>
+      <w:bookmarkStart w:id="81" w:name="_Toc6304_WPSOffice_Level2"/>
+      <w:bookmarkStart w:id="82" w:name="_Toc6931_WPSOffice_Level2"/>
       <w:bookmarkStart w:id="83" w:name="_Toc3488_WPSOffice_Level2"/>
       <w:bookmarkStart w:id="84" w:name="_Toc19280_WPSOffice_Level2"/>
       <w:bookmarkStart w:id="85" w:name="_Toc31515_WPSOffice_Level2"/>
-      <w:bookmarkStart w:id="86" w:name="_Toc6304_WPSOffice_Level2"/>
-      <w:bookmarkStart w:id="87" w:name="_Toc6931_WPSOffice_Level2"/>
+      <w:bookmarkStart w:id="86" w:name="_Toc11193_WPSOffice_Level2"/>
+      <w:bookmarkStart w:id="87" w:name="_Toc17111_WPSOffice_Level2"/>
       <w:bookmarkStart w:id="88" w:name="_Toc28454_WPSOffice_Level1"/>
     </w:p>
     <w:bookmarkEnd w:id="81"/>
@@ -24192,8 +24135,8 @@
               </w:rPr>
             </w:pPr>
             <w:bookmarkStart w:id="89" w:name="_Toc5476"/>
-            <w:bookmarkStart w:id="90" w:name="_Toc26985_WPSOffice_Level1"/>
-            <w:bookmarkStart w:id="91" w:name="_Toc20170_WPSOffice_Level1"/>
+            <w:bookmarkStart w:id="90" w:name="_Toc20170_WPSOffice_Level1"/>
+            <w:bookmarkStart w:id="91" w:name="_Toc26985_WPSOffice_Level1"/>
             <w:r>
               <w:rPr>
                 <w:rFonts w:hint="default" w:ascii="Times New Roman" w:hAnsi="Times New Roman" w:eastAsia="思源黑体 CN Medium" w:cs="Times New Roman"/>
@@ -24509,7 +24452,6 @@
             <w:insideH w:val="single" w:color="auto" w:sz="4" w:space="0"/>
             <w:insideV w:val="single" w:color="auto" w:sz="4" w:space="0"/>
           </w:tblBorders>
-          <w:shd w:val="clear" w:color="auto" w:fill="F1F1F1" w:themeFill="background1" w:themeFillShade="F2"/>
           <w:tblCellMar>
             <w:top w:w="0" w:type="dxa"/>
             <w:left w:w="108" w:type="dxa"/>
@@ -24852,13 +24794,13 @@
         </w:rPr>
       </w:pPr>
       <w:bookmarkStart w:id="96" w:name="_Toc21649"/>
-      <w:bookmarkStart w:id="97" w:name="_Toc21361"/>
-      <w:bookmarkStart w:id="98" w:name="_Toc25771"/>
+      <w:bookmarkStart w:id="97" w:name="_Toc25771"/>
+      <w:bookmarkStart w:id="98" w:name="_Toc21361"/>
       <w:bookmarkStart w:id="99" w:name="_Toc19584_WPSOffice_Level1"/>
       <w:bookmarkStart w:id="100" w:name="_Toc14611_WPSOffice_Level1"/>
-      <w:bookmarkStart w:id="101" w:name="_Toc22623"/>
+      <w:bookmarkStart w:id="101" w:name="_Toc22162_WPSOffice_Level1"/>
       <w:bookmarkStart w:id="102" w:name="_Toc13275"/>
-      <w:bookmarkStart w:id="103" w:name="_Toc22162_WPSOffice_Level1"/>
+      <w:bookmarkStart w:id="103" w:name="_Toc22623"/>
       <w:bookmarkStart w:id="104" w:name="_Toc17792_WPSOffice_Level2"/>
       <w:r>
         <w:rPr>
@@ -25772,14 +25714,12 @@
           </wp:anchor>
         </w:drawing>
       </w:r>
-      <w:bookmarkStart w:id="105" w:name="_GoBack"/>
-      <w:bookmarkEnd w:id="105"/>
       <w:r>
         <w:rPr>
-          <w:sz w:val="15"/>
+          <w:sz w:val="22"/>
         </w:rPr>
         <mc:AlternateContent>
-          <mc:Choice Requires="wps">
+          <mc:Choice Requires="wpg">
             <w:drawing>
               <wp:anchor distT="0" distB="0" distL="114300" distR="114300" simplePos="0" relativeHeight="251668480" behindDoc="0" locked="0" layoutInCell="1" allowOverlap="1">
                 <wp:simplePos x="0" y="0"/>
@@ -25789,2037 +25729,2083 @@
                 <wp:positionV relativeFrom="paragraph">
                   <wp:posOffset>-826770</wp:posOffset>
                 </wp:positionV>
-                <wp:extent cx="3040380" cy="5949315"/>
-                <wp:effectExtent l="0" t="0" r="7620" b="9525"/>
+                <wp:extent cx="3040380" cy="5948680"/>
+                <wp:effectExtent l="0" t="0" r="7620" b="10160"/>
                 <wp:wrapNone/>
-                <wp:docPr id="13" name="文本框 13"/>
+                <wp:docPr id="3" name="组合 3"/>
                 <wp:cNvGraphicFramePr/>
                 <a:graphic xmlns:a="http://schemas.openxmlformats.org/drawingml/2006/main">
-                  <a:graphicData uri="http://schemas.microsoft.com/office/word/2010/wordprocessingShape">
-                    <wps:wsp>
-                      <wps:cNvSpPr txBox="1"/>
-                      <wps:spPr>
+                  <a:graphicData uri="http://schemas.microsoft.com/office/word/2010/wordprocessingGroup">
+                    <wpg:wgp>
+                      <wpg:cNvGrpSpPr/>
+                      <wpg:grpSpPr>
                         <a:xfrm>
                           <a:off x="0" y="0"/>
-                          <a:ext cx="3040380" cy="5949315"/>
+                          <a:ext cx="3040380" cy="5948680"/>
+                          <a:chOff x="3698" y="805112"/>
+                          <a:chExt cx="4788" cy="9368"/>
                         </a:xfrm>
-                        <a:prstGeom prst="rect">
-                          <a:avLst/>
-                        </a:prstGeom>
-                        <a:solidFill>
-                          <a:schemeClr val="lt1"/>
-                        </a:solidFill>
-                        <a:ln w="6350">
-                          <a:noFill/>
-                        </a:ln>
-                      </wps:spPr>
-                      <wps:style>
-                        <a:lnRef idx="0">
-                          <a:schemeClr val="accent1"/>
-                        </a:lnRef>
-                        <a:fillRef idx="0">
-                          <a:schemeClr val="accent1"/>
-                        </a:fillRef>
-                        <a:effectRef idx="0">
-                          <a:schemeClr val="accent1"/>
-                        </a:effectRef>
-                        <a:fontRef idx="minor">
-                          <a:schemeClr val="dk1"/>
-                        </a:fontRef>
-                      </wps:style>
-                      <wps:txbx>
-                        <w:txbxContent>
-                          <w:p>
-                            <w:pPr>
-                              <w:keepNext w:val="0"/>
-                              <w:keepLines w:val="0"/>
-                              <w:pageBreakBefore w:val="0"/>
-                              <w:widowControl/>
-                              <w:kinsoku/>
-                              <w:wordWrap/>
-                              <w:overflowPunct/>
-                              <w:topLinePunct w:val="0"/>
-                              <w:bidi w:val="0"/>
-                              <w:adjustRightInd w:val="0"/>
-                              <w:snapToGrid w:val="0"/>
-                              <w:spacing w:line="240" w:lineRule="auto"/>
-                              <w:textAlignment w:val="auto"/>
-                              <w:rPr>
-                                <w:rFonts w:hint="eastAsia" w:ascii="Times New Roman" w:hAnsi="Times New Roman" w:eastAsia="微软雅黑" w:cs="Times New Roman"/>
-                                <w:b/>
-                                <w:bCs/>
-                                <w:sz w:val="21"/>
-                                <w:szCs w:val="21"/>
-                                <w:lang w:val="en-US" w:eastAsia="zh-CN" w:bidi="ar-SA"/>
-                              </w:rPr>
-                            </w:pPr>
-                            <w:r>
-                              <w:rPr>
-                                <w:rFonts w:hint="eastAsia" w:ascii="Times New Roman" w:hAnsi="Times New Roman" w:eastAsia="微软雅黑" w:cs="Times New Roman"/>
-                                <w:b/>
-                                <w:bCs/>
-                                <w:sz w:val="21"/>
-                                <w:szCs w:val="21"/>
-                                <w:lang w:val="en-US" w:eastAsia="zh-CN" w:bidi="ar-SA"/>
-                              </w:rPr>
-                              <w:t>广州诺禾医学检验实验室</w:t>
-                            </w:r>
-                          </w:p>
-                          <w:p>
-                            <w:pPr>
-                              <w:keepNext w:val="0"/>
-                              <w:keepLines w:val="0"/>
-                              <w:pageBreakBefore w:val="0"/>
-                              <w:widowControl/>
-                              <w:kinsoku/>
-                              <w:wordWrap/>
-                              <w:overflowPunct/>
-                              <w:topLinePunct w:val="0"/>
-                              <w:bidi w:val="0"/>
-                              <w:adjustRightInd w:val="0"/>
-                              <w:snapToGrid w:val="0"/>
-                              <w:spacing w:line="240" w:lineRule="auto"/>
-                              <w:textAlignment w:val="auto"/>
-                              <w:rPr>
-                                <w:rFonts w:hint="eastAsia" w:ascii="Times New Roman" w:hAnsi="Times New Roman" w:eastAsia="微软雅黑" w:cs="Times New Roman"/>
-                                <w:b/>
-                                <w:bCs/>
-                                <w:sz w:val="21"/>
-                                <w:szCs w:val="21"/>
-                                <w:lang w:val="en-US" w:eastAsia="zh-CN" w:bidi="ar-SA"/>
-                              </w:rPr>
-                            </w:pPr>
-                            <w:r>
-                              <w:rPr>
-                                <w:rFonts w:hint="eastAsia" w:ascii="Times New Roman" w:hAnsi="Times New Roman" w:eastAsia="微软雅黑" w:cs="Times New Roman"/>
-                                <w:b w:val="0"/>
-                                <w:bCs w:val="0"/>
-                                <w:sz w:val="21"/>
-                                <w:szCs w:val="21"/>
-                                <w:lang w:val="en-US" w:eastAsia="zh-CN" w:bidi="ar-SA"/>
-                              </w:rPr>
-                              <w:t>广州市黄埔区开源大道11号C6栋702室</w:t>
-                            </w:r>
-                          </w:p>
-                          <w:p>
-                            <w:pPr>
-                              <w:keepNext w:val="0"/>
-                              <w:keepLines w:val="0"/>
-                              <w:pageBreakBefore w:val="0"/>
-                              <w:widowControl/>
-                              <w:kinsoku/>
-                              <w:wordWrap/>
-                              <w:overflowPunct/>
-                              <w:topLinePunct w:val="0"/>
-                              <w:bidi w:val="0"/>
-                              <w:adjustRightInd w:val="0"/>
-                              <w:snapToGrid w:val="0"/>
-                              <w:spacing w:line="240" w:lineRule="auto"/>
-                              <w:textAlignment w:val="auto"/>
-                              <w:rPr>
-                                <w:rFonts w:hint="eastAsia" w:ascii="Times New Roman" w:hAnsi="Times New Roman" w:eastAsia="微软雅黑" w:cs="Times New Roman"/>
-                                <w:b/>
-                                <w:bCs/>
-                                <w:sz w:val="21"/>
-                                <w:szCs w:val="21"/>
-                                <w:lang w:val="en-US" w:eastAsia="zh-CN" w:bidi="ar-SA"/>
-                              </w:rPr>
-                            </w:pPr>
-                            <w:r>
-                              <w:rPr>
-                                <w:rFonts w:hint="eastAsia" w:ascii="Times New Roman" w:hAnsi="Times New Roman" w:eastAsia="微软雅黑" w:cs="Times New Roman"/>
-                                <w:b/>
-                                <w:bCs/>
-                                <w:sz w:val="21"/>
-                                <w:szCs w:val="21"/>
-                                <w:lang w:val="en-US" w:eastAsia="zh-CN" w:bidi="ar-SA"/>
-                              </w:rPr>
-                              <w:t>上海诺禾医学检验实验室</w:t>
-                            </w:r>
-                          </w:p>
-                          <w:p>
-                            <w:pPr>
-                              <w:keepNext w:val="0"/>
-                              <w:keepLines w:val="0"/>
-                              <w:pageBreakBefore w:val="0"/>
-                              <w:widowControl/>
-                              <w:kinsoku/>
-                              <w:wordWrap/>
-                              <w:overflowPunct/>
-                              <w:topLinePunct w:val="0"/>
-                              <w:bidi w:val="0"/>
-                              <w:adjustRightInd w:val="0"/>
-                              <w:snapToGrid w:val="0"/>
-                              <w:spacing w:line="240" w:lineRule="auto"/>
-                              <w:textAlignment w:val="auto"/>
-                              <w:rPr>
-                                <w:rFonts w:hint="eastAsia" w:ascii="Times New Roman" w:hAnsi="Times New Roman" w:eastAsia="微软雅黑" w:cs="Times New Roman"/>
-                                <w:b/>
-                                <w:bCs/>
-                                <w:sz w:val="21"/>
-                                <w:szCs w:val="21"/>
-                                <w:lang w:val="en-US" w:eastAsia="zh-CN" w:bidi="ar-SA"/>
-                              </w:rPr>
-                            </w:pPr>
-                            <w:r>
-                              <w:rPr>
-                                <w:rFonts w:hint="eastAsia" w:ascii="Times New Roman" w:hAnsi="Times New Roman" w:eastAsia="微软雅黑" w:cs="Times New Roman"/>
-                                <w:b w:val="0"/>
-                                <w:bCs w:val="0"/>
-                                <w:sz w:val="21"/>
-                                <w:szCs w:val="21"/>
-                                <w:lang w:val="en-US" w:eastAsia="zh-CN" w:bidi="ar-SA"/>
-                              </w:rPr>
-                              <w:t>上海市闵行区绿洲环路396弄9号201室</w:t>
-                            </w:r>
-                          </w:p>
-                          <w:p>
-                            <w:pPr>
-                              <w:keepNext w:val="0"/>
-                              <w:keepLines w:val="0"/>
-                              <w:pageBreakBefore w:val="0"/>
-                              <w:widowControl/>
-                              <w:kinsoku/>
-                              <w:wordWrap/>
-                              <w:overflowPunct/>
-                              <w:topLinePunct w:val="0"/>
-                              <w:bidi w:val="0"/>
-                              <w:adjustRightInd w:val="0"/>
-                              <w:snapToGrid w:val="0"/>
-                              <w:spacing w:line="240" w:lineRule="auto"/>
-                              <w:textAlignment w:val="auto"/>
-                              <w:rPr>
-                                <w:rFonts w:hint="eastAsia" w:ascii="Times New Roman" w:hAnsi="Times New Roman" w:eastAsia="微软雅黑" w:cs="Times New Roman"/>
-                                <w:b/>
-                                <w:bCs/>
-                                <w:sz w:val="21"/>
-                                <w:szCs w:val="21"/>
-                                <w:lang w:val="en-US" w:eastAsia="zh-CN" w:bidi="ar-SA"/>
-                              </w:rPr>
-                            </w:pPr>
-                            <w:r>
-                              <w:rPr>
-                                <w:rFonts w:hint="eastAsia" w:ascii="Times New Roman" w:hAnsi="Times New Roman" w:eastAsia="微软雅黑" w:cs="Times New Roman"/>
-                                <w:b/>
-                                <w:bCs/>
-                                <w:sz w:val="21"/>
-                                <w:szCs w:val="21"/>
-                                <w:lang w:val="en-US" w:eastAsia="zh-CN" w:bidi="ar-SA"/>
-                              </w:rPr>
-                              <w:t>天津诺禾医学检验实验室</w:t>
-                            </w:r>
-                          </w:p>
-                          <w:p>
-                            <w:pPr>
-                              <w:keepNext w:val="0"/>
-                              <w:keepLines w:val="0"/>
-                              <w:pageBreakBefore w:val="0"/>
-                              <w:tabs>
-                                <w:tab w:val="left" w:pos="6770"/>
-                              </w:tabs>
-                              <w:kinsoku/>
-                              <w:wordWrap/>
-                              <w:overflowPunct/>
-                              <w:topLinePunct w:val="0"/>
-                              <w:bidi w:val="0"/>
-                              <w:adjustRightInd w:val="0"/>
-                              <w:snapToGrid w:val="0"/>
-                              <w:spacing w:line="240" w:lineRule="auto"/>
-                              <w:textAlignment w:val="auto"/>
-                              <w:rPr>
-                                <w:rFonts w:hint="eastAsia" w:ascii="Times New Roman" w:hAnsi="Times New Roman" w:eastAsia="微软雅黑" w:cs="Times New Roman"/>
-                                <w:b w:val="0"/>
-                                <w:bCs w:val="0"/>
-                                <w:sz w:val="21"/>
-                                <w:szCs w:val="21"/>
-                                <w:lang w:val="en-US" w:eastAsia="zh-CN" w:bidi="ar-SA"/>
-                              </w:rPr>
-                            </w:pPr>
-                            <w:r>
-                              <w:rPr>
-                                <w:rFonts w:hint="eastAsia" w:ascii="Times New Roman" w:hAnsi="Times New Roman" w:eastAsia="微软雅黑" w:cs="Times New Roman"/>
-                                <w:b w:val="0"/>
-                                <w:bCs w:val="0"/>
-                                <w:sz w:val="21"/>
-                                <w:szCs w:val="21"/>
-                                <w:lang w:val="en-US" w:eastAsia="zh-CN" w:bidi="ar-SA"/>
-                              </w:rPr>
-                              <w:t>天津市武清区创业总部基地B07</w:t>
-                            </w:r>
-                          </w:p>
-                          <w:p>
-                            <w:pPr>
-                              <w:keepNext w:val="0"/>
-                              <w:keepLines w:val="0"/>
-                              <w:pageBreakBefore w:val="0"/>
-                              <w:tabs>
-                                <w:tab w:val="left" w:pos="6770"/>
-                              </w:tabs>
-                              <w:kinsoku/>
-                              <w:wordWrap/>
-                              <w:overflowPunct/>
-                              <w:topLinePunct w:val="0"/>
-                              <w:bidi w:val="0"/>
-                              <w:adjustRightInd w:val="0"/>
-                              <w:snapToGrid w:val="0"/>
-                              <w:spacing w:line="240" w:lineRule="auto"/>
-                              <w:textAlignment w:val="auto"/>
-                              <w:rPr>
-                                <w:rFonts w:hint="eastAsia" w:ascii="Times New Roman" w:hAnsi="Times New Roman" w:eastAsia="微软雅黑" w:cs="Times New Roman"/>
-                                <w:b w:val="0"/>
-                                <w:bCs w:val="0"/>
-                                <w:sz w:val="21"/>
-                                <w:szCs w:val="21"/>
-                                <w:lang w:val="en-US" w:eastAsia="zh-CN" w:bidi="ar-SA"/>
-                              </w:rPr>
-                            </w:pPr>
-                          </w:p>
-                          <w:p>
-                            <w:pPr>
-                              <w:keepNext w:val="0"/>
-                              <w:keepLines w:val="0"/>
-                              <w:pageBreakBefore w:val="0"/>
-                              <w:widowControl/>
-                              <w:kinsoku/>
-                              <w:wordWrap/>
-                              <w:overflowPunct/>
-                              <w:topLinePunct w:val="0"/>
-                              <w:bidi w:val="0"/>
-                              <w:adjustRightInd w:val="0"/>
-                              <w:snapToGrid w:val="0"/>
-                              <w:spacing w:line="240" w:lineRule="auto"/>
-                              <w:textAlignment w:val="auto"/>
-                              <w:rPr>
-                                <w:rFonts w:ascii="Times New Roman" w:hAnsi="Times New Roman" w:eastAsia="等线" w:cs="宋体"/>
-                                <w:sz w:val="21"/>
-                                <w:szCs w:val="21"/>
-                                <w:lang w:val="en-US" w:eastAsia="zh-CN" w:bidi="ar-SA"/>
-                              </w:rPr>
-                            </w:pPr>
-                            <w:r>
-                              <w:rPr>
-                                <w:rFonts w:ascii="宋体" w:hAnsi="宋体" w:eastAsia="宋体" w:cs="宋体"/>
-                                <w:sz w:val="21"/>
-                                <w:szCs w:val="21"/>
-                                <w:lang w:val="en-US" w:eastAsia="en-US" w:bidi="ar-SA"/>
-                              </w:rPr>
-                              <w:drawing>
-                                <wp:inline distT="0" distB="0" distL="114935" distR="114935">
-                                  <wp:extent cx="438785" cy="438785"/>
-                                  <wp:effectExtent l="0" t="0" r="3175" b="3175"/>
-                                  <wp:docPr id="14" name="图片 4" descr="IMG_256"/>
-                                  <wp:cNvGraphicFramePr>
-                                    <a:graphicFrameLocks xmlns:a="http://schemas.openxmlformats.org/drawingml/2006/main" noChangeAspect="1"/>
-                                  </wp:cNvGraphicFramePr>
-                                  <a:graphic xmlns:a="http://schemas.openxmlformats.org/drawingml/2006/main">
-                                    <a:graphicData uri="http://schemas.openxmlformats.org/drawingml/2006/picture">
-                                      <pic:pic xmlns:pic="http://schemas.openxmlformats.org/drawingml/2006/picture">
-                                        <pic:nvPicPr>
-                                          <pic:cNvPr id="14" name="图片 4" descr="IMG_256"/>
-                                          <pic:cNvPicPr>
-                                            <a:picLocks noChangeAspect="1"/>
-                                          </pic:cNvPicPr>
-                                        </pic:nvPicPr>
-                                        <pic:blipFill>
-                                          <a:blip r:embed="rId16"/>
-                                          <a:stretch>
-                                            <a:fillRect/>
-                                          </a:stretch>
-                                        </pic:blipFill>
-                                        <pic:spPr>
-                                          <a:xfrm>
-                                            <a:off x="0" y="0"/>
-                                            <a:ext cx="438785" cy="438785"/>
-                                          </a:xfrm>
-                                          <a:prstGeom prst="rect">
-                                            <a:avLst/>
-                                          </a:prstGeom>
-                                          <a:noFill/>
-                                          <a:ln w="9525">
+                      </wpg:grpSpPr>
+                      <wps:wsp>
+                        <wps:cNvPr id="13" name="文本框 13"/>
+                        <wps:cNvSpPr txBox="1"/>
+                        <wps:spPr>
+                          <a:xfrm>
+                            <a:off x="3698" y="805112"/>
+                            <a:ext cx="4788" cy="9369"/>
+                          </a:xfrm>
+                          <a:prstGeom prst="rect">
+                            <a:avLst/>
+                          </a:prstGeom>
+                          <a:solidFill>
+                            <a:schemeClr val="lt1"/>
+                          </a:solidFill>
+                          <a:ln w="6350">
+                            <a:noFill/>
+                          </a:ln>
+                        </wps:spPr>
+                        <wps:style>
+                          <a:lnRef idx="0">
+                            <a:schemeClr val="accent1"/>
+                          </a:lnRef>
+                          <a:fillRef idx="0">
+                            <a:schemeClr val="accent1"/>
+                          </a:fillRef>
+                          <a:effectRef idx="0">
+                            <a:schemeClr val="accent1"/>
+                          </a:effectRef>
+                          <a:fontRef idx="minor">
+                            <a:schemeClr val="dk1"/>
+                          </a:fontRef>
+                        </wps:style>
+                        <wps:txbx>
+                          <w:txbxContent>
+                            <w:p>
+                              <w:pPr>
+                                <w:keepNext w:val="0"/>
+                                <w:keepLines w:val="0"/>
+                                <w:pageBreakBefore w:val="0"/>
+                                <w:widowControl/>
+                                <w:kinsoku/>
+                                <w:wordWrap/>
+                                <w:overflowPunct/>
+                                <w:topLinePunct w:val="0"/>
+                                <w:bidi w:val="0"/>
+                                <w:adjustRightInd w:val="0"/>
+                                <w:snapToGrid w:val="0"/>
+                                <w:spacing w:line="240" w:lineRule="auto"/>
+                                <w:textAlignment w:val="auto"/>
+                                <w:rPr>
+                                  <w:rFonts w:hint="eastAsia" w:ascii="Times New Roman" w:hAnsi="Times New Roman" w:eastAsia="微软雅黑" w:cs="Times New Roman"/>
+                                  <w:b/>
+                                  <w:bCs/>
+                                  <w:sz w:val="21"/>
+                                  <w:szCs w:val="21"/>
+                                  <w:lang w:val="en-US" w:eastAsia="zh-CN" w:bidi="ar-SA"/>
+                                </w:rPr>
+                              </w:pPr>
+                              <w:r>
+                                <w:rPr>
+                                  <w:rFonts w:hint="eastAsia" w:ascii="Times New Roman" w:hAnsi="Times New Roman" w:eastAsia="微软雅黑" w:cs="Times New Roman"/>
+                                  <w:b/>
+                                  <w:bCs/>
+                                  <w:sz w:val="21"/>
+                                  <w:szCs w:val="21"/>
+                                  <w:lang w:val="en-US" w:eastAsia="zh-CN" w:bidi="ar-SA"/>
+                                </w:rPr>
+                                <w:t>广州诺禾医学检验实验室</w:t>
+                              </w:r>
+                            </w:p>
+                            <w:p>
+                              <w:pPr>
+                                <w:keepNext w:val="0"/>
+                                <w:keepLines w:val="0"/>
+                                <w:pageBreakBefore w:val="0"/>
+                                <w:widowControl/>
+                                <w:kinsoku/>
+                                <w:wordWrap/>
+                                <w:overflowPunct/>
+                                <w:topLinePunct w:val="0"/>
+                                <w:bidi w:val="0"/>
+                                <w:adjustRightInd w:val="0"/>
+                                <w:snapToGrid w:val="0"/>
+                                <w:spacing w:line="240" w:lineRule="auto"/>
+                                <w:textAlignment w:val="auto"/>
+                                <w:rPr>
+                                  <w:rFonts w:hint="eastAsia" w:ascii="Times New Roman" w:hAnsi="Times New Roman" w:eastAsia="微软雅黑" w:cs="Times New Roman"/>
+                                  <w:b/>
+                                  <w:bCs/>
+                                  <w:sz w:val="21"/>
+                                  <w:szCs w:val="21"/>
+                                  <w:lang w:val="en-US" w:eastAsia="zh-CN" w:bidi="ar-SA"/>
+                                </w:rPr>
+                              </w:pPr>
+                              <w:r>
+                                <w:rPr>
+                                  <w:rFonts w:hint="eastAsia" w:ascii="Times New Roman" w:hAnsi="Times New Roman" w:eastAsia="微软雅黑" w:cs="Times New Roman"/>
+                                  <w:b w:val="0"/>
+                                  <w:bCs w:val="0"/>
+                                  <w:sz w:val="21"/>
+                                  <w:szCs w:val="21"/>
+                                  <w:lang w:val="en-US" w:eastAsia="zh-CN" w:bidi="ar-SA"/>
+                                </w:rPr>
+                                <w:t>广州市黄埔区开源大道11号C6栋702室</w:t>
+                              </w:r>
+                            </w:p>
+                            <w:p>
+                              <w:pPr>
+                                <w:keepNext w:val="0"/>
+                                <w:keepLines w:val="0"/>
+                                <w:pageBreakBefore w:val="0"/>
+                                <w:widowControl/>
+                                <w:kinsoku/>
+                                <w:wordWrap/>
+                                <w:overflowPunct/>
+                                <w:topLinePunct w:val="0"/>
+                                <w:bidi w:val="0"/>
+                                <w:adjustRightInd w:val="0"/>
+                                <w:snapToGrid w:val="0"/>
+                                <w:spacing w:line="240" w:lineRule="auto"/>
+                                <w:textAlignment w:val="auto"/>
+                                <w:rPr>
+                                  <w:rFonts w:hint="eastAsia" w:ascii="Times New Roman" w:hAnsi="Times New Roman" w:eastAsia="微软雅黑" w:cs="Times New Roman"/>
+                                  <w:b/>
+                                  <w:bCs/>
+                                  <w:sz w:val="21"/>
+                                  <w:szCs w:val="21"/>
+                                  <w:lang w:val="en-US" w:eastAsia="zh-CN" w:bidi="ar-SA"/>
+                                </w:rPr>
+                              </w:pPr>
+                              <w:r>
+                                <w:rPr>
+                                  <w:rFonts w:hint="eastAsia" w:ascii="Times New Roman" w:hAnsi="Times New Roman" w:eastAsia="微软雅黑" w:cs="Times New Roman"/>
+                                  <w:b/>
+                                  <w:bCs/>
+                                  <w:sz w:val="21"/>
+                                  <w:szCs w:val="21"/>
+                                  <w:lang w:val="en-US" w:eastAsia="zh-CN" w:bidi="ar-SA"/>
+                                </w:rPr>
+                                <w:t>上海诺禾医学检验实验室</w:t>
+                              </w:r>
+                            </w:p>
+                            <w:p>
+                              <w:pPr>
+                                <w:keepNext w:val="0"/>
+                                <w:keepLines w:val="0"/>
+                                <w:pageBreakBefore w:val="0"/>
+                                <w:widowControl/>
+                                <w:kinsoku/>
+                                <w:wordWrap/>
+                                <w:overflowPunct/>
+                                <w:topLinePunct w:val="0"/>
+                                <w:bidi w:val="0"/>
+                                <w:adjustRightInd w:val="0"/>
+                                <w:snapToGrid w:val="0"/>
+                                <w:spacing w:line="240" w:lineRule="auto"/>
+                                <w:textAlignment w:val="auto"/>
+                                <w:rPr>
+                                  <w:rFonts w:hint="eastAsia" w:ascii="Times New Roman" w:hAnsi="Times New Roman" w:eastAsia="微软雅黑" w:cs="Times New Roman"/>
+                                  <w:b/>
+                                  <w:bCs/>
+                                  <w:sz w:val="21"/>
+                                  <w:szCs w:val="21"/>
+                                  <w:lang w:val="en-US" w:eastAsia="zh-CN" w:bidi="ar-SA"/>
+                                </w:rPr>
+                              </w:pPr>
+                              <w:r>
+                                <w:rPr>
+                                  <w:rFonts w:hint="eastAsia" w:ascii="Times New Roman" w:hAnsi="Times New Roman" w:eastAsia="微软雅黑" w:cs="Times New Roman"/>
+                                  <w:b w:val="0"/>
+                                  <w:bCs w:val="0"/>
+                                  <w:sz w:val="21"/>
+                                  <w:szCs w:val="21"/>
+                                  <w:lang w:val="en-US" w:eastAsia="zh-CN" w:bidi="ar-SA"/>
+                                </w:rPr>
+                                <w:t>上海市闵行区绿洲环路396弄9号201室</w:t>
+                              </w:r>
+                            </w:p>
+                            <w:p>
+                              <w:pPr>
+                                <w:keepNext w:val="0"/>
+                                <w:keepLines w:val="0"/>
+                                <w:pageBreakBefore w:val="0"/>
+                                <w:widowControl/>
+                                <w:kinsoku/>
+                                <w:wordWrap/>
+                                <w:overflowPunct/>
+                                <w:topLinePunct w:val="0"/>
+                                <w:bidi w:val="0"/>
+                                <w:adjustRightInd w:val="0"/>
+                                <w:snapToGrid w:val="0"/>
+                                <w:spacing w:line="240" w:lineRule="auto"/>
+                                <w:textAlignment w:val="auto"/>
+                                <w:rPr>
+                                  <w:rFonts w:hint="eastAsia" w:ascii="Times New Roman" w:hAnsi="Times New Roman" w:eastAsia="微软雅黑" w:cs="Times New Roman"/>
+                                  <w:b/>
+                                  <w:bCs/>
+                                  <w:sz w:val="21"/>
+                                  <w:szCs w:val="21"/>
+                                  <w:lang w:val="en-US" w:eastAsia="zh-CN" w:bidi="ar-SA"/>
+                                </w:rPr>
+                              </w:pPr>
+                              <w:r>
+                                <w:rPr>
+                                  <w:rFonts w:hint="eastAsia" w:ascii="Times New Roman" w:hAnsi="Times New Roman" w:eastAsia="微软雅黑" w:cs="Times New Roman"/>
+                                  <w:b/>
+                                  <w:bCs/>
+                                  <w:sz w:val="21"/>
+                                  <w:szCs w:val="21"/>
+                                  <w:lang w:val="en-US" w:eastAsia="zh-CN" w:bidi="ar-SA"/>
+                                </w:rPr>
+                                <w:t>天津诺禾医学检验实验室</w:t>
+                              </w:r>
+                            </w:p>
+                            <w:p>
+                              <w:pPr>
+                                <w:keepNext w:val="0"/>
+                                <w:keepLines w:val="0"/>
+                                <w:pageBreakBefore w:val="0"/>
+                                <w:tabs>
+                                  <w:tab w:val="left" w:pos="6770"/>
+                                </w:tabs>
+                                <w:kinsoku/>
+                                <w:wordWrap/>
+                                <w:overflowPunct/>
+                                <w:topLinePunct w:val="0"/>
+                                <w:bidi w:val="0"/>
+                                <w:adjustRightInd w:val="0"/>
+                                <w:snapToGrid w:val="0"/>
+                                <w:spacing w:line="240" w:lineRule="auto"/>
+                                <w:textAlignment w:val="auto"/>
+                                <w:rPr>
+                                  <w:rFonts w:hint="eastAsia" w:ascii="Times New Roman" w:hAnsi="Times New Roman" w:eastAsia="微软雅黑" w:cs="Times New Roman"/>
+                                  <w:b w:val="0"/>
+                                  <w:bCs w:val="0"/>
+                                  <w:sz w:val="21"/>
+                                  <w:szCs w:val="21"/>
+                                  <w:lang w:val="en-US" w:eastAsia="zh-CN" w:bidi="ar-SA"/>
+                                </w:rPr>
+                              </w:pPr>
+                              <w:r>
+                                <w:rPr>
+                                  <w:rFonts w:hint="eastAsia" w:ascii="Times New Roman" w:hAnsi="Times New Roman" w:eastAsia="微软雅黑" w:cs="Times New Roman"/>
+                                  <w:b w:val="0"/>
+                                  <w:bCs w:val="0"/>
+                                  <w:sz w:val="21"/>
+                                  <w:szCs w:val="21"/>
+                                  <w:lang w:val="en-US" w:eastAsia="zh-CN" w:bidi="ar-SA"/>
+                                </w:rPr>
+                                <w:t>天津市武清区创业总部基地B07</w:t>
+                              </w:r>
+                            </w:p>
+                            <w:p>
+                              <w:pPr>
+                                <w:keepNext w:val="0"/>
+                                <w:keepLines w:val="0"/>
+                                <w:pageBreakBefore w:val="0"/>
+                                <w:tabs>
+                                  <w:tab w:val="left" w:pos="6770"/>
+                                </w:tabs>
+                                <w:kinsoku/>
+                                <w:wordWrap/>
+                                <w:overflowPunct/>
+                                <w:topLinePunct w:val="0"/>
+                                <w:bidi w:val="0"/>
+                                <w:adjustRightInd w:val="0"/>
+                                <w:snapToGrid w:val="0"/>
+                                <w:spacing w:line="240" w:lineRule="auto"/>
+                                <w:textAlignment w:val="auto"/>
+                                <w:rPr>
+                                  <w:rFonts w:hint="eastAsia" w:ascii="Times New Roman" w:hAnsi="Times New Roman" w:eastAsia="微软雅黑" w:cs="Times New Roman"/>
+                                  <w:b w:val="0"/>
+                                  <w:bCs w:val="0"/>
+                                  <w:sz w:val="21"/>
+                                  <w:szCs w:val="21"/>
+                                  <w:lang w:val="en-US" w:eastAsia="zh-CN" w:bidi="ar-SA"/>
+                                </w:rPr>
+                              </w:pPr>
+                            </w:p>
+                            <w:p>
+                              <w:pPr>
+                                <w:keepNext w:val="0"/>
+                                <w:keepLines w:val="0"/>
+                                <w:pageBreakBefore w:val="0"/>
+                                <w:widowControl/>
+                                <w:kinsoku/>
+                                <w:wordWrap/>
+                                <w:overflowPunct/>
+                                <w:topLinePunct w:val="0"/>
+                                <w:bidi w:val="0"/>
+                                <w:adjustRightInd w:val="0"/>
+                                <w:snapToGrid w:val="0"/>
+                                <w:spacing w:line="240" w:lineRule="auto"/>
+                                <w:textAlignment w:val="auto"/>
+                                <w:rPr>
+                                  <w:rFonts w:ascii="Times New Roman" w:hAnsi="Times New Roman" w:eastAsia="等线" w:cs="宋体"/>
+                                  <w:sz w:val="21"/>
+                                  <w:szCs w:val="21"/>
+                                  <w:lang w:val="en-US" w:eastAsia="zh-CN" w:bidi="ar-SA"/>
+                                </w:rPr>
+                              </w:pPr>
+                              <w:r>
+                                <w:rPr>
+                                  <w:rFonts w:ascii="宋体" w:hAnsi="宋体" w:eastAsia="宋体" w:cs="宋体"/>
+                                  <w:sz w:val="21"/>
+                                  <w:szCs w:val="21"/>
+                                  <w:lang w:val="en-US" w:eastAsia="en-US" w:bidi="ar-SA"/>
+                                </w:rPr>
+                                <w:drawing>
+                                  <wp:inline distT="0" distB="0" distL="114935" distR="114935">
+                                    <wp:extent cx="438785" cy="438785"/>
+                                    <wp:effectExtent l="0" t="0" r="3175" b="3175"/>
+                                    <wp:docPr id="14" name="图片 4" descr="IMG_256"/>
+                                    <wp:cNvGraphicFramePr>
+                                      <a:graphicFrameLocks xmlns:a="http://schemas.openxmlformats.org/drawingml/2006/main" noChangeAspect="1"/>
+                                    </wp:cNvGraphicFramePr>
+                                    <a:graphic xmlns:a="http://schemas.openxmlformats.org/drawingml/2006/main">
+                                      <a:graphicData uri="http://schemas.openxmlformats.org/drawingml/2006/picture">
+                                        <pic:pic xmlns:pic="http://schemas.openxmlformats.org/drawingml/2006/picture">
+                                          <pic:nvPicPr>
+                                            <pic:cNvPr id="14" name="图片 4" descr="IMG_256"/>
+                                            <pic:cNvPicPr>
+                                              <a:picLocks noChangeAspect="1"/>
+                                            </pic:cNvPicPr>
+                                          </pic:nvPicPr>
+                                          <pic:blipFill>
+                                            <a:blip r:embed="rId16"/>
+                                            <a:stretch>
+                                              <a:fillRect/>
+                                            </a:stretch>
+                                          </pic:blipFill>
+                                          <pic:spPr>
+                                            <a:xfrm>
+                                              <a:off x="0" y="0"/>
+                                              <a:ext cx="438785" cy="438785"/>
+                                            </a:xfrm>
+                                            <a:prstGeom prst="rect">
+                                              <a:avLst/>
+                                            </a:prstGeom>
                                             <a:noFill/>
-                                          </a:ln>
-                                        </pic:spPr>
-                                      </pic:pic>
-                                    </a:graphicData>
-                                  </a:graphic>
-                                </wp:inline>
-                              </w:drawing>
-                            </w:r>
-                            <w:r>
-                              <w:rPr>
-                                <w:rFonts w:hint="eastAsia" w:cs="宋体"/>
-                                <w:sz w:val="21"/>
-                                <w:szCs w:val="21"/>
-                                <w:lang w:val="en-US" w:eastAsia="zh-CN" w:bidi="ar-SA"/>
-                              </w:rPr>
-                              <w:t xml:space="preserve">   </w:t>
-                            </w:r>
-                            <w:r>
-                              <w:rPr>
-                                <w:rFonts w:ascii="宋体" w:hAnsi="宋体" w:eastAsia="宋体" w:cs="宋体"/>
-                                <w:sz w:val="21"/>
-                                <w:szCs w:val="21"/>
-                                <w:lang w:val="en-US" w:eastAsia="en-US" w:bidi="ar-SA"/>
-                              </w:rPr>
-                              <w:drawing>
-                                <wp:inline distT="0" distB="0" distL="114935" distR="114935">
-                                  <wp:extent cx="439420" cy="439420"/>
-                                  <wp:effectExtent l="0" t="0" r="2540" b="2540"/>
-                                  <wp:docPr id="15" name="图片 3" descr="IMG_256"/>
-                                  <wp:cNvGraphicFramePr>
-                                    <a:graphicFrameLocks xmlns:a="http://schemas.openxmlformats.org/drawingml/2006/main" noChangeAspect="1"/>
-                                  </wp:cNvGraphicFramePr>
-                                  <a:graphic xmlns:a="http://schemas.openxmlformats.org/drawingml/2006/main">
-                                    <a:graphicData uri="http://schemas.openxmlformats.org/drawingml/2006/picture">
-                                      <pic:pic xmlns:pic="http://schemas.openxmlformats.org/drawingml/2006/picture">
-                                        <pic:nvPicPr>
-                                          <pic:cNvPr id="15" name="图片 3" descr="IMG_256"/>
-                                          <pic:cNvPicPr>
-                                            <a:picLocks noChangeAspect="1"/>
-                                          </pic:cNvPicPr>
-                                        </pic:nvPicPr>
-                                        <pic:blipFill>
-                                          <a:blip r:embed="rId17"/>
-                                          <a:stretch>
-                                            <a:fillRect/>
-                                          </a:stretch>
-                                        </pic:blipFill>
-                                        <pic:spPr>
-                                          <a:xfrm>
-                                            <a:off x="0" y="0"/>
-                                            <a:ext cx="439420" cy="439420"/>
-                                          </a:xfrm>
-                                          <a:prstGeom prst="rect">
-                                            <a:avLst/>
-                                          </a:prstGeom>
-                                          <a:noFill/>
-                                          <a:ln w="9525">
+                                            <a:ln w="9525">
+                                              <a:noFill/>
+                                            </a:ln>
+                                          </pic:spPr>
+                                        </pic:pic>
+                                      </a:graphicData>
+                                    </a:graphic>
+                                  </wp:inline>
+                                </w:drawing>
+                              </w:r>
+                              <w:r>
+                                <w:rPr>
+                                  <w:rFonts w:hint="eastAsia" w:cs="宋体"/>
+                                  <w:sz w:val="21"/>
+                                  <w:szCs w:val="21"/>
+                                  <w:lang w:val="en-US" w:eastAsia="zh-CN" w:bidi="ar-SA"/>
+                                </w:rPr>
+                                <w:t xml:space="preserve">   </w:t>
+                              </w:r>
+                              <w:r>
+                                <w:rPr>
+                                  <w:rFonts w:ascii="宋体" w:hAnsi="宋体" w:eastAsia="宋体" w:cs="宋体"/>
+                                  <w:sz w:val="21"/>
+                                  <w:szCs w:val="21"/>
+                                  <w:lang w:val="en-US" w:eastAsia="en-US" w:bidi="ar-SA"/>
+                                </w:rPr>
+                                <w:drawing>
+                                  <wp:inline distT="0" distB="0" distL="114935" distR="114935">
+                                    <wp:extent cx="439420" cy="439420"/>
+                                    <wp:effectExtent l="0" t="0" r="2540" b="2540"/>
+                                    <wp:docPr id="8" name="图片 3" descr="IMG_256"/>
+                                    <wp:cNvGraphicFramePr>
+                                      <a:graphicFrameLocks xmlns:a="http://schemas.openxmlformats.org/drawingml/2006/main" noChangeAspect="1"/>
+                                    </wp:cNvGraphicFramePr>
+                                    <a:graphic xmlns:a="http://schemas.openxmlformats.org/drawingml/2006/main">
+                                      <a:graphicData uri="http://schemas.openxmlformats.org/drawingml/2006/picture">
+                                        <pic:pic xmlns:pic="http://schemas.openxmlformats.org/drawingml/2006/picture">
+                                          <pic:nvPicPr>
+                                            <pic:cNvPr id="8" name="图片 3" descr="IMG_256"/>
+                                            <pic:cNvPicPr>
+                                              <a:picLocks noChangeAspect="1"/>
+                                            </pic:cNvPicPr>
+                                          </pic:nvPicPr>
+                                          <pic:blipFill>
+                                            <a:blip r:embed="rId17"/>
+                                            <a:stretch>
+                                              <a:fillRect/>
+                                            </a:stretch>
+                                          </pic:blipFill>
+                                          <pic:spPr>
+                                            <a:xfrm>
+                                              <a:off x="0" y="0"/>
+                                              <a:ext cx="439420" cy="439420"/>
+                                            </a:xfrm>
+                                            <a:prstGeom prst="rect">
+                                              <a:avLst/>
+                                            </a:prstGeom>
                                             <a:noFill/>
-                                          </a:ln>
-                                        </pic:spPr>
-                                      </pic:pic>
-                                    </a:graphicData>
-                                  </a:graphic>
-                                </wp:inline>
-                              </w:drawing>
-                            </w:r>
-                            <w:r>
-                              <w:rPr>
-                                <w:rFonts w:hint="eastAsia" w:cs="宋体"/>
-                                <w:sz w:val="21"/>
-                                <w:szCs w:val="21"/>
-                                <w:lang w:val="en-US" w:eastAsia="zh-CN" w:bidi="ar-SA"/>
-                              </w:rPr>
-                              <w:t xml:space="preserve">   </w:t>
-                            </w:r>
-                            <w:r>
-                              <w:rPr>
-                                <w:color w:val="7F7F7F"/>
-                                <w:sz w:val="20"/>
-                                <w:szCs w:val="20"/>
-                                <w:lang w:eastAsia="zh-CN"/>
-                              </w:rPr>
-                              <w:drawing>
-                                <wp:inline distT="0" distB="0" distL="0" distR="0">
-                                  <wp:extent cx="1369060" cy="389255"/>
-                                  <wp:effectExtent l="0" t="0" r="2540" b="6985"/>
-                                  <wp:docPr id="17" name="图片 17" descr="C:\Users\JT\Desktop\2019.3.1-诺禾致源logo-最新版\logo-透明底.pnglogo-透明底"/>
-                                  <wp:cNvGraphicFramePr>
-                                    <a:graphicFrameLocks xmlns:a="http://schemas.openxmlformats.org/drawingml/2006/main" noChangeAspect="1"/>
-                                  </wp:cNvGraphicFramePr>
-                                  <a:graphic xmlns:a="http://schemas.openxmlformats.org/drawingml/2006/main">
-                                    <a:graphicData uri="http://schemas.openxmlformats.org/drawingml/2006/picture">
-                                      <pic:pic xmlns:pic="http://schemas.openxmlformats.org/drawingml/2006/picture">
-                                        <pic:nvPicPr>
-                                          <pic:cNvPr id="17" name="图片 17" descr="C:\Users\JT\Desktop\2019.3.1-诺禾致源logo-最新版\logo-透明底.pnglogo-透明底"/>
-                                          <pic:cNvPicPr>
-                                            <a:picLocks noChangeAspect="1"/>
-                                          </pic:cNvPicPr>
-                                        </pic:nvPicPr>
-                                        <pic:blipFill>
-                                          <a:blip r:embed="rId12"/>
-                                          <a:srcRect/>
-                                          <a:stretch>
-                                            <a:fillRect/>
-                                          </a:stretch>
-                                        </pic:blipFill>
-                                        <pic:spPr>
-                                          <a:xfrm>
-                                            <a:off x="0" y="0"/>
-                                            <a:ext cx="1369060" cy="389255"/>
-                                          </a:xfrm>
-                                          <a:prstGeom prst="rect">
-                                            <a:avLst/>
-                                          </a:prstGeom>
-                                        </pic:spPr>
-                                      </pic:pic>
-                                    </a:graphicData>
-                                  </a:graphic>
-                                </wp:inline>
-                              </w:drawing>
-                            </w:r>
-                          </w:p>
-                          <w:p>
-                            <w:pPr>
-                              <w:keepNext w:val="0"/>
-                              <w:keepLines w:val="0"/>
-                              <w:pageBreakBefore w:val="0"/>
-                              <w:widowControl/>
-                              <w:kinsoku/>
-                              <w:wordWrap/>
-                              <w:overflowPunct/>
-                              <w:topLinePunct w:val="0"/>
-                              <w:bidi w:val="0"/>
-                              <w:adjustRightInd w:val="0"/>
-                              <w:snapToGrid w:val="0"/>
-                              <w:spacing w:line="240" w:lineRule="auto"/>
-                              <w:textAlignment w:val="auto"/>
-                              <w:rPr>
-                                <w:rFonts w:hint="eastAsia" w:ascii="微软雅黑" w:hAnsi="微软雅黑" w:eastAsia="微软雅黑" w:cs="微软雅黑"/>
-                                <w:b/>
-                                <w:bCs/>
-                                <w:color w:val="0083C3"/>
-                                <w:sz w:val="21"/>
-                                <w:szCs w:val="21"/>
-                                <w:lang w:val="en-US" w:eastAsia="zh-CN" w:bidi="ar-SA"/>
-                              </w:rPr>
-                            </w:pPr>
-                            <w:r>
-                              <w:rPr>
-                                <w:rFonts w:hint="eastAsia" w:ascii="微软雅黑" w:hAnsi="微软雅黑" w:eastAsia="微软雅黑" w:cs="微软雅黑"/>
-                                <w:b/>
-                                <w:bCs/>
-                                <w:color w:val="0083C3"/>
-                                <w:sz w:val="21"/>
-                                <w:szCs w:val="21"/>
-                                <w:lang w:val="en-US" w:eastAsia="zh-CN" w:bidi="ar-SA"/>
-                              </w:rPr>
-                              <w:t>诺禾医学   诺禾在线</w:t>
-                            </w:r>
-                          </w:p>
-                          <w:p>
-                            <w:pPr>
-                              <w:keepNext w:val="0"/>
-                              <w:keepLines w:val="0"/>
-                              <w:pageBreakBefore w:val="0"/>
-                              <w:widowControl/>
-                              <w:kinsoku/>
-                              <w:wordWrap/>
-                              <w:overflowPunct/>
-                              <w:topLinePunct w:val="0"/>
-                              <w:bidi w:val="0"/>
-                              <w:adjustRightInd w:val="0"/>
-                              <w:snapToGrid w:val="0"/>
-                              <w:spacing w:line="240" w:lineRule="auto"/>
-                              <w:textAlignment w:val="auto"/>
-                              <w:rPr>
-                                <w:rFonts w:ascii="Times New Roman" w:hAnsi="Times New Roman" w:eastAsia="等线" w:cs="宋体"/>
-                                <w:color w:val="0083C3"/>
-                                <w:sz w:val="21"/>
-                                <w:szCs w:val="21"/>
-                                <w:lang w:val="en-US" w:eastAsia="zh-CN" w:bidi="ar-SA"/>
-                              </w:rPr>
-                            </w:pPr>
-                            <w:r>
-                              <w:rPr>
-                                <w:rFonts w:ascii="Times New Roman" w:hAnsi="Times New Roman" w:eastAsia="等线" w:cs="宋体"/>
-                                <w:b/>
-                                <w:bCs/>
-                                <w:color w:val="0083C3"/>
-                                <w:sz w:val="21"/>
-                                <w:szCs w:val="21"/>
-                                <w:lang w:val="en-US" w:eastAsia="en-US" w:bidi="ar-SA"/>
-                              </w:rPr>
-                              <w:t>www.novogene.com</w:t>
-                            </w:r>
-                          </w:p>
-                          <w:p>
-                            <w:pPr>
-                              <w:keepNext w:val="0"/>
-                              <w:keepLines w:val="0"/>
-                              <w:pageBreakBefore w:val="0"/>
-                              <w:widowControl/>
-                              <w:kinsoku/>
-                              <w:wordWrap/>
-                              <w:overflowPunct/>
-                              <w:topLinePunct w:val="0"/>
-                              <w:bidi w:val="0"/>
-                              <w:adjustRightInd w:val="0"/>
-                              <w:snapToGrid w:val="0"/>
-                              <w:spacing w:line="240" w:lineRule="auto"/>
-                              <w:ind w:left="420" w:hanging="420" w:hangingChars="200"/>
-                              <w:textAlignment w:val="auto"/>
-                              <w:rPr>
-                                <w:rFonts w:hint="eastAsia" w:ascii="微软雅黑" w:hAnsi="微软雅黑" w:eastAsia="微软雅黑" w:cs="微软雅黑"/>
-                                <w:b/>
-                                <w:bCs/>
-                                <w:sz w:val="21"/>
-                                <w:szCs w:val="21"/>
-                                <w:lang w:val="en-US" w:eastAsia="zh-CN" w:bidi="ar-SA"/>
-                              </w:rPr>
-                            </w:pPr>
-                            <w:r>
-                              <w:rPr>
-                                <w:rFonts w:hint="eastAsia" w:ascii="微软雅黑" w:hAnsi="微软雅黑" w:eastAsia="微软雅黑" w:cs="微软雅黑"/>
-                                <w:b/>
-                                <w:bCs/>
-                                <w:sz w:val="21"/>
-                                <w:szCs w:val="21"/>
-                                <w:lang w:val="en-US" w:eastAsia="zh-CN" w:bidi="ar-SA"/>
-                              </w:rPr>
-                              <w:t>中国 · 美国 · 英国 · 新加坡 · 荷兰 · 日本</w:t>
-                            </w:r>
-                          </w:p>
-                          <w:p>
-                            <w:pPr>
-                              <w:keepNext w:val="0"/>
-                              <w:keepLines w:val="0"/>
-                              <w:pageBreakBefore w:val="0"/>
-                              <w:widowControl/>
-                              <w:kinsoku/>
-                              <w:wordWrap/>
-                              <w:overflowPunct/>
-                              <w:topLinePunct w:val="0"/>
-                              <w:bidi w:val="0"/>
-                              <w:adjustRightInd w:val="0"/>
-                              <w:snapToGrid w:val="0"/>
-                              <w:spacing w:line="240" w:lineRule="auto"/>
-                              <w:textAlignment w:val="auto"/>
-                              <w:rPr>
-                                <w:rFonts w:ascii="Times New Roman" w:hAnsi="Times New Roman" w:eastAsia="等线" w:cs="宋体"/>
-                                <w:sz w:val="21"/>
-                                <w:szCs w:val="21"/>
-                                <w:lang w:val="en-US" w:eastAsia="en-US" w:bidi="ar-SA"/>
-                              </w:rPr>
-                            </w:pPr>
-                            <w:r>
-                              <w:rPr>
-                                <w:rFonts w:ascii="Times New Roman" w:hAnsi="Times New Roman" w:eastAsia="等线" w:cs="宋体"/>
-                                <w:sz w:val="21"/>
-                                <w:szCs w:val="21"/>
-                                <w:lang w:val="en-US" w:eastAsia="en-US" w:bidi="ar-SA"/>
-                              </w:rPr>
-                              <w:t>China</w:t>
-                            </w:r>
-                            <w:r>
-                              <w:rPr>
-                                <w:rFonts w:hint="eastAsia" w:ascii="Times New Roman" w:hAnsi="Times New Roman" w:eastAsia="等线" w:cs="宋体"/>
-                                <w:sz w:val="21"/>
-                                <w:szCs w:val="21"/>
-                                <w:lang w:val="en-US" w:eastAsia="zh-CN" w:bidi="ar-SA"/>
-                              </w:rPr>
-                              <w:t xml:space="preserve"> </w:t>
-                            </w:r>
-                            <w:r>
-                              <w:rPr>
-                                <w:rFonts w:ascii="Times New Roman" w:hAnsi="Times New Roman" w:eastAsia="等线" w:cs="宋体"/>
-                                <w:b/>
-                                <w:bCs/>
-                                <w:sz w:val="21"/>
-                                <w:szCs w:val="21"/>
-                                <w:lang w:val="en-US" w:eastAsia="zh-CN" w:bidi="ar-SA"/>
-                              </w:rPr>
-                              <w:t>·</w:t>
-                            </w:r>
-                            <w:r>
-                              <w:rPr>
-                                <w:rFonts w:hint="eastAsia" w:ascii="Times New Roman" w:hAnsi="Times New Roman" w:eastAsia="等线" w:cs="宋体"/>
-                                <w:b/>
-                                <w:bCs/>
-                                <w:sz w:val="21"/>
-                                <w:szCs w:val="21"/>
-                                <w:lang w:val="en-US" w:eastAsia="zh-CN" w:bidi="ar-SA"/>
-                              </w:rPr>
-                              <w:t xml:space="preserve"> </w:t>
-                            </w:r>
-                            <w:r>
-                              <w:rPr>
-                                <w:rFonts w:ascii="Times New Roman" w:hAnsi="Times New Roman" w:eastAsia="等线" w:cs="宋体"/>
-                                <w:sz w:val="21"/>
-                                <w:szCs w:val="21"/>
-                                <w:lang w:val="en-US" w:eastAsia="en-US" w:bidi="ar-SA"/>
-                              </w:rPr>
-                              <w:t>USA</w:t>
-                            </w:r>
-                            <w:r>
-                              <w:rPr>
-                                <w:rFonts w:hint="eastAsia" w:ascii="Times New Roman" w:hAnsi="Times New Roman" w:eastAsia="等线" w:cs="宋体"/>
-                                <w:sz w:val="21"/>
-                                <w:szCs w:val="21"/>
-                                <w:lang w:val="en-US" w:eastAsia="zh-CN" w:bidi="ar-SA"/>
-                              </w:rPr>
-                              <w:t xml:space="preserve"> </w:t>
-                            </w:r>
-                            <w:r>
-                              <w:rPr>
-                                <w:rFonts w:ascii="Times New Roman" w:hAnsi="Times New Roman" w:eastAsia="等线" w:cs="宋体"/>
-                                <w:b/>
-                                <w:bCs/>
-                                <w:sz w:val="21"/>
-                                <w:szCs w:val="21"/>
-                                <w:lang w:val="en-US" w:eastAsia="zh-CN" w:bidi="ar-SA"/>
-                              </w:rPr>
-                              <w:t>·</w:t>
-                            </w:r>
-                            <w:r>
-                              <w:rPr>
-                                <w:rFonts w:hint="eastAsia" w:ascii="Times New Roman" w:hAnsi="Times New Roman" w:eastAsia="等线" w:cs="宋体"/>
-                                <w:b/>
-                                <w:bCs/>
-                                <w:sz w:val="21"/>
-                                <w:szCs w:val="21"/>
-                                <w:lang w:val="en-US" w:eastAsia="zh-CN" w:bidi="ar-SA"/>
-                              </w:rPr>
-                              <w:t xml:space="preserve"> </w:t>
-                            </w:r>
-                            <w:r>
-                              <w:rPr>
-                                <w:rFonts w:ascii="Times New Roman" w:hAnsi="Times New Roman" w:eastAsia="等线" w:cs="宋体"/>
-                                <w:sz w:val="21"/>
-                                <w:szCs w:val="21"/>
-                                <w:lang w:val="en-US" w:eastAsia="en-US" w:bidi="ar-SA"/>
-                              </w:rPr>
-                              <w:t>UK</w:t>
-                            </w:r>
-                            <w:r>
-                              <w:rPr>
-                                <w:rFonts w:hint="eastAsia" w:ascii="Times New Roman" w:hAnsi="Times New Roman" w:eastAsia="等线" w:cs="宋体"/>
-                                <w:sz w:val="21"/>
-                                <w:szCs w:val="21"/>
-                                <w:lang w:val="en-US" w:eastAsia="zh-CN" w:bidi="ar-SA"/>
-                              </w:rPr>
-                              <w:t xml:space="preserve"> </w:t>
-                            </w:r>
-                            <w:r>
-                              <w:rPr>
-                                <w:rFonts w:ascii="Times New Roman" w:hAnsi="Times New Roman" w:eastAsia="等线" w:cs="宋体"/>
-                                <w:b/>
-                                <w:bCs/>
-                                <w:sz w:val="21"/>
-                                <w:szCs w:val="21"/>
-                                <w:lang w:val="en-US" w:eastAsia="zh-CN" w:bidi="ar-SA"/>
-                              </w:rPr>
-                              <w:t>·</w:t>
-                            </w:r>
-                            <w:r>
-                              <w:rPr>
-                                <w:rFonts w:hint="eastAsia" w:ascii="Times New Roman" w:hAnsi="Times New Roman" w:eastAsia="等线" w:cs="宋体"/>
-                                <w:b/>
-                                <w:bCs/>
-                                <w:sz w:val="21"/>
-                                <w:szCs w:val="21"/>
-                                <w:lang w:val="en-US" w:eastAsia="zh-CN" w:bidi="ar-SA"/>
-                              </w:rPr>
-                              <w:t xml:space="preserve"> </w:t>
-                            </w:r>
-                            <w:r>
-                              <w:rPr>
-                                <w:rFonts w:ascii="Times New Roman" w:hAnsi="Times New Roman" w:eastAsia="等线" w:cs="宋体"/>
-                                <w:sz w:val="21"/>
-                                <w:szCs w:val="21"/>
-                                <w:lang w:val="en-US" w:eastAsia="en-US" w:bidi="ar-SA"/>
-                              </w:rPr>
-                              <w:t>Singapore</w:t>
-                            </w:r>
-                            <w:r>
-                              <w:rPr>
-                                <w:rFonts w:hint="eastAsia" w:ascii="Times New Roman" w:hAnsi="Times New Roman" w:eastAsia="等线" w:cs="宋体"/>
-                                <w:sz w:val="21"/>
-                                <w:szCs w:val="21"/>
-                                <w:lang w:val="en-US" w:eastAsia="zh-CN" w:bidi="ar-SA"/>
-                              </w:rPr>
-                              <w:t xml:space="preserve"> </w:t>
-                            </w:r>
-                            <w:r>
-                              <w:rPr>
-                                <w:rFonts w:ascii="Times New Roman" w:hAnsi="Times New Roman" w:eastAsia="等线" w:cs="宋体"/>
-                                <w:b/>
-                                <w:bCs/>
-                                <w:sz w:val="21"/>
-                                <w:szCs w:val="21"/>
-                                <w:lang w:val="en-US" w:eastAsia="zh-CN" w:bidi="ar-SA"/>
-                              </w:rPr>
-                              <w:t>·</w:t>
-                            </w:r>
-                            <w:r>
-                              <w:rPr>
-                                <w:rFonts w:hint="eastAsia" w:ascii="Times New Roman" w:hAnsi="Times New Roman" w:eastAsia="等线" w:cs="宋体"/>
-                                <w:b/>
-                                <w:bCs/>
-                                <w:sz w:val="21"/>
-                                <w:szCs w:val="21"/>
-                                <w:lang w:val="en-US" w:eastAsia="zh-CN" w:bidi="ar-SA"/>
-                              </w:rPr>
-                              <w:t xml:space="preserve"> </w:t>
-                            </w:r>
-                            <w:r>
-                              <w:rPr>
-                                <w:rFonts w:ascii="Times New Roman" w:hAnsi="Times New Roman" w:eastAsia="等线" w:cs="宋体"/>
-                                <w:sz w:val="21"/>
-                                <w:szCs w:val="21"/>
-                                <w:lang w:val="en-US" w:eastAsia="en-US" w:bidi="ar-SA"/>
-                              </w:rPr>
-                              <w:t>Netherlands</w:t>
-                            </w:r>
-                            <w:r>
-                              <w:rPr>
-                                <w:rFonts w:hint="eastAsia" w:ascii="Times New Roman" w:hAnsi="Times New Roman" w:eastAsia="等线" w:cs="宋体"/>
-                                <w:sz w:val="21"/>
-                                <w:szCs w:val="21"/>
-                                <w:lang w:val="en-US" w:eastAsia="zh-CN" w:bidi="ar-SA"/>
-                              </w:rPr>
-                              <w:t xml:space="preserve"> </w:t>
-                            </w:r>
-                            <w:r>
-                              <w:rPr>
-                                <w:rFonts w:ascii="Times New Roman" w:hAnsi="Times New Roman" w:eastAsia="等线" w:cs="宋体"/>
-                                <w:b/>
-                                <w:bCs/>
-                                <w:sz w:val="21"/>
-                                <w:szCs w:val="21"/>
-                                <w:lang w:val="en-US" w:eastAsia="zh-CN" w:bidi="ar-SA"/>
-                              </w:rPr>
-                              <w:t>·</w:t>
-                            </w:r>
-                            <w:r>
-                              <w:rPr>
-                                <w:rFonts w:hint="eastAsia" w:ascii="Times New Roman" w:hAnsi="Times New Roman" w:eastAsia="等线" w:cs="宋体"/>
-                                <w:b/>
-                                <w:bCs/>
-                                <w:sz w:val="21"/>
-                                <w:szCs w:val="21"/>
-                                <w:lang w:val="en-US" w:eastAsia="zh-CN" w:bidi="ar-SA"/>
-                              </w:rPr>
-                              <w:t xml:space="preserve"> </w:t>
-                            </w:r>
-                            <w:r>
-                              <w:rPr>
-                                <w:rFonts w:hint="eastAsia" w:ascii="Times New Roman" w:hAnsi="Times New Roman" w:eastAsia="等线" w:cs="宋体"/>
-                                <w:sz w:val="21"/>
-                                <w:szCs w:val="21"/>
-                                <w:lang w:val="en-US" w:eastAsia="zh-CN" w:bidi="ar-SA"/>
-                              </w:rPr>
-                              <w:t>J</w:t>
-                            </w:r>
-                            <w:r>
-                              <w:rPr>
-                                <w:rFonts w:ascii="Times New Roman" w:hAnsi="Times New Roman" w:eastAsia="等线" w:cs="宋体"/>
-                                <w:sz w:val="21"/>
-                                <w:szCs w:val="21"/>
-                                <w:lang w:val="en-US" w:eastAsia="en-US" w:bidi="ar-SA"/>
-                              </w:rPr>
-                              <w:t>apan</w:t>
-                            </w:r>
-                          </w:p>
-                          <w:p>
-                            <w:pPr>
-                              <w:keepNext w:val="0"/>
-                              <w:keepLines w:val="0"/>
-                              <w:pageBreakBefore w:val="0"/>
-                              <w:numPr>
-                                <w:ilvl w:val="0"/>
-                                <w:numId w:val="0"/>
-                              </w:numPr>
-                              <w:kinsoku/>
-                              <w:wordWrap/>
-                              <w:overflowPunct/>
-                              <w:topLinePunct w:val="0"/>
-                              <w:bidi w:val="0"/>
-                              <w:adjustRightInd w:val="0"/>
-                              <w:snapToGrid w:val="0"/>
-                              <w:spacing w:line="240" w:lineRule="auto"/>
-                              <w:ind w:leftChars="0"/>
-                              <w:textAlignment w:val="auto"/>
-                              <w:rPr>
-                                <w:rFonts w:hint="default" w:ascii="Times New Roman" w:hAnsi="Times New Roman" w:eastAsia="微软雅黑" w:cs="Times New Roman"/>
-                                <w:color w:val="auto"/>
-                                <w:sz w:val="24"/>
-                                <w:szCs w:val="24"/>
-                                <w:lang w:eastAsia="zh-CN"/>
-                              </w:rPr>
-                            </w:pPr>
-                            <w:r>
-                              <w:rPr>
-                                <w:rFonts w:hint="default" w:ascii="Times New Roman" w:hAnsi="Times New Roman" w:eastAsia="微软雅黑" w:cs="Times New Roman"/>
-                                <w:color w:val="auto"/>
-                                <w:sz w:val="24"/>
-                                <w:szCs w:val="24"/>
-                                <w:lang w:eastAsia="zh-CN"/>
-                              </w:rPr>
-                              <w:t>{% if testedby == “1” %}</w:t>
-                            </w:r>
-                          </w:p>
-                          <w:p>
-                            <w:pPr>
-                              <w:keepNext w:val="0"/>
-                              <w:keepLines w:val="0"/>
-                              <w:pageBreakBefore w:val="0"/>
-                              <w:numPr>
-                                <w:ilvl w:val="0"/>
-                                <w:numId w:val="0"/>
-                              </w:numPr>
-                              <w:kinsoku/>
-                              <w:wordWrap/>
-                              <w:overflowPunct/>
-                              <w:topLinePunct w:val="0"/>
-                              <w:bidi w:val="0"/>
-                              <w:adjustRightInd w:val="0"/>
-                              <w:snapToGrid w:val="0"/>
-                              <w:spacing w:line="240" w:lineRule="auto"/>
-                              <w:ind w:leftChars="0"/>
-                              <w:textAlignment w:val="auto"/>
-                              <w:rPr>
-                                <w:rFonts w:hint="default" w:ascii="Times New Roman" w:hAnsi="Times New Roman" w:eastAsia="微软雅黑" w:cs="Times New Roman"/>
-                                <w:sz w:val="24"/>
-                                <w:szCs w:val="24"/>
-                                <w:lang w:eastAsia="zh-CN"/>
-                              </w:rPr>
-                            </w:pPr>
-                          </w:p>
-                          <w:tbl>
-                            <w:tblPr>
-                              <w:tblStyle w:val="34"/>
-                              <w:tblW w:w="4447" w:type="dxa"/>
-                              <w:tblInd w:w="0" w:type="dxa"/>
-                              <w:tblLayout w:type="fixed"/>
-                              <w:tblCellMar>
-                                <w:top w:w="0" w:type="dxa"/>
-                                <w:left w:w="0" w:type="dxa"/>
-                                <w:bottom w:w="0" w:type="dxa"/>
-                                <w:right w:w="0" w:type="dxa"/>
-                              </w:tblCellMar>
-                            </w:tblPr>
-                            <w:tblGrid>
-                              <w:gridCol w:w="835"/>
-                              <w:gridCol w:w="1392"/>
-                              <w:gridCol w:w="984"/>
-                              <w:gridCol w:w="1236"/>
-                            </w:tblGrid>
-                            <w:tr>
-                              <w:tblPrEx>
+                                            <a:ln w="9525">
+                                              <a:noFill/>
+                                            </a:ln>
+                                          </pic:spPr>
+                                        </pic:pic>
+                                      </a:graphicData>
+                                    </a:graphic>
+                                  </wp:inline>
+                                </w:drawing>
+                              </w:r>
+                              <w:r>
+                                <w:rPr>
+                                  <w:rFonts w:hint="eastAsia" w:cs="宋体"/>
+                                  <w:sz w:val="21"/>
+                                  <w:szCs w:val="21"/>
+                                  <w:lang w:val="en-US" w:eastAsia="zh-CN" w:bidi="ar-SA"/>
+                                </w:rPr>
+                                <w:t xml:space="preserve">   </w:t>
+                              </w:r>
+                              <w:r>
+                                <w:rPr>
+                                  <w:color w:val="7F7F7F"/>
+                                  <w:sz w:val="20"/>
+                                  <w:szCs w:val="20"/>
+                                  <w:lang w:eastAsia="zh-CN"/>
+                                </w:rPr>
+                                <w:drawing>
+                                  <wp:inline distT="0" distB="0" distL="0" distR="0">
+                                    <wp:extent cx="1369060" cy="389255"/>
+                                    <wp:effectExtent l="0" t="0" r="2540" b="6985"/>
+                                    <wp:docPr id="17" name="图片 17" descr="C:\Users\JT\Desktop\2019.3.1-诺禾致源logo-最新版\logo-透明底.pnglogo-透明底"/>
+                                    <wp:cNvGraphicFramePr>
+                                      <a:graphicFrameLocks xmlns:a="http://schemas.openxmlformats.org/drawingml/2006/main" noChangeAspect="1"/>
+                                    </wp:cNvGraphicFramePr>
+                                    <a:graphic xmlns:a="http://schemas.openxmlformats.org/drawingml/2006/main">
+                                      <a:graphicData uri="http://schemas.openxmlformats.org/drawingml/2006/picture">
+                                        <pic:pic xmlns:pic="http://schemas.openxmlformats.org/drawingml/2006/picture">
+                                          <pic:nvPicPr>
+                                            <pic:cNvPr id="17" name="图片 17" descr="C:\Users\JT\Desktop\2019.3.1-诺禾致源logo-最新版\logo-透明底.pnglogo-透明底"/>
+                                            <pic:cNvPicPr>
+                                              <a:picLocks noChangeAspect="1"/>
+                                            </pic:cNvPicPr>
+                                          </pic:nvPicPr>
+                                          <pic:blipFill>
+                                            <a:blip r:embed="rId12"/>
+                                            <a:srcRect/>
+                                            <a:stretch>
+                                              <a:fillRect/>
+                                            </a:stretch>
+                                          </pic:blipFill>
+                                          <pic:spPr>
+                                            <a:xfrm>
+                                              <a:off x="0" y="0"/>
+                                              <a:ext cx="1369060" cy="389255"/>
+                                            </a:xfrm>
+                                            <a:prstGeom prst="rect">
+                                              <a:avLst/>
+                                            </a:prstGeom>
+                                          </pic:spPr>
+                                        </pic:pic>
+                                      </a:graphicData>
+                                    </a:graphic>
+                                  </wp:inline>
+                                </w:drawing>
+                              </w:r>
+                            </w:p>
+                            <w:p>
+                              <w:pPr>
+                                <w:keepNext w:val="0"/>
+                                <w:keepLines w:val="0"/>
+                                <w:pageBreakBefore w:val="0"/>
+                                <w:widowControl/>
+                                <w:kinsoku/>
+                                <w:wordWrap/>
+                                <w:overflowPunct/>
+                                <w:topLinePunct w:val="0"/>
+                                <w:bidi w:val="0"/>
+                                <w:adjustRightInd w:val="0"/>
+                                <w:snapToGrid w:val="0"/>
+                                <w:spacing w:line="240" w:lineRule="auto"/>
+                                <w:textAlignment w:val="auto"/>
+                                <w:rPr>
+                                  <w:rFonts w:hint="eastAsia" w:ascii="微软雅黑" w:hAnsi="微软雅黑" w:eastAsia="微软雅黑" w:cs="微软雅黑"/>
+                                  <w:b/>
+                                  <w:bCs/>
+                                  <w:color w:val="0083C3"/>
+                                  <w:sz w:val="21"/>
+                                  <w:szCs w:val="21"/>
+                                  <w:lang w:val="en-US" w:eastAsia="zh-CN" w:bidi="ar-SA"/>
+                                </w:rPr>
+                              </w:pPr>
+                              <w:r>
+                                <w:rPr>
+                                  <w:rFonts w:hint="eastAsia" w:ascii="微软雅黑" w:hAnsi="微软雅黑" w:eastAsia="微软雅黑" w:cs="微软雅黑"/>
+                                  <w:b/>
+                                  <w:bCs/>
+                                  <w:color w:val="0083C3"/>
+                                  <w:sz w:val="21"/>
+                                  <w:szCs w:val="21"/>
+                                  <w:lang w:val="en-US" w:eastAsia="zh-CN" w:bidi="ar-SA"/>
+                                </w:rPr>
+                                <w:t>诺禾医学   诺禾在线</w:t>
+                              </w:r>
+                            </w:p>
+                            <w:p>
+                              <w:pPr>
+                                <w:keepNext w:val="0"/>
+                                <w:keepLines w:val="0"/>
+                                <w:pageBreakBefore w:val="0"/>
+                                <w:widowControl/>
+                                <w:kinsoku/>
+                                <w:wordWrap/>
+                                <w:overflowPunct/>
+                                <w:topLinePunct w:val="0"/>
+                                <w:bidi w:val="0"/>
+                                <w:adjustRightInd w:val="0"/>
+                                <w:snapToGrid w:val="0"/>
+                                <w:spacing w:line="240" w:lineRule="auto"/>
+                                <w:textAlignment w:val="auto"/>
+                                <w:rPr>
+                                  <w:rFonts w:ascii="Times New Roman" w:hAnsi="Times New Roman" w:eastAsia="等线" w:cs="宋体"/>
+                                  <w:color w:val="0083C3"/>
+                                  <w:sz w:val="21"/>
+                                  <w:szCs w:val="21"/>
+                                  <w:lang w:val="en-US" w:eastAsia="zh-CN" w:bidi="ar-SA"/>
+                                </w:rPr>
+                              </w:pPr>
+                              <w:r>
+                                <w:rPr>
+                                  <w:rFonts w:ascii="Times New Roman" w:hAnsi="Times New Roman" w:eastAsia="等线" w:cs="宋体"/>
+                                  <w:b/>
+                                  <w:bCs/>
+                                  <w:color w:val="0083C3"/>
+                                  <w:sz w:val="21"/>
+                                  <w:szCs w:val="21"/>
+                                  <w:lang w:val="en-US" w:eastAsia="en-US" w:bidi="ar-SA"/>
+                                </w:rPr>
+                                <w:t>www.novogene.com</w:t>
+                              </w:r>
+                            </w:p>
+                            <w:p>
+                              <w:pPr>
+                                <w:keepNext w:val="0"/>
+                                <w:keepLines w:val="0"/>
+                                <w:pageBreakBefore w:val="0"/>
+                                <w:widowControl/>
+                                <w:kinsoku/>
+                                <w:wordWrap/>
+                                <w:overflowPunct/>
+                                <w:topLinePunct w:val="0"/>
+                                <w:bidi w:val="0"/>
+                                <w:adjustRightInd w:val="0"/>
+                                <w:snapToGrid w:val="0"/>
+                                <w:spacing w:line="240" w:lineRule="auto"/>
+                                <w:ind w:left="420" w:hanging="420" w:hangingChars="200"/>
+                                <w:textAlignment w:val="auto"/>
+                                <w:rPr>
+                                  <w:rFonts w:hint="eastAsia" w:ascii="微软雅黑" w:hAnsi="微软雅黑" w:eastAsia="微软雅黑" w:cs="微软雅黑"/>
+                                  <w:b/>
+                                  <w:bCs/>
+                                  <w:sz w:val="21"/>
+                                  <w:szCs w:val="21"/>
+                                  <w:lang w:val="en-US" w:eastAsia="zh-CN" w:bidi="ar-SA"/>
+                                </w:rPr>
+                              </w:pPr>
+                              <w:r>
+                                <w:rPr>
+                                  <w:rFonts w:hint="eastAsia" w:ascii="微软雅黑" w:hAnsi="微软雅黑" w:eastAsia="微软雅黑" w:cs="微软雅黑"/>
+                                  <w:b/>
+                                  <w:bCs/>
+                                  <w:sz w:val="21"/>
+                                  <w:szCs w:val="21"/>
+                                  <w:lang w:val="en-US" w:eastAsia="zh-CN" w:bidi="ar-SA"/>
+                                </w:rPr>
+                                <w:t>中国 · 美国 · 英国 · 新加坡 · 荷兰 · 日本</w:t>
+                              </w:r>
+                            </w:p>
+                            <w:p>
+                              <w:pPr>
+                                <w:keepNext w:val="0"/>
+                                <w:keepLines w:val="0"/>
+                                <w:pageBreakBefore w:val="0"/>
+                                <w:widowControl/>
+                                <w:kinsoku/>
+                                <w:wordWrap/>
+                                <w:overflowPunct/>
+                                <w:topLinePunct w:val="0"/>
+                                <w:bidi w:val="0"/>
+                                <w:adjustRightInd w:val="0"/>
+                                <w:snapToGrid w:val="0"/>
+                                <w:spacing w:line="240" w:lineRule="auto"/>
+                                <w:textAlignment w:val="auto"/>
+                                <w:rPr>
+                                  <w:rFonts w:ascii="Times New Roman" w:hAnsi="Times New Roman" w:eastAsia="等线" w:cs="宋体"/>
+                                  <w:sz w:val="21"/>
+                                  <w:szCs w:val="21"/>
+                                  <w:lang w:val="en-US" w:eastAsia="en-US" w:bidi="ar-SA"/>
+                                </w:rPr>
+                              </w:pPr>
+                              <w:r>
+                                <w:rPr>
+                                  <w:rFonts w:ascii="Times New Roman" w:hAnsi="Times New Roman" w:eastAsia="等线" w:cs="宋体"/>
+                                  <w:sz w:val="21"/>
+                                  <w:szCs w:val="21"/>
+                                  <w:lang w:val="en-US" w:eastAsia="en-US" w:bidi="ar-SA"/>
+                                </w:rPr>
+                                <w:t>China</w:t>
+                              </w:r>
+                              <w:r>
+                                <w:rPr>
+                                  <w:rFonts w:hint="eastAsia" w:ascii="Times New Roman" w:hAnsi="Times New Roman" w:eastAsia="等线" w:cs="宋体"/>
+                                  <w:sz w:val="21"/>
+                                  <w:szCs w:val="21"/>
+                                  <w:lang w:val="en-US" w:eastAsia="zh-CN" w:bidi="ar-SA"/>
+                                </w:rPr>
+                                <w:t xml:space="preserve"> </w:t>
+                              </w:r>
+                              <w:r>
+                                <w:rPr>
+                                  <w:rFonts w:ascii="Times New Roman" w:hAnsi="Times New Roman" w:eastAsia="等线" w:cs="宋体"/>
+                                  <w:b/>
+                                  <w:bCs/>
+                                  <w:sz w:val="21"/>
+                                  <w:szCs w:val="21"/>
+                                  <w:lang w:val="en-US" w:eastAsia="zh-CN" w:bidi="ar-SA"/>
+                                </w:rPr>
+                                <w:t>·</w:t>
+                              </w:r>
+                              <w:r>
+                                <w:rPr>
+                                  <w:rFonts w:hint="eastAsia" w:ascii="Times New Roman" w:hAnsi="Times New Roman" w:eastAsia="等线" w:cs="宋体"/>
+                                  <w:b/>
+                                  <w:bCs/>
+                                  <w:sz w:val="21"/>
+                                  <w:szCs w:val="21"/>
+                                  <w:lang w:val="en-US" w:eastAsia="zh-CN" w:bidi="ar-SA"/>
+                                </w:rPr>
+                                <w:t xml:space="preserve"> </w:t>
+                              </w:r>
+                              <w:r>
+                                <w:rPr>
+                                  <w:rFonts w:ascii="Times New Roman" w:hAnsi="Times New Roman" w:eastAsia="等线" w:cs="宋体"/>
+                                  <w:sz w:val="21"/>
+                                  <w:szCs w:val="21"/>
+                                  <w:lang w:val="en-US" w:eastAsia="en-US" w:bidi="ar-SA"/>
+                                </w:rPr>
+                                <w:t>USA</w:t>
+                              </w:r>
+                              <w:r>
+                                <w:rPr>
+                                  <w:rFonts w:hint="eastAsia" w:ascii="Times New Roman" w:hAnsi="Times New Roman" w:eastAsia="等线" w:cs="宋体"/>
+                                  <w:sz w:val="21"/>
+                                  <w:szCs w:val="21"/>
+                                  <w:lang w:val="en-US" w:eastAsia="zh-CN" w:bidi="ar-SA"/>
+                                </w:rPr>
+                                <w:t xml:space="preserve"> </w:t>
+                              </w:r>
+                              <w:r>
+                                <w:rPr>
+                                  <w:rFonts w:ascii="Times New Roman" w:hAnsi="Times New Roman" w:eastAsia="等线" w:cs="宋体"/>
+                                  <w:b/>
+                                  <w:bCs/>
+                                  <w:sz w:val="21"/>
+                                  <w:szCs w:val="21"/>
+                                  <w:lang w:val="en-US" w:eastAsia="zh-CN" w:bidi="ar-SA"/>
+                                </w:rPr>
+                                <w:t>·</w:t>
+                              </w:r>
+                              <w:r>
+                                <w:rPr>
+                                  <w:rFonts w:hint="eastAsia" w:ascii="Times New Roman" w:hAnsi="Times New Roman" w:eastAsia="等线" w:cs="宋体"/>
+                                  <w:b/>
+                                  <w:bCs/>
+                                  <w:sz w:val="21"/>
+                                  <w:szCs w:val="21"/>
+                                  <w:lang w:val="en-US" w:eastAsia="zh-CN" w:bidi="ar-SA"/>
+                                </w:rPr>
+                                <w:t xml:space="preserve"> </w:t>
+                              </w:r>
+                              <w:r>
+                                <w:rPr>
+                                  <w:rFonts w:ascii="Times New Roman" w:hAnsi="Times New Roman" w:eastAsia="等线" w:cs="宋体"/>
+                                  <w:sz w:val="21"/>
+                                  <w:szCs w:val="21"/>
+                                  <w:lang w:val="en-US" w:eastAsia="en-US" w:bidi="ar-SA"/>
+                                </w:rPr>
+                                <w:t>UK</w:t>
+                              </w:r>
+                              <w:r>
+                                <w:rPr>
+                                  <w:rFonts w:hint="eastAsia" w:ascii="Times New Roman" w:hAnsi="Times New Roman" w:eastAsia="等线" w:cs="宋体"/>
+                                  <w:sz w:val="21"/>
+                                  <w:szCs w:val="21"/>
+                                  <w:lang w:val="en-US" w:eastAsia="zh-CN" w:bidi="ar-SA"/>
+                                </w:rPr>
+                                <w:t xml:space="preserve"> </w:t>
+                              </w:r>
+                              <w:r>
+                                <w:rPr>
+                                  <w:rFonts w:ascii="Times New Roman" w:hAnsi="Times New Roman" w:eastAsia="等线" w:cs="宋体"/>
+                                  <w:b/>
+                                  <w:bCs/>
+                                  <w:sz w:val="21"/>
+                                  <w:szCs w:val="21"/>
+                                  <w:lang w:val="en-US" w:eastAsia="zh-CN" w:bidi="ar-SA"/>
+                                </w:rPr>
+                                <w:t>·</w:t>
+                              </w:r>
+                              <w:r>
+                                <w:rPr>
+                                  <w:rFonts w:hint="eastAsia" w:ascii="Times New Roman" w:hAnsi="Times New Roman" w:eastAsia="等线" w:cs="宋体"/>
+                                  <w:b/>
+                                  <w:bCs/>
+                                  <w:sz w:val="21"/>
+                                  <w:szCs w:val="21"/>
+                                  <w:lang w:val="en-US" w:eastAsia="zh-CN" w:bidi="ar-SA"/>
+                                </w:rPr>
+                                <w:t xml:space="preserve"> </w:t>
+                              </w:r>
+                              <w:r>
+                                <w:rPr>
+                                  <w:rFonts w:ascii="Times New Roman" w:hAnsi="Times New Roman" w:eastAsia="等线" w:cs="宋体"/>
+                                  <w:sz w:val="21"/>
+                                  <w:szCs w:val="21"/>
+                                  <w:lang w:val="en-US" w:eastAsia="en-US" w:bidi="ar-SA"/>
+                                </w:rPr>
+                                <w:t>Singapore</w:t>
+                              </w:r>
+                              <w:r>
+                                <w:rPr>
+                                  <w:rFonts w:hint="eastAsia" w:ascii="Times New Roman" w:hAnsi="Times New Roman" w:eastAsia="等线" w:cs="宋体"/>
+                                  <w:sz w:val="21"/>
+                                  <w:szCs w:val="21"/>
+                                  <w:lang w:val="en-US" w:eastAsia="zh-CN" w:bidi="ar-SA"/>
+                                </w:rPr>
+                                <w:t xml:space="preserve"> </w:t>
+                              </w:r>
+                              <w:r>
+                                <w:rPr>
+                                  <w:rFonts w:ascii="Times New Roman" w:hAnsi="Times New Roman" w:eastAsia="等线" w:cs="宋体"/>
+                                  <w:b/>
+                                  <w:bCs/>
+                                  <w:sz w:val="21"/>
+                                  <w:szCs w:val="21"/>
+                                  <w:lang w:val="en-US" w:eastAsia="zh-CN" w:bidi="ar-SA"/>
+                                </w:rPr>
+                                <w:t>·</w:t>
+                              </w:r>
+                              <w:r>
+                                <w:rPr>
+                                  <w:rFonts w:hint="eastAsia" w:ascii="Times New Roman" w:hAnsi="Times New Roman" w:eastAsia="等线" w:cs="宋体"/>
+                                  <w:b/>
+                                  <w:bCs/>
+                                  <w:sz w:val="21"/>
+                                  <w:szCs w:val="21"/>
+                                  <w:lang w:val="en-US" w:eastAsia="zh-CN" w:bidi="ar-SA"/>
+                                </w:rPr>
+                                <w:t xml:space="preserve"> </w:t>
+                              </w:r>
+                              <w:r>
+                                <w:rPr>
+                                  <w:rFonts w:ascii="Times New Roman" w:hAnsi="Times New Roman" w:eastAsia="等线" w:cs="宋体"/>
+                                  <w:sz w:val="21"/>
+                                  <w:szCs w:val="21"/>
+                                  <w:lang w:val="en-US" w:eastAsia="en-US" w:bidi="ar-SA"/>
+                                </w:rPr>
+                                <w:t>Netherlands</w:t>
+                              </w:r>
+                              <w:r>
+                                <w:rPr>
+                                  <w:rFonts w:hint="eastAsia" w:ascii="Times New Roman" w:hAnsi="Times New Roman" w:eastAsia="等线" w:cs="宋体"/>
+                                  <w:sz w:val="21"/>
+                                  <w:szCs w:val="21"/>
+                                  <w:lang w:val="en-US" w:eastAsia="zh-CN" w:bidi="ar-SA"/>
+                                </w:rPr>
+                                <w:t xml:space="preserve"> </w:t>
+                              </w:r>
+                              <w:r>
+                                <w:rPr>
+                                  <w:rFonts w:ascii="Times New Roman" w:hAnsi="Times New Roman" w:eastAsia="等线" w:cs="宋体"/>
+                                  <w:b/>
+                                  <w:bCs/>
+                                  <w:sz w:val="21"/>
+                                  <w:szCs w:val="21"/>
+                                  <w:lang w:val="en-US" w:eastAsia="zh-CN" w:bidi="ar-SA"/>
+                                </w:rPr>
+                                <w:t>·</w:t>
+                              </w:r>
+                              <w:r>
+                                <w:rPr>
+                                  <w:rFonts w:hint="eastAsia" w:ascii="Times New Roman" w:hAnsi="Times New Roman" w:eastAsia="等线" w:cs="宋体"/>
+                                  <w:b/>
+                                  <w:bCs/>
+                                  <w:sz w:val="21"/>
+                                  <w:szCs w:val="21"/>
+                                  <w:lang w:val="en-US" w:eastAsia="zh-CN" w:bidi="ar-SA"/>
+                                </w:rPr>
+                                <w:t xml:space="preserve"> </w:t>
+                              </w:r>
+                              <w:r>
+                                <w:rPr>
+                                  <w:rFonts w:hint="eastAsia" w:ascii="Times New Roman" w:hAnsi="Times New Roman" w:eastAsia="等线" w:cs="宋体"/>
+                                  <w:sz w:val="21"/>
+                                  <w:szCs w:val="21"/>
+                                  <w:lang w:val="en-US" w:eastAsia="zh-CN" w:bidi="ar-SA"/>
+                                </w:rPr>
+                                <w:t>J</w:t>
+                              </w:r>
+                              <w:r>
+                                <w:rPr>
+                                  <w:rFonts w:ascii="Times New Roman" w:hAnsi="Times New Roman" w:eastAsia="等线" w:cs="宋体"/>
+                                  <w:sz w:val="21"/>
+                                  <w:szCs w:val="21"/>
+                                  <w:lang w:val="en-US" w:eastAsia="en-US" w:bidi="ar-SA"/>
+                                </w:rPr>
+                                <w:t>apan</w:t>
+                              </w:r>
+                            </w:p>
+                            <w:p>
+                              <w:pPr>
+                                <w:keepNext w:val="0"/>
+                                <w:keepLines w:val="0"/>
+                                <w:pageBreakBefore w:val="0"/>
+                                <w:numPr>
+                                  <w:ilvl w:val="0"/>
+                                  <w:numId w:val="0"/>
+                                </w:numPr>
+                                <w:kinsoku/>
+                                <w:wordWrap/>
+                                <w:overflowPunct/>
+                                <w:topLinePunct w:val="0"/>
+                                <w:bidi w:val="0"/>
+                                <w:adjustRightInd w:val="0"/>
+                                <w:snapToGrid w:val="0"/>
+                                <w:spacing w:line="240" w:lineRule="auto"/>
+                                <w:ind w:leftChars="0"/>
+                                <w:textAlignment w:val="auto"/>
+                                <w:rPr>
+                                  <w:rFonts w:hint="default" w:ascii="Times New Roman" w:hAnsi="Times New Roman" w:eastAsia="微软雅黑" w:cs="Times New Roman"/>
+                                  <w:color w:val="auto"/>
+                                  <w:sz w:val="24"/>
+                                  <w:szCs w:val="24"/>
+                                  <w:lang w:eastAsia="zh-CN"/>
+                                </w:rPr>
+                              </w:pPr>
+                              <w:r>
+                                <w:rPr>
+                                  <w:rFonts w:hint="default" w:ascii="Times New Roman" w:hAnsi="Times New Roman" w:eastAsia="微软雅黑" w:cs="Times New Roman"/>
+                                  <w:color w:val="auto"/>
+                                  <w:sz w:val="24"/>
+                                  <w:szCs w:val="24"/>
+                                  <w:lang w:eastAsia="zh-CN"/>
+                                </w:rPr>
+                                <w:t>{% if testedby == “1” %}</w:t>
+                              </w:r>
+                            </w:p>
+                            <w:p>
+                              <w:pPr>
+                                <w:keepNext w:val="0"/>
+                                <w:keepLines w:val="0"/>
+                                <w:pageBreakBefore w:val="0"/>
+                                <w:numPr>
+                                  <w:ilvl w:val="0"/>
+                                  <w:numId w:val="0"/>
+                                </w:numPr>
+                                <w:kinsoku/>
+                                <w:wordWrap/>
+                                <w:overflowPunct/>
+                                <w:topLinePunct w:val="0"/>
+                                <w:bidi w:val="0"/>
+                                <w:adjustRightInd w:val="0"/>
+                                <w:snapToGrid w:val="0"/>
+                                <w:spacing w:line="240" w:lineRule="auto"/>
+                                <w:ind w:leftChars="0"/>
+                                <w:textAlignment w:val="auto"/>
+                                <w:rPr>
+                                  <w:rFonts w:hint="default" w:ascii="Times New Roman" w:hAnsi="Times New Roman" w:eastAsia="微软雅黑" w:cs="Times New Roman"/>
+                                  <w:sz w:val="24"/>
+                                  <w:szCs w:val="24"/>
+                                  <w:lang w:eastAsia="zh-CN"/>
+                                </w:rPr>
+                              </w:pPr>
+                            </w:p>
+                            <w:tbl>
+                              <w:tblPr>
+                                <w:tblStyle w:val="34"/>
+                                <w:tblW w:w="4447" w:type="dxa"/>
+                                <w:tblInd w:w="0" w:type="dxa"/>
+                                <w:tblLayout w:type="fixed"/>
                                 <w:tblCellMar>
                                   <w:top w:w="0" w:type="dxa"/>
                                   <w:left w:w="0" w:type="dxa"/>
                                   <w:bottom w:w="0" w:type="dxa"/>
                                   <w:right w:w="0" w:type="dxa"/>
                                 </w:tblCellMar>
-                              </w:tblPrEx>
-                              <w:trPr>
-                                <w:trHeight w:val="441" w:hRule="exact"/>
-                              </w:trPr>
-                              <w:tc>
-                                <w:tcPr>
-                                  <w:tcW w:w="835" w:type="dxa"/>
-                                  <w:vAlign w:val="center"/>
-                                </w:tcPr>
-                                <w:p>
-                                  <w:pPr>
-                                    <w:pStyle w:val="22"/>
-                                    <w:keepNext w:val="0"/>
-                                    <w:keepLines w:val="0"/>
-                                    <w:pageBreakBefore w:val="0"/>
-                                    <w:kinsoku/>
-                                    <w:wordWrap/>
-                                    <w:overflowPunct/>
-                                    <w:topLinePunct w:val="0"/>
-                                    <w:bidi w:val="0"/>
-                                    <w:adjustRightInd w:val="0"/>
-                                    <w:snapToGrid w:val="0"/>
-                                    <w:spacing w:line="240" w:lineRule="auto"/>
-                                    <w:ind w:left="13" w:right="95"/>
-                                    <w:jc w:val="both"/>
-                                    <w:textAlignment w:val="auto"/>
-                                    <w:rPr>
-                                      <w:rFonts w:ascii="Times New Roman" w:hAnsi="Times New Roman" w:cs="Times New Roman"/>
-                                      <w:b/>
-                                      <w:sz w:val="18"/>
-                                      <w:szCs w:val="18"/>
-                                    </w:rPr>
-                                  </w:pPr>
-                                  <w:r>
-                                    <w:rPr>
-                                      <w:rFonts w:ascii="Times New Roman" w:hAnsi="Times New Roman" w:cs="Times New Roman"/>
-                                      <w:b/>
-                                      <w:sz w:val="18"/>
-                                      <w:szCs w:val="18"/>
-                                    </w:rPr>
-                                    <w:t>检测人：</w:t>
-                                  </w:r>
-                                </w:p>
-                              </w:tc>
-                              <w:tc>
-                                <w:tcPr>
-                                  <w:tcW w:w="1392" w:type="dxa"/>
-                                  <w:vAlign w:val="center"/>
-                                </w:tcPr>
-                                <w:p>
-                                  <w:pPr>
-                                    <w:pStyle w:val="22"/>
-                                    <w:keepNext w:val="0"/>
-                                    <w:keepLines w:val="0"/>
-                                    <w:pageBreakBefore w:val="0"/>
-                                    <w:kinsoku/>
-                                    <w:wordWrap/>
-                                    <w:overflowPunct/>
-                                    <w:topLinePunct w:val="0"/>
-                                    <w:bidi w:val="0"/>
-                                    <w:adjustRightInd w:val="0"/>
-                                    <w:snapToGrid w:val="0"/>
-                                    <w:spacing w:line="240" w:lineRule="auto"/>
-                                    <w:jc w:val="both"/>
-                                    <w:textAlignment w:val="auto"/>
-                                    <w:rPr>
-                                      <w:rFonts w:ascii="Times New Roman" w:hAnsi="Times New Roman" w:cs="Times New Roman"/>
-                                      <w:b/>
-                                      <w:sz w:val="18"/>
-                                      <w:szCs w:val="18"/>
-                                    </w:rPr>
-                                  </w:pPr>
-                                  <w:r>
-                                    <w:rPr>
-                                      <w:sz w:val="18"/>
-                                      <w:szCs w:val="18"/>
-                                    </w:rPr>
-                                    <w:drawing>
-                                      <wp:inline distT="0" distB="0" distL="114300" distR="114300">
-                                        <wp:extent cx="655955" cy="294640"/>
-                                        <wp:effectExtent l="0" t="0" r="14605" b="10160"/>
-                                        <wp:docPr id="18" name="图片 6" descr="蔡冬雪"/>
-                                        <wp:cNvGraphicFramePr>
-                                          <a:graphicFrameLocks xmlns:a="http://schemas.openxmlformats.org/drawingml/2006/main" noChangeAspect="1"/>
-                                        </wp:cNvGraphicFramePr>
-                                        <a:graphic xmlns:a="http://schemas.openxmlformats.org/drawingml/2006/main">
-                                          <a:graphicData uri="http://schemas.openxmlformats.org/drawingml/2006/picture">
-                                            <pic:pic xmlns:pic="http://schemas.openxmlformats.org/drawingml/2006/picture">
-                                              <pic:nvPicPr>
-                                                <pic:cNvPr id="18" name="图片 6" descr="蔡冬雪"/>
-                                                <pic:cNvPicPr>
-                                                  <a:picLocks noChangeAspect="1"/>
-                                                </pic:cNvPicPr>
-                                              </pic:nvPicPr>
-                                              <pic:blipFill>
-                                                <a:blip r:embed="rId18">
-                                                  <a:clrChange>
-                                                    <a:clrFrom>
-                                                      <a:srgbClr val="FFFFFF">
-                                                        <a:alpha val="100000"/>
-                                                      </a:srgbClr>
-                                                    </a:clrFrom>
-                                                    <a:clrTo>
-                                                      <a:srgbClr val="FFFFFF">
-                                                        <a:alpha val="100000"/>
-                                                        <a:alpha val="0"/>
-                                                      </a:srgbClr>
-                                                    </a:clrTo>
-                                                  </a:clrChange>
-                                                </a:blip>
-                                                <a:srcRect l="18656" t="33322" r="18897" b="26699"/>
-                                                <a:stretch>
-                                                  <a:fillRect/>
-                                                </a:stretch>
-                                              </pic:blipFill>
-                                              <pic:spPr>
-                                                <a:xfrm>
-                                                  <a:off x="0" y="0"/>
-                                                  <a:ext cx="655955" cy="294640"/>
-                                                </a:xfrm>
-                                                <a:prstGeom prst="rect">
-                                                  <a:avLst/>
-                                                </a:prstGeom>
-                                              </pic:spPr>
-                                            </pic:pic>
-                                          </a:graphicData>
-                                        </a:graphic>
-                                      </wp:inline>
-                                    </w:drawing>
-                                  </w:r>
-                                </w:p>
-                              </w:tc>
-                              <w:tc>
-                                <w:tcPr>
-                                  <w:tcW w:w="984" w:type="dxa"/>
-                                  <w:vAlign w:val="center"/>
-                                </w:tcPr>
-                                <w:p>
-                                  <w:pPr>
-                                    <w:pStyle w:val="22"/>
-                                    <w:keepNext w:val="0"/>
-                                    <w:keepLines w:val="0"/>
-                                    <w:pageBreakBefore w:val="0"/>
-                                    <w:kinsoku/>
-                                    <w:wordWrap/>
-                                    <w:overflowPunct/>
-                                    <w:topLinePunct w:val="0"/>
-                                    <w:bidi w:val="0"/>
-                                    <w:adjustRightInd w:val="0"/>
-                                    <w:snapToGrid w:val="0"/>
-                                    <w:spacing w:line="240" w:lineRule="auto"/>
-                                    <w:jc w:val="both"/>
-                                    <w:textAlignment w:val="auto"/>
-                                    <w:rPr>
-                                      <w:rFonts w:ascii="Times New Roman" w:hAnsi="Times New Roman" w:cs="Times New Roman"/>
-                                      <w:b/>
-                                      <w:sz w:val="18"/>
-                                      <w:szCs w:val="18"/>
-                                    </w:rPr>
-                                  </w:pPr>
-                                  <w:r>
-                                    <w:rPr>
-                                      <w:rFonts w:ascii="Times New Roman" w:hAnsi="Times New Roman" w:cs="Times New Roman"/>
-                                      <w:b/>
-                                      <w:sz w:val="18"/>
-                                      <w:szCs w:val="18"/>
-                                    </w:rPr>
-                                    <w:t>复核人</w:t>
-                                  </w:r>
-                                  <w:r>
-                                    <w:rPr>
-                                      <w:rFonts w:ascii="Times New Roman" w:hAnsi="Times New Roman" w:cs="Times New Roman"/>
-                                      <w:b/>
-                                      <w:sz w:val="18"/>
-                                      <w:szCs w:val="18"/>
-                                      <w:lang w:eastAsia="zh-CN"/>
-                                    </w:rPr>
-                                    <w:t>：</w:t>
-                                  </w:r>
-                                </w:p>
-                              </w:tc>
-                              <w:tc>
-                                <w:tcPr>
-                                  <w:tcW w:w="1236" w:type="dxa"/>
-                                  <w:vAlign w:val="center"/>
-                                </w:tcPr>
-                                <w:p>
-                                  <w:pPr>
-                                    <w:pStyle w:val="22"/>
-                                    <w:keepNext w:val="0"/>
-                                    <w:keepLines w:val="0"/>
-                                    <w:pageBreakBefore w:val="0"/>
-                                    <w:kinsoku/>
-                                    <w:wordWrap/>
-                                    <w:overflowPunct/>
-                                    <w:topLinePunct w:val="0"/>
-                                    <w:bidi w:val="0"/>
-                                    <w:adjustRightInd w:val="0"/>
-                                    <w:snapToGrid w:val="0"/>
-                                    <w:spacing w:line="240" w:lineRule="auto"/>
-                                    <w:ind w:right="15"/>
-                                    <w:jc w:val="both"/>
-                                    <w:textAlignment w:val="auto"/>
-                                    <w:rPr>
-                                      <w:rFonts w:ascii="Times New Roman" w:hAnsi="Times New Roman" w:cs="Times New Roman"/>
-                                      <w:b/>
-                                      <w:sz w:val="18"/>
-                                      <w:szCs w:val="18"/>
-                                    </w:rPr>
-                                  </w:pPr>
-                                  <w:r>
-                                    <w:rPr>
-                                      <w:sz w:val="18"/>
-                                      <w:szCs w:val="18"/>
-                                    </w:rPr>
-                                    <w:drawing>
-                                      <wp:inline distT="0" distB="0" distL="114300" distR="114300">
-                                        <wp:extent cx="524510" cy="297180"/>
-                                        <wp:effectExtent l="0" t="0" r="0" b="6985"/>
-                                        <wp:docPr id="19" name="图片 4" descr="王建丽"/>
-                                        <wp:cNvGraphicFramePr>
-                                          <a:graphicFrameLocks xmlns:a="http://schemas.openxmlformats.org/drawingml/2006/main" noChangeAspect="1"/>
-                                        </wp:cNvGraphicFramePr>
-                                        <a:graphic xmlns:a="http://schemas.openxmlformats.org/drawingml/2006/main">
-                                          <a:graphicData uri="http://schemas.openxmlformats.org/drawingml/2006/picture">
-                                            <pic:pic xmlns:pic="http://schemas.openxmlformats.org/drawingml/2006/picture">
-                                              <pic:nvPicPr>
-                                                <pic:cNvPr id="19" name="图片 4" descr="王建丽"/>
-                                                <pic:cNvPicPr>
-                                                  <a:picLocks noChangeAspect="1"/>
-                                                </pic:cNvPicPr>
-                                              </pic:nvPicPr>
-                                              <pic:blipFill>
-                                                <a:blip r:embed="rId19">
-                                                  <a:clrChange>
-                                                    <a:clrFrom>
-                                                      <a:srgbClr val="FFFFFF">
-                                                        <a:alpha val="100000"/>
-                                                      </a:srgbClr>
-                                                    </a:clrFrom>
-                                                    <a:clrTo>
-                                                      <a:srgbClr val="FFFFFF">
-                                                        <a:alpha val="100000"/>
-                                                        <a:alpha val="0"/>
-                                                      </a:srgbClr>
-                                                    </a:clrTo>
-                                                  </a:clrChange>
-                                                </a:blip>
-                                                <a:stretch>
-                                                  <a:fillRect/>
-                                                </a:stretch>
-                                              </pic:blipFill>
-                                              <pic:spPr>
-                                                <a:xfrm>
-                                                  <a:off x="0" y="0"/>
-                                                  <a:ext cx="524510" cy="297180"/>
-                                                </a:xfrm>
-                                                <a:prstGeom prst="rect">
-                                                  <a:avLst/>
-                                                </a:prstGeom>
-                                              </pic:spPr>
-                                            </pic:pic>
-                                          </a:graphicData>
-                                        </a:graphic>
-                                      </wp:inline>
-                                    </w:drawing>
-                                  </w:r>
-                                </w:p>
-                              </w:tc>
-                            </w:tr>
-                            <w:tr>
-                              <w:tblPrEx>
+                              </w:tblPr>
+                              <w:tblGrid>
+                                <w:gridCol w:w="835"/>
+                                <w:gridCol w:w="1392"/>
+                                <w:gridCol w:w="984"/>
+                                <w:gridCol w:w="1236"/>
+                              </w:tblGrid>
+                              <w:tr>
+                                <w:tblPrEx>
+                                  <w:tblCellMar>
+                                    <w:top w:w="0" w:type="dxa"/>
+                                    <w:left w:w="0" w:type="dxa"/>
+                                    <w:bottom w:w="0" w:type="dxa"/>
+                                    <w:right w:w="0" w:type="dxa"/>
+                                  </w:tblCellMar>
+                                </w:tblPrEx>
+                                <w:trPr>
+                                  <w:trHeight w:val="441" w:hRule="exact"/>
+                                </w:trPr>
+                                <w:tc>
+                                  <w:tcPr>
+                                    <w:tcW w:w="835" w:type="dxa"/>
+                                    <w:vAlign w:val="center"/>
+                                  </w:tcPr>
+                                  <w:p>
+                                    <w:pPr>
+                                      <w:pStyle w:val="22"/>
+                                      <w:keepNext w:val="0"/>
+                                      <w:keepLines w:val="0"/>
+                                      <w:pageBreakBefore w:val="0"/>
+                                      <w:kinsoku/>
+                                      <w:wordWrap/>
+                                      <w:overflowPunct/>
+                                      <w:topLinePunct w:val="0"/>
+                                      <w:bidi w:val="0"/>
+                                      <w:adjustRightInd w:val="0"/>
+                                      <w:snapToGrid w:val="0"/>
+                                      <w:spacing w:line="240" w:lineRule="auto"/>
+                                      <w:ind w:left="13" w:right="95"/>
+                                      <w:jc w:val="both"/>
+                                      <w:textAlignment w:val="auto"/>
+                                      <w:rPr>
+                                        <w:rFonts w:ascii="Times New Roman" w:hAnsi="Times New Roman" w:cs="Times New Roman"/>
+                                        <w:b/>
+                                        <w:sz w:val="18"/>
+                                        <w:szCs w:val="18"/>
+                                      </w:rPr>
+                                    </w:pPr>
+                                    <w:r>
+                                      <w:rPr>
+                                        <w:rFonts w:ascii="Times New Roman" w:hAnsi="Times New Roman" w:cs="Times New Roman"/>
+                                        <w:b/>
+                                        <w:sz w:val="18"/>
+                                        <w:szCs w:val="18"/>
+                                      </w:rPr>
+                                      <w:t>检测人：</w:t>
+                                    </w:r>
+                                  </w:p>
+                                </w:tc>
+                                <w:tc>
+                                  <w:tcPr>
+                                    <w:tcW w:w="1392" w:type="dxa"/>
+                                    <w:vAlign w:val="center"/>
+                                  </w:tcPr>
+                                  <w:p>
+                                    <w:pPr>
+                                      <w:pStyle w:val="22"/>
+                                      <w:keepNext w:val="0"/>
+                                      <w:keepLines w:val="0"/>
+                                      <w:pageBreakBefore w:val="0"/>
+                                      <w:kinsoku/>
+                                      <w:wordWrap/>
+                                      <w:overflowPunct/>
+                                      <w:topLinePunct w:val="0"/>
+                                      <w:bidi w:val="0"/>
+                                      <w:adjustRightInd w:val="0"/>
+                                      <w:snapToGrid w:val="0"/>
+                                      <w:spacing w:line="240" w:lineRule="auto"/>
+                                      <w:jc w:val="both"/>
+                                      <w:textAlignment w:val="auto"/>
+                                      <w:rPr>
+                                        <w:rFonts w:ascii="Times New Roman" w:hAnsi="Times New Roman" w:cs="Times New Roman"/>
+                                        <w:b/>
+                                        <w:sz w:val="18"/>
+                                        <w:szCs w:val="18"/>
+                                      </w:rPr>
+                                    </w:pPr>
+                                    <w:r>
+                                      <w:rPr>
+                                        <w:sz w:val="18"/>
+                                        <w:szCs w:val="18"/>
+                                      </w:rPr>
+                                      <w:drawing>
+                                        <wp:inline distT="0" distB="0" distL="114300" distR="114300">
+                                          <wp:extent cx="655955" cy="294640"/>
+                                          <wp:effectExtent l="0" t="0" r="14605" b="10160"/>
+                                          <wp:docPr id="9" name="图片 6" descr="蔡冬雪"/>
+                                          <wp:cNvGraphicFramePr>
+                                            <a:graphicFrameLocks xmlns:a="http://schemas.openxmlformats.org/drawingml/2006/main" noChangeAspect="1"/>
+                                          </wp:cNvGraphicFramePr>
+                                          <a:graphic xmlns:a="http://schemas.openxmlformats.org/drawingml/2006/main">
+                                            <a:graphicData uri="http://schemas.openxmlformats.org/drawingml/2006/picture">
+                                              <pic:pic xmlns:pic="http://schemas.openxmlformats.org/drawingml/2006/picture">
+                                                <pic:nvPicPr>
+                                                  <pic:cNvPr id="9" name="图片 6" descr="蔡冬雪"/>
+                                                  <pic:cNvPicPr>
+                                                    <a:picLocks noChangeAspect="1"/>
+                                                  </pic:cNvPicPr>
+                                                </pic:nvPicPr>
+                                                <pic:blipFill>
+                                                  <a:blip r:embed="rId18">
+                                                    <a:clrChange>
+                                                      <a:clrFrom>
+                                                        <a:srgbClr val="FFFFFF">
+                                                          <a:alpha val="100000"/>
+                                                        </a:srgbClr>
+                                                      </a:clrFrom>
+                                                      <a:clrTo>
+                                                        <a:srgbClr val="FFFFFF">
+                                                          <a:alpha val="100000"/>
+                                                          <a:alpha val="0"/>
+                                                        </a:srgbClr>
+                                                      </a:clrTo>
+                                                    </a:clrChange>
+                                                  </a:blip>
+                                                  <a:srcRect l="18656" t="33322" r="18897" b="26699"/>
+                                                  <a:stretch>
+                                                    <a:fillRect/>
+                                                  </a:stretch>
+                                                </pic:blipFill>
+                                                <pic:spPr>
+                                                  <a:xfrm>
+                                                    <a:off x="0" y="0"/>
+                                                    <a:ext cx="655955" cy="294640"/>
+                                                  </a:xfrm>
+                                                  <a:prstGeom prst="rect">
+                                                    <a:avLst/>
+                                                  </a:prstGeom>
+                                                </pic:spPr>
+                                              </pic:pic>
+                                            </a:graphicData>
+                                          </a:graphic>
+                                        </wp:inline>
+                                      </w:drawing>
+                                    </w:r>
+                                  </w:p>
+                                </w:tc>
+                                <w:tc>
+                                  <w:tcPr>
+                                    <w:tcW w:w="984" w:type="dxa"/>
+                                    <w:vAlign w:val="center"/>
+                                  </w:tcPr>
+                                  <w:p>
+                                    <w:pPr>
+                                      <w:pStyle w:val="22"/>
+                                      <w:keepNext w:val="0"/>
+                                      <w:keepLines w:val="0"/>
+                                      <w:pageBreakBefore w:val="0"/>
+                                      <w:kinsoku/>
+                                      <w:wordWrap/>
+                                      <w:overflowPunct/>
+                                      <w:topLinePunct w:val="0"/>
+                                      <w:bidi w:val="0"/>
+                                      <w:adjustRightInd w:val="0"/>
+                                      <w:snapToGrid w:val="0"/>
+                                      <w:spacing w:line="240" w:lineRule="auto"/>
+                                      <w:jc w:val="both"/>
+                                      <w:textAlignment w:val="auto"/>
+                                      <w:rPr>
+                                        <w:rFonts w:ascii="Times New Roman" w:hAnsi="Times New Roman" w:cs="Times New Roman"/>
+                                        <w:b/>
+                                        <w:sz w:val="18"/>
+                                        <w:szCs w:val="18"/>
+                                      </w:rPr>
+                                    </w:pPr>
+                                    <w:r>
+                                      <w:rPr>
+                                        <w:rFonts w:ascii="Times New Roman" w:hAnsi="Times New Roman" w:cs="Times New Roman"/>
+                                        <w:b/>
+                                        <w:sz w:val="18"/>
+                                        <w:szCs w:val="18"/>
+                                      </w:rPr>
+                                      <w:t>复核人</w:t>
+                                    </w:r>
+                                    <w:r>
+                                      <w:rPr>
+                                        <w:rFonts w:ascii="Times New Roman" w:hAnsi="Times New Roman" w:cs="Times New Roman"/>
+                                        <w:b/>
+                                        <w:sz w:val="18"/>
+                                        <w:szCs w:val="18"/>
+                                        <w:lang w:eastAsia="zh-CN"/>
+                                      </w:rPr>
+                                      <w:t>：</w:t>
+                                    </w:r>
+                                  </w:p>
+                                </w:tc>
+                                <w:tc>
+                                  <w:tcPr>
+                                    <w:tcW w:w="1236" w:type="dxa"/>
+                                    <w:vAlign w:val="center"/>
+                                  </w:tcPr>
+                                  <w:p>
+                                    <w:pPr>
+                                      <w:pStyle w:val="22"/>
+                                      <w:keepNext w:val="0"/>
+                                      <w:keepLines w:val="0"/>
+                                      <w:pageBreakBefore w:val="0"/>
+                                      <w:kinsoku/>
+                                      <w:wordWrap/>
+                                      <w:overflowPunct/>
+                                      <w:topLinePunct w:val="0"/>
+                                      <w:bidi w:val="0"/>
+                                      <w:adjustRightInd w:val="0"/>
+                                      <w:snapToGrid w:val="0"/>
+                                      <w:spacing w:line="240" w:lineRule="auto"/>
+                                      <w:ind w:right="15"/>
+                                      <w:jc w:val="both"/>
+                                      <w:textAlignment w:val="auto"/>
+                                      <w:rPr>
+                                        <w:rFonts w:ascii="Times New Roman" w:hAnsi="Times New Roman" w:cs="Times New Roman"/>
+                                        <w:b/>
+                                        <w:sz w:val="18"/>
+                                        <w:szCs w:val="18"/>
+                                      </w:rPr>
+                                    </w:pPr>
+                                    <w:r>
+                                      <w:rPr>
+                                        <w:sz w:val="18"/>
+                                        <w:szCs w:val="18"/>
+                                      </w:rPr>
+                                      <w:drawing>
+                                        <wp:inline distT="0" distB="0" distL="114300" distR="114300">
+                                          <wp:extent cx="524510" cy="297180"/>
+                                          <wp:effectExtent l="0" t="0" r="0" b="6985"/>
+                                          <wp:docPr id="19" name="图片 4" descr="王建丽"/>
+                                          <wp:cNvGraphicFramePr>
+                                            <a:graphicFrameLocks xmlns:a="http://schemas.openxmlformats.org/drawingml/2006/main" noChangeAspect="1"/>
+                                          </wp:cNvGraphicFramePr>
+                                          <a:graphic xmlns:a="http://schemas.openxmlformats.org/drawingml/2006/main">
+                                            <a:graphicData uri="http://schemas.openxmlformats.org/drawingml/2006/picture">
+                                              <pic:pic xmlns:pic="http://schemas.openxmlformats.org/drawingml/2006/picture">
+                                                <pic:nvPicPr>
+                                                  <pic:cNvPr id="19" name="图片 4" descr="王建丽"/>
+                                                  <pic:cNvPicPr>
+                                                    <a:picLocks noChangeAspect="1"/>
+                                                  </pic:cNvPicPr>
+                                                </pic:nvPicPr>
+                                                <pic:blipFill>
+                                                  <a:blip r:embed="rId19">
+                                                    <a:clrChange>
+                                                      <a:clrFrom>
+                                                        <a:srgbClr val="FFFFFF">
+                                                          <a:alpha val="100000"/>
+                                                        </a:srgbClr>
+                                                      </a:clrFrom>
+                                                      <a:clrTo>
+                                                        <a:srgbClr val="FFFFFF">
+                                                          <a:alpha val="100000"/>
+                                                          <a:alpha val="0"/>
+                                                        </a:srgbClr>
+                                                      </a:clrTo>
+                                                    </a:clrChange>
+                                                  </a:blip>
+                                                  <a:stretch>
+                                                    <a:fillRect/>
+                                                  </a:stretch>
+                                                </pic:blipFill>
+                                                <pic:spPr>
+                                                  <a:xfrm>
+                                                    <a:off x="0" y="0"/>
+                                                    <a:ext cx="524510" cy="297180"/>
+                                                  </a:xfrm>
+                                                  <a:prstGeom prst="rect">
+                                                    <a:avLst/>
+                                                  </a:prstGeom>
+                                                </pic:spPr>
+                                              </pic:pic>
+                                            </a:graphicData>
+                                          </a:graphic>
+                                        </wp:inline>
+                                      </w:drawing>
+                                    </w:r>
+                                  </w:p>
+                                </w:tc>
+                              </w:tr>
+                              <w:tr>
+                                <w:tblPrEx>
+                                  <w:tblCellMar>
+                                    <w:top w:w="0" w:type="dxa"/>
+                                    <w:left w:w="0" w:type="dxa"/>
+                                    <w:bottom w:w="0" w:type="dxa"/>
+                                    <w:right w:w="0" w:type="dxa"/>
+                                  </w:tblCellMar>
+                                </w:tblPrEx>
+                                <w:trPr>
+                                  <w:trHeight w:val="457" w:hRule="exact"/>
+                                </w:trPr>
+                                <w:tc>
+                                  <w:tcPr>
+                                    <w:tcW w:w="835" w:type="dxa"/>
+                                    <w:vAlign w:val="center"/>
+                                  </w:tcPr>
+                                  <w:p>
+                                    <w:pPr>
+                                      <w:pStyle w:val="22"/>
+                                      <w:keepNext w:val="0"/>
+                                      <w:keepLines w:val="0"/>
+                                      <w:pageBreakBefore w:val="0"/>
+                                      <w:kinsoku/>
+                                      <w:wordWrap/>
+                                      <w:overflowPunct/>
+                                      <w:topLinePunct w:val="0"/>
+                                      <w:bidi w:val="0"/>
+                                      <w:adjustRightInd w:val="0"/>
+                                      <w:snapToGrid w:val="0"/>
+                                      <w:spacing w:line="240" w:lineRule="auto"/>
+                                      <w:ind w:left="13" w:right="165"/>
+                                      <w:jc w:val="both"/>
+                                      <w:textAlignment w:val="auto"/>
+                                      <w:rPr>
+                                        <w:rFonts w:ascii="Times New Roman" w:hAnsi="Times New Roman" w:cs="Times New Roman"/>
+                                        <w:b/>
+                                        <w:sz w:val="18"/>
+                                        <w:szCs w:val="18"/>
+                                      </w:rPr>
+                                    </w:pPr>
+                                    <w:r>
+                                      <w:rPr>
+                                        <w:rFonts w:ascii="Times New Roman" w:hAnsi="Times New Roman" w:cs="Times New Roman"/>
+                                        <w:b/>
+                                        <w:sz w:val="18"/>
+                                        <w:szCs w:val="18"/>
+                                      </w:rPr>
+                                      <w:t>日</w:t>
+                                    </w:r>
+                                    <w:r>
+                                      <w:rPr>
+                                        <w:rFonts w:ascii="Times New Roman" w:hAnsi="Times New Roman" w:cs="Times New Roman"/>
+                                        <w:b/>
+                                        <w:sz w:val="18"/>
+                                        <w:szCs w:val="18"/>
+                                        <w:lang w:eastAsia="zh-CN"/>
+                                      </w:rPr>
+                                      <w:t xml:space="preserve">  </w:t>
+                                    </w:r>
+                                    <w:r>
+                                      <w:rPr>
+                                        <w:rFonts w:ascii="Times New Roman" w:hAnsi="Times New Roman" w:cs="Times New Roman"/>
+                                        <w:b/>
+                                        <w:sz w:val="18"/>
+                                        <w:szCs w:val="18"/>
+                                      </w:rPr>
+                                      <w:t>期：</w:t>
+                                    </w:r>
+                                  </w:p>
+                                </w:tc>
+                                <w:tc>
+                                  <w:tcPr>
+                                    <w:tcW w:w="1392" w:type="dxa"/>
+                                    <w:vAlign w:val="center"/>
+                                  </w:tcPr>
+                                  <w:p>
+                                    <w:pPr>
+                                      <w:pStyle w:val="22"/>
+                                      <w:keepNext w:val="0"/>
+                                      <w:keepLines w:val="0"/>
+                                      <w:pageBreakBefore w:val="0"/>
+                                      <w:kinsoku/>
+                                      <w:wordWrap/>
+                                      <w:overflowPunct/>
+                                      <w:topLinePunct w:val="0"/>
+                                      <w:bidi w:val="0"/>
+                                      <w:adjustRightInd w:val="0"/>
+                                      <w:snapToGrid w:val="0"/>
+                                      <w:spacing w:line="240" w:lineRule="auto"/>
+                                      <w:jc w:val="both"/>
+                                      <w:textAlignment w:val="auto"/>
+                                      <w:rPr>
+                                        <w:rFonts w:ascii="Times New Roman" w:hAnsi="Times New Roman" w:cs="Times New Roman"/>
+                                        <w:sz w:val="18"/>
+                                        <w:szCs w:val="18"/>
+                                      </w:rPr>
+                                    </w:pPr>
+                                    <w:r>
+                                      <w:rPr>
+                                        <w:rFonts w:ascii="Times New Roman" w:hAnsi="Times New Roman" w:cs="Times New Roman"/>
+                                        <w:kern w:val="2"/>
+                                        <w:sz w:val="18"/>
+                                        <w:szCs w:val="18"/>
+                                        <w:lang w:eastAsia="zh-CN"/>
+                                      </w:rPr>
+                                      <w:t>{{ reportdate }}</w:t>
+                                    </w:r>
+                                  </w:p>
+                                </w:tc>
+                                <w:tc>
+                                  <w:tcPr>
+                                    <w:tcW w:w="984" w:type="dxa"/>
+                                    <w:vAlign w:val="center"/>
+                                  </w:tcPr>
+                                  <w:p>
+                                    <w:pPr>
+                                      <w:pStyle w:val="22"/>
+                                      <w:keepNext w:val="0"/>
+                                      <w:keepLines w:val="0"/>
+                                      <w:pageBreakBefore w:val="0"/>
+                                      <w:kinsoku/>
+                                      <w:wordWrap/>
+                                      <w:overflowPunct/>
+                                      <w:topLinePunct w:val="0"/>
+                                      <w:bidi w:val="0"/>
+                                      <w:adjustRightInd w:val="0"/>
+                                      <w:snapToGrid w:val="0"/>
+                                      <w:spacing w:line="240" w:lineRule="auto"/>
+                                      <w:jc w:val="both"/>
+                                      <w:textAlignment w:val="auto"/>
+                                      <w:rPr>
+                                        <w:rFonts w:ascii="Times New Roman" w:hAnsi="Times New Roman" w:cs="Times New Roman"/>
+                                        <w:b/>
+                                        <w:sz w:val="18"/>
+                                        <w:szCs w:val="18"/>
+                                      </w:rPr>
+                                    </w:pPr>
+                                    <w:r>
+                                      <w:rPr>
+                                        <w:rFonts w:ascii="Times New Roman" w:hAnsi="Times New Roman" w:cs="Times New Roman"/>
+                                        <w:b/>
+                                        <w:sz w:val="18"/>
+                                        <w:szCs w:val="18"/>
+                                      </w:rPr>
+                                      <w:t>日</w:t>
+                                    </w:r>
+                                    <w:r>
+                                      <w:rPr>
+                                        <w:rFonts w:ascii="Times New Roman" w:hAnsi="Times New Roman" w:cs="Times New Roman"/>
+                                        <w:b/>
+                                        <w:sz w:val="18"/>
+                                        <w:szCs w:val="18"/>
+                                        <w:lang w:eastAsia="zh-CN"/>
+                                      </w:rPr>
+                                      <w:t xml:space="preserve">  </w:t>
+                                    </w:r>
+                                    <w:r>
+                                      <w:rPr>
+                                        <w:rFonts w:ascii="Times New Roman" w:hAnsi="Times New Roman" w:cs="Times New Roman"/>
+                                        <w:b/>
+                                        <w:sz w:val="18"/>
+                                        <w:szCs w:val="18"/>
+                                      </w:rPr>
+                                      <w:t>期：</w:t>
+                                    </w:r>
+                                  </w:p>
+                                </w:tc>
+                                <w:tc>
+                                  <w:tcPr>
+                                    <w:tcW w:w="1236" w:type="dxa"/>
+                                    <w:vAlign w:val="center"/>
+                                  </w:tcPr>
+                                  <w:p>
+                                    <w:pPr>
+                                      <w:pStyle w:val="22"/>
+                                      <w:keepNext w:val="0"/>
+                                      <w:keepLines w:val="0"/>
+                                      <w:pageBreakBefore w:val="0"/>
+                                      <w:kinsoku/>
+                                      <w:wordWrap/>
+                                      <w:overflowPunct/>
+                                      <w:topLinePunct w:val="0"/>
+                                      <w:bidi w:val="0"/>
+                                      <w:adjustRightInd w:val="0"/>
+                                      <w:snapToGrid w:val="0"/>
+                                      <w:spacing w:line="240" w:lineRule="auto"/>
+                                      <w:ind w:right="15"/>
+                                      <w:jc w:val="both"/>
+                                      <w:textAlignment w:val="auto"/>
+                                      <w:rPr>
+                                        <w:rFonts w:ascii="Times New Roman" w:hAnsi="Times New Roman" w:cs="Times New Roman"/>
+                                        <w:sz w:val="18"/>
+                                        <w:szCs w:val="18"/>
+                                      </w:rPr>
+                                    </w:pPr>
+                                    <w:r>
+                                      <w:rPr>
+                                        <w:rFonts w:ascii="Times New Roman" w:hAnsi="Times New Roman" w:cs="Times New Roman"/>
+                                        <w:kern w:val="2"/>
+                                        <w:sz w:val="18"/>
+                                        <w:szCs w:val="18"/>
+                                        <w:lang w:eastAsia="zh-CN"/>
+                                      </w:rPr>
+                                      <w:t>{{ reportdate }}</w:t>
+                                    </w:r>
+                                  </w:p>
+                                </w:tc>
+                              </w:tr>
+                            </w:tbl>
+                            <w:p>
+                              <w:pPr>
+                                <w:keepNext w:val="0"/>
+                                <w:keepLines w:val="0"/>
+                                <w:pageBreakBefore w:val="0"/>
+                                <w:kinsoku/>
+                                <w:wordWrap/>
+                                <w:overflowPunct/>
+                                <w:topLinePunct w:val="0"/>
+                                <w:bidi w:val="0"/>
+                                <w:adjustRightInd w:val="0"/>
+                                <w:snapToGrid w:val="0"/>
+                                <w:spacing w:line="240" w:lineRule="auto"/>
+                                <w:textAlignment w:val="auto"/>
+                                <w:rPr>
+                                  <w:rFonts w:hint="default"/>
+                                  <w:sz w:val="18"/>
+                                  <w:szCs w:val="18"/>
+                                  <w:lang w:val="en-US" w:eastAsia="zh-CN"/>
+                                </w:rPr>
+                              </w:pPr>
+                              <w:r>
+                                <w:rPr>
+                                  <w:rFonts w:hint="eastAsia" w:ascii="Times New Roman" w:hAnsi="Times New Roman" w:eastAsia="微软雅黑" w:cs="Times New Roman"/>
+                                  <w:sz w:val="18"/>
+                                  <w:szCs w:val="18"/>
+                                  <w:lang w:eastAsia="zh-CN"/>
+                                </w:rPr>
+                                <w:t xml:space="preserve">{% endif %}{% if testedby == </w:t>
+                              </w:r>
+                              <w:r>
+                                <w:rPr>
+                                  <w:rFonts w:ascii="Times New Roman" w:hAnsi="Times New Roman" w:eastAsia="微软雅黑" w:cs="Times New Roman"/>
+                                  <w:sz w:val="18"/>
+                                  <w:szCs w:val="18"/>
+                                  <w:lang w:eastAsia="zh-CN"/>
+                                </w:rPr>
+                                <w:t>“</w:t>
+                              </w:r>
+                              <w:r>
+                                <w:rPr>
+                                  <w:rFonts w:hint="eastAsia" w:ascii="Times New Roman" w:hAnsi="Times New Roman" w:eastAsia="微软雅黑" w:cs="Times New Roman"/>
+                                  <w:sz w:val="18"/>
+                                  <w:szCs w:val="18"/>
+                                  <w:lang w:eastAsia="zh-CN"/>
+                                </w:rPr>
+                                <w:t>2</w:t>
+                              </w:r>
+                              <w:r>
+                                <w:rPr>
+                                  <w:rFonts w:ascii="Times New Roman" w:hAnsi="Times New Roman" w:eastAsia="微软雅黑" w:cs="Times New Roman"/>
+                                  <w:sz w:val="18"/>
+                                  <w:szCs w:val="18"/>
+                                  <w:lang w:eastAsia="zh-CN"/>
+                                </w:rPr>
+                                <w:t>”</w:t>
+                              </w:r>
+                              <w:r>
+                                <w:rPr>
+                                  <w:rFonts w:hint="eastAsia" w:ascii="Times New Roman" w:hAnsi="Times New Roman" w:eastAsia="微软雅黑" w:cs="Times New Roman"/>
+                                  <w:sz w:val="18"/>
+                                  <w:szCs w:val="18"/>
+                                  <w:lang w:eastAsia="zh-CN"/>
+                                </w:rPr>
+                                <w:t xml:space="preserve"> %}</w:t>
+                              </w:r>
+                            </w:p>
+                            <w:p>
+                              <w:pPr>
+                                <w:keepNext w:val="0"/>
+                                <w:keepLines w:val="0"/>
+                                <w:pageBreakBefore w:val="0"/>
+                                <w:kinsoku/>
+                                <w:wordWrap/>
+                                <w:overflowPunct/>
+                                <w:topLinePunct w:val="0"/>
+                                <w:bidi w:val="0"/>
+                                <w:adjustRightInd w:val="0"/>
+                                <w:snapToGrid w:val="0"/>
+                                <w:spacing w:line="240" w:lineRule="auto"/>
+                                <w:textAlignment w:val="auto"/>
+                                <w:rPr>
+                                  <w:sz w:val="18"/>
+                                  <w:szCs w:val="18"/>
+                                  <w:lang w:eastAsia="zh-CN"/>
+                                </w:rPr>
+                              </w:pPr>
+                            </w:p>
+                            <w:tbl>
+                              <w:tblPr>
+                                <w:tblStyle w:val="34"/>
+                                <w:tblW w:w="4543" w:type="dxa"/>
+                                <w:tblInd w:w="0" w:type="dxa"/>
+                                <w:tblLayout w:type="fixed"/>
                                 <w:tblCellMar>
                                   <w:top w:w="0" w:type="dxa"/>
                                   <w:left w:w="0" w:type="dxa"/>
                                   <w:bottom w:w="0" w:type="dxa"/>
                                   <w:right w:w="0" w:type="dxa"/>
                                 </w:tblCellMar>
-                              </w:tblPrEx>
-                              <w:trPr>
-                                <w:trHeight w:val="457" w:hRule="exact"/>
-                              </w:trPr>
-                              <w:tc>
-                                <w:tcPr>
-                                  <w:tcW w:w="835" w:type="dxa"/>
-                                  <w:vAlign w:val="center"/>
-                                </w:tcPr>
-                                <w:p>
-                                  <w:pPr>
-                                    <w:pStyle w:val="22"/>
-                                    <w:keepNext w:val="0"/>
-                                    <w:keepLines w:val="0"/>
-                                    <w:pageBreakBefore w:val="0"/>
-                                    <w:kinsoku/>
-                                    <w:wordWrap/>
-                                    <w:overflowPunct/>
-                                    <w:topLinePunct w:val="0"/>
-                                    <w:bidi w:val="0"/>
-                                    <w:adjustRightInd w:val="0"/>
-                                    <w:snapToGrid w:val="0"/>
-                                    <w:spacing w:line="240" w:lineRule="auto"/>
-                                    <w:ind w:left="13" w:right="165"/>
-                                    <w:jc w:val="both"/>
-                                    <w:textAlignment w:val="auto"/>
-                                    <w:rPr>
-                                      <w:rFonts w:ascii="Times New Roman" w:hAnsi="Times New Roman" w:cs="Times New Roman"/>
-                                      <w:b/>
-                                      <w:sz w:val="18"/>
-                                      <w:szCs w:val="18"/>
-                                    </w:rPr>
-                                  </w:pPr>
-                                  <w:r>
-                                    <w:rPr>
-                                      <w:rFonts w:ascii="Times New Roman" w:hAnsi="Times New Roman" w:cs="Times New Roman"/>
-                                      <w:b/>
-                                      <w:sz w:val="18"/>
-                                      <w:szCs w:val="18"/>
-                                    </w:rPr>
-                                    <w:t>日</w:t>
-                                  </w:r>
-                                  <w:r>
-                                    <w:rPr>
-                                      <w:rFonts w:ascii="Times New Roman" w:hAnsi="Times New Roman" w:cs="Times New Roman"/>
-                                      <w:b/>
-                                      <w:sz w:val="18"/>
-                                      <w:szCs w:val="18"/>
-                                      <w:lang w:eastAsia="zh-CN"/>
-                                    </w:rPr>
-                                    <w:t xml:space="preserve">  </w:t>
-                                  </w:r>
-                                  <w:r>
-                                    <w:rPr>
-                                      <w:rFonts w:ascii="Times New Roman" w:hAnsi="Times New Roman" w:cs="Times New Roman"/>
-                                      <w:b/>
-                                      <w:sz w:val="18"/>
-                                      <w:szCs w:val="18"/>
-                                    </w:rPr>
-                                    <w:t>期：</w:t>
-                                  </w:r>
-                                </w:p>
-                              </w:tc>
-                              <w:tc>
-                                <w:tcPr>
-                                  <w:tcW w:w="1392" w:type="dxa"/>
-                                  <w:vAlign w:val="center"/>
-                                </w:tcPr>
-                                <w:p>
-                                  <w:pPr>
-                                    <w:pStyle w:val="22"/>
-                                    <w:keepNext w:val="0"/>
-                                    <w:keepLines w:val="0"/>
-                                    <w:pageBreakBefore w:val="0"/>
-                                    <w:kinsoku/>
-                                    <w:wordWrap/>
-                                    <w:overflowPunct/>
-                                    <w:topLinePunct w:val="0"/>
-                                    <w:bidi w:val="0"/>
-                                    <w:adjustRightInd w:val="0"/>
-                                    <w:snapToGrid w:val="0"/>
-                                    <w:spacing w:line="240" w:lineRule="auto"/>
-                                    <w:jc w:val="both"/>
-                                    <w:textAlignment w:val="auto"/>
-                                    <w:rPr>
-                                      <w:rFonts w:ascii="Times New Roman" w:hAnsi="Times New Roman" w:cs="Times New Roman"/>
-                                      <w:sz w:val="18"/>
-                                      <w:szCs w:val="18"/>
-                                    </w:rPr>
-                                  </w:pPr>
-                                  <w:r>
-                                    <w:rPr>
-                                      <w:rFonts w:ascii="Times New Roman" w:hAnsi="Times New Roman" w:cs="Times New Roman"/>
-                                      <w:kern w:val="2"/>
-                                      <w:sz w:val="18"/>
-                                      <w:szCs w:val="18"/>
-                                      <w:lang w:eastAsia="zh-CN"/>
-                                    </w:rPr>
-                                    <w:t>{{ reportdate }}</w:t>
-                                  </w:r>
-                                </w:p>
-                              </w:tc>
-                              <w:tc>
-                                <w:tcPr>
-                                  <w:tcW w:w="984" w:type="dxa"/>
-                                  <w:vAlign w:val="center"/>
-                                </w:tcPr>
-                                <w:p>
-                                  <w:pPr>
-                                    <w:pStyle w:val="22"/>
-                                    <w:keepNext w:val="0"/>
-                                    <w:keepLines w:val="0"/>
-                                    <w:pageBreakBefore w:val="0"/>
-                                    <w:kinsoku/>
-                                    <w:wordWrap/>
-                                    <w:overflowPunct/>
-                                    <w:topLinePunct w:val="0"/>
-                                    <w:bidi w:val="0"/>
-                                    <w:adjustRightInd w:val="0"/>
-                                    <w:snapToGrid w:val="0"/>
-                                    <w:spacing w:line="240" w:lineRule="auto"/>
-                                    <w:jc w:val="both"/>
-                                    <w:textAlignment w:val="auto"/>
-                                    <w:rPr>
-                                      <w:rFonts w:ascii="Times New Roman" w:hAnsi="Times New Roman" w:cs="Times New Roman"/>
-                                      <w:b/>
-                                      <w:sz w:val="18"/>
-                                      <w:szCs w:val="18"/>
-                                    </w:rPr>
-                                  </w:pPr>
-                                  <w:r>
-                                    <w:rPr>
-                                      <w:rFonts w:ascii="Times New Roman" w:hAnsi="Times New Roman" w:cs="Times New Roman"/>
-                                      <w:b/>
-                                      <w:sz w:val="18"/>
-                                      <w:szCs w:val="18"/>
-                                    </w:rPr>
-                                    <w:t>日</w:t>
-                                  </w:r>
-                                  <w:r>
-                                    <w:rPr>
-                                      <w:rFonts w:ascii="Times New Roman" w:hAnsi="Times New Roman" w:cs="Times New Roman"/>
-                                      <w:b/>
-                                      <w:sz w:val="18"/>
-                                      <w:szCs w:val="18"/>
-                                      <w:lang w:eastAsia="zh-CN"/>
-                                    </w:rPr>
-                                    <w:t xml:space="preserve">  </w:t>
-                                  </w:r>
-                                  <w:r>
-                                    <w:rPr>
-                                      <w:rFonts w:ascii="Times New Roman" w:hAnsi="Times New Roman" w:cs="Times New Roman"/>
-                                      <w:b/>
-                                      <w:sz w:val="18"/>
-                                      <w:szCs w:val="18"/>
-                                    </w:rPr>
-                                    <w:t>期：</w:t>
-                                  </w:r>
-                                </w:p>
-                              </w:tc>
-                              <w:tc>
-                                <w:tcPr>
-                                  <w:tcW w:w="1236" w:type="dxa"/>
-                                  <w:vAlign w:val="center"/>
-                                </w:tcPr>
-                                <w:p>
-                                  <w:pPr>
-                                    <w:pStyle w:val="22"/>
-                                    <w:keepNext w:val="0"/>
-                                    <w:keepLines w:val="0"/>
-                                    <w:pageBreakBefore w:val="0"/>
-                                    <w:kinsoku/>
-                                    <w:wordWrap/>
-                                    <w:overflowPunct/>
-                                    <w:topLinePunct w:val="0"/>
-                                    <w:bidi w:val="0"/>
-                                    <w:adjustRightInd w:val="0"/>
-                                    <w:snapToGrid w:val="0"/>
-                                    <w:spacing w:line="240" w:lineRule="auto"/>
-                                    <w:ind w:right="15"/>
-                                    <w:jc w:val="both"/>
-                                    <w:textAlignment w:val="auto"/>
-                                    <w:rPr>
-                                      <w:rFonts w:ascii="Times New Roman" w:hAnsi="Times New Roman" w:cs="Times New Roman"/>
-                                      <w:sz w:val="18"/>
-                                      <w:szCs w:val="18"/>
-                                    </w:rPr>
-                                  </w:pPr>
-                                  <w:r>
-                                    <w:rPr>
-                                      <w:rFonts w:ascii="Times New Roman" w:hAnsi="Times New Roman" w:cs="Times New Roman"/>
-                                      <w:kern w:val="2"/>
-                                      <w:sz w:val="18"/>
-                                      <w:szCs w:val="18"/>
-                                      <w:lang w:eastAsia="zh-CN"/>
-                                    </w:rPr>
-                                    <w:t>{{ reportdate }}</w:t>
-                                  </w:r>
-                                </w:p>
-                              </w:tc>
-                            </w:tr>
-                          </w:tbl>
-                          <w:p>
-                            <w:pPr>
-                              <w:keepNext w:val="0"/>
-                              <w:keepLines w:val="0"/>
-                              <w:pageBreakBefore w:val="0"/>
-                              <w:kinsoku/>
-                              <w:wordWrap/>
-                              <w:overflowPunct/>
-                              <w:topLinePunct w:val="0"/>
-                              <w:bidi w:val="0"/>
-                              <w:adjustRightInd w:val="0"/>
-                              <w:snapToGrid w:val="0"/>
-                              <w:spacing w:line="240" w:lineRule="auto"/>
-                              <w:textAlignment w:val="auto"/>
-                              <w:rPr>
-                                <w:rFonts w:hint="default"/>
-                                <w:sz w:val="18"/>
-                                <w:szCs w:val="18"/>
-                                <w:lang w:val="en-US" w:eastAsia="zh-CN"/>
-                              </w:rPr>
-                            </w:pPr>
-                            <w:r>
-                              <w:rPr>
-                                <w:rFonts w:hint="eastAsia" w:ascii="Times New Roman" w:hAnsi="Times New Roman" w:eastAsia="微软雅黑" w:cs="Times New Roman"/>
-                                <w:sz w:val="18"/>
-                                <w:szCs w:val="18"/>
-                                <w:lang w:eastAsia="zh-CN"/>
-                              </w:rPr>
-                              <w:t xml:space="preserve">{% endif %}{% if testedby == </w:t>
-                            </w:r>
-                            <w:r>
-                              <w:rPr>
-                                <w:rFonts w:ascii="Times New Roman" w:hAnsi="Times New Roman" w:eastAsia="微软雅黑" w:cs="Times New Roman"/>
-                                <w:sz w:val="18"/>
-                                <w:szCs w:val="18"/>
-                                <w:lang w:eastAsia="zh-CN"/>
-                              </w:rPr>
-                              <w:t>“</w:t>
-                            </w:r>
-                            <w:r>
-                              <w:rPr>
-                                <w:rFonts w:hint="eastAsia" w:ascii="Times New Roman" w:hAnsi="Times New Roman" w:eastAsia="微软雅黑" w:cs="Times New Roman"/>
-                                <w:sz w:val="18"/>
-                                <w:szCs w:val="18"/>
-                                <w:lang w:eastAsia="zh-CN"/>
-                              </w:rPr>
-                              <w:t>2</w:t>
-                            </w:r>
-                            <w:r>
-                              <w:rPr>
-                                <w:rFonts w:ascii="Times New Roman" w:hAnsi="Times New Roman" w:eastAsia="微软雅黑" w:cs="Times New Roman"/>
-                                <w:sz w:val="18"/>
-                                <w:szCs w:val="18"/>
-                                <w:lang w:eastAsia="zh-CN"/>
-                              </w:rPr>
-                              <w:t>”</w:t>
-                            </w:r>
-                            <w:r>
-                              <w:rPr>
-                                <w:rFonts w:hint="eastAsia" w:ascii="Times New Roman" w:hAnsi="Times New Roman" w:eastAsia="微软雅黑" w:cs="Times New Roman"/>
-                                <w:sz w:val="18"/>
-                                <w:szCs w:val="18"/>
-                                <w:lang w:eastAsia="zh-CN"/>
-                              </w:rPr>
-                              <w:t xml:space="preserve"> %}</w:t>
-                            </w:r>
-                          </w:p>
-                          <w:p>
-                            <w:pPr>
-                              <w:keepNext w:val="0"/>
-                              <w:keepLines w:val="0"/>
-                              <w:pageBreakBefore w:val="0"/>
-                              <w:kinsoku/>
-                              <w:wordWrap/>
-                              <w:overflowPunct/>
-                              <w:topLinePunct w:val="0"/>
-                              <w:bidi w:val="0"/>
-                              <w:adjustRightInd w:val="0"/>
-                              <w:snapToGrid w:val="0"/>
-                              <w:spacing w:line="240" w:lineRule="auto"/>
-                              <w:textAlignment w:val="auto"/>
-                              <w:rPr>
-                                <w:sz w:val="18"/>
-                                <w:szCs w:val="18"/>
-                                <w:lang w:eastAsia="zh-CN"/>
-                              </w:rPr>
-                            </w:pPr>
-                          </w:p>
-                          <w:tbl>
-                            <w:tblPr>
-                              <w:tblStyle w:val="34"/>
-                              <w:tblW w:w="4543" w:type="dxa"/>
-                              <w:tblInd w:w="0" w:type="dxa"/>
-                              <w:tblLayout w:type="fixed"/>
-                              <w:tblCellMar>
-                                <w:top w:w="0" w:type="dxa"/>
-                                <w:left w:w="0" w:type="dxa"/>
-                                <w:bottom w:w="0" w:type="dxa"/>
-                                <w:right w:w="0" w:type="dxa"/>
-                              </w:tblCellMar>
-                            </w:tblPr>
-                            <w:tblGrid>
-                              <w:gridCol w:w="835"/>
-                              <w:gridCol w:w="1308"/>
-                              <w:gridCol w:w="912"/>
-                              <w:gridCol w:w="1488"/>
-                            </w:tblGrid>
-                            <w:tr>
-                              <w:tblPrEx>
-                                <w:tblCellMar>
-                                  <w:top w:w="0" w:type="dxa"/>
-                                  <w:left w:w="0" w:type="dxa"/>
-                                  <w:bottom w:w="0" w:type="dxa"/>
-                                  <w:right w:w="0" w:type="dxa"/>
-                                </w:tblCellMar>
-                              </w:tblPrEx>
-                              <w:trPr>
-                                <w:trHeight w:val="441" w:hRule="exact"/>
-                              </w:trPr>
-                              <w:tc>
-                                <w:tcPr>
-                                  <w:tcW w:w="835" w:type="dxa"/>
-                                  <w:vAlign w:val="center"/>
-                                </w:tcPr>
-                                <w:p>
-                                  <w:pPr>
-                                    <w:pStyle w:val="22"/>
-                                    <w:keepNext w:val="0"/>
-                                    <w:keepLines w:val="0"/>
-                                    <w:pageBreakBefore w:val="0"/>
-                                    <w:kinsoku/>
-                                    <w:wordWrap/>
-                                    <w:overflowPunct/>
-                                    <w:topLinePunct w:val="0"/>
-                                    <w:bidi w:val="0"/>
-                                    <w:adjustRightInd w:val="0"/>
-                                    <w:snapToGrid w:val="0"/>
-                                    <w:spacing w:line="240" w:lineRule="auto"/>
-                                    <w:ind w:left="13" w:right="95"/>
-                                    <w:jc w:val="both"/>
-                                    <w:textAlignment w:val="auto"/>
-                                    <w:rPr>
-                                      <w:rFonts w:ascii="Times New Roman" w:hAnsi="Times New Roman" w:cs="Times New Roman"/>
-                                      <w:b/>
-                                      <w:sz w:val="18"/>
-                                      <w:szCs w:val="18"/>
-                                    </w:rPr>
-                                  </w:pPr>
-                                  <w:r>
-                                    <w:rPr>
-                                      <w:rFonts w:ascii="Times New Roman" w:hAnsi="Times New Roman" w:cs="Times New Roman"/>
-                                      <w:b/>
-                                      <w:sz w:val="18"/>
-                                      <w:szCs w:val="18"/>
-                                    </w:rPr>
-                                    <w:t>检测人：</w:t>
-                                  </w:r>
-                                </w:p>
-                              </w:tc>
-                              <w:tc>
-                                <w:tcPr>
-                                  <w:tcW w:w="1308" w:type="dxa"/>
-                                  <w:vAlign w:val="center"/>
-                                </w:tcPr>
-                                <w:p>
-                                  <w:pPr>
-                                    <w:pStyle w:val="22"/>
-                                    <w:keepNext w:val="0"/>
-                                    <w:keepLines w:val="0"/>
-                                    <w:pageBreakBefore w:val="0"/>
-                                    <w:kinsoku/>
-                                    <w:wordWrap/>
-                                    <w:overflowPunct/>
-                                    <w:topLinePunct w:val="0"/>
-                                    <w:bidi w:val="0"/>
-                                    <w:adjustRightInd w:val="0"/>
-                                    <w:snapToGrid w:val="0"/>
-                                    <w:spacing w:line="240" w:lineRule="auto"/>
-                                    <w:jc w:val="both"/>
-                                    <w:textAlignment w:val="auto"/>
-                                    <w:rPr>
-                                      <w:rFonts w:ascii="Times New Roman" w:hAnsi="Times New Roman" w:cs="Times New Roman"/>
-                                      <w:b/>
-                                      <w:sz w:val="18"/>
-                                      <w:szCs w:val="18"/>
-                                    </w:rPr>
-                                  </w:pPr>
-                                  <w:r>
-                                    <w:rPr>
-                                      <w:sz w:val="18"/>
-                                      <w:szCs w:val="18"/>
-                                    </w:rPr>
-                                    <w:drawing>
-                                      <wp:inline distT="0" distB="0" distL="114300" distR="114300">
-                                        <wp:extent cx="604520" cy="325755"/>
-                                        <wp:effectExtent l="0" t="0" r="0" b="0"/>
-                                        <wp:docPr id="4" name="图片 1"/>
-                                        <wp:cNvGraphicFramePr>
-                                          <a:graphicFrameLocks xmlns:a="http://schemas.openxmlformats.org/drawingml/2006/main" noChangeAspect="1"/>
-                                        </wp:cNvGraphicFramePr>
-                                        <a:graphic xmlns:a="http://schemas.openxmlformats.org/drawingml/2006/main">
-                                          <a:graphicData uri="http://schemas.openxmlformats.org/drawingml/2006/picture">
-                                            <pic:pic xmlns:pic="http://schemas.openxmlformats.org/drawingml/2006/picture">
-                                              <pic:nvPicPr>
-                                                <pic:cNvPr id="4" name="图片 1"/>
-                                                <pic:cNvPicPr>
-                                                  <a:picLocks noChangeAspect="1"/>
-                                                </pic:cNvPicPr>
-                                              </pic:nvPicPr>
-                                              <pic:blipFill>
-                                                <a:blip r:embed="rId20">
-                                                  <a:clrChange>
-                                                    <a:clrFrom>
-                                                      <a:srgbClr val="FFFFFF">
-                                                        <a:alpha val="100000"/>
-                                                      </a:srgbClr>
-                                                    </a:clrFrom>
-                                                    <a:clrTo>
-                                                      <a:srgbClr val="FFFFFF">
-                                                        <a:alpha val="100000"/>
-                                                        <a:alpha val="0"/>
-                                                      </a:srgbClr>
-                                                    </a:clrTo>
-                                                  </a:clrChange>
-                                                </a:blip>
-                                                <a:srcRect l="10922" t="11667"/>
-                                                <a:stretch>
-                                                  <a:fillRect/>
-                                                </a:stretch>
-                                              </pic:blipFill>
-                                              <pic:spPr>
-                                                <a:xfrm>
-                                                  <a:off x="0" y="0"/>
-                                                  <a:ext cx="604520" cy="325755"/>
-                                                </a:xfrm>
-                                                <a:prstGeom prst="rect">
-                                                  <a:avLst/>
-                                                </a:prstGeom>
-                                                <a:noFill/>
-                                                <a:ln>
+                              </w:tblPr>
+                              <w:tblGrid>
+                                <w:gridCol w:w="835"/>
+                                <w:gridCol w:w="1308"/>
+                                <w:gridCol w:w="912"/>
+                                <w:gridCol w:w="1488"/>
+                              </w:tblGrid>
+                              <w:tr>
+                                <w:tblPrEx>
+                                  <w:tblCellMar>
+                                    <w:top w:w="0" w:type="dxa"/>
+                                    <w:left w:w="0" w:type="dxa"/>
+                                    <w:bottom w:w="0" w:type="dxa"/>
+                                    <w:right w:w="0" w:type="dxa"/>
+                                  </w:tblCellMar>
+                                </w:tblPrEx>
+                                <w:trPr>
+                                  <w:trHeight w:val="441" w:hRule="exact"/>
+                                </w:trPr>
+                                <w:tc>
+                                  <w:tcPr>
+                                    <w:tcW w:w="835" w:type="dxa"/>
+                                    <w:vAlign w:val="center"/>
+                                  </w:tcPr>
+                                  <w:p>
+                                    <w:pPr>
+                                      <w:pStyle w:val="22"/>
+                                      <w:keepNext w:val="0"/>
+                                      <w:keepLines w:val="0"/>
+                                      <w:pageBreakBefore w:val="0"/>
+                                      <w:kinsoku/>
+                                      <w:wordWrap/>
+                                      <w:overflowPunct/>
+                                      <w:topLinePunct w:val="0"/>
+                                      <w:bidi w:val="0"/>
+                                      <w:adjustRightInd w:val="0"/>
+                                      <w:snapToGrid w:val="0"/>
+                                      <w:spacing w:line="240" w:lineRule="auto"/>
+                                      <w:ind w:left="13" w:right="95"/>
+                                      <w:jc w:val="both"/>
+                                      <w:textAlignment w:val="auto"/>
+                                      <w:rPr>
+                                        <w:rFonts w:ascii="Times New Roman" w:hAnsi="Times New Roman" w:cs="Times New Roman"/>
+                                        <w:b/>
+                                        <w:sz w:val="18"/>
+                                        <w:szCs w:val="18"/>
+                                      </w:rPr>
+                                    </w:pPr>
+                                    <w:r>
+                                      <w:rPr>
+                                        <w:rFonts w:ascii="Times New Roman" w:hAnsi="Times New Roman" w:cs="Times New Roman"/>
+                                        <w:b/>
+                                        <w:sz w:val="18"/>
+                                        <w:szCs w:val="18"/>
+                                      </w:rPr>
+                                      <w:t>检测人：</w:t>
+                                    </w:r>
+                                  </w:p>
+                                </w:tc>
+                                <w:tc>
+                                  <w:tcPr>
+                                    <w:tcW w:w="1308" w:type="dxa"/>
+                                    <w:vAlign w:val="center"/>
+                                  </w:tcPr>
+                                  <w:p>
+                                    <w:pPr>
+                                      <w:pStyle w:val="22"/>
+                                      <w:keepNext w:val="0"/>
+                                      <w:keepLines w:val="0"/>
+                                      <w:pageBreakBefore w:val="0"/>
+                                      <w:kinsoku/>
+                                      <w:wordWrap/>
+                                      <w:overflowPunct/>
+                                      <w:topLinePunct w:val="0"/>
+                                      <w:bidi w:val="0"/>
+                                      <w:adjustRightInd w:val="0"/>
+                                      <w:snapToGrid w:val="0"/>
+                                      <w:spacing w:line="240" w:lineRule="auto"/>
+                                      <w:jc w:val="both"/>
+                                      <w:textAlignment w:val="auto"/>
+                                      <w:rPr>
+                                        <w:rFonts w:ascii="Times New Roman" w:hAnsi="Times New Roman" w:cs="Times New Roman"/>
+                                        <w:b/>
+                                        <w:sz w:val="18"/>
+                                        <w:szCs w:val="18"/>
+                                      </w:rPr>
+                                    </w:pPr>
+                                    <w:r>
+                                      <w:rPr>
+                                        <w:sz w:val="18"/>
+                                        <w:szCs w:val="18"/>
+                                      </w:rPr>
+                                      <w:drawing>
+                                        <wp:inline distT="0" distB="0" distL="114300" distR="114300">
+                                          <wp:extent cx="604520" cy="325755"/>
+                                          <wp:effectExtent l="0" t="0" r="0" b="0"/>
+                                          <wp:docPr id="10" name="图片 1"/>
+                                          <wp:cNvGraphicFramePr>
+                                            <a:graphicFrameLocks xmlns:a="http://schemas.openxmlformats.org/drawingml/2006/main" noChangeAspect="1"/>
+                                          </wp:cNvGraphicFramePr>
+                                          <a:graphic xmlns:a="http://schemas.openxmlformats.org/drawingml/2006/main">
+                                            <a:graphicData uri="http://schemas.openxmlformats.org/drawingml/2006/picture">
+                                              <pic:pic xmlns:pic="http://schemas.openxmlformats.org/drawingml/2006/picture">
+                                                <pic:nvPicPr>
+                                                  <pic:cNvPr id="10" name="图片 1"/>
+                                                  <pic:cNvPicPr>
+                                                    <a:picLocks noChangeAspect="1"/>
+                                                  </pic:cNvPicPr>
+                                                </pic:nvPicPr>
+                                                <pic:blipFill>
+                                                  <a:blip r:embed="rId20">
+                                                    <a:clrChange>
+                                                      <a:clrFrom>
+                                                        <a:srgbClr val="FFFFFF">
+                                                          <a:alpha val="100000"/>
+                                                        </a:srgbClr>
+                                                      </a:clrFrom>
+                                                      <a:clrTo>
+                                                        <a:srgbClr val="FFFFFF">
+                                                          <a:alpha val="100000"/>
+                                                          <a:alpha val="0"/>
+                                                        </a:srgbClr>
+                                                      </a:clrTo>
+                                                    </a:clrChange>
+                                                  </a:blip>
+                                                  <a:srcRect l="10922" t="11667"/>
+                                                  <a:stretch>
+                                                    <a:fillRect/>
+                                                  </a:stretch>
+                                                </pic:blipFill>
+                                                <pic:spPr>
+                                                  <a:xfrm>
+                                                    <a:off x="0" y="0"/>
+                                                    <a:ext cx="604520" cy="325755"/>
+                                                  </a:xfrm>
+                                                  <a:prstGeom prst="rect">
+                                                    <a:avLst/>
+                                                  </a:prstGeom>
                                                   <a:noFill/>
-                                                </a:ln>
-                                              </pic:spPr>
-                                            </pic:pic>
-                                          </a:graphicData>
-                                        </a:graphic>
-                                      </wp:inline>
-                                    </w:drawing>
-                                  </w:r>
-                                </w:p>
-                              </w:tc>
-                              <w:tc>
-                                <w:tcPr>
-                                  <w:tcW w:w="912" w:type="dxa"/>
-                                  <w:vAlign w:val="center"/>
-                                </w:tcPr>
-                                <w:p>
-                                  <w:pPr>
-                                    <w:pStyle w:val="22"/>
-                                    <w:keepNext w:val="0"/>
-                                    <w:keepLines w:val="0"/>
-                                    <w:pageBreakBefore w:val="0"/>
-                                    <w:kinsoku/>
-                                    <w:wordWrap/>
-                                    <w:overflowPunct/>
-                                    <w:topLinePunct w:val="0"/>
-                                    <w:bidi w:val="0"/>
-                                    <w:adjustRightInd w:val="0"/>
-                                    <w:snapToGrid w:val="0"/>
-                                    <w:spacing w:line="240" w:lineRule="auto"/>
-                                    <w:jc w:val="both"/>
-                                    <w:textAlignment w:val="auto"/>
-                                    <w:rPr>
-                                      <w:rFonts w:ascii="Times New Roman" w:hAnsi="Times New Roman" w:cs="Times New Roman"/>
-                                      <w:b/>
-                                      <w:sz w:val="18"/>
-                                      <w:szCs w:val="18"/>
-                                    </w:rPr>
-                                  </w:pPr>
-                                  <w:r>
-                                    <w:rPr>
-                                      <w:rFonts w:ascii="Times New Roman" w:hAnsi="Times New Roman" w:cs="Times New Roman"/>
-                                      <w:b/>
-                                      <w:sz w:val="18"/>
-                                      <w:szCs w:val="18"/>
-                                    </w:rPr>
-                                    <w:t>复核人</w:t>
-                                  </w:r>
-                                  <w:r>
-                                    <w:rPr>
-                                      <w:rFonts w:ascii="Times New Roman" w:hAnsi="Times New Roman" w:cs="Times New Roman"/>
-                                      <w:b/>
-                                      <w:sz w:val="18"/>
-                                      <w:szCs w:val="18"/>
-                                      <w:lang w:eastAsia="zh-CN"/>
-                                    </w:rPr>
-                                    <w:t>：</w:t>
-                                  </w:r>
-                                </w:p>
-                              </w:tc>
-                              <w:tc>
-                                <w:tcPr>
-                                  <w:tcW w:w="1488" w:type="dxa"/>
-                                  <w:vAlign w:val="center"/>
-                                </w:tcPr>
-                                <w:p>
-                                  <w:pPr>
-                                    <w:pStyle w:val="22"/>
-                                    <w:keepNext w:val="0"/>
-                                    <w:keepLines w:val="0"/>
-                                    <w:pageBreakBefore w:val="0"/>
-                                    <w:kinsoku/>
-                                    <w:wordWrap/>
-                                    <w:overflowPunct/>
-                                    <w:topLinePunct w:val="0"/>
-                                    <w:bidi w:val="0"/>
-                                    <w:adjustRightInd w:val="0"/>
-                                    <w:snapToGrid w:val="0"/>
-                                    <w:spacing w:line="240" w:lineRule="auto"/>
-                                    <w:ind w:right="15"/>
-                                    <w:jc w:val="both"/>
-                                    <w:textAlignment w:val="auto"/>
-                                    <w:rPr>
-                                      <w:rFonts w:ascii="Times New Roman" w:hAnsi="Times New Roman" w:cs="Times New Roman"/>
-                                      <w:b/>
-                                      <w:sz w:val="18"/>
-                                      <w:szCs w:val="18"/>
-                                    </w:rPr>
-                                  </w:pPr>
-                                  <w:r>
-                                    <w:rPr>
-                                      <w:sz w:val="18"/>
-                                      <w:szCs w:val="18"/>
-                                    </w:rPr>
-                                    <w:drawing>
-                                      <wp:inline distT="0" distB="0" distL="114300" distR="114300">
-                                        <wp:extent cx="563245" cy="319405"/>
-                                        <wp:effectExtent l="0" t="0" r="0" b="635"/>
-                                        <wp:docPr id="8" name="图片 4" descr="王建丽"/>
-                                        <wp:cNvGraphicFramePr>
-                                          <a:graphicFrameLocks xmlns:a="http://schemas.openxmlformats.org/drawingml/2006/main" noChangeAspect="1"/>
-                                        </wp:cNvGraphicFramePr>
-                                        <a:graphic xmlns:a="http://schemas.openxmlformats.org/drawingml/2006/main">
-                                          <a:graphicData uri="http://schemas.openxmlformats.org/drawingml/2006/picture">
-                                            <pic:pic xmlns:pic="http://schemas.openxmlformats.org/drawingml/2006/picture">
-                                              <pic:nvPicPr>
-                                                <pic:cNvPr id="8" name="图片 4" descr="王建丽"/>
-                                                <pic:cNvPicPr>
-                                                  <a:picLocks noChangeAspect="1"/>
-                                                </pic:cNvPicPr>
-                                              </pic:nvPicPr>
-                                              <pic:blipFill>
-                                                <a:blip r:embed="rId19">
-                                                  <a:clrChange>
-                                                    <a:clrFrom>
-                                                      <a:srgbClr val="FFFFFF">
-                                                        <a:alpha val="100000"/>
-                                                      </a:srgbClr>
-                                                    </a:clrFrom>
-                                                    <a:clrTo>
-                                                      <a:srgbClr val="FFFFFF">
-                                                        <a:alpha val="100000"/>
-                                                        <a:alpha val="0"/>
-                                                      </a:srgbClr>
-                                                    </a:clrTo>
-                                                  </a:clrChange>
-                                                </a:blip>
-                                                <a:stretch>
-                                                  <a:fillRect/>
-                                                </a:stretch>
-                                              </pic:blipFill>
-                                              <pic:spPr>
-                                                <a:xfrm>
-                                                  <a:off x="0" y="0"/>
-                                                  <a:ext cx="563245" cy="319405"/>
-                                                </a:xfrm>
-                                                <a:prstGeom prst="rect">
-                                                  <a:avLst/>
-                                                </a:prstGeom>
-                                              </pic:spPr>
-                                            </pic:pic>
-                                          </a:graphicData>
-                                        </a:graphic>
-                                      </wp:inline>
-                                    </w:drawing>
-                                  </w:r>
-                                </w:p>
-                              </w:tc>
-                            </w:tr>
-                            <w:tr>
-                              <w:tblPrEx>
-                                <w:tblCellMar>
-                                  <w:top w:w="0" w:type="dxa"/>
-                                  <w:left w:w="0" w:type="dxa"/>
-                                  <w:bottom w:w="0" w:type="dxa"/>
-                                  <w:right w:w="0" w:type="dxa"/>
-                                </w:tblCellMar>
-                              </w:tblPrEx>
-                              <w:trPr>
-                                <w:trHeight w:val="457" w:hRule="exact"/>
-                              </w:trPr>
-                              <w:tc>
-                                <w:tcPr>
-                                  <w:tcW w:w="835" w:type="dxa"/>
-                                  <w:vAlign w:val="center"/>
-                                </w:tcPr>
-                                <w:p>
-                                  <w:pPr>
-                                    <w:pStyle w:val="22"/>
-                                    <w:keepNext w:val="0"/>
-                                    <w:keepLines w:val="0"/>
-                                    <w:pageBreakBefore w:val="0"/>
-                                    <w:kinsoku/>
-                                    <w:wordWrap/>
-                                    <w:overflowPunct/>
-                                    <w:topLinePunct w:val="0"/>
-                                    <w:bidi w:val="0"/>
-                                    <w:adjustRightInd w:val="0"/>
-                                    <w:snapToGrid w:val="0"/>
-                                    <w:spacing w:line="240" w:lineRule="auto"/>
-                                    <w:ind w:left="13" w:right="165"/>
-                                    <w:jc w:val="both"/>
-                                    <w:textAlignment w:val="auto"/>
-                                    <w:rPr>
-                                      <w:rFonts w:ascii="Times New Roman" w:hAnsi="Times New Roman" w:cs="Times New Roman"/>
-                                      <w:b/>
-                                      <w:sz w:val="18"/>
-                                      <w:szCs w:val="18"/>
-                                    </w:rPr>
-                                  </w:pPr>
-                                  <w:r>
-                                    <w:rPr>
-                                      <w:rFonts w:ascii="Times New Roman" w:hAnsi="Times New Roman" w:cs="Times New Roman"/>
-                                      <w:b/>
-                                      <w:sz w:val="18"/>
-                                      <w:szCs w:val="18"/>
-                                    </w:rPr>
-                                    <w:t>日</w:t>
-                                  </w:r>
-                                  <w:r>
-                                    <w:rPr>
-                                      <w:rFonts w:ascii="Times New Roman" w:hAnsi="Times New Roman" w:cs="Times New Roman"/>
-                                      <w:b/>
-                                      <w:sz w:val="18"/>
-                                      <w:szCs w:val="18"/>
-                                      <w:lang w:eastAsia="zh-CN"/>
-                                    </w:rPr>
-                                    <w:t xml:space="preserve">  </w:t>
-                                  </w:r>
-                                  <w:r>
-                                    <w:rPr>
-                                      <w:rFonts w:ascii="Times New Roman" w:hAnsi="Times New Roman" w:cs="Times New Roman"/>
-                                      <w:b/>
-                                      <w:sz w:val="18"/>
-                                      <w:szCs w:val="18"/>
-                                    </w:rPr>
-                                    <w:t>期：</w:t>
-                                  </w:r>
-                                </w:p>
-                              </w:tc>
-                              <w:tc>
-                                <w:tcPr>
-                                  <w:tcW w:w="1308" w:type="dxa"/>
-                                  <w:vAlign w:val="center"/>
-                                </w:tcPr>
-                                <w:p>
-                                  <w:pPr>
-                                    <w:pStyle w:val="22"/>
-                                    <w:keepNext w:val="0"/>
-                                    <w:keepLines w:val="0"/>
-                                    <w:pageBreakBefore w:val="0"/>
-                                    <w:kinsoku/>
-                                    <w:wordWrap/>
-                                    <w:overflowPunct/>
-                                    <w:topLinePunct w:val="0"/>
-                                    <w:bidi w:val="0"/>
-                                    <w:adjustRightInd w:val="0"/>
-                                    <w:snapToGrid w:val="0"/>
-                                    <w:spacing w:line="240" w:lineRule="auto"/>
-                                    <w:jc w:val="both"/>
-                                    <w:textAlignment w:val="auto"/>
-                                    <w:rPr>
-                                      <w:rFonts w:ascii="Times New Roman" w:hAnsi="Times New Roman" w:cs="Times New Roman"/>
-                                      <w:sz w:val="18"/>
-                                      <w:szCs w:val="18"/>
-                                    </w:rPr>
-                                  </w:pPr>
-                                  <w:r>
-                                    <w:rPr>
-                                      <w:rFonts w:ascii="Times New Roman" w:hAnsi="Times New Roman" w:cs="Times New Roman"/>
-                                      <w:kern w:val="2"/>
-                                      <w:sz w:val="18"/>
-                                      <w:szCs w:val="18"/>
-                                      <w:lang w:eastAsia="zh-CN"/>
-                                    </w:rPr>
-                                    <w:t>{{ reportdate }}</w:t>
-                                  </w:r>
-                                </w:p>
-                              </w:tc>
-                              <w:tc>
-                                <w:tcPr>
-                                  <w:tcW w:w="912" w:type="dxa"/>
-                                  <w:vAlign w:val="center"/>
-                                </w:tcPr>
-                                <w:p>
-                                  <w:pPr>
-                                    <w:pStyle w:val="22"/>
-                                    <w:keepNext w:val="0"/>
-                                    <w:keepLines w:val="0"/>
-                                    <w:pageBreakBefore w:val="0"/>
-                                    <w:kinsoku/>
-                                    <w:wordWrap/>
-                                    <w:overflowPunct/>
-                                    <w:topLinePunct w:val="0"/>
-                                    <w:bidi w:val="0"/>
-                                    <w:adjustRightInd w:val="0"/>
-                                    <w:snapToGrid w:val="0"/>
-                                    <w:spacing w:line="240" w:lineRule="auto"/>
-                                    <w:jc w:val="both"/>
-                                    <w:textAlignment w:val="auto"/>
-                                    <w:rPr>
-                                      <w:rFonts w:ascii="Times New Roman" w:hAnsi="Times New Roman" w:cs="Times New Roman"/>
-                                      <w:b/>
-                                      <w:sz w:val="18"/>
-                                      <w:szCs w:val="18"/>
-                                    </w:rPr>
-                                  </w:pPr>
-                                  <w:r>
-                                    <w:rPr>
-                                      <w:rFonts w:ascii="Times New Roman" w:hAnsi="Times New Roman" w:cs="Times New Roman"/>
-                                      <w:b/>
-                                      <w:sz w:val="18"/>
-                                      <w:szCs w:val="18"/>
-                                    </w:rPr>
-                                    <w:t>日</w:t>
-                                  </w:r>
-                                  <w:r>
-                                    <w:rPr>
-                                      <w:rFonts w:ascii="Times New Roman" w:hAnsi="Times New Roman" w:cs="Times New Roman"/>
-                                      <w:b/>
-                                      <w:sz w:val="18"/>
-                                      <w:szCs w:val="18"/>
-                                      <w:lang w:eastAsia="zh-CN"/>
-                                    </w:rPr>
-                                    <w:t xml:space="preserve">  </w:t>
-                                  </w:r>
-                                  <w:r>
-                                    <w:rPr>
-                                      <w:rFonts w:ascii="Times New Roman" w:hAnsi="Times New Roman" w:cs="Times New Roman"/>
-                                      <w:b/>
-                                      <w:sz w:val="18"/>
-                                      <w:szCs w:val="18"/>
-                                    </w:rPr>
-                                    <w:t>期：</w:t>
-                                  </w:r>
-                                </w:p>
-                              </w:tc>
-                              <w:tc>
-                                <w:tcPr>
-                                  <w:tcW w:w="1488" w:type="dxa"/>
-                                  <w:vAlign w:val="center"/>
-                                </w:tcPr>
-                                <w:p>
-                                  <w:pPr>
-                                    <w:pStyle w:val="22"/>
-                                    <w:keepNext w:val="0"/>
-                                    <w:keepLines w:val="0"/>
-                                    <w:pageBreakBefore w:val="0"/>
-                                    <w:kinsoku/>
-                                    <w:wordWrap/>
-                                    <w:overflowPunct/>
-                                    <w:topLinePunct w:val="0"/>
-                                    <w:bidi w:val="0"/>
-                                    <w:adjustRightInd w:val="0"/>
-                                    <w:snapToGrid w:val="0"/>
-                                    <w:spacing w:line="240" w:lineRule="auto"/>
-                                    <w:ind w:right="15"/>
-                                    <w:jc w:val="both"/>
-                                    <w:textAlignment w:val="auto"/>
-                                    <w:rPr>
-                                      <w:rFonts w:ascii="Times New Roman" w:hAnsi="Times New Roman" w:cs="Times New Roman"/>
-                                      <w:sz w:val="18"/>
-                                      <w:szCs w:val="18"/>
-                                    </w:rPr>
-                                  </w:pPr>
-                                  <w:r>
-                                    <w:rPr>
-                                      <w:rFonts w:ascii="Times New Roman" w:hAnsi="Times New Roman" w:cs="Times New Roman"/>
-                                      <w:kern w:val="2"/>
-                                      <w:sz w:val="18"/>
-                                      <w:szCs w:val="18"/>
-                                      <w:lang w:eastAsia="zh-CN"/>
-                                    </w:rPr>
-                                    <w:t>{{ reportdate }}</w:t>
-                                  </w:r>
-                                </w:p>
-                              </w:tc>
-                            </w:tr>
-                          </w:tbl>
-                          <w:p>
-                            <w:pPr>
-                              <w:keepNext w:val="0"/>
-                              <w:keepLines w:val="0"/>
-                              <w:pageBreakBefore w:val="0"/>
-                              <w:widowControl/>
-                              <w:kinsoku/>
-                              <w:wordWrap/>
-                              <w:overflowPunct/>
-                              <w:topLinePunct w:val="0"/>
-                              <w:bidi w:val="0"/>
-                              <w:adjustRightInd w:val="0"/>
-                              <w:snapToGrid w:val="0"/>
-                              <w:spacing w:line="240" w:lineRule="auto"/>
-                              <w:textAlignment w:val="auto"/>
-                              <w:rPr>
-                                <w:rFonts w:hint="default" w:ascii="Times New Roman" w:hAnsi="Times New Roman" w:eastAsia="等线" w:cs="宋体"/>
-                                <w:sz w:val="18"/>
-                                <w:szCs w:val="18"/>
-                                <w:lang w:val="en-US" w:eastAsia="zh-CN" w:bidi="ar-SA"/>
-                              </w:rPr>
-                            </w:pPr>
-                            <w:r>
-                              <w:rPr>
-                                <w:rFonts w:hint="eastAsia" w:ascii="Times New Roman" w:hAnsi="Times New Roman" w:eastAsia="微软雅黑" w:cs="Times New Roman"/>
-                                <w:sz w:val="18"/>
-                                <w:szCs w:val="18"/>
-                                <w:lang w:eastAsia="zh-CN"/>
-                              </w:rPr>
-                              <w:t>{% endif %}</w:t>
-                            </w:r>
-                          </w:p>
-                        </w:txbxContent>
-                      </wps:txbx>
-                      <wps:bodyPr rot="0" spcFirstLastPara="0" vertOverflow="overflow" horzOverflow="overflow" vert="horz" wrap="square" lIns="91440" tIns="45720" rIns="91440" bIns="45720" numCol="1" spcCol="0" rtlCol="0" fromWordArt="0" anchor="t" anchorCtr="0" forceAA="0" compatLnSpc="1">
-                        <a:noAutofit/>
-                      </wps:bodyPr>
-                    </wps:wsp>
+                                                  <a:ln>
+                                                    <a:noFill/>
+                                                  </a:ln>
+                                                </pic:spPr>
+                                              </pic:pic>
+                                            </a:graphicData>
+                                          </a:graphic>
+                                        </wp:inline>
+                                      </w:drawing>
+                                    </w:r>
+                                  </w:p>
+                                </w:tc>
+                                <w:tc>
+                                  <w:tcPr>
+                                    <w:tcW w:w="912" w:type="dxa"/>
+                                    <w:vAlign w:val="center"/>
+                                  </w:tcPr>
+                                  <w:p>
+                                    <w:pPr>
+                                      <w:pStyle w:val="22"/>
+                                      <w:keepNext w:val="0"/>
+                                      <w:keepLines w:val="0"/>
+                                      <w:pageBreakBefore w:val="0"/>
+                                      <w:kinsoku/>
+                                      <w:wordWrap/>
+                                      <w:overflowPunct/>
+                                      <w:topLinePunct w:val="0"/>
+                                      <w:bidi w:val="0"/>
+                                      <w:adjustRightInd w:val="0"/>
+                                      <w:snapToGrid w:val="0"/>
+                                      <w:spacing w:line="240" w:lineRule="auto"/>
+                                      <w:jc w:val="both"/>
+                                      <w:textAlignment w:val="auto"/>
+                                      <w:rPr>
+                                        <w:rFonts w:ascii="Times New Roman" w:hAnsi="Times New Roman" w:cs="Times New Roman"/>
+                                        <w:b/>
+                                        <w:sz w:val="18"/>
+                                        <w:szCs w:val="18"/>
+                                      </w:rPr>
+                                    </w:pPr>
+                                    <w:r>
+                                      <w:rPr>
+                                        <w:rFonts w:ascii="Times New Roman" w:hAnsi="Times New Roman" w:cs="Times New Roman"/>
+                                        <w:b/>
+                                        <w:sz w:val="18"/>
+                                        <w:szCs w:val="18"/>
+                                      </w:rPr>
+                                      <w:t>复核人</w:t>
+                                    </w:r>
+                                    <w:r>
+                                      <w:rPr>
+                                        <w:rFonts w:ascii="Times New Roman" w:hAnsi="Times New Roman" w:cs="Times New Roman"/>
+                                        <w:b/>
+                                        <w:sz w:val="18"/>
+                                        <w:szCs w:val="18"/>
+                                        <w:lang w:eastAsia="zh-CN"/>
+                                      </w:rPr>
+                                      <w:t>：</w:t>
+                                    </w:r>
+                                  </w:p>
+                                </w:tc>
+                                <w:tc>
+                                  <w:tcPr>
+                                    <w:tcW w:w="1488" w:type="dxa"/>
+                                    <w:vAlign w:val="center"/>
+                                  </w:tcPr>
+                                  <w:p>
+                                    <w:pPr>
+                                      <w:pStyle w:val="22"/>
+                                      <w:keepNext w:val="0"/>
+                                      <w:keepLines w:val="0"/>
+                                      <w:pageBreakBefore w:val="0"/>
+                                      <w:kinsoku/>
+                                      <w:wordWrap/>
+                                      <w:overflowPunct/>
+                                      <w:topLinePunct w:val="0"/>
+                                      <w:bidi w:val="0"/>
+                                      <w:adjustRightInd w:val="0"/>
+                                      <w:snapToGrid w:val="0"/>
+                                      <w:spacing w:line="240" w:lineRule="auto"/>
+                                      <w:ind w:right="15"/>
+                                      <w:jc w:val="both"/>
+                                      <w:textAlignment w:val="auto"/>
+                                      <w:rPr>
+                                        <w:rFonts w:ascii="Times New Roman" w:hAnsi="Times New Roman" w:cs="Times New Roman"/>
+                                        <w:b/>
+                                        <w:sz w:val="18"/>
+                                        <w:szCs w:val="18"/>
+                                      </w:rPr>
+                                    </w:pPr>
+                                    <w:r>
+                                      <w:rPr>
+                                        <w:sz w:val="18"/>
+                                        <w:szCs w:val="18"/>
+                                      </w:rPr>
+                                      <w:drawing>
+                                        <wp:inline distT="0" distB="0" distL="114300" distR="114300">
+                                          <wp:extent cx="563245" cy="319405"/>
+                                          <wp:effectExtent l="0" t="0" r="0" b="635"/>
+                                          <wp:docPr id="12" name="图片 4" descr="王建丽"/>
+                                          <wp:cNvGraphicFramePr>
+                                            <a:graphicFrameLocks xmlns:a="http://schemas.openxmlformats.org/drawingml/2006/main" noChangeAspect="1"/>
+                                          </wp:cNvGraphicFramePr>
+                                          <a:graphic xmlns:a="http://schemas.openxmlformats.org/drawingml/2006/main">
+                                            <a:graphicData uri="http://schemas.openxmlformats.org/drawingml/2006/picture">
+                                              <pic:pic xmlns:pic="http://schemas.openxmlformats.org/drawingml/2006/picture">
+                                                <pic:nvPicPr>
+                                                  <pic:cNvPr id="12" name="图片 4" descr="王建丽"/>
+                                                  <pic:cNvPicPr>
+                                                    <a:picLocks noChangeAspect="1"/>
+                                                  </pic:cNvPicPr>
+                                                </pic:nvPicPr>
+                                                <pic:blipFill>
+                                                  <a:blip r:embed="rId19">
+                                                    <a:clrChange>
+                                                      <a:clrFrom>
+                                                        <a:srgbClr val="FFFFFF">
+                                                          <a:alpha val="100000"/>
+                                                        </a:srgbClr>
+                                                      </a:clrFrom>
+                                                      <a:clrTo>
+                                                        <a:srgbClr val="FFFFFF">
+                                                          <a:alpha val="100000"/>
+                                                          <a:alpha val="0"/>
+                                                        </a:srgbClr>
+                                                      </a:clrTo>
+                                                    </a:clrChange>
+                                                  </a:blip>
+                                                  <a:stretch>
+                                                    <a:fillRect/>
+                                                  </a:stretch>
+                                                </pic:blipFill>
+                                                <pic:spPr>
+                                                  <a:xfrm>
+                                                    <a:off x="0" y="0"/>
+                                                    <a:ext cx="563245" cy="319405"/>
+                                                  </a:xfrm>
+                                                  <a:prstGeom prst="rect">
+                                                    <a:avLst/>
+                                                  </a:prstGeom>
+                                                </pic:spPr>
+                                              </pic:pic>
+                                            </a:graphicData>
+                                          </a:graphic>
+                                        </wp:inline>
+                                      </w:drawing>
+                                    </w:r>
+                                  </w:p>
+                                </w:tc>
+                              </w:tr>
+                              <w:tr>
+                                <w:tblPrEx>
+                                  <w:tblCellMar>
+                                    <w:top w:w="0" w:type="dxa"/>
+                                    <w:left w:w="0" w:type="dxa"/>
+                                    <w:bottom w:w="0" w:type="dxa"/>
+                                    <w:right w:w="0" w:type="dxa"/>
+                                  </w:tblCellMar>
+                                </w:tblPrEx>
+                                <w:trPr>
+                                  <w:trHeight w:val="457" w:hRule="exact"/>
+                                </w:trPr>
+                                <w:tc>
+                                  <w:tcPr>
+                                    <w:tcW w:w="835" w:type="dxa"/>
+                                    <w:vAlign w:val="center"/>
+                                  </w:tcPr>
+                                  <w:p>
+                                    <w:pPr>
+                                      <w:pStyle w:val="22"/>
+                                      <w:keepNext w:val="0"/>
+                                      <w:keepLines w:val="0"/>
+                                      <w:pageBreakBefore w:val="0"/>
+                                      <w:kinsoku/>
+                                      <w:wordWrap/>
+                                      <w:overflowPunct/>
+                                      <w:topLinePunct w:val="0"/>
+                                      <w:bidi w:val="0"/>
+                                      <w:adjustRightInd w:val="0"/>
+                                      <w:snapToGrid w:val="0"/>
+                                      <w:spacing w:line="240" w:lineRule="auto"/>
+                                      <w:ind w:left="13" w:right="165"/>
+                                      <w:jc w:val="both"/>
+                                      <w:textAlignment w:val="auto"/>
+                                      <w:rPr>
+                                        <w:rFonts w:ascii="Times New Roman" w:hAnsi="Times New Roman" w:cs="Times New Roman"/>
+                                        <w:b/>
+                                        <w:sz w:val="18"/>
+                                        <w:szCs w:val="18"/>
+                                      </w:rPr>
+                                    </w:pPr>
+                                    <w:r>
+                                      <w:rPr>
+                                        <w:rFonts w:ascii="Times New Roman" w:hAnsi="Times New Roman" w:cs="Times New Roman"/>
+                                        <w:b/>
+                                        <w:sz w:val="18"/>
+                                        <w:szCs w:val="18"/>
+                                      </w:rPr>
+                                      <w:t>日</w:t>
+                                    </w:r>
+                                    <w:r>
+                                      <w:rPr>
+                                        <w:rFonts w:ascii="Times New Roman" w:hAnsi="Times New Roman" w:cs="Times New Roman"/>
+                                        <w:b/>
+                                        <w:sz w:val="18"/>
+                                        <w:szCs w:val="18"/>
+                                        <w:lang w:eastAsia="zh-CN"/>
+                                      </w:rPr>
+                                      <w:t xml:space="preserve">  </w:t>
+                                    </w:r>
+                                    <w:r>
+                                      <w:rPr>
+                                        <w:rFonts w:ascii="Times New Roman" w:hAnsi="Times New Roman" w:cs="Times New Roman"/>
+                                        <w:b/>
+                                        <w:sz w:val="18"/>
+                                        <w:szCs w:val="18"/>
+                                      </w:rPr>
+                                      <w:t>期：</w:t>
+                                    </w:r>
+                                  </w:p>
+                                </w:tc>
+                                <w:tc>
+                                  <w:tcPr>
+                                    <w:tcW w:w="1308" w:type="dxa"/>
+                                    <w:vAlign w:val="center"/>
+                                  </w:tcPr>
+                                  <w:p>
+                                    <w:pPr>
+                                      <w:pStyle w:val="22"/>
+                                      <w:keepNext w:val="0"/>
+                                      <w:keepLines w:val="0"/>
+                                      <w:pageBreakBefore w:val="0"/>
+                                      <w:kinsoku/>
+                                      <w:wordWrap/>
+                                      <w:overflowPunct/>
+                                      <w:topLinePunct w:val="0"/>
+                                      <w:bidi w:val="0"/>
+                                      <w:adjustRightInd w:val="0"/>
+                                      <w:snapToGrid w:val="0"/>
+                                      <w:spacing w:line="240" w:lineRule="auto"/>
+                                      <w:jc w:val="both"/>
+                                      <w:textAlignment w:val="auto"/>
+                                      <w:rPr>
+                                        <w:rFonts w:ascii="Times New Roman" w:hAnsi="Times New Roman" w:cs="Times New Roman"/>
+                                        <w:sz w:val="18"/>
+                                        <w:szCs w:val="18"/>
+                                      </w:rPr>
+                                    </w:pPr>
+                                    <w:r>
+                                      <w:rPr>
+                                        <w:rFonts w:ascii="Times New Roman" w:hAnsi="Times New Roman" w:cs="Times New Roman"/>
+                                        <w:kern w:val="2"/>
+                                        <w:sz w:val="18"/>
+                                        <w:szCs w:val="18"/>
+                                        <w:lang w:eastAsia="zh-CN"/>
+                                      </w:rPr>
+                                      <w:t>{{ reportdate }}</w:t>
+                                    </w:r>
+                                  </w:p>
+                                </w:tc>
+                                <w:tc>
+                                  <w:tcPr>
+                                    <w:tcW w:w="912" w:type="dxa"/>
+                                    <w:vAlign w:val="center"/>
+                                  </w:tcPr>
+                                  <w:p>
+                                    <w:pPr>
+                                      <w:pStyle w:val="22"/>
+                                      <w:keepNext w:val="0"/>
+                                      <w:keepLines w:val="0"/>
+                                      <w:pageBreakBefore w:val="0"/>
+                                      <w:kinsoku/>
+                                      <w:wordWrap/>
+                                      <w:overflowPunct/>
+                                      <w:topLinePunct w:val="0"/>
+                                      <w:bidi w:val="0"/>
+                                      <w:adjustRightInd w:val="0"/>
+                                      <w:snapToGrid w:val="0"/>
+                                      <w:spacing w:line="240" w:lineRule="auto"/>
+                                      <w:jc w:val="both"/>
+                                      <w:textAlignment w:val="auto"/>
+                                      <w:rPr>
+                                        <w:rFonts w:ascii="Times New Roman" w:hAnsi="Times New Roman" w:cs="Times New Roman"/>
+                                        <w:b/>
+                                        <w:sz w:val="18"/>
+                                        <w:szCs w:val="18"/>
+                                      </w:rPr>
+                                    </w:pPr>
+                                    <w:r>
+                                      <w:rPr>
+                                        <w:rFonts w:ascii="Times New Roman" w:hAnsi="Times New Roman" w:cs="Times New Roman"/>
+                                        <w:b/>
+                                        <w:sz w:val="18"/>
+                                        <w:szCs w:val="18"/>
+                                      </w:rPr>
+                                      <w:t>日</w:t>
+                                    </w:r>
+                                    <w:r>
+                                      <w:rPr>
+                                        <w:rFonts w:ascii="Times New Roman" w:hAnsi="Times New Roman" w:cs="Times New Roman"/>
+                                        <w:b/>
+                                        <w:sz w:val="18"/>
+                                        <w:szCs w:val="18"/>
+                                        <w:lang w:eastAsia="zh-CN"/>
+                                      </w:rPr>
+                                      <w:t xml:space="preserve">  </w:t>
+                                    </w:r>
+                                    <w:r>
+                                      <w:rPr>
+                                        <w:rFonts w:ascii="Times New Roman" w:hAnsi="Times New Roman" w:cs="Times New Roman"/>
+                                        <w:b/>
+                                        <w:sz w:val="18"/>
+                                        <w:szCs w:val="18"/>
+                                      </w:rPr>
+                                      <w:t>期：</w:t>
+                                    </w:r>
+                                  </w:p>
+                                </w:tc>
+                                <w:tc>
+                                  <w:tcPr>
+                                    <w:tcW w:w="1488" w:type="dxa"/>
+                                    <w:vAlign w:val="center"/>
+                                  </w:tcPr>
+                                  <w:p>
+                                    <w:pPr>
+                                      <w:pStyle w:val="22"/>
+                                      <w:keepNext w:val="0"/>
+                                      <w:keepLines w:val="0"/>
+                                      <w:pageBreakBefore w:val="0"/>
+                                      <w:kinsoku/>
+                                      <w:wordWrap/>
+                                      <w:overflowPunct/>
+                                      <w:topLinePunct w:val="0"/>
+                                      <w:bidi w:val="0"/>
+                                      <w:adjustRightInd w:val="0"/>
+                                      <w:snapToGrid w:val="0"/>
+                                      <w:spacing w:line="240" w:lineRule="auto"/>
+                                      <w:ind w:right="15"/>
+                                      <w:jc w:val="both"/>
+                                      <w:textAlignment w:val="auto"/>
+                                      <w:rPr>
+                                        <w:rFonts w:ascii="Times New Roman" w:hAnsi="Times New Roman" w:cs="Times New Roman"/>
+                                        <w:sz w:val="18"/>
+                                        <w:szCs w:val="18"/>
+                                      </w:rPr>
+                                    </w:pPr>
+                                    <w:r>
+                                      <w:rPr>
+                                        <w:rFonts w:ascii="Times New Roman" w:hAnsi="Times New Roman" w:cs="Times New Roman"/>
+                                        <w:kern w:val="2"/>
+                                        <w:sz w:val="18"/>
+                                        <w:szCs w:val="18"/>
+                                        <w:lang w:eastAsia="zh-CN"/>
+                                      </w:rPr>
+                                      <w:t>{{ reportdate }}</w:t>
+                                    </w:r>
+                                  </w:p>
+                                </w:tc>
+                              </w:tr>
+                            </w:tbl>
+                            <w:p>
+                              <w:pPr>
+                                <w:keepNext w:val="0"/>
+                                <w:keepLines w:val="0"/>
+                                <w:pageBreakBefore w:val="0"/>
+                                <w:widowControl/>
+                                <w:kinsoku/>
+                                <w:wordWrap/>
+                                <w:overflowPunct/>
+                                <w:topLinePunct w:val="0"/>
+                                <w:bidi w:val="0"/>
+                                <w:adjustRightInd w:val="0"/>
+                                <w:snapToGrid w:val="0"/>
+                                <w:spacing w:line="240" w:lineRule="auto"/>
+                                <w:textAlignment w:val="auto"/>
+                                <w:rPr>
+                                  <w:rFonts w:hint="default" w:ascii="Times New Roman" w:hAnsi="Times New Roman" w:eastAsia="等线" w:cs="宋体"/>
+                                  <w:sz w:val="18"/>
+                                  <w:szCs w:val="18"/>
+                                  <w:lang w:val="en-US" w:eastAsia="zh-CN" w:bidi="ar-SA"/>
+                                </w:rPr>
+                              </w:pPr>
+                              <w:r>
+                                <w:rPr>
+                                  <w:rFonts w:hint="eastAsia" w:ascii="Times New Roman" w:hAnsi="Times New Roman" w:eastAsia="微软雅黑" w:cs="Times New Roman"/>
+                                  <w:sz w:val="18"/>
+                                  <w:szCs w:val="18"/>
+                                  <w:lang w:eastAsia="zh-CN"/>
+                                </w:rPr>
+                                <w:t>{% endif %}</w:t>
+                              </w:r>
+                            </w:p>
+                          </w:txbxContent>
+                        </wps:txbx>
+                        <wps:bodyPr rot="0" spcFirstLastPara="0" vertOverflow="overflow" horzOverflow="overflow" vert="horz" wrap="square" lIns="91440" tIns="45720" rIns="91440" bIns="45720" numCol="1" spcCol="0" rtlCol="0" fromWordArt="0" anchor="t" anchorCtr="0" forceAA="0" compatLnSpc="1">
+                          <a:noAutofit/>
+                        </wps:bodyPr>
+                      </wps:wsp>
+                      <pic:pic xmlns:pic="http://schemas.openxmlformats.org/drawingml/2006/picture">
+                        <pic:nvPicPr>
+                          <pic:cNvPr id="15" name="图片 25"/>
+                          <pic:cNvPicPr>
+                            <a:picLocks noChangeAspect="1" noChangeArrowheads="1"/>
+                          </pic:cNvPicPr>
+                        </pic:nvPicPr>
+                        <pic:blipFill>
+                          <a:blip r:embed="rId21">
+                            <a:extLst>
+                              <a:ext uri="{28A0092B-C50C-407E-A947-70E740481C1C}">
+                                <a14:useLocalDpi xmlns:a14="http://schemas.microsoft.com/office/drawing/2010/main" val="0"/>
+                              </a:ext>
+                            </a:extLst>
+                          </a:blip>
+                          <a:srcRect/>
+                          <a:stretch>
+                            <a:fillRect/>
+                          </a:stretch>
+                        </pic:blipFill>
+                        <pic:spPr>
+                          <a:xfrm>
+                            <a:off x="6851" y="809759"/>
+                            <a:ext cx="1098" cy="1098"/>
+                          </a:xfrm>
+                          <a:prstGeom prst="rect">
+                            <a:avLst/>
+                          </a:prstGeom>
+                          <a:noFill/>
+                          <a:ln>
+                            <a:noFill/>
+                          </a:ln>
+                        </pic:spPr>
+                      </pic:pic>
+                    </wpg:wgp>
                   </a:graphicData>
                 </a:graphic>
               </wp:anchor>
@@ -27827,2001 +27813,2010 @@
           </mc:Choice>
           <mc:Fallback>
             <w:pict>
-              <v:shape id="_x0000_s1026" o:spid="_x0000_s1026" o:spt="202" type="#_x0000_t202" style="position:absolute;left:0pt;margin-left:-38.75pt;margin-top:-65.1pt;height:468.45pt;width:239.4pt;z-index:251668480;mso-width-relative:page;mso-height-relative:page;" fillcolor="#FFFFFF [3201]" filled="t" stroked="f" coordsize="21600,21600" o:gfxdata="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">
-                <v:fill on="t" focussize="0,0"/>
-                <v:stroke on="f" weight="0.5pt"/>
-                <v:imagedata o:title=""/>
+              <v:group id="_x0000_s1026" o:spid="_x0000_s1026" o:spt="203" style="position:absolute;left:0pt;margin-left:-38.75pt;margin-top:-65.1pt;height:468.4pt;width:239.4pt;z-index:251668480;mso-width-relative:page;mso-height-relative:page;" coordorigin="3698,805112" coordsize="4788,9368" o:gfxdata="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">
                 <o:lock v:ext="edit" aspectratio="f"/>
-                <v:textbox>
-                  <w:txbxContent>
-                    <w:p>
-                      <w:pPr>
-                        <w:keepNext w:val="0"/>
-                        <w:keepLines w:val="0"/>
-                        <w:pageBreakBefore w:val="0"/>
-                        <w:widowControl/>
-                        <w:kinsoku/>
-                        <w:wordWrap/>
-                        <w:overflowPunct/>
-                        <w:topLinePunct w:val="0"/>
-                        <w:bidi w:val="0"/>
-                        <w:adjustRightInd w:val="0"/>
-                        <w:snapToGrid w:val="0"/>
-                        <w:spacing w:line="240" w:lineRule="auto"/>
-                        <w:textAlignment w:val="auto"/>
-                        <w:rPr>
-                          <w:rFonts w:hint="eastAsia" w:ascii="Times New Roman" w:hAnsi="Times New Roman" w:eastAsia="微软雅黑" w:cs="Times New Roman"/>
-                          <w:b/>
-                          <w:bCs/>
-                          <w:sz w:val="21"/>
-                          <w:szCs w:val="21"/>
-                          <w:lang w:val="en-US" w:eastAsia="zh-CN" w:bidi="ar-SA"/>
-                        </w:rPr>
-                      </w:pPr>
-                      <w:r>
-                        <w:rPr>
-                          <w:rFonts w:hint="eastAsia" w:ascii="Times New Roman" w:hAnsi="Times New Roman" w:eastAsia="微软雅黑" w:cs="Times New Roman"/>
-                          <w:b/>
-                          <w:bCs/>
-                          <w:sz w:val="21"/>
-                          <w:szCs w:val="21"/>
-                          <w:lang w:val="en-US" w:eastAsia="zh-CN" w:bidi="ar-SA"/>
-                        </w:rPr>
-                        <w:t>广州诺禾医学检验实验室</w:t>
-                      </w:r>
-                    </w:p>
-                    <w:p>
-                      <w:pPr>
-                        <w:keepNext w:val="0"/>
-                        <w:keepLines w:val="0"/>
-                        <w:pageBreakBefore w:val="0"/>
-                        <w:widowControl/>
-                        <w:kinsoku/>
-                        <w:wordWrap/>
-                        <w:overflowPunct/>
-                        <w:topLinePunct w:val="0"/>
-                        <w:bidi w:val="0"/>
-                        <w:adjustRightInd w:val="0"/>
-                        <w:snapToGrid w:val="0"/>
-                        <w:spacing w:line="240" w:lineRule="auto"/>
-                        <w:textAlignment w:val="auto"/>
-                        <w:rPr>
-                          <w:rFonts w:hint="eastAsia" w:ascii="Times New Roman" w:hAnsi="Times New Roman" w:eastAsia="微软雅黑" w:cs="Times New Roman"/>
-                          <w:b/>
-                          <w:bCs/>
-                          <w:sz w:val="21"/>
-                          <w:szCs w:val="21"/>
-                          <w:lang w:val="en-US" w:eastAsia="zh-CN" w:bidi="ar-SA"/>
-                        </w:rPr>
-                      </w:pPr>
-                      <w:r>
-                        <w:rPr>
-                          <w:rFonts w:hint="eastAsia" w:ascii="Times New Roman" w:hAnsi="Times New Roman" w:eastAsia="微软雅黑" w:cs="Times New Roman"/>
-                          <w:b w:val="0"/>
-                          <w:bCs w:val="0"/>
-                          <w:sz w:val="21"/>
-                          <w:szCs w:val="21"/>
-                          <w:lang w:val="en-US" w:eastAsia="zh-CN" w:bidi="ar-SA"/>
-                        </w:rPr>
-                        <w:t>广州市黄埔区开源大道11号C6栋702室</w:t>
-                      </w:r>
-                    </w:p>
-                    <w:p>
-                      <w:pPr>
-                        <w:keepNext w:val="0"/>
-                        <w:keepLines w:val="0"/>
-                        <w:pageBreakBefore w:val="0"/>
-                        <w:widowControl/>
-                        <w:kinsoku/>
-                        <w:wordWrap/>
-                        <w:overflowPunct/>
-                        <w:topLinePunct w:val="0"/>
-                        <w:bidi w:val="0"/>
-                        <w:adjustRightInd w:val="0"/>
-                        <w:snapToGrid w:val="0"/>
-                        <w:spacing w:line="240" w:lineRule="auto"/>
-                        <w:textAlignment w:val="auto"/>
-                        <w:rPr>
-                          <w:rFonts w:hint="eastAsia" w:ascii="Times New Roman" w:hAnsi="Times New Roman" w:eastAsia="微软雅黑" w:cs="Times New Roman"/>
-                          <w:b/>
-                          <w:bCs/>
-                          <w:sz w:val="21"/>
-                          <w:szCs w:val="21"/>
-                          <w:lang w:val="en-US" w:eastAsia="zh-CN" w:bidi="ar-SA"/>
-                        </w:rPr>
-                      </w:pPr>
-                      <w:r>
-                        <w:rPr>
-                          <w:rFonts w:hint="eastAsia" w:ascii="Times New Roman" w:hAnsi="Times New Roman" w:eastAsia="微软雅黑" w:cs="Times New Roman"/>
-                          <w:b/>
-                          <w:bCs/>
-                          <w:sz w:val="21"/>
-                          <w:szCs w:val="21"/>
-                          <w:lang w:val="en-US" w:eastAsia="zh-CN" w:bidi="ar-SA"/>
-                        </w:rPr>
-                        <w:t>上海诺禾医学检验实验室</w:t>
-                      </w:r>
-                    </w:p>
-                    <w:p>
-                      <w:pPr>
-                        <w:keepNext w:val="0"/>
-                        <w:keepLines w:val="0"/>
-                        <w:pageBreakBefore w:val="0"/>
-                        <w:widowControl/>
-                        <w:kinsoku/>
-                        <w:wordWrap/>
-                        <w:overflowPunct/>
-                        <w:topLinePunct w:val="0"/>
-                        <w:bidi w:val="0"/>
-                        <w:adjustRightInd w:val="0"/>
-                        <w:snapToGrid w:val="0"/>
-                        <w:spacing w:line="240" w:lineRule="auto"/>
-                        <w:textAlignment w:val="auto"/>
-                        <w:rPr>
-                          <w:rFonts w:hint="eastAsia" w:ascii="Times New Roman" w:hAnsi="Times New Roman" w:eastAsia="微软雅黑" w:cs="Times New Roman"/>
-                          <w:b/>
-                          <w:bCs/>
-                          <w:sz w:val="21"/>
-                          <w:szCs w:val="21"/>
-                          <w:lang w:val="en-US" w:eastAsia="zh-CN" w:bidi="ar-SA"/>
-                        </w:rPr>
-                      </w:pPr>
-                      <w:r>
-                        <w:rPr>
-                          <w:rFonts w:hint="eastAsia" w:ascii="Times New Roman" w:hAnsi="Times New Roman" w:eastAsia="微软雅黑" w:cs="Times New Roman"/>
-                          <w:b w:val="0"/>
-                          <w:bCs w:val="0"/>
-                          <w:sz w:val="21"/>
-                          <w:szCs w:val="21"/>
-                          <w:lang w:val="en-US" w:eastAsia="zh-CN" w:bidi="ar-SA"/>
-                        </w:rPr>
-                        <w:t>上海市闵行区绿洲环路396弄9号201室</w:t>
-                      </w:r>
-                    </w:p>
-                    <w:p>
-                      <w:pPr>
-                        <w:keepNext w:val="0"/>
-                        <w:keepLines w:val="0"/>
-                        <w:pageBreakBefore w:val="0"/>
-                        <w:widowControl/>
-                        <w:kinsoku/>
-                        <w:wordWrap/>
-                        <w:overflowPunct/>
-                        <w:topLinePunct w:val="0"/>
-                        <w:bidi w:val="0"/>
-                        <w:adjustRightInd w:val="0"/>
-                        <w:snapToGrid w:val="0"/>
-                        <w:spacing w:line="240" w:lineRule="auto"/>
-                        <w:textAlignment w:val="auto"/>
-                        <w:rPr>
-                          <w:rFonts w:hint="eastAsia" w:ascii="Times New Roman" w:hAnsi="Times New Roman" w:eastAsia="微软雅黑" w:cs="Times New Roman"/>
-                          <w:b/>
-                          <w:bCs/>
-                          <w:sz w:val="21"/>
-                          <w:szCs w:val="21"/>
-                          <w:lang w:val="en-US" w:eastAsia="zh-CN" w:bidi="ar-SA"/>
-                        </w:rPr>
-                      </w:pPr>
-                      <w:r>
-                        <w:rPr>
-                          <w:rFonts w:hint="eastAsia" w:ascii="Times New Roman" w:hAnsi="Times New Roman" w:eastAsia="微软雅黑" w:cs="Times New Roman"/>
-                          <w:b/>
-                          <w:bCs/>
-                          <w:sz w:val="21"/>
-                          <w:szCs w:val="21"/>
-                          <w:lang w:val="en-US" w:eastAsia="zh-CN" w:bidi="ar-SA"/>
-                        </w:rPr>
-                        <w:t>天津诺禾医学检验实验室</w:t>
-                      </w:r>
-                    </w:p>
-                    <w:p>
-                      <w:pPr>
-                        <w:keepNext w:val="0"/>
-                        <w:keepLines w:val="0"/>
-                        <w:pageBreakBefore w:val="0"/>
-                        <w:tabs>
-                          <w:tab w:val="left" w:pos="6770"/>
-                        </w:tabs>
-                        <w:kinsoku/>
-                        <w:wordWrap/>
-                        <w:overflowPunct/>
-                        <w:topLinePunct w:val="0"/>
-                        <w:bidi w:val="0"/>
-                        <w:adjustRightInd w:val="0"/>
-                        <w:snapToGrid w:val="0"/>
-                        <w:spacing w:line="240" w:lineRule="auto"/>
-                        <w:textAlignment w:val="auto"/>
-                        <w:rPr>
-                          <w:rFonts w:hint="eastAsia" w:ascii="Times New Roman" w:hAnsi="Times New Roman" w:eastAsia="微软雅黑" w:cs="Times New Roman"/>
-                          <w:b w:val="0"/>
-                          <w:bCs w:val="0"/>
-                          <w:sz w:val="21"/>
-                          <w:szCs w:val="21"/>
-                          <w:lang w:val="en-US" w:eastAsia="zh-CN" w:bidi="ar-SA"/>
-                        </w:rPr>
-                      </w:pPr>
-                      <w:r>
-                        <w:rPr>
-                          <w:rFonts w:hint="eastAsia" w:ascii="Times New Roman" w:hAnsi="Times New Roman" w:eastAsia="微软雅黑" w:cs="Times New Roman"/>
-                          <w:b w:val="0"/>
-                          <w:bCs w:val="0"/>
-                          <w:sz w:val="21"/>
-                          <w:szCs w:val="21"/>
-                          <w:lang w:val="en-US" w:eastAsia="zh-CN" w:bidi="ar-SA"/>
-                        </w:rPr>
-                        <w:t>天津市武清区创业总部基地B07</w:t>
-                      </w:r>
-                    </w:p>
-                    <w:p>
-                      <w:pPr>
-                        <w:keepNext w:val="0"/>
-                        <w:keepLines w:val="0"/>
-                        <w:pageBreakBefore w:val="0"/>
-                        <w:tabs>
-                          <w:tab w:val="left" w:pos="6770"/>
-                        </w:tabs>
-                        <w:kinsoku/>
-                        <w:wordWrap/>
-                        <w:overflowPunct/>
-                        <w:topLinePunct w:val="0"/>
-                        <w:bidi w:val="0"/>
-                        <w:adjustRightInd w:val="0"/>
-                        <w:snapToGrid w:val="0"/>
-                        <w:spacing w:line="240" w:lineRule="auto"/>
-                        <w:textAlignment w:val="auto"/>
-                        <w:rPr>
-                          <w:rFonts w:hint="eastAsia" w:ascii="Times New Roman" w:hAnsi="Times New Roman" w:eastAsia="微软雅黑" w:cs="Times New Roman"/>
-                          <w:b w:val="0"/>
-                          <w:bCs w:val="0"/>
-                          <w:sz w:val="21"/>
-                          <w:szCs w:val="21"/>
-                          <w:lang w:val="en-US" w:eastAsia="zh-CN" w:bidi="ar-SA"/>
-                        </w:rPr>
-                      </w:pPr>
-                    </w:p>
-                    <w:p>
-                      <w:pPr>
-                        <w:keepNext w:val="0"/>
-                        <w:keepLines w:val="0"/>
-                        <w:pageBreakBefore w:val="0"/>
-                        <w:widowControl/>
-                        <w:kinsoku/>
-                        <w:wordWrap/>
-                        <w:overflowPunct/>
-                        <w:topLinePunct w:val="0"/>
-                        <w:bidi w:val="0"/>
-                        <w:adjustRightInd w:val="0"/>
-                        <w:snapToGrid w:val="0"/>
-                        <w:spacing w:line="240" w:lineRule="auto"/>
-                        <w:textAlignment w:val="auto"/>
-                        <w:rPr>
-                          <w:rFonts w:ascii="Times New Roman" w:hAnsi="Times New Roman" w:eastAsia="等线" w:cs="宋体"/>
-                          <w:sz w:val="21"/>
-                          <w:szCs w:val="21"/>
-                          <w:lang w:val="en-US" w:eastAsia="zh-CN" w:bidi="ar-SA"/>
-                        </w:rPr>
-                      </w:pPr>
-                      <w:r>
-                        <w:rPr>
-                          <w:rFonts w:ascii="宋体" w:hAnsi="宋体" w:eastAsia="宋体" w:cs="宋体"/>
-                          <w:sz w:val="21"/>
-                          <w:szCs w:val="21"/>
-                          <w:lang w:val="en-US" w:eastAsia="en-US" w:bidi="ar-SA"/>
-                        </w:rPr>
-                        <w:drawing>
-                          <wp:inline distT="0" distB="0" distL="114935" distR="114935">
-                            <wp:extent cx="438785" cy="438785"/>
-                            <wp:effectExtent l="0" t="0" r="3175" b="3175"/>
-                            <wp:docPr id="14" name="图片 4" descr="IMG_256"/>
-                            <wp:cNvGraphicFramePr>
-                              <a:graphicFrameLocks xmlns:a="http://schemas.openxmlformats.org/drawingml/2006/main" noChangeAspect="1"/>
-                            </wp:cNvGraphicFramePr>
-                            <a:graphic xmlns:a="http://schemas.openxmlformats.org/drawingml/2006/main">
-                              <a:graphicData uri="http://schemas.openxmlformats.org/drawingml/2006/picture">
-                                <pic:pic xmlns:pic="http://schemas.openxmlformats.org/drawingml/2006/picture">
-                                  <pic:nvPicPr>
-                                    <pic:cNvPr id="14" name="图片 4" descr="IMG_256"/>
-                                    <pic:cNvPicPr>
-                                      <a:picLocks noChangeAspect="1"/>
-                                    </pic:cNvPicPr>
-                                  </pic:nvPicPr>
-                                  <pic:blipFill>
-                                    <a:blip r:embed="rId16"/>
-                                    <a:stretch>
-                                      <a:fillRect/>
-                                    </a:stretch>
-                                  </pic:blipFill>
-                                  <pic:spPr>
-                                    <a:xfrm>
-                                      <a:off x="0" y="0"/>
-                                      <a:ext cx="438785" cy="438785"/>
-                                    </a:xfrm>
-                                    <a:prstGeom prst="rect">
-                                      <a:avLst/>
-                                    </a:prstGeom>
-                                    <a:noFill/>
-                                    <a:ln w="9525">
+                <v:shape id="_x0000_s1026" o:spid="_x0000_s1026" o:spt="202" type="#_x0000_t202" style="position:absolute;left:3698;top:805112;height:9369;width:4788;" fillcolor="#FFFFFF [3201]" filled="t" stroked="f" coordsize="21600,21600" o:gfxdata="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">
+                  <v:fill on="t" focussize="0,0"/>
+                  <v:stroke on="f" weight="0.5pt"/>
+                  <v:imagedata o:title=""/>
+                  <o:lock v:ext="edit" aspectratio="f"/>
+                  <v:textbox>
+                    <w:txbxContent>
+                      <w:p>
+                        <w:pPr>
+                          <w:keepNext w:val="0"/>
+                          <w:keepLines w:val="0"/>
+                          <w:pageBreakBefore w:val="0"/>
+                          <w:widowControl/>
+                          <w:kinsoku/>
+                          <w:wordWrap/>
+                          <w:overflowPunct/>
+                          <w:topLinePunct w:val="0"/>
+                          <w:bidi w:val="0"/>
+                          <w:adjustRightInd w:val="0"/>
+                          <w:snapToGrid w:val="0"/>
+                          <w:spacing w:line="240" w:lineRule="auto"/>
+                          <w:textAlignment w:val="auto"/>
+                          <w:rPr>
+                            <w:rFonts w:hint="eastAsia" w:ascii="Times New Roman" w:hAnsi="Times New Roman" w:eastAsia="微软雅黑" w:cs="Times New Roman"/>
+                            <w:b/>
+                            <w:bCs/>
+                            <w:sz w:val="21"/>
+                            <w:szCs w:val="21"/>
+                            <w:lang w:val="en-US" w:eastAsia="zh-CN" w:bidi="ar-SA"/>
+                          </w:rPr>
+                        </w:pPr>
+                        <w:r>
+                          <w:rPr>
+                            <w:rFonts w:hint="eastAsia" w:ascii="Times New Roman" w:hAnsi="Times New Roman" w:eastAsia="微软雅黑" w:cs="Times New Roman"/>
+                            <w:b/>
+                            <w:bCs/>
+                            <w:sz w:val="21"/>
+                            <w:szCs w:val="21"/>
+                            <w:lang w:val="en-US" w:eastAsia="zh-CN" w:bidi="ar-SA"/>
+                          </w:rPr>
+                          <w:t>广州诺禾医学检验实验室</w:t>
+                        </w:r>
+                      </w:p>
+                      <w:p>
+                        <w:pPr>
+                          <w:keepNext w:val="0"/>
+                          <w:keepLines w:val="0"/>
+                          <w:pageBreakBefore w:val="0"/>
+                          <w:widowControl/>
+                          <w:kinsoku/>
+                          <w:wordWrap/>
+                          <w:overflowPunct/>
+                          <w:topLinePunct w:val="0"/>
+                          <w:bidi w:val="0"/>
+                          <w:adjustRightInd w:val="0"/>
+                          <w:snapToGrid w:val="0"/>
+                          <w:spacing w:line="240" w:lineRule="auto"/>
+                          <w:textAlignment w:val="auto"/>
+                          <w:rPr>
+                            <w:rFonts w:hint="eastAsia" w:ascii="Times New Roman" w:hAnsi="Times New Roman" w:eastAsia="微软雅黑" w:cs="Times New Roman"/>
+                            <w:b/>
+                            <w:bCs/>
+                            <w:sz w:val="21"/>
+                            <w:szCs w:val="21"/>
+                            <w:lang w:val="en-US" w:eastAsia="zh-CN" w:bidi="ar-SA"/>
+                          </w:rPr>
+                        </w:pPr>
+                        <w:r>
+                          <w:rPr>
+                            <w:rFonts w:hint="eastAsia" w:ascii="Times New Roman" w:hAnsi="Times New Roman" w:eastAsia="微软雅黑" w:cs="Times New Roman"/>
+                            <w:b w:val="0"/>
+                            <w:bCs w:val="0"/>
+                            <w:sz w:val="21"/>
+                            <w:szCs w:val="21"/>
+                            <w:lang w:val="en-US" w:eastAsia="zh-CN" w:bidi="ar-SA"/>
+                          </w:rPr>
+                          <w:t>广州市黄埔区开源大道11号C6栋702室</w:t>
+                        </w:r>
+                      </w:p>
+                      <w:p>
+                        <w:pPr>
+                          <w:keepNext w:val="0"/>
+                          <w:keepLines w:val="0"/>
+                          <w:pageBreakBefore w:val="0"/>
+                          <w:widowControl/>
+                          <w:kinsoku/>
+                          <w:wordWrap/>
+                          <w:overflowPunct/>
+                          <w:topLinePunct w:val="0"/>
+                          <w:bidi w:val="0"/>
+                          <w:adjustRightInd w:val="0"/>
+                          <w:snapToGrid w:val="0"/>
+                          <w:spacing w:line="240" w:lineRule="auto"/>
+                          <w:textAlignment w:val="auto"/>
+                          <w:rPr>
+                            <w:rFonts w:hint="eastAsia" w:ascii="Times New Roman" w:hAnsi="Times New Roman" w:eastAsia="微软雅黑" w:cs="Times New Roman"/>
+                            <w:b/>
+                            <w:bCs/>
+                            <w:sz w:val="21"/>
+                            <w:szCs w:val="21"/>
+                            <w:lang w:val="en-US" w:eastAsia="zh-CN" w:bidi="ar-SA"/>
+                          </w:rPr>
+                        </w:pPr>
+                        <w:r>
+                          <w:rPr>
+                            <w:rFonts w:hint="eastAsia" w:ascii="Times New Roman" w:hAnsi="Times New Roman" w:eastAsia="微软雅黑" w:cs="Times New Roman"/>
+                            <w:b/>
+                            <w:bCs/>
+                            <w:sz w:val="21"/>
+                            <w:szCs w:val="21"/>
+                            <w:lang w:val="en-US" w:eastAsia="zh-CN" w:bidi="ar-SA"/>
+                          </w:rPr>
+                          <w:t>上海诺禾医学检验实验室</w:t>
+                        </w:r>
+                      </w:p>
+                      <w:p>
+                        <w:pPr>
+                          <w:keepNext w:val="0"/>
+                          <w:keepLines w:val="0"/>
+                          <w:pageBreakBefore w:val="0"/>
+                          <w:widowControl/>
+                          <w:kinsoku/>
+                          <w:wordWrap/>
+                          <w:overflowPunct/>
+                          <w:topLinePunct w:val="0"/>
+                          <w:bidi w:val="0"/>
+                          <w:adjustRightInd w:val="0"/>
+                          <w:snapToGrid w:val="0"/>
+                          <w:spacing w:line="240" w:lineRule="auto"/>
+                          <w:textAlignment w:val="auto"/>
+                          <w:rPr>
+                            <w:rFonts w:hint="eastAsia" w:ascii="Times New Roman" w:hAnsi="Times New Roman" w:eastAsia="微软雅黑" w:cs="Times New Roman"/>
+                            <w:b/>
+                            <w:bCs/>
+                            <w:sz w:val="21"/>
+                            <w:szCs w:val="21"/>
+                            <w:lang w:val="en-US" w:eastAsia="zh-CN" w:bidi="ar-SA"/>
+                          </w:rPr>
+                        </w:pPr>
+                        <w:r>
+                          <w:rPr>
+                            <w:rFonts w:hint="eastAsia" w:ascii="Times New Roman" w:hAnsi="Times New Roman" w:eastAsia="微软雅黑" w:cs="Times New Roman"/>
+                            <w:b w:val="0"/>
+                            <w:bCs w:val="0"/>
+                            <w:sz w:val="21"/>
+                            <w:szCs w:val="21"/>
+                            <w:lang w:val="en-US" w:eastAsia="zh-CN" w:bidi="ar-SA"/>
+                          </w:rPr>
+                          <w:t>上海市闵行区绿洲环路396弄9号201室</w:t>
+                        </w:r>
+                      </w:p>
+                      <w:p>
+                        <w:pPr>
+                          <w:keepNext w:val="0"/>
+                          <w:keepLines w:val="0"/>
+                          <w:pageBreakBefore w:val="0"/>
+                          <w:widowControl/>
+                          <w:kinsoku/>
+                          <w:wordWrap/>
+                          <w:overflowPunct/>
+                          <w:topLinePunct w:val="0"/>
+                          <w:bidi w:val="0"/>
+                          <w:adjustRightInd w:val="0"/>
+                          <w:snapToGrid w:val="0"/>
+                          <w:spacing w:line="240" w:lineRule="auto"/>
+                          <w:textAlignment w:val="auto"/>
+                          <w:rPr>
+                            <w:rFonts w:hint="eastAsia" w:ascii="Times New Roman" w:hAnsi="Times New Roman" w:eastAsia="微软雅黑" w:cs="Times New Roman"/>
+                            <w:b/>
+                            <w:bCs/>
+                            <w:sz w:val="21"/>
+                            <w:szCs w:val="21"/>
+                            <w:lang w:val="en-US" w:eastAsia="zh-CN" w:bidi="ar-SA"/>
+                          </w:rPr>
+                        </w:pPr>
+                        <w:r>
+                          <w:rPr>
+                            <w:rFonts w:hint="eastAsia" w:ascii="Times New Roman" w:hAnsi="Times New Roman" w:eastAsia="微软雅黑" w:cs="Times New Roman"/>
+                            <w:b/>
+                            <w:bCs/>
+                            <w:sz w:val="21"/>
+                            <w:szCs w:val="21"/>
+                            <w:lang w:val="en-US" w:eastAsia="zh-CN" w:bidi="ar-SA"/>
+                          </w:rPr>
+                          <w:t>天津诺禾医学检验实验室</w:t>
+                        </w:r>
+                      </w:p>
+                      <w:p>
+                        <w:pPr>
+                          <w:keepNext w:val="0"/>
+                          <w:keepLines w:val="0"/>
+                          <w:pageBreakBefore w:val="0"/>
+                          <w:tabs>
+                            <w:tab w:val="left" w:pos="6770"/>
+                          </w:tabs>
+                          <w:kinsoku/>
+                          <w:wordWrap/>
+                          <w:overflowPunct/>
+                          <w:topLinePunct w:val="0"/>
+                          <w:bidi w:val="0"/>
+                          <w:adjustRightInd w:val="0"/>
+                          <w:snapToGrid w:val="0"/>
+                          <w:spacing w:line="240" w:lineRule="auto"/>
+                          <w:textAlignment w:val="auto"/>
+                          <w:rPr>
+                            <w:rFonts w:hint="eastAsia" w:ascii="Times New Roman" w:hAnsi="Times New Roman" w:eastAsia="微软雅黑" w:cs="Times New Roman"/>
+                            <w:b w:val="0"/>
+                            <w:bCs w:val="0"/>
+                            <w:sz w:val="21"/>
+                            <w:szCs w:val="21"/>
+                            <w:lang w:val="en-US" w:eastAsia="zh-CN" w:bidi="ar-SA"/>
+                          </w:rPr>
+                        </w:pPr>
+                        <w:r>
+                          <w:rPr>
+                            <w:rFonts w:hint="eastAsia" w:ascii="Times New Roman" w:hAnsi="Times New Roman" w:eastAsia="微软雅黑" w:cs="Times New Roman"/>
+                            <w:b w:val="0"/>
+                            <w:bCs w:val="0"/>
+                            <w:sz w:val="21"/>
+                            <w:szCs w:val="21"/>
+                            <w:lang w:val="en-US" w:eastAsia="zh-CN" w:bidi="ar-SA"/>
+                          </w:rPr>
+                          <w:t>天津市武清区创业总部基地B07</w:t>
+                        </w:r>
+                      </w:p>
+                      <w:p>
+                        <w:pPr>
+                          <w:keepNext w:val="0"/>
+                          <w:keepLines w:val="0"/>
+                          <w:pageBreakBefore w:val="0"/>
+                          <w:tabs>
+                            <w:tab w:val="left" w:pos="6770"/>
+                          </w:tabs>
+                          <w:kinsoku/>
+                          <w:wordWrap/>
+                          <w:overflowPunct/>
+                          <w:topLinePunct w:val="0"/>
+                          <w:bidi w:val="0"/>
+                          <w:adjustRightInd w:val="0"/>
+                          <w:snapToGrid w:val="0"/>
+                          <w:spacing w:line="240" w:lineRule="auto"/>
+                          <w:textAlignment w:val="auto"/>
+                          <w:rPr>
+                            <w:rFonts w:hint="eastAsia" w:ascii="Times New Roman" w:hAnsi="Times New Roman" w:eastAsia="微软雅黑" w:cs="Times New Roman"/>
+                            <w:b w:val="0"/>
+                            <w:bCs w:val="0"/>
+                            <w:sz w:val="21"/>
+                            <w:szCs w:val="21"/>
+                            <w:lang w:val="en-US" w:eastAsia="zh-CN" w:bidi="ar-SA"/>
+                          </w:rPr>
+                        </w:pPr>
+                      </w:p>
+                      <w:p>
+                        <w:pPr>
+                          <w:keepNext w:val="0"/>
+                          <w:keepLines w:val="0"/>
+                          <w:pageBreakBefore w:val="0"/>
+                          <w:widowControl/>
+                          <w:kinsoku/>
+                          <w:wordWrap/>
+                          <w:overflowPunct/>
+                          <w:topLinePunct w:val="0"/>
+                          <w:bidi w:val="0"/>
+                          <w:adjustRightInd w:val="0"/>
+                          <w:snapToGrid w:val="0"/>
+                          <w:spacing w:line="240" w:lineRule="auto"/>
+                          <w:textAlignment w:val="auto"/>
+                          <w:rPr>
+                            <w:rFonts w:ascii="Times New Roman" w:hAnsi="Times New Roman" w:eastAsia="等线" w:cs="宋体"/>
+                            <w:sz w:val="21"/>
+                            <w:szCs w:val="21"/>
+                            <w:lang w:val="en-US" w:eastAsia="zh-CN" w:bidi="ar-SA"/>
+                          </w:rPr>
+                        </w:pPr>
+                        <w:r>
+                          <w:rPr>
+                            <w:rFonts w:ascii="宋体" w:hAnsi="宋体" w:eastAsia="宋体" w:cs="宋体"/>
+                            <w:sz w:val="21"/>
+                            <w:szCs w:val="21"/>
+                            <w:lang w:val="en-US" w:eastAsia="en-US" w:bidi="ar-SA"/>
+                          </w:rPr>
+                          <w:drawing>
+                            <wp:inline distT="0" distB="0" distL="114935" distR="114935">
+                              <wp:extent cx="438785" cy="438785"/>
+                              <wp:effectExtent l="0" t="0" r="3175" b="3175"/>
+                              <wp:docPr id="14" name="图片 4" descr="IMG_256"/>
+                              <wp:cNvGraphicFramePr>
+                                <a:graphicFrameLocks xmlns:a="http://schemas.openxmlformats.org/drawingml/2006/main" noChangeAspect="1"/>
+                              </wp:cNvGraphicFramePr>
+                              <a:graphic xmlns:a="http://schemas.openxmlformats.org/drawingml/2006/main">
+                                <a:graphicData uri="http://schemas.openxmlformats.org/drawingml/2006/picture">
+                                  <pic:pic xmlns:pic="http://schemas.openxmlformats.org/drawingml/2006/picture">
+                                    <pic:nvPicPr>
+                                      <pic:cNvPr id="14" name="图片 4" descr="IMG_256"/>
+                                      <pic:cNvPicPr>
+                                        <a:picLocks noChangeAspect="1"/>
+                                      </pic:cNvPicPr>
+                                    </pic:nvPicPr>
+                                    <pic:blipFill>
+                                      <a:blip r:embed="rId16"/>
+                                      <a:stretch>
+                                        <a:fillRect/>
+                                      </a:stretch>
+                                    </pic:blipFill>
+                                    <pic:spPr>
+                                      <a:xfrm>
+                                        <a:off x="0" y="0"/>
+                                        <a:ext cx="438785" cy="438785"/>
+                                      </a:xfrm>
+                                      <a:prstGeom prst="rect">
+                                        <a:avLst/>
+                                      </a:prstGeom>
                                       <a:noFill/>
-                                    </a:ln>
-                                  </pic:spPr>
-                                </pic:pic>
-                              </a:graphicData>
-                            </a:graphic>
-                          </wp:inline>
-                        </w:drawing>
-                      </w:r>
-                      <w:r>
-                        <w:rPr>
-                          <w:rFonts w:hint="eastAsia" w:cs="宋体"/>
-                          <w:sz w:val="21"/>
-                          <w:szCs w:val="21"/>
-                          <w:lang w:val="en-US" w:eastAsia="zh-CN" w:bidi="ar-SA"/>
-                        </w:rPr>
-                        <w:t xml:space="preserve">   </w:t>
-                      </w:r>
-                      <w:r>
-                        <w:rPr>
-                          <w:rFonts w:ascii="宋体" w:hAnsi="宋体" w:eastAsia="宋体" w:cs="宋体"/>
-                          <w:sz w:val="21"/>
-                          <w:szCs w:val="21"/>
-                          <w:lang w:val="en-US" w:eastAsia="en-US" w:bidi="ar-SA"/>
-                        </w:rPr>
-                        <w:drawing>
-                          <wp:inline distT="0" distB="0" distL="114935" distR="114935">
-                            <wp:extent cx="439420" cy="439420"/>
-                            <wp:effectExtent l="0" t="0" r="2540" b="2540"/>
-                            <wp:docPr id="15" name="图片 3" descr="IMG_256"/>
-                            <wp:cNvGraphicFramePr>
-                              <a:graphicFrameLocks xmlns:a="http://schemas.openxmlformats.org/drawingml/2006/main" noChangeAspect="1"/>
-                            </wp:cNvGraphicFramePr>
-                            <a:graphic xmlns:a="http://schemas.openxmlformats.org/drawingml/2006/main">
-                              <a:graphicData uri="http://schemas.openxmlformats.org/drawingml/2006/picture">
-                                <pic:pic xmlns:pic="http://schemas.openxmlformats.org/drawingml/2006/picture">
-                                  <pic:nvPicPr>
-                                    <pic:cNvPr id="15" name="图片 3" descr="IMG_256"/>
-                                    <pic:cNvPicPr>
-                                      <a:picLocks noChangeAspect="1"/>
-                                    </pic:cNvPicPr>
-                                  </pic:nvPicPr>
-                                  <pic:blipFill>
-                                    <a:blip r:embed="rId17"/>
-                                    <a:stretch>
-                                      <a:fillRect/>
-                                    </a:stretch>
-                                  </pic:blipFill>
-                                  <pic:spPr>
-                                    <a:xfrm>
-                                      <a:off x="0" y="0"/>
-                                      <a:ext cx="439420" cy="439420"/>
-                                    </a:xfrm>
-                                    <a:prstGeom prst="rect">
-                                      <a:avLst/>
-                                    </a:prstGeom>
-                                    <a:noFill/>
-                                    <a:ln w="9525">
+                                      <a:ln w="9525">
+                                        <a:noFill/>
+                                      </a:ln>
+                                    </pic:spPr>
+                                  </pic:pic>
+                                </a:graphicData>
+                              </a:graphic>
+                            </wp:inline>
+                          </w:drawing>
+                        </w:r>
+                        <w:r>
+                          <w:rPr>
+                            <w:rFonts w:hint="eastAsia" w:cs="宋体"/>
+                            <w:sz w:val="21"/>
+                            <w:szCs w:val="21"/>
+                            <w:lang w:val="en-US" w:eastAsia="zh-CN" w:bidi="ar-SA"/>
+                          </w:rPr>
+                          <w:t xml:space="preserve">   </w:t>
+                        </w:r>
+                        <w:r>
+                          <w:rPr>
+                            <w:rFonts w:ascii="宋体" w:hAnsi="宋体" w:eastAsia="宋体" w:cs="宋体"/>
+                            <w:sz w:val="21"/>
+                            <w:szCs w:val="21"/>
+                            <w:lang w:val="en-US" w:eastAsia="en-US" w:bidi="ar-SA"/>
+                          </w:rPr>
+                          <w:drawing>
+                            <wp:inline distT="0" distB="0" distL="114935" distR="114935">
+                              <wp:extent cx="439420" cy="439420"/>
+                              <wp:effectExtent l="0" t="0" r="2540" b="2540"/>
+                              <wp:docPr id="8" name="图片 3" descr="IMG_256"/>
+                              <wp:cNvGraphicFramePr>
+                                <a:graphicFrameLocks xmlns:a="http://schemas.openxmlformats.org/drawingml/2006/main" noChangeAspect="1"/>
+                              </wp:cNvGraphicFramePr>
+                              <a:graphic xmlns:a="http://schemas.openxmlformats.org/drawingml/2006/main">
+                                <a:graphicData uri="http://schemas.openxmlformats.org/drawingml/2006/picture">
+                                  <pic:pic xmlns:pic="http://schemas.openxmlformats.org/drawingml/2006/picture">
+                                    <pic:nvPicPr>
+                                      <pic:cNvPr id="8" name="图片 3" descr="IMG_256"/>
+                                      <pic:cNvPicPr>
+                                        <a:picLocks noChangeAspect="1"/>
+                                      </pic:cNvPicPr>
+                                    </pic:nvPicPr>
+                                    <pic:blipFill>
+                                      <a:blip r:embed="rId17"/>
+                                      <a:stretch>
+                                        <a:fillRect/>
+                                      </a:stretch>
+                                    </pic:blipFill>
+                                    <pic:spPr>
+                                      <a:xfrm>
+                                        <a:off x="0" y="0"/>
+                                        <a:ext cx="439420" cy="439420"/>
+                                      </a:xfrm>
+                                      <a:prstGeom prst="rect">
+                                        <a:avLst/>
+                                      </a:prstGeom>
                                       <a:noFill/>
-                                    </a:ln>
-                                  </pic:spPr>
-                                </pic:pic>
-                              </a:graphicData>
-                            </a:graphic>
-                          </wp:inline>
-                        </w:drawing>
-                      </w:r>
-                      <w:r>
-                        <w:rPr>
-                          <w:rFonts w:hint="eastAsia" w:cs="宋体"/>
-                          <w:sz w:val="21"/>
-                          <w:szCs w:val="21"/>
-                          <w:lang w:val="en-US" w:eastAsia="zh-CN" w:bidi="ar-SA"/>
-                        </w:rPr>
-                        <w:t xml:space="preserve">   </w:t>
-                      </w:r>
-                      <w:r>
-                        <w:rPr>
-                          <w:color w:val="7F7F7F"/>
-                          <w:sz w:val="20"/>
-                          <w:szCs w:val="20"/>
-                          <w:lang w:eastAsia="zh-CN"/>
-                        </w:rPr>
-                        <w:drawing>
-                          <wp:inline distT="0" distB="0" distL="0" distR="0">
-                            <wp:extent cx="1369060" cy="389255"/>
-                            <wp:effectExtent l="0" t="0" r="2540" b="6985"/>
-                            <wp:docPr id="17" name="图片 17" descr="C:\Users\JT\Desktop\2019.3.1-诺禾致源logo-最新版\logo-透明底.pnglogo-透明底"/>
-                            <wp:cNvGraphicFramePr>
-                              <a:graphicFrameLocks xmlns:a="http://schemas.openxmlformats.org/drawingml/2006/main" noChangeAspect="1"/>
-                            </wp:cNvGraphicFramePr>
-                            <a:graphic xmlns:a="http://schemas.openxmlformats.org/drawingml/2006/main">
-                              <a:graphicData uri="http://schemas.openxmlformats.org/drawingml/2006/picture">
-                                <pic:pic xmlns:pic="http://schemas.openxmlformats.org/drawingml/2006/picture">
-                                  <pic:nvPicPr>
-                                    <pic:cNvPr id="17" name="图片 17" descr="C:\Users\JT\Desktop\2019.3.1-诺禾致源logo-最新版\logo-透明底.pnglogo-透明底"/>
-                                    <pic:cNvPicPr>
-                                      <a:picLocks noChangeAspect="1"/>
-                                    </pic:cNvPicPr>
-                                  </pic:nvPicPr>
-                                  <pic:blipFill>
-                                    <a:blip r:embed="rId12"/>
-                                    <a:srcRect/>
-                                    <a:stretch>
-                                      <a:fillRect/>
-                                    </a:stretch>
-                                  </pic:blipFill>
-                                  <pic:spPr>
-                                    <a:xfrm>
-                                      <a:off x="0" y="0"/>
-                                      <a:ext cx="1369060" cy="389255"/>
-                                    </a:xfrm>
-                                    <a:prstGeom prst="rect">
-                                      <a:avLst/>
-                                    </a:prstGeom>
-                                  </pic:spPr>
-                                </pic:pic>
-                              </a:graphicData>
-                            </a:graphic>
-                          </wp:inline>
-                        </w:drawing>
-                      </w:r>
-                    </w:p>
-                    <w:p>
-                      <w:pPr>
-                        <w:keepNext w:val="0"/>
-                        <w:keepLines w:val="0"/>
-                        <w:pageBreakBefore w:val="0"/>
-                        <w:widowControl/>
-                        <w:kinsoku/>
-                        <w:wordWrap/>
-                        <w:overflowPunct/>
-                        <w:topLinePunct w:val="0"/>
-                        <w:bidi w:val="0"/>
-                        <w:adjustRightInd w:val="0"/>
-                        <w:snapToGrid w:val="0"/>
-                        <w:spacing w:line="240" w:lineRule="auto"/>
-                        <w:textAlignment w:val="auto"/>
-                        <w:rPr>
-                          <w:rFonts w:hint="eastAsia" w:ascii="微软雅黑" w:hAnsi="微软雅黑" w:eastAsia="微软雅黑" w:cs="微软雅黑"/>
-                          <w:b/>
-                          <w:bCs/>
-                          <w:color w:val="0083C3"/>
-                          <w:sz w:val="21"/>
-                          <w:szCs w:val="21"/>
-                          <w:lang w:val="en-US" w:eastAsia="zh-CN" w:bidi="ar-SA"/>
-                        </w:rPr>
-                      </w:pPr>
-                      <w:r>
-                        <w:rPr>
-                          <w:rFonts w:hint="eastAsia" w:ascii="微软雅黑" w:hAnsi="微软雅黑" w:eastAsia="微软雅黑" w:cs="微软雅黑"/>
-                          <w:b/>
-                          <w:bCs/>
-                          <w:color w:val="0083C3"/>
-                          <w:sz w:val="21"/>
-                          <w:szCs w:val="21"/>
-                          <w:lang w:val="en-US" w:eastAsia="zh-CN" w:bidi="ar-SA"/>
-                        </w:rPr>
-                        <w:t>诺禾医学   诺禾在线</w:t>
-                      </w:r>
-                    </w:p>
-                    <w:p>
-                      <w:pPr>
-                        <w:keepNext w:val="0"/>
-                        <w:keepLines w:val="0"/>
-                        <w:pageBreakBefore w:val="0"/>
-                        <w:widowControl/>
-                        <w:kinsoku/>
-                        <w:wordWrap/>
-                        <w:overflowPunct/>
-                        <w:topLinePunct w:val="0"/>
-                        <w:bidi w:val="0"/>
-                        <w:adjustRightInd w:val="0"/>
-                        <w:snapToGrid w:val="0"/>
-                        <w:spacing w:line="240" w:lineRule="auto"/>
-                        <w:textAlignment w:val="auto"/>
-                        <w:rPr>
-                          <w:rFonts w:ascii="Times New Roman" w:hAnsi="Times New Roman" w:eastAsia="等线" w:cs="宋体"/>
-                          <w:color w:val="0083C3"/>
-                          <w:sz w:val="21"/>
-                          <w:szCs w:val="21"/>
-                          <w:lang w:val="en-US" w:eastAsia="zh-CN" w:bidi="ar-SA"/>
-                        </w:rPr>
-                      </w:pPr>
-                      <w:r>
-                        <w:rPr>
-                          <w:rFonts w:ascii="Times New Roman" w:hAnsi="Times New Roman" w:eastAsia="等线" w:cs="宋体"/>
-                          <w:b/>
-                          <w:bCs/>
-                          <w:color w:val="0083C3"/>
-                          <w:sz w:val="21"/>
-                          <w:szCs w:val="21"/>
-                          <w:lang w:val="en-US" w:eastAsia="en-US" w:bidi="ar-SA"/>
-                        </w:rPr>
-                        <w:t>www.novogene.com</w:t>
-                      </w:r>
-                    </w:p>
-                    <w:p>
-                      <w:pPr>
-                        <w:keepNext w:val="0"/>
-                        <w:keepLines w:val="0"/>
-                        <w:pageBreakBefore w:val="0"/>
-                        <w:widowControl/>
-                        <w:kinsoku/>
-                        <w:wordWrap/>
-                        <w:overflowPunct/>
-                        <w:topLinePunct w:val="0"/>
-                        <w:bidi w:val="0"/>
-                        <w:adjustRightInd w:val="0"/>
-                        <w:snapToGrid w:val="0"/>
-                        <w:spacing w:line="240" w:lineRule="auto"/>
-                        <w:ind w:left="420" w:hanging="420" w:hangingChars="200"/>
-                        <w:textAlignment w:val="auto"/>
-                        <w:rPr>
-                          <w:rFonts w:hint="eastAsia" w:ascii="微软雅黑" w:hAnsi="微软雅黑" w:eastAsia="微软雅黑" w:cs="微软雅黑"/>
-                          <w:b/>
-                          <w:bCs/>
-                          <w:sz w:val="21"/>
-                          <w:szCs w:val="21"/>
-                          <w:lang w:val="en-US" w:eastAsia="zh-CN" w:bidi="ar-SA"/>
-                        </w:rPr>
-                      </w:pPr>
-                      <w:r>
-                        <w:rPr>
-                          <w:rFonts w:hint="eastAsia" w:ascii="微软雅黑" w:hAnsi="微软雅黑" w:eastAsia="微软雅黑" w:cs="微软雅黑"/>
-                          <w:b/>
-                          <w:bCs/>
-                          <w:sz w:val="21"/>
-                          <w:szCs w:val="21"/>
-                          <w:lang w:val="en-US" w:eastAsia="zh-CN" w:bidi="ar-SA"/>
-                        </w:rPr>
-                        <w:t>中国 · 美国 · 英国 · 新加坡 · 荷兰 · 日本</w:t>
-                      </w:r>
-                    </w:p>
-                    <w:p>
-                      <w:pPr>
-                        <w:keepNext w:val="0"/>
-                        <w:keepLines w:val="0"/>
-                        <w:pageBreakBefore w:val="0"/>
-                        <w:widowControl/>
-                        <w:kinsoku/>
-                        <w:wordWrap/>
-                        <w:overflowPunct/>
-                        <w:topLinePunct w:val="0"/>
-                        <w:bidi w:val="0"/>
-                        <w:adjustRightInd w:val="0"/>
-                        <w:snapToGrid w:val="0"/>
-                        <w:spacing w:line="240" w:lineRule="auto"/>
-                        <w:textAlignment w:val="auto"/>
-                        <w:rPr>
-                          <w:rFonts w:ascii="Times New Roman" w:hAnsi="Times New Roman" w:eastAsia="等线" w:cs="宋体"/>
-                          <w:sz w:val="21"/>
-                          <w:szCs w:val="21"/>
-                          <w:lang w:val="en-US" w:eastAsia="en-US" w:bidi="ar-SA"/>
-                        </w:rPr>
-                      </w:pPr>
-                      <w:r>
-                        <w:rPr>
-                          <w:rFonts w:ascii="Times New Roman" w:hAnsi="Times New Roman" w:eastAsia="等线" w:cs="宋体"/>
-                          <w:sz w:val="21"/>
-                          <w:szCs w:val="21"/>
-                          <w:lang w:val="en-US" w:eastAsia="en-US" w:bidi="ar-SA"/>
-                        </w:rPr>
-                        <w:t>China</w:t>
-                      </w:r>
-                      <w:r>
-                        <w:rPr>
-                          <w:rFonts w:hint="eastAsia" w:ascii="Times New Roman" w:hAnsi="Times New Roman" w:eastAsia="等线" w:cs="宋体"/>
-                          <w:sz w:val="21"/>
-                          <w:szCs w:val="21"/>
-                          <w:lang w:val="en-US" w:eastAsia="zh-CN" w:bidi="ar-SA"/>
-                        </w:rPr>
-                        <w:t xml:space="preserve"> </w:t>
-                      </w:r>
-                      <w:r>
-                        <w:rPr>
-                          <w:rFonts w:ascii="Times New Roman" w:hAnsi="Times New Roman" w:eastAsia="等线" w:cs="宋体"/>
-                          <w:b/>
-                          <w:bCs/>
-                          <w:sz w:val="21"/>
-                          <w:szCs w:val="21"/>
-                          <w:lang w:val="en-US" w:eastAsia="zh-CN" w:bidi="ar-SA"/>
-                        </w:rPr>
-                        <w:t>·</w:t>
-                      </w:r>
-                      <w:r>
-                        <w:rPr>
-                          <w:rFonts w:hint="eastAsia" w:ascii="Times New Roman" w:hAnsi="Times New Roman" w:eastAsia="等线" w:cs="宋体"/>
-                          <w:b/>
-                          <w:bCs/>
-                          <w:sz w:val="21"/>
-                          <w:szCs w:val="21"/>
-                          <w:lang w:val="en-US" w:eastAsia="zh-CN" w:bidi="ar-SA"/>
-                        </w:rPr>
-                        <w:t xml:space="preserve"> </w:t>
-                      </w:r>
-                      <w:r>
-                        <w:rPr>
-                          <w:rFonts w:ascii="Times New Roman" w:hAnsi="Times New Roman" w:eastAsia="等线" w:cs="宋体"/>
-                          <w:sz w:val="21"/>
-                          <w:szCs w:val="21"/>
-                          <w:lang w:val="en-US" w:eastAsia="en-US" w:bidi="ar-SA"/>
-                        </w:rPr>
-                        <w:t>USA</w:t>
-                      </w:r>
-                      <w:r>
-                        <w:rPr>
-                          <w:rFonts w:hint="eastAsia" w:ascii="Times New Roman" w:hAnsi="Times New Roman" w:eastAsia="等线" w:cs="宋体"/>
-                          <w:sz w:val="21"/>
-                          <w:szCs w:val="21"/>
-                          <w:lang w:val="en-US" w:eastAsia="zh-CN" w:bidi="ar-SA"/>
-                        </w:rPr>
-                        <w:t xml:space="preserve"> </w:t>
-                      </w:r>
-                      <w:r>
-                        <w:rPr>
-                          <w:rFonts w:ascii="Times New Roman" w:hAnsi="Times New Roman" w:eastAsia="等线" w:cs="宋体"/>
-                          <w:b/>
-                          <w:bCs/>
-                          <w:sz w:val="21"/>
-                          <w:szCs w:val="21"/>
-                          <w:lang w:val="en-US" w:eastAsia="zh-CN" w:bidi="ar-SA"/>
-                        </w:rPr>
-                        <w:t>·</w:t>
-                      </w:r>
-                      <w:r>
-                        <w:rPr>
-                          <w:rFonts w:hint="eastAsia" w:ascii="Times New Roman" w:hAnsi="Times New Roman" w:eastAsia="等线" w:cs="宋体"/>
-                          <w:b/>
-                          <w:bCs/>
-                          <w:sz w:val="21"/>
-                          <w:szCs w:val="21"/>
-                          <w:lang w:val="en-US" w:eastAsia="zh-CN" w:bidi="ar-SA"/>
-                        </w:rPr>
-                        <w:t xml:space="preserve"> </w:t>
-                      </w:r>
-                      <w:r>
-                        <w:rPr>
-                          <w:rFonts w:ascii="Times New Roman" w:hAnsi="Times New Roman" w:eastAsia="等线" w:cs="宋体"/>
-                          <w:sz w:val="21"/>
-                          <w:szCs w:val="21"/>
-                          <w:lang w:val="en-US" w:eastAsia="en-US" w:bidi="ar-SA"/>
-                        </w:rPr>
-                        <w:t>UK</w:t>
-                      </w:r>
-                      <w:r>
-                        <w:rPr>
-                          <w:rFonts w:hint="eastAsia" w:ascii="Times New Roman" w:hAnsi="Times New Roman" w:eastAsia="等线" w:cs="宋体"/>
-                          <w:sz w:val="21"/>
-                          <w:szCs w:val="21"/>
-                          <w:lang w:val="en-US" w:eastAsia="zh-CN" w:bidi="ar-SA"/>
-                        </w:rPr>
-                        <w:t xml:space="preserve"> </w:t>
-                      </w:r>
-                      <w:r>
-                        <w:rPr>
-                          <w:rFonts w:ascii="Times New Roman" w:hAnsi="Times New Roman" w:eastAsia="等线" w:cs="宋体"/>
-                          <w:b/>
-                          <w:bCs/>
-                          <w:sz w:val="21"/>
-                          <w:szCs w:val="21"/>
-                          <w:lang w:val="en-US" w:eastAsia="zh-CN" w:bidi="ar-SA"/>
-                        </w:rPr>
-                        <w:t>·</w:t>
-                      </w:r>
-                      <w:r>
-                        <w:rPr>
-                          <w:rFonts w:hint="eastAsia" w:ascii="Times New Roman" w:hAnsi="Times New Roman" w:eastAsia="等线" w:cs="宋体"/>
-                          <w:b/>
-                          <w:bCs/>
-                          <w:sz w:val="21"/>
-                          <w:szCs w:val="21"/>
-                          <w:lang w:val="en-US" w:eastAsia="zh-CN" w:bidi="ar-SA"/>
-                        </w:rPr>
-                        <w:t xml:space="preserve"> </w:t>
-                      </w:r>
-                      <w:r>
-                        <w:rPr>
-                          <w:rFonts w:ascii="Times New Roman" w:hAnsi="Times New Roman" w:eastAsia="等线" w:cs="宋体"/>
-                          <w:sz w:val="21"/>
-                          <w:szCs w:val="21"/>
-                          <w:lang w:val="en-US" w:eastAsia="en-US" w:bidi="ar-SA"/>
-                        </w:rPr>
-                        <w:t>Singapore</w:t>
-                      </w:r>
-                      <w:r>
-                        <w:rPr>
-                          <w:rFonts w:hint="eastAsia" w:ascii="Times New Roman" w:hAnsi="Times New Roman" w:eastAsia="等线" w:cs="宋体"/>
-                          <w:sz w:val="21"/>
-                          <w:szCs w:val="21"/>
-                          <w:lang w:val="en-US" w:eastAsia="zh-CN" w:bidi="ar-SA"/>
-                        </w:rPr>
-                        <w:t xml:space="preserve"> </w:t>
-                      </w:r>
-                      <w:r>
-                        <w:rPr>
-                          <w:rFonts w:ascii="Times New Roman" w:hAnsi="Times New Roman" w:eastAsia="等线" w:cs="宋体"/>
-                          <w:b/>
-                          <w:bCs/>
-                          <w:sz w:val="21"/>
-                          <w:szCs w:val="21"/>
-                          <w:lang w:val="en-US" w:eastAsia="zh-CN" w:bidi="ar-SA"/>
-                        </w:rPr>
-                        <w:t>·</w:t>
-                      </w:r>
-                      <w:r>
-                        <w:rPr>
-                          <w:rFonts w:hint="eastAsia" w:ascii="Times New Roman" w:hAnsi="Times New Roman" w:eastAsia="等线" w:cs="宋体"/>
-                          <w:b/>
-                          <w:bCs/>
-                          <w:sz w:val="21"/>
-                          <w:szCs w:val="21"/>
-                          <w:lang w:val="en-US" w:eastAsia="zh-CN" w:bidi="ar-SA"/>
-                        </w:rPr>
-                        <w:t xml:space="preserve"> </w:t>
-                      </w:r>
-                      <w:r>
-                        <w:rPr>
-                          <w:rFonts w:ascii="Times New Roman" w:hAnsi="Times New Roman" w:eastAsia="等线" w:cs="宋体"/>
-                          <w:sz w:val="21"/>
-                          <w:szCs w:val="21"/>
-                          <w:lang w:val="en-US" w:eastAsia="en-US" w:bidi="ar-SA"/>
-                        </w:rPr>
-                        <w:t>Netherlands</w:t>
-                      </w:r>
-                      <w:r>
-                        <w:rPr>
-                          <w:rFonts w:hint="eastAsia" w:ascii="Times New Roman" w:hAnsi="Times New Roman" w:eastAsia="等线" w:cs="宋体"/>
-                          <w:sz w:val="21"/>
-                          <w:szCs w:val="21"/>
-                          <w:lang w:val="en-US" w:eastAsia="zh-CN" w:bidi="ar-SA"/>
-                        </w:rPr>
-                        <w:t xml:space="preserve"> </w:t>
-                      </w:r>
-                      <w:r>
-                        <w:rPr>
-                          <w:rFonts w:ascii="Times New Roman" w:hAnsi="Times New Roman" w:eastAsia="等线" w:cs="宋体"/>
-                          <w:b/>
-                          <w:bCs/>
-                          <w:sz w:val="21"/>
-                          <w:szCs w:val="21"/>
-                          <w:lang w:val="en-US" w:eastAsia="zh-CN" w:bidi="ar-SA"/>
-                        </w:rPr>
-                        <w:t>·</w:t>
-                      </w:r>
-                      <w:r>
-                        <w:rPr>
-                          <w:rFonts w:hint="eastAsia" w:ascii="Times New Roman" w:hAnsi="Times New Roman" w:eastAsia="等线" w:cs="宋体"/>
-                          <w:b/>
-                          <w:bCs/>
-                          <w:sz w:val="21"/>
-                          <w:szCs w:val="21"/>
-                          <w:lang w:val="en-US" w:eastAsia="zh-CN" w:bidi="ar-SA"/>
-                        </w:rPr>
-                        <w:t xml:space="preserve"> </w:t>
-                      </w:r>
-                      <w:r>
-                        <w:rPr>
-                          <w:rFonts w:hint="eastAsia" w:ascii="Times New Roman" w:hAnsi="Times New Roman" w:eastAsia="等线" w:cs="宋体"/>
-                          <w:sz w:val="21"/>
-                          <w:szCs w:val="21"/>
-                          <w:lang w:val="en-US" w:eastAsia="zh-CN" w:bidi="ar-SA"/>
-                        </w:rPr>
-                        <w:t>J</w:t>
-                      </w:r>
-                      <w:r>
-                        <w:rPr>
-                          <w:rFonts w:ascii="Times New Roman" w:hAnsi="Times New Roman" w:eastAsia="等线" w:cs="宋体"/>
-                          <w:sz w:val="21"/>
-                          <w:szCs w:val="21"/>
-                          <w:lang w:val="en-US" w:eastAsia="en-US" w:bidi="ar-SA"/>
-                        </w:rPr>
-                        <w:t>apan</w:t>
-                      </w:r>
-                    </w:p>
-                    <w:p>
-                      <w:pPr>
-                        <w:keepNext w:val="0"/>
-                        <w:keepLines w:val="0"/>
-                        <w:pageBreakBefore w:val="0"/>
-                        <w:numPr>
-                          <w:ilvl w:val="0"/>
-                          <w:numId w:val="0"/>
-                        </w:numPr>
-                        <w:kinsoku/>
-                        <w:wordWrap/>
-                        <w:overflowPunct/>
-                        <w:topLinePunct w:val="0"/>
-                        <w:bidi w:val="0"/>
-                        <w:adjustRightInd w:val="0"/>
-                        <w:snapToGrid w:val="0"/>
-                        <w:spacing w:line="240" w:lineRule="auto"/>
-                        <w:ind w:leftChars="0"/>
-                        <w:textAlignment w:val="auto"/>
-                        <w:rPr>
-                          <w:rFonts w:hint="default" w:ascii="Times New Roman" w:hAnsi="Times New Roman" w:eastAsia="微软雅黑" w:cs="Times New Roman"/>
-                          <w:color w:val="auto"/>
-                          <w:sz w:val="24"/>
-                          <w:szCs w:val="24"/>
-                          <w:lang w:eastAsia="zh-CN"/>
-                        </w:rPr>
-                      </w:pPr>
-                      <w:r>
-                        <w:rPr>
-                          <w:rFonts w:hint="default" w:ascii="Times New Roman" w:hAnsi="Times New Roman" w:eastAsia="微软雅黑" w:cs="Times New Roman"/>
-                          <w:color w:val="auto"/>
-                          <w:sz w:val="24"/>
-                          <w:szCs w:val="24"/>
-                          <w:lang w:eastAsia="zh-CN"/>
-                        </w:rPr>
-                        <w:t>{% if testedby == “1” %}</w:t>
-                      </w:r>
-                    </w:p>
-                    <w:p>
-                      <w:pPr>
-                        <w:keepNext w:val="0"/>
-                        <w:keepLines w:val="0"/>
-                        <w:pageBreakBefore w:val="0"/>
-                        <w:numPr>
-                          <w:ilvl w:val="0"/>
-                          <w:numId w:val="0"/>
-                        </w:numPr>
-                        <w:kinsoku/>
-                        <w:wordWrap/>
-                        <w:overflowPunct/>
-                        <w:topLinePunct w:val="0"/>
-                        <w:bidi w:val="0"/>
-                        <w:adjustRightInd w:val="0"/>
-                        <w:snapToGrid w:val="0"/>
-                        <w:spacing w:line="240" w:lineRule="auto"/>
-                        <w:ind w:leftChars="0"/>
-                        <w:textAlignment w:val="auto"/>
-                        <w:rPr>
-                          <w:rFonts w:hint="default" w:ascii="Times New Roman" w:hAnsi="Times New Roman" w:eastAsia="微软雅黑" w:cs="Times New Roman"/>
-                          <w:sz w:val="24"/>
-                          <w:szCs w:val="24"/>
-                          <w:lang w:eastAsia="zh-CN"/>
-                        </w:rPr>
-                      </w:pPr>
-                    </w:p>
-                    <w:tbl>
-                      <w:tblPr>
-                        <w:tblStyle w:val="34"/>
-                        <w:tblW w:w="4447" w:type="dxa"/>
-                        <w:tblInd w:w="0" w:type="dxa"/>
-                        <w:tblLayout w:type="fixed"/>
-                        <w:tblCellMar>
-                          <w:top w:w="0" w:type="dxa"/>
-                          <w:left w:w="0" w:type="dxa"/>
-                          <w:bottom w:w="0" w:type="dxa"/>
-                          <w:right w:w="0" w:type="dxa"/>
-                        </w:tblCellMar>
-                      </w:tblPr>
-                      <w:tblGrid>
-                        <w:gridCol w:w="835"/>
-                        <w:gridCol w:w="1392"/>
-                        <w:gridCol w:w="984"/>
-                        <w:gridCol w:w="1236"/>
-                      </w:tblGrid>
-                      <w:tr>
-                        <w:tblPrEx>
+                                      <a:ln w="9525">
+                                        <a:noFill/>
+                                      </a:ln>
+                                    </pic:spPr>
+                                  </pic:pic>
+                                </a:graphicData>
+                              </a:graphic>
+                            </wp:inline>
+                          </w:drawing>
+                        </w:r>
+                        <w:r>
+                          <w:rPr>
+                            <w:rFonts w:hint="eastAsia" w:cs="宋体"/>
+                            <w:sz w:val="21"/>
+                            <w:szCs w:val="21"/>
+                            <w:lang w:val="en-US" w:eastAsia="zh-CN" w:bidi="ar-SA"/>
+                          </w:rPr>
+                          <w:t xml:space="preserve">   </w:t>
+                        </w:r>
+                        <w:r>
+                          <w:rPr>
+                            <w:color w:val="7F7F7F"/>
+                            <w:sz w:val="20"/>
+                            <w:szCs w:val="20"/>
+                            <w:lang w:eastAsia="zh-CN"/>
+                          </w:rPr>
+                          <w:drawing>
+                            <wp:inline distT="0" distB="0" distL="0" distR="0">
+                              <wp:extent cx="1369060" cy="389255"/>
+                              <wp:effectExtent l="0" t="0" r="2540" b="6985"/>
+                              <wp:docPr id="17" name="图片 17" descr="C:\Users\JT\Desktop\2019.3.1-诺禾致源logo-最新版\logo-透明底.pnglogo-透明底"/>
+                              <wp:cNvGraphicFramePr>
+                                <a:graphicFrameLocks xmlns:a="http://schemas.openxmlformats.org/drawingml/2006/main" noChangeAspect="1"/>
+                              </wp:cNvGraphicFramePr>
+                              <a:graphic xmlns:a="http://schemas.openxmlformats.org/drawingml/2006/main">
+                                <a:graphicData uri="http://schemas.openxmlformats.org/drawingml/2006/picture">
+                                  <pic:pic xmlns:pic="http://schemas.openxmlformats.org/drawingml/2006/picture">
+                                    <pic:nvPicPr>
+                                      <pic:cNvPr id="17" name="图片 17" descr="C:\Users\JT\Desktop\2019.3.1-诺禾致源logo-最新版\logo-透明底.pnglogo-透明底"/>
+                                      <pic:cNvPicPr>
+                                        <a:picLocks noChangeAspect="1"/>
+                                      </pic:cNvPicPr>
+                                    </pic:nvPicPr>
+                                    <pic:blipFill>
+                                      <a:blip r:embed="rId12"/>
+                                      <a:srcRect/>
+                                      <a:stretch>
+                                        <a:fillRect/>
+                                      </a:stretch>
+                                    </pic:blipFill>
+                                    <pic:spPr>
+                                      <a:xfrm>
+                                        <a:off x="0" y="0"/>
+                                        <a:ext cx="1369060" cy="389255"/>
+                                      </a:xfrm>
+                                      <a:prstGeom prst="rect">
+                                        <a:avLst/>
+                                      </a:prstGeom>
+                                    </pic:spPr>
+                                  </pic:pic>
+                                </a:graphicData>
+                              </a:graphic>
+                            </wp:inline>
+                          </w:drawing>
+                        </w:r>
+                      </w:p>
+                      <w:p>
+                        <w:pPr>
+                          <w:keepNext w:val="0"/>
+                          <w:keepLines w:val="0"/>
+                          <w:pageBreakBefore w:val="0"/>
+                          <w:widowControl/>
+                          <w:kinsoku/>
+                          <w:wordWrap/>
+                          <w:overflowPunct/>
+                          <w:topLinePunct w:val="0"/>
+                          <w:bidi w:val="0"/>
+                          <w:adjustRightInd w:val="0"/>
+                          <w:snapToGrid w:val="0"/>
+                          <w:spacing w:line="240" w:lineRule="auto"/>
+                          <w:textAlignment w:val="auto"/>
+                          <w:rPr>
+                            <w:rFonts w:hint="eastAsia" w:ascii="微软雅黑" w:hAnsi="微软雅黑" w:eastAsia="微软雅黑" w:cs="微软雅黑"/>
+                            <w:b/>
+                            <w:bCs/>
+                            <w:color w:val="0083C3"/>
+                            <w:sz w:val="21"/>
+                            <w:szCs w:val="21"/>
+                            <w:lang w:val="en-US" w:eastAsia="zh-CN" w:bidi="ar-SA"/>
+                          </w:rPr>
+                        </w:pPr>
+                        <w:r>
+                          <w:rPr>
+                            <w:rFonts w:hint="eastAsia" w:ascii="微软雅黑" w:hAnsi="微软雅黑" w:eastAsia="微软雅黑" w:cs="微软雅黑"/>
+                            <w:b/>
+                            <w:bCs/>
+                            <w:color w:val="0083C3"/>
+                            <w:sz w:val="21"/>
+                            <w:szCs w:val="21"/>
+                            <w:lang w:val="en-US" w:eastAsia="zh-CN" w:bidi="ar-SA"/>
+                          </w:rPr>
+                          <w:t>诺禾医学   诺禾在线</w:t>
+                        </w:r>
+                      </w:p>
+                      <w:p>
+                        <w:pPr>
+                          <w:keepNext w:val="0"/>
+                          <w:keepLines w:val="0"/>
+                          <w:pageBreakBefore w:val="0"/>
+                          <w:widowControl/>
+                          <w:kinsoku/>
+                          <w:wordWrap/>
+                          <w:overflowPunct/>
+                          <w:topLinePunct w:val="0"/>
+                          <w:bidi w:val="0"/>
+                          <w:adjustRightInd w:val="0"/>
+                          <w:snapToGrid w:val="0"/>
+                          <w:spacing w:line="240" w:lineRule="auto"/>
+                          <w:textAlignment w:val="auto"/>
+                          <w:rPr>
+                            <w:rFonts w:ascii="Times New Roman" w:hAnsi="Times New Roman" w:eastAsia="等线" w:cs="宋体"/>
+                            <w:color w:val="0083C3"/>
+                            <w:sz w:val="21"/>
+                            <w:szCs w:val="21"/>
+                            <w:lang w:val="en-US" w:eastAsia="zh-CN" w:bidi="ar-SA"/>
+                          </w:rPr>
+                        </w:pPr>
+                        <w:r>
+                          <w:rPr>
+                            <w:rFonts w:ascii="Times New Roman" w:hAnsi="Times New Roman" w:eastAsia="等线" w:cs="宋体"/>
+                            <w:b/>
+                            <w:bCs/>
+                            <w:color w:val="0083C3"/>
+                            <w:sz w:val="21"/>
+                            <w:szCs w:val="21"/>
+                            <w:lang w:val="en-US" w:eastAsia="en-US" w:bidi="ar-SA"/>
+                          </w:rPr>
+                          <w:t>www.novogene.com</w:t>
+                        </w:r>
+                      </w:p>
+                      <w:p>
+                        <w:pPr>
+                          <w:keepNext w:val="0"/>
+                          <w:keepLines w:val="0"/>
+                          <w:pageBreakBefore w:val="0"/>
+                          <w:widowControl/>
+                          <w:kinsoku/>
+                          <w:wordWrap/>
+                          <w:overflowPunct/>
+                          <w:topLinePunct w:val="0"/>
+                          <w:bidi w:val="0"/>
+                          <w:adjustRightInd w:val="0"/>
+                          <w:snapToGrid w:val="0"/>
+                          <w:spacing w:line="240" w:lineRule="auto"/>
+                          <w:ind w:left="420" w:hanging="420" w:hangingChars="200"/>
+                          <w:textAlignment w:val="auto"/>
+                          <w:rPr>
+                            <w:rFonts w:hint="eastAsia" w:ascii="微软雅黑" w:hAnsi="微软雅黑" w:eastAsia="微软雅黑" w:cs="微软雅黑"/>
+                            <w:b/>
+                            <w:bCs/>
+                            <w:sz w:val="21"/>
+                            <w:szCs w:val="21"/>
+                            <w:lang w:val="en-US" w:eastAsia="zh-CN" w:bidi="ar-SA"/>
+                          </w:rPr>
+                        </w:pPr>
+                        <w:r>
+                          <w:rPr>
+                            <w:rFonts w:hint="eastAsia" w:ascii="微软雅黑" w:hAnsi="微软雅黑" w:eastAsia="微软雅黑" w:cs="微软雅黑"/>
+                            <w:b/>
+                            <w:bCs/>
+                            <w:sz w:val="21"/>
+                            <w:szCs w:val="21"/>
+                            <w:lang w:val="en-US" w:eastAsia="zh-CN" w:bidi="ar-SA"/>
+                          </w:rPr>
+                          <w:t>中国 · 美国 · 英国 · 新加坡 · 荷兰 · 日本</w:t>
+                        </w:r>
+                      </w:p>
+                      <w:p>
+                        <w:pPr>
+                          <w:keepNext w:val="0"/>
+                          <w:keepLines w:val="0"/>
+                          <w:pageBreakBefore w:val="0"/>
+                          <w:widowControl/>
+                          <w:kinsoku/>
+                          <w:wordWrap/>
+                          <w:overflowPunct/>
+                          <w:topLinePunct w:val="0"/>
+                          <w:bidi w:val="0"/>
+                          <w:adjustRightInd w:val="0"/>
+                          <w:snapToGrid w:val="0"/>
+                          <w:spacing w:line="240" w:lineRule="auto"/>
+                          <w:textAlignment w:val="auto"/>
+                          <w:rPr>
+                            <w:rFonts w:ascii="Times New Roman" w:hAnsi="Times New Roman" w:eastAsia="等线" w:cs="宋体"/>
+                            <w:sz w:val="21"/>
+                            <w:szCs w:val="21"/>
+                            <w:lang w:val="en-US" w:eastAsia="en-US" w:bidi="ar-SA"/>
+                          </w:rPr>
+                        </w:pPr>
+                        <w:r>
+                          <w:rPr>
+                            <w:rFonts w:ascii="Times New Roman" w:hAnsi="Times New Roman" w:eastAsia="等线" w:cs="宋体"/>
+                            <w:sz w:val="21"/>
+                            <w:szCs w:val="21"/>
+                            <w:lang w:val="en-US" w:eastAsia="en-US" w:bidi="ar-SA"/>
+                          </w:rPr>
+                          <w:t>China</w:t>
+                        </w:r>
+                        <w:r>
+                          <w:rPr>
+                            <w:rFonts w:hint="eastAsia" w:ascii="Times New Roman" w:hAnsi="Times New Roman" w:eastAsia="等线" w:cs="宋体"/>
+                            <w:sz w:val="21"/>
+                            <w:szCs w:val="21"/>
+                            <w:lang w:val="en-US" w:eastAsia="zh-CN" w:bidi="ar-SA"/>
+                          </w:rPr>
+                          <w:t xml:space="preserve"> </w:t>
+                        </w:r>
+                        <w:r>
+                          <w:rPr>
+                            <w:rFonts w:ascii="Times New Roman" w:hAnsi="Times New Roman" w:eastAsia="等线" w:cs="宋体"/>
+                            <w:b/>
+                            <w:bCs/>
+                            <w:sz w:val="21"/>
+                            <w:szCs w:val="21"/>
+                            <w:lang w:val="en-US" w:eastAsia="zh-CN" w:bidi="ar-SA"/>
+                          </w:rPr>
+                          <w:t>·</w:t>
+                        </w:r>
+                        <w:r>
+                          <w:rPr>
+                            <w:rFonts w:hint="eastAsia" w:ascii="Times New Roman" w:hAnsi="Times New Roman" w:eastAsia="等线" w:cs="宋体"/>
+                            <w:b/>
+                            <w:bCs/>
+                            <w:sz w:val="21"/>
+                            <w:szCs w:val="21"/>
+                            <w:lang w:val="en-US" w:eastAsia="zh-CN" w:bidi="ar-SA"/>
+                          </w:rPr>
+                          <w:t xml:space="preserve"> </w:t>
+                        </w:r>
+                        <w:r>
+                          <w:rPr>
+                            <w:rFonts w:ascii="Times New Roman" w:hAnsi="Times New Roman" w:eastAsia="等线" w:cs="宋体"/>
+                            <w:sz w:val="21"/>
+                            <w:szCs w:val="21"/>
+                            <w:lang w:val="en-US" w:eastAsia="en-US" w:bidi="ar-SA"/>
+                          </w:rPr>
+                          <w:t>USA</w:t>
+                        </w:r>
+                        <w:r>
+                          <w:rPr>
+                            <w:rFonts w:hint="eastAsia" w:ascii="Times New Roman" w:hAnsi="Times New Roman" w:eastAsia="等线" w:cs="宋体"/>
+                            <w:sz w:val="21"/>
+                            <w:szCs w:val="21"/>
+                            <w:lang w:val="en-US" w:eastAsia="zh-CN" w:bidi="ar-SA"/>
+                          </w:rPr>
+                          <w:t xml:space="preserve"> </w:t>
+                        </w:r>
+                        <w:r>
+                          <w:rPr>
+                            <w:rFonts w:ascii="Times New Roman" w:hAnsi="Times New Roman" w:eastAsia="等线" w:cs="宋体"/>
+                            <w:b/>
+                            <w:bCs/>
+                            <w:sz w:val="21"/>
+                            <w:szCs w:val="21"/>
+                            <w:lang w:val="en-US" w:eastAsia="zh-CN" w:bidi="ar-SA"/>
+                          </w:rPr>
+                          <w:t>·</w:t>
+                        </w:r>
+                        <w:r>
+                          <w:rPr>
+                            <w:rFonts w:hint="eastAsia" w:ascii="Times New Roman" w:hAnsi="Times New Roman" w:eastAsia="等线" w:cs="宋体"/>
+                            <w:b/>
+                            <w:bCs/>
+                            <w:sz w:val="21"/>
+                            <w:szCs w:val="21"/>
+                            <w:lang w:val="en-US" w:eastAsia="zh-CN" w:bidi="ar-SA"/>
+                          </w:rPr>
+                          <w:t xml:space="preserve"> </w:t>
+                        </w:r>
+                        <w:r>
+                          <w:rPr>
+                            <w:rFonts w:ascii="Times New Roman" w:hAnsi="Times New Roman" w:eastAsia="等线" w:cs="宋体"/>
+                            <w:sz w:val="21"/>
+                            <w:szCs w:val="21"/>
+                            <w:lang w:val="en-US" w:eastAsia="en-US" w:bidi="ar-SA"/>
+                          </w:rPr>
+                          <w:t>UK</w:t>
+                        </w:r>
+                        <w:r>
+                          <w:rPr>
+                            <w:rFonts w:hint="eastAsia" w:ascii="Times New Roman" w:hAnsi="Times New Roman" w:eastAsia="等线" w:cs="宋体"/>
+                            <w:sz w:val="21"/>
+                            <w:szCs w:val="21"/>
+                            <w:lang w:val="en-US" w:eastAsia="zh-CN" w:bidi="ar-SA"/>
+                          </w:rPr>
+                          <w:t xml:space="preserve"> </w:t>
+                        </w:r>
+                        <w:r>
+                          <w:rPr>
+                            <w:rFonts w:ascii="Times New Roman" w:hAnsi="Times New Roman" w:eastAsia="等线" w:cs="宋体"/>
+                            <w:b/>
+                            <w:bCs/>
+                            <w:sz w:val="21"/>
+                            <w:szCs w:val="21"/>
+                            <w:lang w:val="en-US" w:eastAsia="zh-CN" w:bidi="ar-SA"/>
+                          </w:rPr>
+                          <w:t>·</w:t>
+                        </w:r>
+                        <w:r>
+                          <w:rPr>
+                            <w:rFonts w:hint="eastAsia" w:ascii="Times New Roman" w:hAnsi="Times New Roman" w:eastAsia="等线" w:cs="宋体"/>
+                            <w:b/>
+                            <w:bCs/>
+                            <w:sz w:val="21"/>
+                            <w:szCs w:val="21"/>
+                            <w:lang w:val="en-US" w:eastAsia="zh-CN" w:bidi="ar-SA"/>
+                          </w:rPr>
+                          <w:t xml:space="preserve"> </w:t>
+                        </w:r>
+                        <w:r>
+                          <w:rPr>
+                            <w:rFonts w:ascii="Times New Roman" w:hAnsi="Times New Roman" w:eastAsia="等线" w:cs="宋体"/>
+                            <w:sz w:val="21"/>
+                            <w:szCs w:val="21"/>
+                            <w:lang w:val="en-US" w:eastAsia="en-US" w:bidi="ar-SA"/>
+                          </w:rPr>
+                          <w:t>Singapore</w:t>
+                        </w:r>
+                        <w:r>
+                          <w:rPr>
+                            <w:rFonts w:hint="eastAsia" w:ascii="Times New Roman" w:hAnsi="Times New Roman" w:eastAsia="等线" w:cs="宋体"/>
+                            <w:sz w:val="21"/>
+                            <w:szCs w:val="21"/>
+                            <w:lang w:val="en-US" w:eastAsia="zh-CN" w:bidi="ar-SA"/>
+                          </w:rPr>
+                          <w:t xml:space="preserve"> </w:t>
+                        </w:r>
+                        <w:r>
+                          <w:rPr>
+                            <w:rFonts w:ascii="Times New Roman" w:hAnsi="Times New Roman" w:eastAsia="等线" w:cs="宋体"/>
+                            <w:b/>
+                            <w:bCs/>
+                            <w:sz w:val="21"/>
+                            <w:szCs w:val="21"/>
+                            <w:lang w:val="en-US" w:eastAsia="zh-CN" w:bidi="ar-SA"/>
+                          </w:rPr>
+                          <w:t>·</w:t>
+                        </w:r>
+                        <w:r>
+                          <w:rPr>
+                            <w:rFonts w:hint="eastAsia" w:ascii="Times New Roman" w:hAnsi="Times New Roman" w:eastAsia="等线" w:cs="宋体"/>
+                            <w:b/>
+                            <w:bCs/>
+                            <w:sz w:val="21"/>
+                            <w:szCs w:val="21"/>
+                            <w:lang w:val="en-US" w:eastAsia="zh-CN" w:bidi="ar-SA"/>
+                          </w:rPr>
+                          <w:t xml:space="preserve"> </w:t>
+                        </w:r>
+                        <w:r>
+                          <w:rPr>
+                            <w:rFonts w:ascii="Times New Roman" w:hAnsi="Times New Roman" w:eastAsia="等线" w:cs="宋体"/>
+                            <w:sz w:val="21"/>
+                            <w:szCs w:val="21"/>
+                            <w:lang w:val="en-US" w:eastAsia="en-US" w:bidi="ar-SA"/>
+                          </w:rPr>
+                          <w:t>Netherlands</w:t>
+                        </w:r>
+                        <w:r>
+                          <w:rPr>
+                            <w:rFonts w:hint="eastAsia" w:ascii="Times New Roman" w:hAnsi="Times New Roman" w:eastAsia="等线" w:cs="宋体"/>
+                            <w:sz w:val="21"/>
+                            <w:szCs w:val="21"/>
+                            <w:lang w:val="en-US" w:eastAsia="zh-CN" w:bidi="ar-SA"/>
+                          </w:rPr>
+                          <w:t xml:space="preserve"> </w:t>
+                        </w:r>
+                        <w:r>
+                          <w:rPr>
+                            <w:rFonts w:ascii="Times New Roman" w:hAnsi="Times New Roman" w:eastAsia="等线" w:cs="宋体"/>
+                            <w:b/>
+                            <w:bCs/>
+                            <w:sz w:val="21"/>
+                            <w:szCs w:val="21"/>
+                            <w:lang w:val="en-US" w:eastAsia="zh-CN" w:bidi="ar-SA"/>
+                          </w:rPr>
+                          <w:t>·</w:t>
+                        </w:r>
+                        <w:r>
+                          <w:rPr>
+                            <w:rFonts w:hint="eastAsia" w:ascii="Times New Roman" w:hAnsi="Times New Roman" w:eastAsia="等线" w:cs="宋体"/>
+                            <w:b/>
+                            <w:bCs/>
+                            <w:sz w:val="21"/>
+                            <w:szCs w:val="21"/>
+                            <w:lang w:val="en-US" w:eastAsia="zh-CN" w:bidi="ar-SA"/>
+                          </w:rPr>
+                          <w:t xml:space="preserve"> </w:t>
+                        </w:r>
+                        <w:r>
+                          <w:rPr>
+                            <w:rFonts w:hint="eastAsia" w:ascii="Times New Roman" w:hAnsi="Times New Roman" w:eastAsia="等线" w:cs="宋体"/>
+                            <w:sz w:val="21"/>
+                            <w:szCs w:val="21"/>
+                            <w:lang w:val="en-US" w:eastAsia="zh-CN" w:bidi="ar-SA"/>
+                          </w:rPr>
+                          <w:t>J</w:t>
+                        </w:r>
+                        <w:r>
+                          <w:rPr>
+                            <w:rFonts w:ascii="Times New Roman" w:hAnsi="Times New Roman" w:eastAsia="等线" w:cs="宋体"/>
+                            <w:sz w:val="21"/>
+                            <w:szCs w:val="21"/>
+                            <w:lang w:val="en-US" w:eastAsia="en-US" w:bidi="ar-SA"/>
+                          </w:rPr>
+                          <w:t>apan</w:t>
+                        </w:r>
+                      </w:p>
+                      <w:p>
+                        <w:pPr>
+                          <w:keepNext w:val="0"/>
+                          <w:keepLines w:val="0"/>
+                          <w:pageBreakBefore w:val="0"/>
+                          <w:numPr>
+                            <w:ilvl w:val="0"/>
+                            <w:numId w:val="0"/>
+                          </w:numPr>
+                          <w:kinsoku/>
+                          <w:wordWrap/>
+                          <w:overflowPunct/>
+                          <w:topLinePunct w:val="0"/>
+                          <w:bidi w:val="0"/>
+                          <w:adjustRightInd w:val="0"/>
+                          <w:snapToGrid w:val="0"/>
+                          <w:spacing w:line="240" w:lineRule="auto"/>
+                          <w:ind w:leftChars="0"/>
+                          <w:textAlignment w:val="auto"/>
+                          <w:rPr>
+                            <w:rFonts w:hint="default" w:ascii="Times New Roman" w:hAnsi="Times New Roman" w:eastAsia="微软雅黑" w:cs="Times New Roman"/>
+                            <w:color w:val="auto"/>
+                            <w:sz w:val="24"/>
+                            <w:szCs w:val="24"/>
+                            <w:lang w:eastAsia="zh-CN"/>
+                          </w:rPr>
+                        </w:pPr>
+                        <w:r>
+                          <w:rPr>
+                            <w:rFonts w:hint="default" w:ascii="Times New Roman" w:hAnsi="Times New Roman" w:eastAsia="微软雅黑" w:cs="Times New Roman"/>
+                            <w:color w:val="auto"/>
+                            <w:sz w:val="24"/>
+                            <w:szCs w:val="24"/>
+                            <w:lang w:eastAsia="zh-CN"/>
+                          </w:rPr>
+                          <w:t>{% if testedby == “1” %}</w:t>
+                        </w:r>
+                      </w:p>
+                      <w:p>
+                        <w:pPr>
+                          <w:keepNext w:val="0"/>
+                          <w:keepLines w:val="0"/>
+                          <w:pageBreakBefore w:val="0"/>
+                          <w:numPr>
+                            <w:ilvl w:val="0"/>
+                            <w:numId w:val="0"/>
+                          </w:numPr>
+                          <w:kinsoku/>
+                          <w:wordWrap/>
+                          <w:overflowPunct/>
+                          <w:topLinePunct w:val="0"/>
+                          <w:bidi w:val="0"/>
+                          <w:adjustRightInd w:val="0"/>
+                          <w:snapToGrid w:val="0"/>
+                          <w:spacing w:line="240" w:lineRule="auto"/>
+                          <w:ind w:leftChars="0"/>
+                          <w:textAlignment w:val="auto"/>
+                          <w:rPr>
+                            <w:rFonts w:hint="default" w:ascii="Times New Roman" w:hAnsi="Times New Roman" w:eastAsia="微软雅黑" w:cs="Times New Roman"/>
+                            <w:sz w:val="24"/>
+                            <w:szCs w:val="24"/>
+                            <w:lang w:eastAsia="zh-CN"/>
+                          </w:rPr>
+                        </w:pPr>
+                      </w:p>
+                      <w:tbl>
+                        <w:tblPr>
+                          <w:tblStyle w:val="34"/>
+                          <w:tblW w:w="4447" w:type="dxa"/>
+                          <w:tblInd w:w="0" w:type="dxa"/>
+                          <w:tblLayout w:type="fixed"/>
                           <w:tblCellMar>
                             <w:top w:w="0" w:type="dxa"/>
                             <w:left w:w="0" w:type="dxa"/>
                             <w:bottom w:w="0" w:type="dxa"/>
                             <w:right w:w="0" w:type="dxa"/>
                           </w:tblCellMar>
-                        </w:tblPrEx>
-                        <w:trPr>
-                          <w:trHeight w:val="441" w:hRule="exact"/>
-                        </w:trPr>
-                        <w:tc>
-                          <w:tcPr>
-                            <w:tcW w:w="835" w:type="dxa"/>
-                            <w:vAlign w:val="center"/>
-                          </w:tcPr>
-                          <w:p>
-                            <w:pPr>
-                              <w:pStyle w:val="22"/>
-                              <w:keepNext w:val="0"/>
-                              <w:keepLines w:val="0"/>
-                              <w:pageBreakBefore w:val="0"/>
-                              <w:kinsoku/>
-                              <w:wordWrap/>
-                              <w:overflowPunct/>
-                              <w:topLinePunct w:val="0"/>
-                              <w:bidi w:val="0"/>
-                              <w:adjustRightInd w:val="0"/>
-                              <w:snapToGrid w:val="0"/>
-                              <w:spacing w:line="240" w:lineRule="auto"/>
-                              <w:ind w:left="13" w:right="95"/>
-                              <w:jc w:val="both"/>
-                              <w:textAlignment w:val="auto"/>
-                              <w:rPr>
-                                <w:rFonts w:ascii="Times New Roman" w:hAnsi="Times New Roman" w:cs="Times New Roman"/>
-                                <w:b/>
-                                <w:sz w:val="18"/>
-                                <w:szCs w:val="18"/>
-                              </w:rPr>
-                            </w:pPr>
-                            <w:r>
-                              <w:rPr>
-                                <w:rFonts w:ascii="Times New Roman" w:hAnsi="Times New Roman" w:cs="Times New Roman"/>
-                                <w:b/>
-                                <w:sz w:val="18"/>
-                                <w:szCs w:val="18"/>
-                              </w:rPr>
-                              <w:t>检测人：</w:t>
-                            </w:r>
-                          </w:p>
-                        </w:tc>
-                        <w:tc>
-                          <w:tcPr>
-                            <w:tcW w:w="1392" w:type="dxa"/>
-                            <w:vAlign w:val="center"/>
-                          </w:tcPr>
-                          <w:p>
-                            <w:pPr>
-                              <w:pStyle w:val="22"/>
-                              <w:keepNext w:val="0"/>
-                              <w:keepLines w:val="0"/>
-                              <w:pageBreakBefore w:val="0"/>
-                              <w:kinsoku/>
-                              <w:wordWrap/>
-                              <w:overflowPunct/>
-                              <w:topLinePunct w:val="0"/>
-                              <w:bidi w:val="0"/>
-                              <w:adjustRightInd w:val="0"/>
-                              <w:snapToGrid w:val="0"/>
-                              <w:spacing w:line="240" w:lineRule="auto"/>
-                              <w:jc w:val="both"/>
-                              <w:textAlignment w:val="auto"/>
-                              <w:rPr>
-                                <w:rFonts w:ascii="Times New Roman" w:hAnsi="Times New Roman" w:cs="Times New Roman"/>
-                                <w:b/>
-                                <w:sz w:val="18"/>
-                                <w:szCs w:val="18"/>
-                              </w:rPr>
-                            </w:pPr>
-                            <w:r>
-                              <w:rPr>
-                                <w:sz w:val="18"/>
-                                <w:szCs w:val="18"/>
-                              </w:rPr>
-                              <w:drawing>
-                                <wp:inline distT="0" distB="0" distL="114300" distR="114300">
-                                  <wp:extent cx="655955" cy="294640"/>
-                                  <wp:effectExtent l="0" t="0" r="14605" b="10160"/>
-                                  <wp:docPr id="18" name="图片 6" descr="蔡冬雪"/>
-                                  <wp:cNvGraphicFramePr>
-                                    <a:graphicFrameLocks xmlns:a="http://schemas.openxmlformats.org/drawingml/2006/main" noChangeAspect="1"/>
-                                  </wp:cNvGraphicFramePr>
-                                  <a:graphic xmlns:a="http://schemas.openxmlformats.org/drawingml/2006/main">
-                                    <a:graphicData uri="http://schemas.openxmlformats.org/drawingml/2006/picture">
-                                      <pic:pic xmlns:pic="http://schemas.openxmlformats.org/drawingml/2006/picture">
-                                        <pic:nvPicPr>
-                                          <pic:cNvPr id="18" name="图片 6" descr="蔡冬雪"/>
-                                          <pic:cNvPicPr>
-                                            <a:picLocks noChangeAspect="1"/>
-                                          </pic:cNvPicPr>
-                                        </pic:nvPicPr>
-                                        <pic:blipFill>
-                                          <a:blip r:embed="rId18">
-                                            <a:clrChange>
-                                              <a:clrFrom>
-                                                <a:srgbClr val="FFFFFF">
-                                                  <a:alpha val="100000"/>
-                                                </a:srgbClr>
-                                              </a:clrFrom>
-                                              <a:clrTo>
-                                                <a:srgbClr val="FFFFFF">
-                                                  <a:alpha val="100000"/>
-                                                  <a:alpha val="0"/>
-                                                </a:srgbClr>
-                                              </a:clrTo>
-                                            </a:clrChange>
-                                          </a:blip>
-                                          <a:srcRect l="18656" t="33322" r="18897" b="26699"/>
-                                          <a:stretch>
-                                            <a:fillRect/>
-                                          </a:stretch>
-                                        </pic:blipFill>
-                                        <pic:spPr>
-                                          <a:xfrm>
-                                            <a:off x="0" y="0"/>
-                                            <a:ext cx="655955" cy="294640"/>
-                                          </a:xfrm>
-                                          <a:prstGeom prst="rect">
-                                            <a:avLst/>
-                                          </a:prstGeom>
-                                        </pic:spPr>
-                                      </pic:pic>
-                                    </a:graphicData>
-                                  </a:graphic>
-                                </wp:inline>
-                              </w:drawing>
-                            </w:r>
-                          </w:p>
-                        </w:tc>
-                        <w:tc>
-                          <w:tcPr>
-                            <w:tcW w:w="984" w:type="dxa"/>
-                            <w:vAlign w:val="center"/>
-                          </w:tcPr>
-                          <w:p>
-                            <w:pPr>
-                              <w:pStyle w:val="22"/>
-                              <w:keepNext w:val="0"/>
-                              <w:keepLines w:val="0"/>
-                              <w:pageBreakBefore w:val="0"/>
-                              <w:kinsoku/>
-                              <w:wordWrap/>
-                              <w:overflowPunct/>
-                              <w:topLinePunct w:val="0"/>
-                              <w:bidi w:val="0"/>
-                              <w:adjustRightInd w:val="0"/>
-                              <w:snapToGrid w:val="0"/>
-                              <w:spacing w:line="240" w:lineRule="auto"/>
-                              <w:jc w:val="both"/>
-                              <w:textAlignment w:val="auto"/>
-                              <w:rPr>
-                                <w:rFonts w:ascii="Times New Roman" w:hAnsi="Times New Roman" w:cs="Times New Roman"/>
-                                <w:b/>
-                                <w:sz w:val="18"/>
-                                <w:szCs w:val="18"/>
-                              </w:rPr>
-                            </w:pPr>
-                            <w:r>
-                              <w:rPr>
-                                <w:rFonts w:ascii="Times New Roman" w:hAnsi="Times New Roman" w:cs="Times New Roman"/>
-                                <w:b/>
-                                <w:sz w:val="18"/>
-                                <w:szCs w:val="18"/>
-                              </w:rPr>
-                              <w:t>复核人</w:t>
-                            </w:r>
-                            <w:r>
-                              <w:rPr>
-                                <w:rFonts w:ascii="Times New Roman" w:hAnsi="Times New Roman" w:cs="Times New Roman"/>
-                                <w:b/>
-                                <w:sz w:val="18"/>
-                                <w:szCs w:val="18"/>
-                                <w:lang w:eastAsia="zh-CN"/>
-                              </w:rPr>
-                              <w:t>：</w:t>
-                            </w:r>
-                          </w:p>
-                        </w:tc>
-                        <w:tc>
-                          <w:tcPr>
-                            <w:tcW w:w="1236" w:type="dxa"/>
-                            <w:vAlign w:val="center"/>
-                          </w:tcPr>
-                          <w:p>
-                            <w:pPr>
-                              <w:pStyle w:val="22"/>
-                              <w:keepNext w:val="0"/>
-                              <w:keepLines w:val="0"/>
-                              <w:pageBreakBefore w:val="0"/>
-                              <w:kinsoku/>
-                              <w:wordWrap/>
-                              <w:overflowPunct/>
-                              <w:topLinePunct w:val="0"/>
-                              <w:bidi w:val="0"/>
-                              <w:adjustRightInd w:val="0"/>
-                              <w:snapToGrid w:val="0"/>
-                              <w:spacing w:line="240" w:lineRule="auto"/>
-                              <w:ind w:right="15"/>
-                              <w:jc w:val="both"/>
-                              <w:textAlignment w:val="auto"/>
-                              <w:rPr>
-                                <w:rFonts w:ascii="Times New Roman" w:hAnsi="Times New Roman" w:cs="Times New Roman"/>
-                                <w:b/>
-                                <w:sz w:val="18"/>
-                                <w:szCs w:val="18"/>
-                              </w:rPr>
-                            </w:pPr>
-                            <w:r>
-                              <w:rPr>
-                                <w:sz w:val="18"/>
-                                <w:szCs w:val="18"/>
-                              </w:rPr>
-                              <w:drawing>
-                                <wp:inline distT="0" distB="0" distL="114300" distR="114300">
-                                  <wp:extent cx="524510" cy="297180"/>
-                                  <wp:effectExtent l="0" t="0" r="0" b="6985"/>
-                                  <wp:docPr id="19" name="图片 4" descr="王建丽"/>
-                                  <wp:cNvGraphicFramePr>
-                                    <a:graphicFrameLocks xmlns:a="http://schemas.openxmlformats.org/drawingml/2006/main" noChangeAspect="1"/>
-                                  </wp:cNvGraphicFramePr>
-                                  <a:graphic xmlns:a="http://schemas.openxmlformats.org/drawingml/2006/main">
-                                    <a:graphicData uri="http://schemas.openxmlformats.org/drawingml/2006/picture">
-                                      <pic:pic xmlns:pic="http://schemas.openxmlformats.org/drawingml/2006/picture">
-                                        <pic:nvPicPr>
-                                          <pic:cNvPr id="19" name="图片 4" descr="王建丽"/>
-                                          <pic:cNvPicPr>
-                                            <a:picLocks noChangeAspect="1"/>
-                                          </pic:cNvPicPr>
-                                        </pic:nvPicPr>
-                                        <pic:blipFill>
-                                          <a:blip r:embed="rId19">
-                                            <a:clrChange>
-                                              <a:clrFrom>
-                                                <a:srgbClr val="FFFFFF">
-                                                  <a:alpha val="100000"/>
-                                                </a:srgbClr>
-                                              </a:clrFrom>
-                                              <a:clrTo>
-                                                <a:srgbClr val="FFFFFF">
-                                                  <a:alpha val="100000"/>
-                                                  <a:alpha val="0"/>
-                                                </a:srgbClr>
-                                              </a:clrTo>
-                                            </a:clrChange>
-                                          </a:blip>
-                                          <a:stretch>
-                                            <a:fillRect/>
-                                          </a:stretch>
-                                        </pic:blipFill>
-                                        <pic:spPr>
-                                          <a:xfrm>
-                                            <a:off x="0" y="0"/>
-                                            <a:ext cx="524510" cy="297180"/>
-                                          </a:xfrm>
-                                          <a:prstGeom prst="rect">
-                                            <a:avLst/>
-                                          </a:prstGeom>
-                                        </pic:spPr>
-                                      </pic:pic>
-                                    </a:graphicData>
-                                  </a:graphic>
-                                </wp:inline>
-                              </w:drawing>
-                            </w:r>
-                          </w:p>
-                        </w:tc>
-                      </w:tr>
-                      <w:tr>
-                        <w:tblPrEx>
+                        </w:tblPr>
+                        <w:tblGrid>
+                          <w:gridCol w:w="835"/>
+                          <w:gridCol w:w="1392"/>
+                          <w:gridCol w:w="984"/>
+                          <w:gridCol w:w="1236"/>
+                        </w:tblGrid>
+                        <w:tr>
+                          <w:tblPrEx>
+                            <w:tblCellMar>
+                              <w:top w:w="0" w:type="dxa"/>
+                              <w:left w:w="0" w:type="dxa"/>
+                              <w:bottom w:w="0" w:type="dxa"/>
+                              <w:right w:w="0" w:type="dxa"/>
+                            </w:tblCellMar>
+                          </w:tblPrEx>
+                          <w:trPr>
+                            <w:trHeight w:val="441" w:hRule="exact"/>
+                          </w:trPr>
+                          <w:tc>
+                            <w:tcPr>
+                              <w:tcW w:w="835" w:type="dxa"/>
+                              <w:vAlign w:val="center"/>
+                            </w:tcPr>
+                            <w:p>
+                              <w:pPr>
+                                <w:pStyle w:val="22"/>
+                                <w:keepNext w:val="0"/>
+                                <w:keepLines w:val="0"/>
+                                <w:pageBreakBefore w:val="0"/>
+                                <w:kinsoku/>
+                                <w:wordWrap/>
+                                <w:overflowPunct/>
+                                <w:topLinePunct w:val="0"/>
+                                <w:bidi w:val="0"/>
+                                <w:adjustRightInd w:val="0"/>
+                                <w:snapToGrid w:val="0"/>
+                                <w:spacing w:line="240" w:lineRule="auto"/>
+                                <w:ind w:left="13" w:right="95"/>
+                                <w:jc w:val="both"/>
+                                <w:textAlignment w:val="auto"/>
+                                <w:rPr>
+                                  <w:rFonts w:ascii="Times New Roman" w:hAnsi="Times New Roman" w:cs="Times New Roman"/>
+                                  <w:b/>
+                                  <w:sz w:val="18"/>
+                                  <w:szCs w:val="18"/>
+                                </w:rPr>
+                              </w:pPr>
+                              <w:r>
+                                <w:rPr>
+                                  <w:rFonts w:ascii="Times New Roman" w:hAnsi="Times New Roman" w:cs="Times New Roman"/>
+                                  <w:b/>
+                                  <w:sz w:val="18"/>
+                                  <w:szCs w:val="18"/>
+                                </w:rPr>
+                                <w:t>检测人：</w:t>
+                              </w:r>
+                            </w:p>
+                          </w:tc>
+                          <w:tc>
+                            <w:tcPr>
+                              <w:tcW w:w="1392" w:type="dxa"/>
+                              <w:vAlign w:val="center"/>
+                            </w:tcPr>
+                            <w:p>
+                              <w:pPr>
+                                <w:pStyle w:val="22"/>
+                                <w:keepNext w:val="0"/>
+                                <w:keepLines w:val="0"/>
+                                <w:pageBreakBefore w:val="0"/>
+                                <w:kinsoku/>
+                                <w:wordWrap/>
+                                <w:overflowPunct/>
+                                <w:topLinePunct w:val="0"/>
+                                <w:bidi w:val="0"/>
+                                <w:adjustRightInd w:val="0"/>
+                                <w:snapToGrid w:val="0"/>
+                                <w:spacing w:line="240" w:lineRule="auto"/>
+                                <w:jc w:val="both"/>
+                                <w:textAlignment w:val="auto"/>
+                                <w:rPr>
+                                  <w:rFonts w:ascii="Times New Roman" w:hAnsi="Times New Roman" w:cs="Times New Roman"/>
+                                  <w:b/>
+                                  <w:sz w:val="18"/>
+                                  <w:szCs w:val="18"/>
+                                </w:rPr>
+                              </w:pPr>
+                              <w:r>
+                                <w:rPr>
+                                  <w:sz w:val="18"/>
+                                  <w:szCs w:val="18"/>
+                                </w:rPr>
+                                <w:drawing>
+                                  <wp:inline distT="0" distB="0" distL="114300" distR="114300">
+                                    <wp:extent cx="655955" cy="294640"/>
+                                    <wp:effectExtent l="0" t="0" r="14605" b="10160"/>
+                                    <wp:docPr id="9" name="图片 6" descr="蔡冬雪"/>
+                                    <wp:cNvGraphicFramePr>
+                                      <a:graphicFrameLocks xmlns:a="http://schemas.openxmlformats.org/drawingml/2006/main" noChangeAspect="1"/>
+                                    </wp:cNvGraphicFramePr>
+                                    <a:graphic xmlns:a="http://schemas.openxmlformats.org/drawingml/2006/main">
+                                      <a:graphicData uri="http://schemas.openxmlformats.org/drawingml/2006/picture">
+                                        <pic:pic xmlns:pic="http://schemas.openxmlformats.org/drawingml/2006/picture">
+                                          <pic:nvPicPr>
+                                            <pic:cNvPr id="9" name="图片 6" descr="蔡冬雪"/>
+                                            <pic:cNvPicPr>
+                                              <a:picLocks noChangeAspect="1"/>
+                                            </pic:cNvPicPr>
+                                          </pic:nvPicPr>
+                                          <pic:blipFill>
+                                            <a:blip r:embed="rId18">
+                                              <a:clrChange>
+                                                <a:clrFrom>
+                                                  <a:srgbClr val="FFFFFF">
+                                                    <a:alpha val="100000"/>
+                                                  </a:srgbClr>
+                                                </a:clrFrom>
+                                                <a:clrTo>
+                                                  <a:srgbClr val="FFFFFF">
+                                                    <a:alpha val="100000"/>
+                                                    <a:alpha val="0"/>
+                                                  </a:srgbClr>
+                                                </a:clrTo>
+                                              </a:clrChange>
+                                            </a:blip>
+                                            <a:srcRect l="18656" t="33322" r="18897" b="26699"/>
+                                            <a:stretch>
+                                              <a:fillRect/>
+                                            </a:stretch>
+                                          </pic:blipFill>
+                                          <pic:spPr>
+                                            <a:xfrm>
+                                              <a:off x="0" y="0"/>
+                                              <a:ext cx="655955" cy="294640"/>
+                                            </a:xfrm>
+                                            <a:prstGeom prst="rect">
+                                              <a:avLst/>
+                                            </a:prstGeom>
+                                          </pic:spPr>
+                                        </pic:pic>
+                                      </a:graphicData>
+                                    </a:graphic>
+                                  </wp:inline>
+                                </w:drawing>
+                              </w:r>
+                            </w:p>
+                          </w:tc>
+                          <w:tc>
+                            <w:tcPr>
+                              <w:tcW w:w="984" w:type="dxa"/>
+                              <w:vAlign w:val="center"/>
+                            </w:tcPr>
+                            <w:p>
+                              <w:pPr>
+                                <w:pStyle w:val="22"/>
+                                <w:keepNext w:val="0"/>
+                                <w:keepLines w:val="0"/>
+                                <w:pageBreakBefore w:val="0"/>
+                                <w:kinsoku/>
+                                <w:wordWrap/>
+                                <w:overflowPunct/>
+                                <w:topLinePunct w:val="0"/>
+                                <w:bidi w:val="0"/>
+                                <w:adjustRightInd w:val="0"/>
+                                <w:snapToGrid w:val="0"/>
+                                <w:spacing w:line="240" w:lineRule="auto"/>
+                                <w:jc w:val="both"/>
+                                <w:textAlignment w:val="auto"/>
+                                <w:rPr>
+                                  <w:rFonts w:ascii="Times New Roman" w:hAnsi="Times New Roman" w:cs="Times New Roman"/>
+                                  <w:b/>
+                                  <w:sz w:val="18"/>
+                                  <w:szCs w:val="18"/>
+                                </w:rPr>
+                              </w:pPr>
+                              <w:r>
+                                <w:rPr>
+                                  <w:rFonts w:ascii="Times New Roman" w:hAnsi="Times New Roman" w:cs="Times New Roman"/>
+                                  <w:b/>
+                                  <w:sz w:val="18"/>
+                                  <w:szCs w:val="18"/>
+                                </w:rPr>
+                                <w:t>复核人</w:t>
+                              </w:r>
+                              <w:r>
+                                <w:rPr>
+                                  <w:rFonts w:ascii="Times New Roman" w:hAnsi="Times New Roman" w:cs="Times New Roman"/>
+                                  <w:b/>
+                                  <w:sz w:val="18"/>
+                                  <w:szCs w:val="18"/>
+                                  <w:lang w:eastAsia="zh-CN"/>
+                                </w:rPr>
+                                <w:t>：</w:t>
+                              </w:r>
+                            </w:p>
+                          </w:tc>
+                          <w:tc>
+                            <w:tcPr>
+                              <w:tcW w:w="1236" w:type="dxa"/>
+                              <w:vAlign w:val="center"/>
+                            </w:tcPr>
+                            <w:p>
+                              <w:pPr>
+                                <w:pStyle w:val="22"/>
+                                <w:keepNext w:val="0"/>
+                                <w:keepLines w:val="0"/>
+                                <w:pageBreakBefore w:val="0"/>
+                                <w:kinsoku/>
+                                <w:wordWrap/>
+                                <w:overflowPunct/>
+                                <w:topLinePunct w:val="0"/>
+                                <w:bidi w:val="0"/>
+                                <w:adjustRightInd w:val="0"/>
+                                <w:snapToGrid w:val="0"/>
+                                <w:spacing w:line="240" w:lineRule="auto"/>
+                                <w:ind w:right="15"/>
+                                <w:jc w:val="both"/>
+                                <w:textAlignment w:val="auto"/>
+                                <w:rPr>
+                                  <w:rFonts w:ascii="Times New Roman" w:hAnsi="Times New Roman" w:cs="Times New Roman"/>
+                                  <w:b/>
+                                  <w:sz w:val="18"/>
+                                  <w:szCs w:val="18"/>
+                                </w:rPr>
+                              </w:pPr>
+                              <w:r>
+                                <w:rPr>
+                                  <w:sz w:val="18"/>
+                                  <w:szCs w:val="18"/>
+                                </w:rPr>
+                                <w:drawing>
+                                  <wp:inline distT="0" distB="0" distL="114300" distR="114300">
+                                    <wp:extent cx="524510" cy="297180"/>
+                                    <wp:effectExtent l="0" t="0" r="0" b="6985"/>
+                                    <wp:docPr id="19" name="图片 4" descr="王建丽"/>
+                                    <wp:cNvGraphicFramePr>
+                                      <a:graphicFrameLocks xmlns:a="http://schemas.openxmlformats.org/drawingml/2006/main" noChangeAspect="1"/>
+                                    </wp:cNvGraphicFramePr>
+                                    <a:graphic xmlns:a="http://schemas.openxmlformats.org/drawingml/2006/main">
+                                      <a:graphicData uri="http://schemas.openxmlformats.org/drawingml/2006/picture">
+                                        <pic:pic xmlns:pic="http://schemas.openxmlformats.org/drawingml/2006/picture">
+                                          <pic:nvPicPr>
+                                            <pic:cNvPr id="19" name="图片 4" descr="王建丽"/>
+                                            <pic:cNvPicPr>
+                                              <a:picLocks noChangeAspect="1"/>
+                                            </pic:cNvPicPr>
+                                          </pic:nvPicPr>
+                                          <pic:blipFill>
+                                            <a:blip r:embed="rId19">
+                                              <a:clrChange>
+                                                <a:clrFrom>
+                                                  <a:srgbClr val="FFFFFF">
+                                                    <a:alpha val="100000"/>
+                                                  </a:srgbClr>
+                                                </a:clrFrom>
+                                                <a:clrTo>
+                                                  <a:srgbClr val="FFFFFF">
+                                                    <a:alpha val="100000"/>
+                                                    <a:alpha val="0"/>
+                                                  </a:srgbClr>
+                                                </a:clrTo>
+                                              </a:clrChange>
+                                            </a:blip>
+                                            <a:stretch>
+                                              <a:fillRect/>
+                                            </a:stretch>
+                                          </pic:blipFill>
+                                          <pic:spPr>
+                                            <a:xfrm>
+                                              <a:off x="0" y="0"/>
+                                              <a:ext cx="524510" cy="297180"/>
+                                            </a:xfrm>
+                                            <a:prstGeom prst="rect">
+                                              <a:avLst/>
+                                            </a:prstGeom>
+                                          </pic:spPr>
+                                        </pic:pic>
+                                      </a:graphicData>
+                                    </a:graphic>
+                                  </wp:inline>
+                                </w:drawing>
+                              </w:r>
+                            </w:p>
+                          </w:tc>
+                        </w:tr>
+                        <w:tr>
+                          <w:tblPrEx>
+                            <w:tblCellMar>
+                              <w:top w:w="0" w:type="dxa"/>
+                              <w:left w:w="0" w:type="dxa"/>
+                              <w:bottom w:w="0" w:type="dxa"/>
+                              <w:right w:w="0" w:type="dxa"/>
+                            </w:tblCellMar>
+                          </w:tblPrEx>
+                          <w:trPr>
+                            <w:trHeight w:val="457" w:hRule="exact"/>
+                          </w:trPr>
+                          <w:tc>
+                            <w:tcPr>
+                              <w:tcW w:w="835" w:type="dxa"/>
+                              <w:vAlign w:val="center"/>
+                            </w:tcPr>
+                            <w:p>
+                              <w:pPr>
+                                <w:pStyle w:val="22"/>
+                                <w:keepNext w:val="0"/>
+                                <w:keepLines w:val="0"/>
+                                <w:pageBreakBefore w:val="0"/>
+                                <w:kinsoku/>
+                                <w:wordWrap/>
+                                <w:overflowPunct/>
+                                <w:topLinePunct w:val="0"/>
+                                <w:bidi w:val="0"/>
+                                <w:adjustRightInd w:val="0"/>
+                                <w:snapToGrid w:val="0"/>
+                                <w:spacing w:line="240" w:lineRule="auto"/>
+                                <w:ind w:left="13" w:right="165"/>
+                                <w:jc w:val="both"/>
+                                <w:textAlignment w:val="auto"/>
+                                <w:rPr>
+                                  <w:rFonts w:ascii="Times New Roman" w:hAnsi="Times New Roman" w:cs="Times New Roman"/>
+                                  <w:b/>
+                                  <w:sz w:val="18"/>
+                                  <w:szCs w:val="18"/>
+                                </w:rPr>
+                              </w:pPr>
+                              <w:r>
+                                <w:rPr>
+                                  <w:rFonts w:ascii="Times New Roman" w:hAnsi="Times New Roman" w:cs="Times New Roman"/>
+                                  <w:b/>
+                                  <w:sz w:val="18"/>
+                                  <w:szCs w:val="18"/>
+                                </w:rPr>
+                                <w:t>日</w:t>
+                              </w:r>
+                              <w:r>
+                                <w:rPr>
+                                  <w:rFonts w:ascii="Times New Roman" w:hAnsi="Times New Roman" w:cs="Times New Roman"/>
+                                  <w:b/>
+                                  <w:sz w:val="18"/>
+                                  <w:szCs w:val="18"/>
+                                  <w:lang w:eastAsia="zh-CN"/>
+                                </w:rPr>
+                                <w:t xml:space="preserve">  </w:t>
+                              </w:r>
+                              <w:r>
+                                <w:rPr>
+                                  <w:rFonts w:ascii="Times New Roman" w:hAnsi="Times New Roman" w:cs="Times New Roman"/>
+                                  <w:b/>
+                                  <w:sz w:val="18"/>
+                                  <w:szCs w:val="18"/>
+                                </w:rPr>
+                                <w:t>期：</w:t>
+                              </w:r>
+                            </w:p>
+                          </w:tc>
+                          <w:tc>
+                            <w:tcPr>
+                              <w:tcW w:w="1392" w:type="dxa"/>
+                              <w:vAlign w:val="center"/>
+                            </w:tcPr>
+                            <w:p>
+                              <w:pPr>
+                                <w:pStyle w:val="22"/>
+                                <w:keepNext w:val="0"/>
+                                <w:keepLines w:val="0"/>
+                                <w:pageBreakBefore w:val="0"/>
+                                <w:kinsoku/>
+                                <w:wordWrap/>
+                                <w:overflowPunct/>
+                                <w:topLinePunct w:val="0"/>
+                                <w:bidi w:val="0"/>
+                                <w:adjustRightInd w:val="0"/>
+                                <w:snapToGrid w:val="0"/>
+                                <w:spacing w:line="240" w:lineRule="auto"/>
+                                <w:jc w:val="both"/>
+                                <w:textAlignment w:val="auto"/>
+                                <w:rPr>
+                                  <w:rFonts w:ascii="Times New Roman" w:hAnsi="Times New Roman" w:cs="Times New Roman"/>
+                                  <w:sz w:val="18"/>
+                                  <w:szCs w:val="18"/>
+                                </w:rPr>
+                              </w:pPr>
+                              <w:r>
+                                <w:rPr>
+                                  <w:rFonts w:ascii="Times New Roman" w:hAnsi="Times New Roman" w:cs="Times New Roman"/>
+                                  <w:kern w:val="2"/>
+                                  <w:sz w:val="18"/>
+                                  <w:szCs w:val="18"/>
+                                  <w:lang w:eastAsia="zh-CN"/>
+                                </w:rPr>
+                                <w:t>{{ reportdate }}</w:t>
+                              </w:r>
+                            </w:p>
+                          </w:tc>
+                          <w:tc>
+                            <w:tcPr>
+                              <w:tcW w:w="984" w:type="dxa"/>
+                              <w:vAlign w:val="center"/>
+                            </w:tcPr>
+                            <w:p>
+                              <w:pPr>
+                                <w:pStyle w:val="22"/>
+                                <w:keepNext w:val="0"/>
+                                <w:keepLines w:val="0"/>
+                                <w:pageBreakBefore w:val="0"/>
+                                <w:kinsoku/>
+                                <w:wordWrap/>
+                                <w:overflowPunct/>
+                                <w:topLinePunct w:val="0"/>
+                                <w:bidi w:val="0"/>
+                                <w:adjustRightInd w:val="0"/>
+                                <w:snapToGrid w:val="0"/>
+                                <w:spacing w:line="240" w:lineRule="auto"/>
+                                <w:jc w:val="both"/>
+                                <w:textAlignment w:val="auto"/>
+                                <w:rPr>
+                                  <w:rFonts w:ascii="Times New Roman" w:hAnsi="Times New Roman" w:cs="Times New Roman"/>
+                                  <w:b/>
+                                  <w:sz w:val="18"/>
+                                  <w:szCs w:val="18"/>
+                                </w:rPr>
+                              </w:pPr>
+                              <w:r>
+                                <w:rPr>
+                                  <w:rFonts w:ascii="Times New Roman" w:hAnsi="Times New Roman" w:cs="Times New Roman"/>
+                                  <w:b/>
+                                  <w:sz w:val="18"/>
+                                  <w:szCs w:val="18"/>
+                                </w:rPr>
+                                <w:t>日</w:t>
+                              </w:r>
+                              <w:r>
+                                <w:rPr>
+                                  <w:rFonts w:ascii="Times New Roman" w:hAnsi="Times New Roman" w:cs="Times New Roman"/>
+                                  <w:b/>
+                                  <w:sz w:val="18"/>
+                                  <w:szCs w:val="18"/>
+                                  <w:lang w:eastAsia="zh-CN"/>
+                                </w:rPr>
+                                <w:t xml:space="preserve">  </w:t>
+                              </w:r>
+                              <w:r>
+                                <w:rPr>
+                                  <w:rFonts w:ascii="Times New Roman" w:hAnsi="Times New Roman" w:cs="Times New Roman"/>
+                                  <w:b/>
+                                  <w:sz w:val="18"/>
+                                  <w:szCs w:val="18"/>
+                                </w:rPr>
+                                <w:t>期：</w:t>
+                              </w:r>
+                            </w:p>
+                          </w:tc>
+                          <w:tc>
+                            <w:tcPr>
+                              <w:tcW w:w="1236" w:type="dxa"/>
+                              <w:vAlign w:val="center"/>
+                            </w:tcPr>
+                            <w:p>
+                              <w:pPr>
+                                <w:pStyle w:val="22"/>
+                                <w:keepNext w:val="0"/>
+                                <w:keepLines w:val="0"/>
+                                <w:pageBreakBefore w:val="0"/>
+                                <w:kinsoku/>
+                                <w:wordWrap/>
+                                <w:overflowPunct/>
+                                <w:topLinePunct w:val="0"/>
+                                <w:bidi w:val="0"/>
+                                <w:adjustRightInd w:val="0"/>
+                                <w:snapToGrid w:val="0"/>
+                                <w:spacing w:line="240" w:lineRule="auto"/>
+                                <w:ind w:right="15"/>
+                                <w:jc w:val="both"/>
+                                <w:textAlignment w:val="auto"/>
+                                <w:rPr>
+                                  <w:rFonts w:ascii="Times New Roman" w:hAnsi="Times New Roman" w:cs="Times New Roman"/>
+                                  <w:sz w:val="18"/>
+                                  <w:szCs w:val="18"/>
+                                </w:rPr>
+                              </w:pPr>
+                              <w:r>
+                                <w:rPr>
+                                  <w:rFonts w:ascii="Times New Roman" w:hAnsi="Times New Roman" w:cs="Times New Roman"/>
+                                  <w:kern w:val="2"/>
+                                  <w:sz w:val="18"/>
+                                  <w:szCs w:val="18"/>
+                                  <w:lang w:eastAsia="zh-CN"/>
+                                </w:rPr>
+                                <w:t>{{ reportdate }}</w:t>
+                              </w:r>
+                            </w:p>
+                          </w:tc>
+                        </w:tr>
+                      </w:tbl>
+                      <w:p>
+                        <w:pPr>
+                          <w:keepNext w:val="0"/>
+                          <w:keepLines w:val="0"/>
+                          <w:pageBreakBefore w:val="0"/>
+                          <w:kinsoku/>
+                          <w:wordWrap/>
+                          <w:overflowPunct/>
+                          <w:topLinePunct w:val="0"/>
+                          <w:bidi w:val="0"/>
+                          <w:adjustRightInd w:val="0"/>
+                          <w:snapToGrid w:val="0"/>
+                          <w:spacing w:line="240" w:lineRule="auto"/>
+                          <w:textAlignment w:val="auto"/>
+                          <w:rPr>
+                            <w:rFonts w:hint="default"/>
+                            <w:sz w:val="18"/>
+                            <w:szCs w:val="18"/>
+                            <w:lang w:val="en-US" w:eastAsia="zh-CN"/>
+                          </w:rPr>
+                        </w:pPr>
+                        <w:r>
+                          <w:rPr>
+                            <w:rFonts w:hint="eastAsia" w:ascii="Times New Roman" w:hAnsi="Times New Roman" w:eastAsia="微软雅黑" w:cs="Times New Roman"/>
+                            <w:sz w:val="18"/>
+                            <w:szCs w:val="18"/>
+                            <w:lang w:eastAsia="zh-CN"/>
+                          </w:rPr>
+                          <w:t xml:space="preserve">{% endif %}{% if testedby == </w:t>
+                        </w:r>
+                        <w:r>
+                          <w:rPr>
+                            <w:rFonts w:ascii="Times New Roman" w:hAnsi="Times New Roman" w:eastAsia="微软雅黑" w:cs="Times New Roman"/>
+                            <w:sz w:val="18"/>
+                            <w:szCs w:val="18"/>
+                            <w:lang w:eastAsia="zh-CN"/>
+                          </w:rPr>
+                          <w:t>“</w:t>
+                        </w:r>
+                        <w:r>
+                          <w:rPr>
+                            <w:rFonts w:hint="eastAsia" w:ascii="Times New Roman" w:hAnsi="Times New Roman" w:eastAsia="微软雅黑" w:cs="Times New Roman"/>
+                            <w:sz w:val="18"/>
+                            <w:szCs w:val="18"/>
+                            <w:lang w:eastAsia="zh-CN"/>
+                          </w:rPr>
+                          <w:t>2</w:t>
+                        </w:r>
+                        <w:r>
+                          <w:rPr>
+                            <w:rFonts w:ascii="Times New Roman" w:hAnsi="Times New Roman" w:eastAsia="微软雅黑" w:cs="Times New Roman"/>
+                            <w:sz w:val="18"/>
+                            <w:szCs w:val="18"/>
+                            <w:lang w:eastAsia="zh-CN"/>
+                          </w:rPr>
+                          <w:t>”</w:t>
+                        </w:r>
+                        <w:r>
+                          <w:rPr>
+                            <w:rFonts w:hint="eastAsia" w:ascii="Times New Roman" w:hAnsi="Times New Roman" w:eastAsia="微软雅黑" w:cs="Times New Roman"/>
+                            <w:sz w:val="18"/>
+                            <w:szCs w:val="18"/>
+                            <w:lang w:eastAsia="zh-CN"/>
+                          </w:rPr>
+                          <w:t xml:space="preserve"> %}</w:t>
+                        </w:r>
+                      </w:p>
+                      <w:p>
+                        <w:pPr>
+                          <w:keepNext w:val="0"/>
+                          <w:keepLines w:val="0"/>
+                          <w:pageBreakBefore w:val="0"/>
+                          <w:kinsoku/>
+                          <w:wordWrap/>
+                          <w:overflowPunct/>
+                          <w:topLinePunct w:val="0"/>
+                          <w:bidi w:val="0"/>
+                          <w:adjustRightInd w:val="0"/>
+                          <w:snapToGrid w:val="0"/>
+                          <w:spacing w:line="240" w:lineRule="auto"/>
+                          <w:textAlignment w:val="auto"/>
+                          <w:rPr>
+                            <w:sz w:val="18"/>
+                            <w:szCs w:val="18"/>
+                            <w:lang w:eastAsia="zh-CN"/>
+                          </w:rPr>
+                        </w:pPr>
+                      </w:p>
+                      <w:tbl>
+                        <w:tblPr>
+                          <w:tblStyle w:val="34"/>
+                          <w:tblW w:w="4543" w:type="dxa"/>
+                          <w:tblInd w:w="0" w:type="dxa"/>
+                          <w:tblLayout w:type="fixed"/>
                           <w:tblCellMar>
                             <w:top w:w="0" w:type="dxa"/>
                             <w:left w:w="0" w:type="dxa"/>
                             <w:bottom w:w="0" w:type="dxa"/>
                             <w:right w:w="0" w:type="dxa"/>
                           </w:tblCellMar>
-                        </w:tblPrEx>
-                        <w:trPr>
-                          <w:trHeight w:val="457" w:hRule="exact"/>
-                        </w:trPr>
-                        <w:tc>
-                          <w:tcPr>
-                            <w:tcW w:w="835" w:type="dxa"/>
-                            <w:vAlign w:val="center"/>
-                          </w:tcPr>
-                          <w:p>
-                            <w:pPr>
-                              <w:pStyle w:val="22"/>
-                              <w:keepNext w:val="0"/>
-                              <w:keepLines w:val="0"/>
-                              <w:pageBreakBefore w:val="0"/>
-                              <w:kinsoku/>
-                              <w:wordWrap/>
-                              <w:overflowPunct/>
-                              <w:topLinePunct w:val="0"/>
-                              <w:bidi w:val="0"/>
-                              <w:adjustRightInd w:val="0"/>
-                              <w:snapToGrid w:val="0"/>
-                              <w:spacing w:line="240" w:lineRule="auto"/>
-                              <w:ind w:left="13" w:right="165"/>
-                              <w:jc w:val="both"/>
-                              <w:textAlignment w:val="auto"/>
-                              <w:rPr>
-                                <w:rFonts w:ascii="Times New Roman" w:hAnsi="Times New Roman" w:cs="Times New Roman"/>
-                                <w:b/>
-                                <w:sz w:val="18"/>
-                                <w:szCs w:val="18"/>
-                              </w:rPr>
-                            </w:pPr>
-                            <w:r>
-                              <w:rPr>
-                                <w:rFonts w:ascii="Times New Roman" w:hAnsi="Times New Roman" w:cs="Times New Roman"/>
-                                <w:b/>
-                                <w:sz w:val="18"/>
-                                <w:szCs w:val="18"/>
-                              </w:rPr>
-                              <w:t>日</w:t>
-                            </w:r>
-                            <w:r>
-                              <w:rPr>
-                                <w:rFonts w:ascii="Times New Roman" w:hAnsi="Times New Roman" w:cs="Times New Roman"/>
-                                <w:b/>
-                                <w:sz w:val="18"/>
-                                <w:szCs w:val="18"/>
-                                <w:lang w:eastAsia="zh-CN"/>
-                              </w:rPr>
-                              <w:t xml:space="preserve">  </w:t>
-                            </w:r>
-                            <w:r>
-                              <w:rPr>
-                                <w:rFonts w:ascii="Times New Roman" w:hAnsi="Times New Roman" w:cs="Times New Roman"/>
-                                <w:b/>
-                                <w:sz w:val="18"/>
-                                <w:szCs w:val="18"/>
-                              </w:rPr>
-                              <w:t>期：</w:t>
-                            </w:r>
-                          </w:p>
-                        </w:tc>
-                        <w:tc>
-                          <w:tcPr>
-                            <w:tcW w:w="1392" w:type="dxa"/>
-                            <w:vAlign w:val="center"/>
-                          </w:tcPr>
-                          <w:p>
-                            <w:pPr>
-                              <w:pStyle w:val="22"/>
-                              <w:keepNext w:val="0"/>
-                              <w:keepLines w:val="0"/>
-                              <w:pageBreakBefore w:val="0"/>
-                              <w:kinsoku/>
-                              <w:wordWrap/>
-                              <w:overflowPunct/>
-                              <w:topLinePunct w:val="0"/>
-                              <w:bidi w:val="0"/>
-                              <w:adjustRightInd w:val="0"/>
-                              <w:snapToGrid w:val="0"/>
-                              <w:spacing w:line="240" w:lineRule="auto"/>
-                              <w:jc w:val="both"/>
-                              <w:textAlignment w:val="auto"/>
-                              <w:rPr>
-                                <w:rFonts w:ascii="Times New Roman" w:hAnsi="Times New Roman" w:cs="Times New Roman"/>
-                                <w:sz w:val="18"/>
-                                <w:szCs w:val="18"/>
-                              </w:rPr>
-                            </w:pPr>
-                            <w:r>
-                              <w:rPr>
-                                <w:rFonts w:ascii="Times New Roman" w:hAnsi="Times New Roman" w:cs="Times New Roman"/>
-                                <w:kern w:val="2"/>
-                                <w:sz w:val="18"/>
-                                <w:szCs w:val="18"/>
-                                <w:lang w:eastAsia="zh-CN"/>
-                              </w:rPr>
-                              <w:t>{{ reportdate }}</w:t>
-                            </w:r>
-                          </w:p>
-                        </w:tc>
-                        <w:tc>
-                          <w:tcPr>
-                            <w:tcW w:w="984" w:type="dxa"/>
-                            <w:vAlign w:val="center"/>
-                          </w:tcPr>
-                          <w:p>
-                            <w:pPr>
-                              <w:pStyle w:val="22"/>
-                              <w:keepNext w:val="0"/>
-                              <w:keepLines w:val="0"/>
-                              <w:pageBreakBefore w:val="0"/>
-                              <w:kinsoku/>
-                              <w:wordWrap/>
-                              <w:overflowPunct/>
-                              <w:topLinePunct w:val="0"/>
-                              <w:bidi w:val="0"/>
-                              <w:adjustRightInd w:val="0"/>
-                              <w:snapToGrid w:val="0"/>
-                              <w:spacing w:line="240" w:lineRule="auto"/>
-                              <w:jc w:val="both"/>
-                              <w:textAlignment w:val="auto"/>
-                              <w:rPr>
-                                <w:rFonts w:ascii="Times New Roman" w:hAnsi="Times New Roman" w:cs="Times New Roman"/>
-                                <w:b/>
-                                <w:sz w:val="18"/>
-                                <w:szCs w:val="18"/>
-                              </w:rPr>
-                            </w:pPr>
-                            <w:r>
-                              <w:rPr>
-                                <w:rFonts w:ascii="Times New Roman" w:hAnsi="Times New Roman" w:cs="Times New Roman"/>
-                                <w:b/>
-                                <w:sz w:val="18"/>
-                                <w:szCs w:val="18"/>
-                              </w:rPr>
-                              <w:t>日</w:t>
-                            </w:r>
-                            <w:r>
-                              <w:rPr>
-                                <w:rFonts w:ascii="Times New Roman" w:hAnsi="Times New Roman" w:cs="Times New Roman"/>
-                                <w:b/>
-                                <w:sz w:val="18"/>
-                                <w:szCs w:val="18"/>
-                                <w:lang w:eastAsia="zh-CN"/>
-                              </w:rPr>
-                              <w:t xml:space="preserve">  </w:t>
-                            </w:r>
-                            <w:r>
-                              <w:rPr>
-                                <w:rFonts w:ascii="Times New Roman" w:hAnsi="Times New Roman" w:cs="Times New Roman"/>
-                                <w:b/>
-                                <w:sz w:val="18"/>
-                                <w:szCs w:val="18"/>
-                              </w:rPr>
-                              <w:t>期：</w:t>
-                            </w:r>
-                          </w:p>
-                        </w:tc>
-                        <w:tc>
-                          <w:tcPr>
-                            <w:tcW w:w="1236" w:type="dxa"/>
-                            <w:vAlign w:val="center"/>
-                          </w:tcPr>
-                          <w:p>
-                            <w:pPr>
-                              <w:pStyle w:val="22"/>
-                              <w:keepNext w:val="0"/>
-                              <w:keepLines w:val="0"/>
-                              <w:pageBreakBefore w:val="0"/>
-                              <w:kinsoku/>
-                              <w:wordWrap/>
-                              <w:overflowPunct/>
-                              <w:topLinePunct w:val="0"/>
-                              <w:bidi w:val="0"/>
-                              <w:adjustRightInd w:val="0"/>
-                              <w:snapToGrid w:val="0"/>
-                              <w:spacing w:line="240" w:lineRule="auto"/>
-                              <w:ind w:right="15"/>
-                              <w:jc w:val="both"/>
-                              <w:textAlignment w:val="auto"/>
-                              <w:rPr>
-                                <w:rFonts w:ascii="Times New Roman" w:hAnsi="Times New Roman" w:cs="Times New Roman"/>
-                                <w:sz w:val="18"/>
-                                <w:szCs w:val="18"/>
-                              </w:rPr>
-                            </w:pPr>
-                            <w:r>
-                              <w:rPr>
-                                <w:rFonts w:ascii="Times New Roman" w:hAnsi="Times New Roman" w:cs="Times New Roman"/>
-                                <w:kern w:val="2"/>
-                                <w:sz w:val="18"/>
-                                <w:szCs w:val="18"/>
-                                <w:lang w:eastAsia="zh-CN"/>
-                              </w:rPr>
-                              <w:t>{{ reportdate }}</w:t>
-                            </w:r>
-                          </w:p>
-                        </w:tc>
-                      </w:tr>
-                    </w:tbl>
-                    <w:p>
-                      <w:pPr>
-                        <w:keepNext w:val="0"/>
-                        <w:keepLines w:val="0"/>
-                        <w:pageBreakBefore w:val="0"/>
-                        <w:kinsoku/>
-                        <w:wordWrap/>
-                        <w:overflowPunct/>
-                        <w:topLinePunct w:val="0"/>
-                        <w:bidi w:val="0"/>
-                        <w:adjustRightInd w:val="0"/>
-                        <w:snapToGrid w:val="0"/>
-                        <w:spacing w:line="240" w:lineRule="auto"/>
-                        <w:textAlignment w:val="auto"/>
-                        <w:rPr>
-                          <w:rFonts w:hint="default"/>
-                          <w:sz w:val="18"/>
-                          <w:szCs w:val="18"/>
-                          <w:lang w:val="en-US" w:eastAsia="zh-CN"/>
-                        </w:rPr>
-                      </w:pPr>
-                      <w:r>
-                        <w:rPr>
-                          <w:rFonts w:hint="eastAsia" w:ascii="Times New Roman" w:hAnsi="Times New Roman" w:eastAsia="微软雅黑" w:cs="Times New Roman"/>
-                          <w:sz w:val="18"/>
-                          <w:szCs w:val="18"/>
-                          <w:lang w:eastAsia="zh-CN"/>
-                        </w:rPr>
-                        <w:t xml:space="preserve">{% endif %}{% if testedby == </w:t>
-                      </w:r>
-                      <w:r>
-                        <w:rPr>
-                          <w:rFonts w:ascii="Times New Roman" w:hAnsi="Times New Roman" w:eastAsia="微软雅黑" w:cs="Times New Roman"/>
-                          <w:sz w:val="18"/>
-                          <w:szCs w:val="18"/>
-                          <w:lang w:eastAsia="zh-CN"/>
-                        </w:rPr>
-                        <w:t>“</w:t>
-                      </w:r>
-                      <w:r>
-                        <w:rPr>
-                          <w:rFonts w:hint="eastAsia" w:ascii="Times New Roman" w:hAnsi="Times New Roman" w:eastAsia="微软雅黑" w:cs="Times New Roman"/>
-                          <w:sz w:val="18"/>
-                          <w:szCs w:val="18"/>
-                          <w:lang w:eastAsia="zh-CN"/>
-                        </w:rPr>
-                        <w:t>2</w:t>
-                      </w:r>
-                      <w:r>
-                        <w:rPr>
-                          <w:rFonts w:ascii="Times New Roman" w:hAnsi="Times New Roman" w:eastAsia="微软雅黑" w:cs="Times New Roman"/>
-                          <w:sz w:val="18"/>
-                          <w:szCs w:val="18"/>
-                          <w:lang w:eastAsia="zh-CN"/>
-                        </w:rPr>
-                        <w:t>”</w:t>
-                      </w:r>
-                      <w:r>
-                        <w:rPr>
-                          <w:rFonts w:hint="eastAsia" w:ascii="Times New Roman" w:hAnsi="Times New Roman" w:eastAsia="微软雅黑" w:cs="Times New Roman"/>
-                          <w:sz w:val="18"/>
-                          <w:szCs w:val="18"/>
-                          <w:lang w:eastAsia="zh-CN"/>
-                        </w:rPr>
-                        <w:t xml:space="preserve"> %}</w:t>
-                      </w:r>
-                    </w:p>
-                    <w:p>
-                      <w:pPr>
-                        <w:keepNext w:val="0"/>
-                        <w:keepLines w:val="0"/>
-                        <w:pageBreakBefore w:val="0"/>
-                        <w:kinsoku/>
-                        <w:wordWrap/>
-                        <w:overflowPunct/>
-                        <w:topLinePunct w:val="0"/>
-                        <w:bidi w:val="0"/>
-                        <w:adjustRightInd w:val="0"/>
-                        <w:snapToGrid w:val="0"/>
-                        <w:spacing w:line="240" w:lineRule="auto"/>
-                        <w:textAlignment w:val="auto"/>
-                        <w:rPr>
-                          <w:sz w:val="18"/>
-                          <w:szCs w:val="18"/>
-                          <w:lang w:eastAsia="zh-CN"/>
-                        </w:rPr>
-                      </w:pPr>
-                    </w:p>
-                    <w:tbl>
-                      <w:tblPr>
-                        <w:tblStyle w:val="34"/>
-                        <w:tblW w:w="4543" w:type="dxa"/>
-                        <w:tblInd w:w="0" w:type="dxa"/>
-                        <w:tblLayout w:type="fixed"/>
-                        <w:tblCellMar>
-                          <w:top w:w="0" w:type="dxa"/>
-                          <w:left w:w="0" w:type="dxa"/>
-                          <w:bottom w:w="0" w:type="dxa"/>
-                          <w:right w:w="0" w:type="dxa"/>
-                        </w:tblCellMar>
-                      </w:tblPr>
-                      <w:tblGrid>
-                        <w:gridCol w:w="835"/>
-                        <w:gridCol w:w="1308"/>
-                        <w:gridCol w:w="912"/>
-                        <w:gridCol w:w="1488"/>
-                      </w:tblGrid>
-                      <w:tr>
-                        <w:tblPrEx>
-                          <w:tblCellMar>
-                            <w:top w:w="0" w:type="dxa"/>
-                            <w:left w:w="0" w:type="dxa"/>
-                            <w:bottom w:w="0" w:type="dxa"/>
-                            <w:right w:w="0" w:type="dxa"/>
-                          </w:tblCellMar>
-                        </w:tblPrEx>
-                        <w:trPr>
-                          <w:trHeight w:val="441" w:hRule="exact"/>
-                        </w:trPr>
-                        <w:tc>
-                          <w:tcPr>
-                            <w:tcW w:w="835" w:type="dxa"/>
-                            <w:vAlign w:val="center"/>
-                          </w:tcPr>
-                          <w:p>
-                            <w:pPr>
-                              <w:pStyle w:val="22"/>
-                              <w:keepNext w:val="0"/>
-                              <w:keepLines w:val="0"/>
-                              <w:pageBreakBefore w:val="0"/>
-                              <w:kinsoku/>
-                              <w:wordWrap/>
-                              <w:overflowPunct/>
-                              <w:topLinePunct w:val="0"/>
-                              <w:bidi w:val="0"/>
-                              <w:adjustRightInd w:val="0"/>
-                              <w:snapToGrid w:val="0"/>
-                              <w:spacing w:line="240" w:lineRule="auto"/>
-                              <w:ind w:left="13" w:right="95"/>
-                              <w:jc w:val="both"/>
-                              <w:textAlignment w:val="auto"/>
-                              <w:rPr>
-                                <w:rFonts w:ascii="Times New Roman" w:hAnsi="Times New Roman" w:cs="Times New Roman"/>
-                                <w:b/>
-                                <w:sz w:val="18"/>
-                                <w:szCs w:val="18"/>
-                              </w:rPr>
-                            </w:pPr>
-                            <w:r>
-                              <w:rPr>
-                                <w:rFonts w:ascii="Times New Roman" w:hAnsi="Times New Roman" w:cs="Times New Roman"/>
-                                <w:b/>
-                                <w:sz w:val="18"/>
-                                <w:szCs w:val="18"/>
-                              </w:rPr>
-                              <w:t>检测人：</w:t>
-                            </w:r>
-                          </w:p>
-                        </w:tc>
-                        <w:tc>
-                          <w:tcPr>
-                            <w:tcW w:w="1308" w:type="dxa"/>
-                            <w:vAlign w:val="center"/>
-                          </w:tcPr>
-                          <w:p>
-                            <w:pPr>
-                              <w:pStyle w:val="22"/>
-                              <w:keepNext w:val="0"/>
-                              <w:keepLines w:val="0"/>
-                              <w:pageBreakBefore w:val="0"/>
-                              <w:kinsoku/>
-                              <w:wordWrap/>
-                              <w:overflowPunct/>
-                              <w:topLinePunct w:val="0"/>
-                              <w:bidi w:val="0"/>
-                              <w:adjustRightInd w:val="0"/>
-                              <w:snapToGrid w:val="0"/>
-                              <w:spacing w:line="240" w:lineRule="auto"/>
-                              <w:jc w:val="both"/>
-                              <w:textAlignment w:val="auto"/>
-                              <w:rPr>
-                                <w:rFonts w:ascii="Times New Roman" w:hAnsi="Times New Roman" w:cs="Times New Roman"/>
-                                <w:b/>
-                                <w:sz w:val="18"/>
-                                <w:szCs w:val="18"/>
-                              </w:rPr>
-                            </w:pPr>
-                            <w:r>
-                              <w:rPr>
-                                <w:sz w:val="18"/>
-                                <w:szCs w:val="18"/>
-                              </w:rPr>
-                              <w:drawing>
-                                <wp:inline distT="0" distB="0" distL="114300" distR="114300">
-                                  <wp:extent cx="604520" cy="325755"/>
-                                  <wp:effectExtent l="0" t="0" r="0" b="0"/>
-                                  <wp:docPr id="4" name="图片 1"/>
-                                  <wp:cNvGraphicFramePr>
-                                    <a:graphicFrameLocks xmlns:a="http://schemas.openxmlformats.org/drawingml/2006/main" noChangeAspect="1"/>
-                                  </wp:cNvGraphicFramePr>
-                                  <a:graphic xmlns:a="http://schemas.openxmlformats.org/drawingml/2006/main">
-                                    <a:graphicData uri="http://schemas.openxmlformats.org/drawingml/2006/picture">
-                                      <pic:pic xmlns:pic="http://schemas.openxmlformats.org/drawingml/2006/picture">
-                                        <pic:nvPicPr>
-                                          <pic:cNvPr id="4" name="图片 1"/>
-                                          <pic:cNvPicPr>
-                                            <a:picLocks noChangeAspect="1"/>
-                                          </pic:cNvPicPr>
-                                        </pic:nvPicPr>
-                                        <pic:blipFill>
-                                          <a:blip r:embed="rId20">
-                                            <a:clrChange>
-                                              <a:clrFrom>
-                                                <a:srgbClr val="FFFFFF">
-                                                  <a:alpha val="100000"/>
-                                                </a:srgbClr>
-                                              </a:clrFrom>
-                                              <a:clrTo>
-                                                <a:srgbClr val="FFFFFF">
-                                                  <a:alpha val="100000"/>
-                                                  <a:alpha val="0"/>
-                                                </a:srgbClr>
-                                              </a:clrTo>
-                                            </a:clrChange>
-                                          </a:blip>
-                                          <a:srcRect l="10922" t="11667"/>
-                                          <a:stretch>
-                                            <a:fillRect/>
-                                          </a:stretch>
-                                        </pic:blipFill>
-                                        <pic:spPr>
-                                          <a:xfrm>
-                                            <a:off x="0" y="0"/>
-                                            <a:ext cx="604520" cy="325755"/>
-                                          </a:xfrm>
-                                          <a:prstGeom prst="rect">
-                                            <a:avLst/>
-                                          </a:prstGeom>
-                                          <a:noFill/>
-                                          <a:ln>
+                        </w:tblPr>
+                        <w:tblGrid>
+                          <w:gridCol w:w="835"/>
+                          <w:gridCol w:w="1308"/>
+                          <w:gridCol w:w="912"/>
+                          <w:gridCol w:w="1488"/>
+                        </w:tblGrid>
+                        <w:tr>
+                          <w:tblPrEx>
+                            <w:tblCellMar>
+                              <w:top w:w="0" w:type="dxa"/>
+                              <w:left w:w="0" w:type="dxa"/>
+                              <w:bottom w:w="0" w:type="dxa"/>
+                              <w:right w:w="0" w:type="dxa"/>
+                            </w:tblCellMar>
+                          </w:tblPrEx>
+                          <w:trPr>
+                            <w:trHeight w:val="441" w:hRule="exact"/>
+                          </w:trPr>
+                          <w:tc>
+                            <w:tcPr>
+                              <w:tcW w:w="835" w:type="dxa"/>
+                              <w:vAlign w:val="center"/>
+                            </w:tcPr>
+                            <w:p>
+                              <w:pPr>
+                                <w:pStyle w:val="22"/>
+                                <w:keepNext w:val="0"/>
+                                <w:keepLines w:val="0"/>
+                                <w:pageBreakBefore w:val="0"/>
+                                <w:kinsoku/>
+                                <w:wordWrap/>
+                                <w:overflowPunct/>
+                                <w:topLinePunct w:val="0"/>
+                                <w:bidi w:val="0"/>
+                                <w:adjustRightInd w:val="0"/>
+                                <w:snapToGrid w:val="0"/>
+                                <w:spacing w:line="240" w:lineRule="auto"/>
+                                <w:ind w:left="13" w:right="95"/>
+                                <w:jc w:val="both"/>
+                                <w:textAlignment w:val="auto"/>
+                                <w:rPr>
+                                  <w:rFonts w:ascii="Times New Roman" w:hAnsi="Times New Roman" w:cs="Times New Roman"/>
+                                  <w:b/>
+                                  <w:sz w:val="18"/>
+                                  <w:szCs w:val="18"/>
+                                </w:rPr>
+                              </w:pPr>
+                              <w:r>
+                                <w:rPr>
+                                  <w:rFonts w:ascii="Times New Roman" w:hAnsi="Times New Roman" w:cs="Times New Roman"/>
+                                  <w:b/>
+                                  <w:sz w:val="18"/>
+                                  <w:szCs w:val="18"/>
+                                </w:rPr>
+                                <w:t>检测人：</w:t>
+                              </w:r>
+                            </w:p>
+                          </w:tc>
+                          <w:tc>
+                            <w:tcPr>
+                              <w:tcW w:w="1308" w:type="dxa"/>
+                              <w:vAlign w:val="center"/>
+                            </w:tcPr>
+                            <w:p>
+                              <w:pPr>
+                                <w:pStyle w:val="22"/>
+                                <w:keepNext w:val="0"/>
+                                <w:keepLines w:val="0"/>
+                                <w:pageBreakBefore w:val="0"/>
+                                <w:kinsoku/>
+                                <w:wordWrap/>
+                                <w:overflowPunct/>
+                                <w:topLinePunct w:val="0"/>
+                                <w:bidi w:val="0"/>
+                                <w:adjustRightInd w:val="0"/>
+                                <w:snapToGrid w:val="0"/>
+                                <w:spacing w:line="240" w:lineRule="auto"/>
+                                <w:jc w:val="both"/>
+                                <w:textAlignment w:val="auto"/>
+                                <w:rPr>
+                                  <w:rFonts w:ascii="Times New Roman" w:hAnsi="Times New Roman" w:cs="Times New Roman"/>
+                                  <w:b/>
+                                  <w:sz w:val="18"/>
+                                  <w:szCs w:val="18"/>
+                                </w:rPr>
+                              </w:pPr>
+                              <w:r>
+                                <w:rPr>
+                                  <w:sz w:val="18"/>
+                                  <w:szCs w:val="18"/>
+                                </w:rPr>
+                                <w:drawing>
+                                  <wp:inline distT="0" distB="0" distL="114300" distR="114300">
+                                    <wp:extent cx="604520" cy="325755"/>
+                                    <wp:effectExtent l="0" t="0" r="0" b="0"/>
+                                    <wp:docPr id="10" name="图片 1"/>
+                                    <wp:cNvGraphicFramePr>
+                                      <a:graphicFrameLocks xmlns:a="http://schemas.openxmlformats.org/drawingml/2006/main" noChangeAspect="1"/>
+                                    </wp:cNvGraphicFramePr>
+                                    <a:graphic xmlns:a="http://schemas.openxmlformats.org/drawingml/2006/main">
+                                      <a:graphicData uri="http://schemas.openxmlformats.org/drawingml/2006/picture">
+                                        <pic:pic xmlns:pic="http://schemas.openxmlformats.org/drawingml/2006/picture">
+                                          <pic:nvPicPr>
+                                            <pic:cNvPr id="10" name="图片 1"/>
+                                            <pic:cNvPicPr>
+                                              <a:picLocks noChangeAspect="1"/>
+                                            </pic:cNvPicPr>
+                                          </pic:nvPicPr>
+                                          <pic:blipFill>
+                                            <a:blip r:embed="rId20">
+                                              <a:clrChange>
+                                                <a:clrFrom>
+                                                  <a:srgbClr val="FFFFFF">
+                                                    <a:alpha val="100000"/>
+                                                  </a:srgbClr>
+                                                </a:clrFrom>
+                                                <a:clrTo>
+                                                  <a:srgbClr val="FFFFFF">
+                                                    <a:alpha val="100000"/>
+                                                    <a:alpha val="0"/>
+                                                  </a:srgbClr>
+                                                </a:clrTo>
+                                              </a:clrChange>
+                                            </a:blip>
+                                            <a:srcRect l="10922" t="11667"/>
+                                            <a:stretch>
+                                              <a:fillRect/>
+                                            </a:stretch>
+                                          </pic:blipFill>
+                                          <pic:spPr>
+                                            <a:xfrm>
+                                              <a:off x="0" y="0"/>
+                                              <a:ext cx="604520" cy="325755"/>
+                                            </a:xfrm>
+                                            <a:prstGeom prst="rect">
+                                              <a:avLst/>
+                                            </a:prstGeom>
                                             <a:noFill/>
-                                          </a:ln>
-                                        </pic:spPr>
-                                      </pic:pic>
-                                    </a:graphicData>
-                                  </a:graphic>
-                                </wp:inline>
-                              </w:drawing>
-                            </w:r>
-                          </w:p>
-                        </w:tc>
-                        <w:tc>
-                          <w:tcPr>
-                            <w:tcW w:w="912" w:type="dxa"/>
-                            <w:vAlign w:val="center"/>
-                          </w:tcPr>
-                          <w:p>
-                            <w:pPr>
-                              <w:pStyle w:val="22"/>
-                              <w:keepNext w:val="0"/>
-                              <w:keepLines w:val="0"/>
-                              <w:pageBreakBefore w:val="0"/>
-                              <w:kinsoku/>
-                              <w:wordWrap/>
-                              <w:overflowPunct/>
-                              <w:topLinePunct w:val="0"/>
-                              <w:bidi w:val="0"/>
-                              <w:adjustRightInd w:val="0"/>
-                              <w:snapToGrid w:val="0"/>
-                              <w:spacing w:line="240" w:lineRule="auto"/>
-                              <w:jc w:val="both"/>
-                              <w:textAlignment w:val="auto"/>
-                              <w:rPr>
-                                <w:rFonts w:ascii="Times New Roman" w:hAnsi="Times New Roman" w:cs="Times New Roman"/>
-                                <w:b/>
-                                <w:sz w:val="18"/>
-                                <w:szCs w:val="18"/>
-                              </w:rPr>
-                            </w:pPr>
-                            <w:r>
-                              <w:rPr>
-                                <w:rFonts w:ascii="Times New Roman" w:hAnsi="Times New Roman" w:cs="Times New Roman"/>
-                                <w:b/>
-                                <w:sz w:val="18"/>
-                                <w:szCs w:val="18"/>
-                              </w:rPr>
-                              <w:t>复核人</w:t>
-                            </w:r>
-                            <w:r>
-                              <w:rPr>
-                                <w:rFonts w:ascii="Times New Roman" w:hAnsi="Times New Roman" w:cs="Times New Roman"/>
-                                <w:b/>
-                                <w:sz w:val="18"/>
-                                <w:szCs w:val="18"/>
-                                <w:lang w:eastAsia="zh-CN"/>
-                              </w:rPr>
-                              <w:t>：</w:t>
-                            </w:r>
-                          </w:p>
-                        </w:tc>
-                        <w:tc>
-                          <w:tcPr>
-                            <w:tcW w:w="1488" w:type="dxa"/>
-                            <w:vAlign w:val="center"/>
-                          </w:tcPr>
-                          <w:p>
-                            <w:pPr>
-                              <w:pStyle w:val="22"/>
-                              <w:keepNext w:val="0"/>
-                              <w:keepLines w:val="0"/>
-                              <w:pageBreakBefore w:val="0"/>
-                              <w:kinsoku/>
-                              <w:wordWrap/>
-                              <w:overflowPunct/>
-                              <w:topLinePunct w:val="0"/>
-                              <w:bidi w:val="0"/>
-                              <w:adjustRightInd w:val="0"/>
-                              <w:snapToGrid w:val="0"/>
-                              <w:spacing w:line="240" w:lineRule="auto"/>
-                              <w:ind w:right="15"/>
-                              <w:jc w:val="both"/>
-                              <w:textAlignment w:val="auto"/>
-                              <w:rPr>
-                                <w:rFonts w:ascii="Times New Roman" w:hAnsi="Times New Roman" w:cs="Times New Roman"/>
-                                <w:b/>
-                                <w:sz w:val="18"/>
-                                <w:szCs w:val="18"/>
-                              </w:rPr>
-                            </w:pPr>
-                            <w:r>
-                              <w:rPr>
-                                <w:sz w:val="18"/>
-                                <w:szCs w:val="18"/>
-                              </w:rPr>
-                              <w:drawing>
-                                <wp:inline distT="0" distB="0" distL="114300" distR="114300">
-                                  <wp:extent cx="563245" cy="319405"/>
-                                  <wp:effectExtent l="0" t="0" r="0" b="635"/>
-                                  <wp:docPr id="8" name="图片 4" descr="王建丽"/>
-                                  <wp:cNvGraphicFramePr>
-                                    <a:graphicFrameLocks xmlns:a="http://schemas.openxmlformats.org/drawingml/2006/main" noChangeAspect="1"/>
-                                  </wp:cNvGraphicFramePr>
-                                  <a:graphic xmlns:a="http://schemas.openxmlformats.org/drawingml/2006/main">
-                                    <a:graphicData uri="http://schemas.openxmlformats.org/drawingml/2006/picture">
-                                      <pic:pic xmlns:pic="http://schemas.openxmlformats.org/drawingml/2006/picture">
-                                        <pic:nvPicPr>
-                                          <pic:cNvPr id="8" name="图片 4" descr="王建丽"/>
-                                          <pic:cNvPicPr>
-                                            <a:picLocks noChangeAspect="1"/>
-                                          </pic:cNvPicPr>
-                                        </pic:nvPicPr>
-                                        <pic:blipFill>
-                                          <a:blip r:embed="rId19">
-                                            <a:clrChange>
-                                              <a:clrFrom>
-                                                <a:srgbClr val="FFFFFF">
-                                                  <a:alpha val="100000"/>
-                                                </a:srgbClr>
-                                              </a:clrFrom>
-                                              <a:clrTo>
-                                                <a:srgbClr val="FFFFFF">
-                                                  <a:alpha val="100000"/>
-                                                  <a:alpha val="0"/>
-                                                </a:srgbClr>
-                                              </a:clrTo>
-                                            </a:clrChange>
-                                          </a:blip>
-                                          <a:stretch>
-                                            <a:fillRect/>
-                                          </a:stretch>
-                                        </pic:blipFill>
-                                        <pic:spPr>
-                                          <a:xfrm>
-                                            <a:off x="0" y="0"/>
-                                            <a:ext cx="563245" cy="319405"/>
-                                          </a:xfrm>
-                                          <a:prstGeom prst="rect">
-                                            <a:avLst/>
-                                          </a:prstGeom>
-                                        </pic:spPr>
-                                      </pic:pic>
-                                    </a:graphicData>
-                                  </a:graphic>
-                                </wp:inline>
-                              </w:drawing>
-                            </w:r>
-                          </w:p>
-                        </w:tc>
-                      </w:tr>
-                      <w:tr>
-                        <w:tblPrEx>
-                          <w:tblCellMar>
-                            <w:top w:w="0" w:type="dxa"/>
-                            <w:left w:w="0" w:type="dxa"/>
-                            <w:bottom w:w="0" w:type="dxa"/>
-                            <w:right w:w="0" w:type="dxa"/>
-                          </w:tblCellMar>
-                        </w:tblPrEx>
-                        <w:trPr>
-                          <w:trHeight w:val="457" w:hRule="exact"/>
-                        </w:trPr>
-                        <w:tc>
-                          <w:tcPr>
-                            <w:tcW w:w="835" w:type="dxa"/>
-                            <w:vAlign w:val="center"/>
-                          </w:tcPr>
-                          <w:p>
-                            <w:pPr>
-                              <w:pStyle w:val="22"/>
-                              <w:keepNext w:val="0"/>
-                              <w:keepLines w:val="0"/>
-                              <w:pageBreakBefore w:val="0"/>
-                              <w:kinsoku/>
-                              <w:wordWrap/>
-                              <w:overflowPunct/>
-                              <w:topLinePunct w:val="0"/>
-                              <w:bidi w:val="0"/>
-                              <w:adjustRightInd w:val="0"/>
-                              <w:snapToGrid w:val="0"/>
-                              <w:spacing w:line="240" w:lineRule="auto"/>
-                              <w:ind w:left="13" w:right="165"/>
-                              <w:jc w:val="both"/>
-                              <w:textAlignment w:val="auto"/>
-                              <w:rPr>
-                                <w:rFonts w:ascii="Times New Roman" w:hAnsi="Times New Roman" w:cs="Times New Roman"/>
-                                <w:b/>
-                                <w:sz w:val="18"/>
-                                <w:szCs w:val="18"/>
-                              </w:rPr>
-                            </w:pPr>
-                            <w:r>
-                              <w:rPr>
-                                <w:rFonts w:ascii="Times New Roman" w:hAnsi="Times New Roman" w:cs="Times New Roman"/>
-                                <w:b/>
-                                <w:sz w:val="18"/>
-                                <w:szCs w:val="18"/>
-                              </w:rPr>
-                              <w:t>日</w:t>
-                            </w:r>
-                            <w:r>
-                              <w:rPr>
-                                <w:rFonts w:ascii="Times New Roman" w:hAnsi="Times New Roman" w:cs="Times New Roman"/>
-                                <w:b/>
-                                <w:sz w:val="18"/>
-                                <w:szCs w:val="18"/>
-                                <w:lang w:eastAsia="zh-CN"/>
-                              </w:rPr>
-                              <w:t xml:space="preserve">  </w:t>
-                            </w:r>
-                            <w:r>
-                              <w:rPr>
-                                <w:rFonts w:ascii="Times New Roman" w:hAnsi="Times New Roman" w:cs="Times New Roman"/>
-                                <w:b/>
-                                <w:sz w:val="18"/>
-                                <w:szCs w:val="18"/>
-                              </w:rPr>
-                              <w:t>期：</w:t>
-                            </w:r>
-                          </w:p>
-                        </w:tc>
-                        <w:tc>
-                          <w:tcPr>
-                            <w:tcW w:w="1308" w:type="dxa"/>
-                            <w:vAlign w:val="center"/>
-                          </w:tcPr>
-                          <w:p>
-                            <w:pPr>
-                              <w:pStyle w:val="22"/>
-                              <w:keepNext w:val="0"/>
-                              <w:keepLines w:val="0"/>
-                              <w:pageBreakBefore w:val="0"/>
-                              <w:kinsoku/>
-                              <w:wordWrap/>
-                              <w:overflowPunct/>
-                              <w:topLinePunct w:val="0"/>
-                              <w:bidi w:val="0"/>
-                              <w:adjustRightInd w:val="0"/>
-                              <w:snapToGrid w:val="0"/>
-                              <w:spacing w:line="240" w:lineRule="auto"/>
-                              <w:jc w:val="both"/>
-                              <w:textAlignment w:val="auto"/>
-                              <w:rPr>
-                                <w:rFonts w:ascii="Times New Roman" w:hAnsi="Times New Roman" w:cs="Times New Roman"/>
-                                <w:sz w:val="18"/>
-                                <w:szCs w:val="18"/>
-                              </w:rPr>
-                            </w:pPr>
-                            <w:r>
-                              <w:rPr>
-                                <w:rFonts w:ascii="Times New Roman" w:hAnsi="Times New Roman" w:cs="Times New Roman"/>
-                                <w:kern w:val="2"/>
-                                <w:sz w:val="18"/>
-                                <w:szCs w:val="18"/>
-                                <w:lang w:eastAsia="zh-CN"/>
-                              </w:rPr>
-                              <w:t>{{ reportdate }}</w:t>
-                            </w:r>
-                          </w:p>
-                        </w:tc>
-                        <w:tc>
-                          <w:tcPr>
-                            <w:tcW w:w="912" w:type="dxa"/>
-                            <w:vAlign w:val="center"/>
-                          </w:tcPr>
-                          <w:p>
-                            <w:pPr>
-                              <w:pStyle w:val="22"/>
-                              <w:keepNext w:val="0"/>
-                              <w:keepLines w:val="0"/>
-                              <w:pageBreakBefore w:val="0"/>
-                              <w:kinsoku/>
-                              <w:wordWrap/>
-                              <w:overflowPunct/>
-                              <w:topLinePunct w:val="0"/>
-                              <w:bidi w:val="0"/>
-                              <w:adjustRightInd w:val="0"/>
-                              <w:snapToGrid w:val="0"/>
-                              <w:spacing w:line="240" w:lineRule="auto"/>
-                              <w:jc w:val="both"/>
-                              <w:textAlignment w:val="auto"/>
-                              <w:rPr>
-                                <w:rFonts w:ascii="Times New Roman" w:hAnsi="Times New Roman" w:cs="Times New Roman"/>
-                                <w:b/>
-                                <w:sz w:val="18"/>
-                                <w:szCs w:val="18"/>
-                              </w:rPr>
-                            </w:pPr>
-                            <w:r>
-                              <w:rPr>
-                                <w:rFonts w:ascii="Times New Roman" w:hAnsi="Times New Roman" w:cs="Times New Roman"/>
-                                <w:b/>
-                                <w:sz w:val="18"/>
-                                <w:szCs w:val="18"/>
-                              </w:rPr>
-                              <w:t>日</w:t>
-                            </w:r>
-                            <w:r>
-                              <w:rPr>
-                                <w:rFonts w:ascii="Times New Roman" w:hAnsi="Times New Roman" w:cs="Times New Roman"/>
-                                <w:b/>
-                                <w:sz w:val="18"/>
-                                <w:szCs w:val="18"/>
-                                <w:lang w:eastAsia="zh-CN"/>
-                              </w:rPr>
-                              <w:t xml:space="preserve">  </w:t>
-                            </w:r>
-                            <w:r>
-                              <w:rPr>
-                                <w:rFonts w:ascii="Times New Roman" w:hAnsi="Times New Roman" w:cs="Times New Roman"/>
-                                <w:b/>
-                                <w:sz w:val="18"/>
-                                <w:szCs w:val="18"/>
-                              </w:rPr>
-                              <w:t>期：</w:t>
-                            </w:r>
-                          </w:p>
-                        </w:tc>
-                        <w:tc>
-                          <w:tcPr>
-                            <w:tcW w:w="1488" w:type="dxa"/>
-                            <w:vAlign w:val="center"/>
-                          </w:tcPr>
-                          <w:p>
-                            <w:pPr>
-                              <w:pStyle w:val="22"/>
-                              <w:keepNext w:val="0"/>
-                              <w:keepLines w:val="0"/>
-                              <w:pageBreakBefore w:val="0"/>
-                              <w:kinsoku/>
-                              <w:wordWrap/>
-                              <w:overflowPunct/>
-                              <w:topLinePunct w:val="0"/>
-                              <w:bidi w:val="0"/>
-                              <w:adjustRightInd w:val="0"/>
-                              <w:snapToGrid w:val="0"/>
-                              <w:spacing w:line="240" w:lineRule="auto"/>
-                              <w:ind w:right="15"/>
-                              <w:jc w:val="both"/>
-                              <w:textAlignment w:val="auto"/>
-                              <w:rPr>
-                                <w:rFonts w:ascii="Times New Roman" w:hAnsi="Times New Roman" w:cs="Times New Roman"/>
-                                <w:sz w:val="18"/>
-                                <w:szCs w:val="18"/>
-                              </w:rPr>
-                            </w:pPr>
-                            <w:r>
-                              <w:rPr>
-                                <w:rFonts w:ascii="Times New Roman" w:hAnsi="Times New Roman" w:cs="Times New Roman"/>
-                                <w:kern w:val="2"/>
-                                <w:sz w:val="18"/>
-                                <w:szCs w:val="18"/>
-                                <w:lang w:eastAsia="zh-CN"/>
-                              </w:rPr>
-                              <w:t>{{ reportdate }}</w:t>
-                            </w:r>
-                          </w:p>
-                        </w:tc>
-                      </w:tr>
-                    </w:tbl>
-                    <w:p>
-                      <w:pPr>
-                        <w:keepNext w:val="0"/>
-                        <w:keepLines w:val="0"/>
-                        <w:pageBreakBefore w:val="0"/>
-                        <w:widowControl/>
-                        <w:kinsoku/>
-                        <w:wordWrap/>
-                        <w:overflowPunct/>
-                        <w:topLinePunct w:val="0"/>
-                        <w:bidi w:val="0"/>
-                        <w:adjustRightInd w:val="0"/>
-                        <w:snapToGrid w:val="0"/>
-                        <w:spacing w:line="240" w:lineRule="auto"/>
-                        <w:textAlignment w:val="auto"/>
-                        <w:rPr>
-                          <w:rFonts w:hint="default" w:ascii="Times New Roman" w:hAnsi="Times New Roman" w:eastAsia="等线" w:cs="宋体"/>
-                          <w:sz w:val="18"/>
-                          <w:szCs w:val="18"/>
-                          <w:lang w:val="en-US" w:eastAsia="zh-CN" w:bidi="ar-SA"/>
-                        </w:rPr>
-                      </w:pPr>
-                      <w:r>
-                        <w:rPr>
-                          <w:rFonts w:hint="eastAsia" w:ascii="Times New Roman" w:hAnsi="Times New Roman" w:eastAsia="微软雅黑" w:cs="Times New Roman"/>
-                          <w:sz w:val="18"/>
-                          <w:szCs w:val="18"/>
-                          <w:lang w:eastAsia="zh-CN"/>
-                        </w:rPr>
-                        <w:t>{% endif %}</w:t>
-                      </w:r>
-                    </w:p>
-                  </w:txbxContent>
-                </v:textbox>
-              </v:shape>
+                                            <a:ln>
+                                              <a:noFill/>
+                                            </a:ln>
+                                          </pic:spPr>
+                                        </pic:pic>
+                                      </a:graphicData>
+                                    </a:graphic>
+                                  </wp:inline>
+                                </w:drawing>
+                              </w:r>
+                            </w:p>
+                          </w:tc>
+                          <w:tc>
+                            <w:tcPr>
+                              <w:tcW w:w="912" w:type="dxa"/>
+                              <w:vAlign w:val="center"/>
+                            </w:tcPr>
+                            <w:p>
+                              <w:pPr>
+                                <w:pStyle w:val="22"/>
+                                <w:keepNext w:val="0"/>
+                                <w:keepLines w:val="0"/>
+                                <w:pageBreakBefore w:val="0"/>
+                                <w:kinsoku/>
+                                <w:wordWrap/>
+                                <w:overflowPunct/>
+                                <w:topLinePunct w:val="0"/>
+                                <w:bidi w:val="0"/>
+                                <w:adjustRightInd w:val="0"/>
+                                <w:snapToGrid w:val="0"/>
+                                <w:spacing w:line="240" w:lineRule="auto"/>
+                                <w:jc w:val="both"/>
+                                <w:textAlignment w:val="auto"/>
+                                <w:rPr>
+                                  <w:rFonts w:ascii="Times New Roman" w:hAnsi="Times New Roman" w:cs="Times New Roman"/>
+                                  <w:b/>
+                                  <w:sz w:val="18"/>
+                                  <w:szCs w:val="18"/>
+                                </w:rPr>
+                              </w:pPr>
+                              <w:r>
+                                <w:rPr>
+                                  <w:rFonts w:ascii="Times New Roman" w:hAnsi="Times New Roman" w:cs="Times New Roman"/>
+                                  <w:b/>
+                                  <w:sz w:val="18"/>
+                                  <w:szCs w:val="18"/>
+                                </w:rPr>
+                                <w:t>复核人</w:t>
+                              </w:r>
+                              <w:r>
+                                <w:rPr>
+                                  <w:rFonts w:ascii="Times New Roman" w:hAnsi="Times New Roman" w:cs="Times New Roman"/>
+                                  <w:b/>
+                                  <w:sz w:val="18"/>
+                                  <w:szCs w:val="18"/>
+                                  <w:lang w:eastAsia="zh-CN"/>
+                                </w:rPr>
+                                <w:t>：</w:t>
+                              </w:r>
+                            </w:p>
+                          </w:tc>
+                          <w:tc>
+                            <w:tcPr>
+                              <w:tcW w:w="1488" w:type="dxa"/>
+                              <w:vAlign w:val="center"/>
+                            </w:tcPr>
+                            <w:p>
+                              <w:pPr>
+                                <w:pStyle w:val="22"/>
+                                <w:keepNext w:val="0"/>
+                                <w:keepLines w:val="0"/>
+                                <w:pageBreakBefore w:val="0"/>
+                                <w:kinsoku/>
+                                <w:wordWrap/>
+                                <w:overflowPunct/>
+                                <w:topLinePunct w:val="0"/>
+                                <w:bidi w:val="0"/>
+                                <w:adjustRightInd w:val="0"/>
+                                <w:snapToGrid w:val="0"/>
+                                <w:spacing w:line="240" w:lineRule="auto"/>
+                                <w:ind w:right="15"/>
+                                <w:jc w:val="both"/>
+                                <w:textAlignment w:val="auto"/>
+                                <w:rPr>
+                                  <w:rFonts w:ascii="Times New Roman" w:hAnsi="Times New Roman" w:cs="Times New Roman"/>
+                                  <w:b/>
+                                  <w:sz w:val="18"/>
+                                  <w:szCs w:val="18"/>
+                                </w:rPr>
+                              </w:pPr>
+                              <w:r>
+                                <w:rPr>
+                                  <w:sz w:val="18"/>
+                                  <w:szCs w:val="18"/>
+                                </w:rPr>
+                                <w:drawing>
+                                  <wp:inline distT="0" distB="0" distL="114300" distR="114300">
+                                    <wp:extent cx="563245" cy="319405"/>
+                                    <wp:effectExtent l="0" t="0" r="0" b="635"/>
+                                    <wp:docPr id="12" name="图片 4" descr="王建丽"/>
+                                    <wp:cNvGraphicFramePr>
+                                      <a:graphicFrameLocks xmlns:a="http://schemas.openxmlformats.org/drawingml/2006/main" noChangeAspect="1"/>
+                                    </wp:cNvGraphicFramePr>
+                                    <a:graphic xmlns:a="http://schemas.openxmlformats.org/drawingml/2006/main">
+                                      <a:graphicData uri="http://schemas.openxmlformats.org/drawingml/2006/picture">
+                                        <pic:pic xmlns:pic="http://schemas.openxmlformats.org/drawingml/2006/picture">
+                                          <pic:nvPicPr>
+                                            <pic:cNvPr id="12" name="图片 4" descr="王建丽"/>
+                                            <pic:cNvPicPr>
+                                              <a:picLocks noChangeAspect="1"/>
+                                            </pic:cNvPicPr>
+                                          </pic:nvPicPr>
+                                          <pic:blipFill>
+                                            <a:blip r:embed="rId19">
+                                              <a:clrChange>
+                                                <a:clrFrom>
+                                                  <a:srgbClr val="FFFFFF">
+                                                    <a:alpha val="100000"/>
+                                                  </a:srgbClr>
+                                                </a:clrFrom>
+                                                <a:clrTo>
+                                                  <a:srgbClr val="FFFFFF">
+                                                    <a:alpha val="100000"/>
+                                                    <a:alpha val="0"/>
+                                                  </a:srgbClr>
+                                                </a:clrTo>
+                                              </a:clrChange>
+                                            </a:blip>
+                                            <a:stretch>
+                                              <a:fillRect/>
+                                            </a:stretch>
+                                          </pic:blipFill>
+                                          <pic:spPr>
+                                            <a:xfrm>
+                                              <a:off x="0" y="0"/>
+                                              <a:ext cx="563245" cy="319405"/>
+                                            </a:xfrm>
+                                            <a:prstGeom prst="rect">
+                                              <a:avLst/>
+                                            </a:prstGeom>
+                                          </pic:spPr>
+                                        </pic:pic>
+                                      </a:graphicData>
+                                    </a:graphic>
+                                  </wp:inline>
+                                </w:drawing>
+                              </w:r>
+                            </w:p>
+                          </w:tc>
+                        </w:tr>
+                        <w:tr>
+                          <w:tblPrEx>
+                            <w:tblCellMar>
+                              <w:top w:w="0" w:type="dxa"/>
+                              <w:left w:w="0" w:type="dxa"/>
+                              <w:bottom w:w="0" w:type="dxa"/>
+                              <w:right w:w="0" w:type="dxa"/>
+                            </w:tblCellMar>
+                          </w:tblPrEx>
+                          <w:trPr>
+                            <w:trHeight w:val="457" w:hRule="exact"/>
+                          </w:trPr>
+                          <w:tc>
+                            <w:tcPr>
+                              <w:tcW w:w="835" w:type="dxa"/>
+                              <w:vAlign w:val="center"/>
+                            </w:tcPr>
+                            <w:p>
+                              <w:pPr>
+                                <w:pStyle w:val="22"/>
+                                <w:keepNext w:val="0"/>
+                                <w:keepLines w:val="0"/>
+                                <w:pageBreakBefore w:val="0"/>
+                                <w:kinsoku/>
+                                <w:wordWrap/>
+                                <w:overflowPunct/>
+                                <w:topLinePunct w:val="0"/>
+                                <w:bidi w:val="0"/>
+                                <w:adjustRightInd w:val="0"/>
+                                <w:snapToGrid w:val="0"/>
+                                <w:spacing w:line="240" w:lineRule="auto"/>
+                                <w:ind w:left="13" w:right="165"/>
+                                <w:jc w:val="both"/>
+                                <w:textAlignment w:val="auto"/>
+                                <w:rPr>
+                                  <w:rFonts w:ascii="Times New Roman" w:hAnsi="Times New Roman" w:cs="Times New Roman"/>
+                                  <w:b/>
+                                  <w:sz w:val="18"/>
+                                  <w:szCs w:val="18"/>
+                                </w:rPr>
+                              </w:pPr>
+                              <w:r>
+                                <w:rPr>
+                                  <w:rFonts w:ascii="Times New Roman" w:hAnsi="Times New Roman" w:cs="Times New Roman"/>
+                                  <w:b/>
+                                  <w:sz w:val="18"/>
+                                  <w:szCs w:val="18"/>
+                                </w:rPr>
+                                <w:t>日</w:t>
+                              </w:r>
+                              <w:r>
+                                <w:rPr>
+                                  <w:rFonts w:ascii="Times New Roman" w:hAnsi="Times New Roman" w:cs="Times New Roman"/>
+                                  <w:b/>
+                                  <w:sz w:val="18"/>
+                                  <w:szCs w:val="18"/>
+                                  <w:lang w:eastAsia="zh-CN"/>
+                                </w:rPr>
+                                <w:t xml:space="preserve">  </w:t>
+                              </w:r>
+                              <w:r>
+                                <w:rPr>
+                                  <w:rFonts w:ascii="Times New Roman" w:hAnsi="Times New Roman" w:cs="Times New Roman"/>
+                                  <w:b/>
+                                  <w:sz w:val="18"/>
+                                  <w:szCs w:val="18"/>
+                                </w:rPr>
+                                <w:t>期：</w:t>
+                              </w:r>
+                            </w:p>
+                          </w:tc>
+                          <w:tc>
+                            <w:tcPr>
+                              <w:tcW w:w="1308" w:type="dxa"/>
+                              <w:vAlign w:val="center"/>
+                            </w:tcPr>
+                            <w:p>
+                              <w:pPr>
+                                <w:pStyle w:val="22"/>
+                                <w:keepNext w:val="0"/>
+                                <w:keepLines w:val="0"/>
+                                <w:pageBreakBefore w:val="0"/>
+                                <w:kinsoku/>
+                                <w:wordWrap/>
+                                <w:overflowPunct/>
+                                <w:topLinePunct w:val="0"/>
+                                <w:bidi w:val="0"/>
+                                <w:adjustRightInd w:val="0"/>
+                                <w:snapToGrid w:val="0"/>
+                                <w:spacing w:line="240" w:lineRule="auto"/>
+                                <w:jc w:val="both"/>
+                                <w:textAlignment w:val="auto"/>
+                                <w:rPr>
+                                  <w:rFonts w:ascii="Times New Roman" w:hAnsi="Times New Roman" w:cs="Times New Roman"/>
+                                  <w:sz w:val="18"/>
+                                  <w:szCs w:val="18"/>
+                                </w:rPr>
+                              </w:pPr>
+                              <w:r>
+                                <w:rPr>
+                                  <w:rFonts w:ascii="Times New Roman" w:hAnsi="Times New Roman" w:cs="Times New Roman"/>
+                                  <w:kern w:val="2"/>
+                                  <w:sz w:val="18"/>
+                                  <w:szCs w:val="18"/>
+                                  <w:lang w:eastAsia="zh-CN"/>
+                                </w:rPr>
+                                <w:t>{{ reportdate }}</w:t>
+                              </w:r>
+                            </w:p>
+                          </w:tc>
+                          <w:tc>
+                            <w:tcPr>
+                              <w:tcW w:w="912" w:type="dxa"/>
+                              <w:vAlign w:val="center"/>
+                            </w:tcPr>
+                            <w:p>
+                              <w:pPr>
+                                <w:pStyle w:val="22"/>
+                                <w:keepNext w:val="0"/>
+                                <w:keepLines w:val="0"/>
+                                <w:pageBreakBefore w:val="0"/>
+                                <w:kinsoku/>
+                                <w:wordWrap/>
+                                <w:overflowPunct/>
+                                <w:topLinePunct w:val="0"/>
+                                <w:bidi w:val="0"/>
+                                <w:adjustRightInd w:val="0"/>
+                                <w:snapToGrid w:val="0"/>
+                                <w:spacing w:line="240" w:lineRule="auto"/>
+                                <w:jc w:val="both"/>
+                                <w:textAlignment w:val="auto"/>
+                                <w:rPr>
+                                  <w:rFonts w:ascii="Times New Roman" w:hAnsi="Times New Roman" w:cs="Times New Roman"/>
+                                  <w:b/>
+                                  <w:sz w:val="18"/>
+                                  <w:szCs w:val="18"/>
+                                </w:rPr>
+                              </w:pPr>
+                              <w:r>
+                                <w:rPr>
+                                  <w:rFonts w:ascii="Times New Roman" w:hAnsi="Times New Roman" w:cs="Times New Roman"/>
+                                  <w:b/>
+                                  <w:sz w:val="18"/>
+                                  <w:szCs w:val="18"/>
+                                </w:rPr>
+                                <w:t>日</w:t>
+                              </w:r>
+                              <w:r>
+                                <w:rPr>
+                                  <w:rFonts w:ascii="Times New Roman" w:hAnsi="Times New Roman" w:cs="Times New Roman"/>
+                                  <w:b/>
+                                  <w:sz w:val="18"/>
+                                  <w:szCs w:val="18"/>
+                                  <w:lang w:eastAsia="zh-CN"/>
+                                </w:rPr>
+                                <w:t xml:space="preserve">  </w:t>
+                              </w:r>
+                              <w:r>
+                                <w:rPr>
+                                  <w:rFonts w:ascii="Times New Roman" w:hAnsi="Times New Roman" w:cs="Times New Roman"/>
+                                  <w:b/>
+                                  <w:sz w:val="18"/>
+                                  <w:szCs w:val="18"/>
+                                </w:rPr>
+                                <w:t>期：</w:t>
+                              </w:r>
+                            </w:p>
+                          </w:tc>
+                          <w:tc>
+                            <w:tcPr>
+                              <w:tcW w:w="1488" w:type="dxa"/>
+                              <w:vAlign w:val="center"/>
+                            </w:tcPr>
+                            <w:p>
+                              <w:pPr>
+                                <w:pStyle w:val="22"/>
+                                <w:keepNext w:val="0"/>
+                                <w:keepLines w:val="0"/>
+                                <w:pageBreakBefore w:val="0"/>
+                                <w:kinsoku/>
+                                <w:wordWrap/>
+                                <w:overflowPunct/>
+                                <w:topLinePunct w:val="0"/>
+                                <w:bidi w:val="0"/>
+                                <w:adjustRightInd w:val="0"/>
+                                <w:snapToGrid w:val="0"/>
+                                <w:spacing w:line="240" w:lineRule="auto"/>
+                                <w:ind w:right="15"/>
+                                <w:jc w:val="both"/>
+                                <w:textAlignment w:val="auto"/>
+                                <w:rPr>
+                                  <w:rFonts w:ascii="Times New Roman" w:hAnsi="Times New Roman" w:cs="Times New Roman"/>
+                                  <w:sz w:val="18"/>
+                                  <w:szCs w:val="18"/>
+                                </w:rPr>
+                              </w:pPr>
+                              <w:r>
+                                <w:rPr>
+                                  <w:rFonts w:ascii="Times New Roman" w:hAnsi="Times New Roman" w:cs="Times New Roman"/>
+                                  <w:kern w:val="2"/>
+                                  <w:sz w:val="18"/>
+                                  <w:szCs w:val="18"/>
+                                  <w:lang w:eastAsia="zh-CN"/>
+                                </w:rPr>
+                                <w:t>{{ reportdate }}</w:t>
+                              </w:r>
+                            </w:p>
+                          </w:tc>
+                        </w:tr>
+                      </w:tbl>
+                      <w:p>
+                        <w:pPr>
+                          <w:keepNext w:val="0"/>
+                          <w:keepLines w:val="0"/>
+                          <w:pageBreakBefore w:val="0"/>
+                          <w:widowControl/>
+                          <w:kinsoku/>
+                          <w:wordWrap/>
+                          <w:overflowPunct/>
+                          <w:topLinePunct w:val="0"/>
+                          <w:bidi w:val="0"/>
+                          <w:adjustRightInd w:val="0"/>
+                          <w:snapToGrid w:val="0"/>
+                          <w:spacing w:line="240" w:lineRule="auto"/>
+                          <w:textAlignment w:val="auto"/>
+                          <w:rPr>
+                            <w:rFonts w:hint="default" w:ascii="Times New Roman" w:hAnsi="Times New Roman" w:eastAsia="等线" w:cs="宋体"/>
+                            <w:sz w:val="18"/>
+                            <w:szCs w:val="18"/>
+                            <w:lang w:val="en-US" w:eastAsia="zh-CN" w:bidi="ar-SA"/>
+                          </w:rPr>
+                        </w:pPr>
+                        <w:r>
+                          <w:rPr>
+                            <w:rFonts w:hint="eastAsia" w:ascii="Times New Roman" w:hAnsi="Times New Roman" w:eastAsia="微软雅黑" w:cs="Times New Roman"/>
+                            <w:sz w:val="18"/>
+                            <w:szCs w:val="18"/>
+                            <w:lang w:eastAsia="zh-CN"/>
+                          </w:rPr>
+                          <w:t>{% endif %}</w:t>
+                        </w:r>
+                      </w:p>
+                    </w:txbxContent>
+                  </v:textbox>
+                </v:shape>
+                <v:shape id="图片 25" o:spid="_x0000_s1026" o:spt="75" type="#_x0000_t75" style="position:absolute;left:6851;top:809759;height:1098;width:1098;" filled="f" o:preferrelative="t" stroked="f" coordsize="21600,21600" o:gfxdata="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">
+                  <v:fill on="f" focussize="0,0"/>
+                  <v:stroke on="f"/>
+                  <v:imagedata r:id="rId21" o:title=""/>
+                  <o:lock v:ext="edit" aspectratio="t"/>
+                </v:shape>
+              </v:group>
             </w:pict>
           </mc:Fallback>
         </mc:AlternateContent>
@@ -29859,7 +29854,7 @@
                     </pic:cNvPicPr>
                   </pic:nvPicPr>
                   <pic:blipFill>
-                    <a:blip r:embed="rId21"/>
+                    <a:blip r:embed="rId22"/>
                     <a:stretch>
                       <a:fillRect/>
                     </a:stretch>

--- a/WebContent/docx/淋巴瘤129基因检测报告-单样本-明理.docx
+++ b/WebContent/docx/淋巴瘤129基因检测报告-单样本-明理.docx
@@ -3279,13 +3279,13 @@
           <w:cols w:space="720" w:num="1"/>
         </w:sectPr>
       </w:pPr>
-      <w:bookmarkStart w:id="1" w:name="_Toc13806"/>
-      <w:bookmarkStart w:id="2" w:name="_Toc24178_WPSOffice_Level1"/>
+      <w:bookmarkStart w:id="1" w:name="_Toc24178_WPSOffice_Level1"/>
+      <w:bookmarkStart w:id="2" w:name="_Toc10906"/>
       <w:bookmarkStart w:id="3" w:name="_Toc21669"/>
-      <w:bookmarkStart w:id="4" w:name="_Toc10906"/>
-      <w:bookmarkStart w:id="5" w:name="_Toc3619"/>
-      <w:bookmarkStart w:id="6" w:name="_Toc30143_WPSOffice_Level1"/>
-      <w:bookmarkStart w:id="7" w:name="_Toc21009_WPSOffice_Level1"/>
+      <w:bookmarkStart w:id="4" w:name="_Toc21009_WPSOffice_Level1"/>
+      <w:bookmarkStart w:id="5" w:name="_Toc13806"/>
+      <w:bookmarkStart w:id="6" w:name="_Toc3619"/>
+      <w:bookmarkStart w:id="7" w:name="_Toc30143_WPSOffice_Level1"/>
     </w:p>
     <w:p>
       <w:pPr>
@@ -3304,8 +3304,8 @@
           <w:lang w:val="en-US" w:eastAsia="zh-CN"/>
         </w:rPr>
       </w:pPr>
-      <w:bookmarkStart w:id="8" w:name="_Toc30317"/>
-      <w:bookmarkStart w:id="9" w:name="_Toc28708"/>
+      <w:bookmarkStart w:id="8" w:name="_Toc28708"/>
+      <w:bookmarkStart w:id="9" w:name="_Toc30317"/>
       <w:r>
         <w:rPr>
           <w:rFonts w:hint="default" w:ascii="Times New Roman" w:hAnsi="Times New Roman" w:eastAsia="思源黑体 CN Medium" w:cs="Times New Roman"/>
@@ -3941,15 +3941,28 @@
             </w:pPr>
             <w:r>
               <w:rPr>
-                <w:rFonts w:hint="eastAsia" w:ascii="Times New Roman" w:hAnsi="Times New Roman" w:eastAsia="微软雅黑" w:cs="Times New Roman"/>
+                <w:rFonts w:hint="eastAsia" w:ascii="Times New Roman" w:hAnsi="Times New Roman" w:eastAsia="思源黑体 CN Medium" w:cs="Times New Roman"/>
                 <w:bCs/>
                 <w:color w:val="000000"/>
                 <w:sz w:val="21"/>
                 <w:szCs w:val="21"/>
                 <w:lang w:val="en-US" w:eastAsia="zh-CN"/>
               </w:rPr>
-              <w:t>样本采集时间：{{sample.collect_date}}</w:t>
-            </w:r>
+              <w:t>样本采集时间：</w:t>
+            </w:r>
+            <w:bookmarkStart w:id="105" w:name="_GoBack"/>
+            <w:r>
+              <w:rPr>
+                <w:rFonts w:hint="default" w:ascii="Times New Roman" w:hAnsi="Times New Roman" w:eastAsia="思源黑体 CN Medium" w:cs="Times New Roman"/>
+                <w:bCs/>
+                <w:color w:val="000000"/>
+                <w:sz w:val="21"/>
+                <w:szCs w:val="21"/>
+                <w:lang w:val="en-US" w:eastAsia="zh-CN"/>
+              </w:rPr>
+              <w:t>{{sample.collect_date}}</w:t>
+            </w:r>
+            <w:bookmarkEnd w:id="105"/>
           </w:p>
         </w:tc>
       </w:tr>
@@ -3980,12 +3993,12 @@
         </w:rPr>
       </w:pPr>
       <w:bookmarkStart w:id="12" w:name="_Toc18062_WPSOffice_Level1"/>
-      <w:bookmarkStart w:id="13" w:name="_Toc7021_WPSOffice_Level1"/>
-      <w:bookmarkStart w:id="14" w:name="_Toc26731"/>
-      <w:bookmarkStart w:id="15" w:name="_Toc17451"/>
+      <w:bookmarkStart w:id="13" w:name="_Toc30143"/>
+      <w:bookmarkStart w:id="14" w:name="_Toc11015_WPSOffice_Level1"/>
+      <w:bookmarkStart w:id="15" w:name="_Toc26731"/>
       <w:bookmarkStart w:id="16" w:name="_Toc31917"/>
-      <w:bookmarkStart w:id="17" w:name="_Toc30143"/>
-      <w:bookmarkStart w:id="18" w:name="_Toc11015_WPSOffice_Level1"/>
+      <w:bookmarkStart w:id="17" w:name="_Toc7021_WPSOffice_Level1"/>
+      <w:bookmarkStart w:id="18" w:name="_Toc17451"/>
       <w:bookmarkStart w:id="19" w:name="_Toc3823"/>
       <w:r>
         <w:rPr>
@@ -4197,16 +4210,16 @@
           <w:lang w:eastAsia="zh-CN"/>
         </w:rPr>
       </w:pPr>
-      <w:bookmarkStart w:id="21" w:name="_Toc18058"/>
-      <w:bookmarkStart w:id="22" w:name="_Toc2043"/>
-      <w:bookmarkStart w:id="23" w:name="_Toc25920"/>
+      <w:bookmarkStart w:id="21" w:name="_Toc149837254"/>
+      <w:bookmarkStart w:id="22" w:name="_Toc7969"/>
+      <w:bookmarkStart w:id="23" w:name="_Toc16576"/>
       <w:bookmarkStart w:id="24" w:name="_Toc6221_WPSOffice_Level1"/>
-      <w:bookmarkStart w:id="25" w:name="_Toc23369_WPSOffice_Level1"/>
-      <w:bookmarkStart w:id="26" w:name="_Toc7969"/>
-      <w:bookmarkStart w:id="27" w:name="_Toc15634"/>
-      <w:bookmarkStart w:id="28" w:name="_Toc23052"/>
-      <w:bookmarkStart w:id="29" w:name="_Toc149837254"/>
-      <w:bookmarkStart w:id="30" w:name="_Toc16576"/>
+      <w:bookmarkStart w:id="25" w:name="_Toc18058"/>
+      <w:bookmarkStart w:id="26" w:name="_Toc23369_WPSOffice_Level1"/>
+      <w:bookmarkStart w:id="27" w:name="_Toc23052"/>
+      <w:bookmarkStart w:id="28" w:name="_Toc15634"/>
+      <w:bookmarkStart w:id="29" w:name="_Toc2043"/>
+      <w:bookmarkStart w:id="30" w:name="_Toc25920"/>
       <w:r>
         <w:rPr>
           <w:rFonts w:hint="default" w:ascii="Times New Roman" w:hAnsi="Times New Roman" w:eastAsia="思源黑体 CN Medium" w:cs="Times New Roman"/>
@@ -4267,12 +4280,6 @@
             <w:insideH w:val="single" w:color="A4A4A4" w:sz="4" w:space="0"/>
             <w:insideV w:val="single" w:color="A4A4A4" w:sz="4" w:space="0"/>
           </w:tblBorders>
-          <w:tblCellMar>
-            <w:top w:w="0" w:type="dxa"/>
-            <w:left w:w="0" w:type="dxa"/>
-            <w:bottom w:w="0" w:type="dxa"/>
-            <w:right w:w="0" w:type="dxa"/>
-          </w:tblCellMar>
         </w:tblPrEx>
         <w:trPr>
           <w:trHeight w:val="490" w:hRule="atLeast"/>
@@ -5529,12 +5536,12 @@
       </w:pPr>
       <w:bookmarkStart w:id="31" w:name="_Toc26564"/>
       <w:bookmarkStart w:id="32" w:name="_Toc25561"/>
-      <w:bookmarkStart w:id="33" w:name="_Toc18062_WPSOffice_Level2"/>
-      <w:bookmarkStart w:id="34" w:name="_Toc23375"/>
-      <w:bookmarkStart w:id="35" w:name="_Toc11015_WPSOffice_Level2"/>
-      <w:bookmarkStart w:id="36" w:name="_Toc11924"/>
-      <w:bookmarkStart w:id="37" w:name="_Toc15063"/>
-      <w:bookmarkStart w:id="38" w:name="_Toc9088"/>
+      <w:bookmarkStart w:id="33" w:name="_Toc11924"/>
+      <w:bookmarkStart w:id="34" w:name="_Toc11015_WPSOffice_Level2"/>
+      <w:bookmarkStart w:id="35" w:name="_Toc18062_WPSOffice_Level2"/>
+      <w:bookmarkStart w:id="36" w:name="_Toc9088"/>
+      <w:bookmarkStart w:id="37" w:name="_Toc23375"/>
+      <w:bookmarkStart w:id="38" w:name="_Toc15063"/>
       <w:r>
         <w:rPr>
           <w:rFonts w:hint="default" w:ascii="Times New Roman" w:hAnsi="Times New Roman" w:eastAsia="思源黑体 CN Medium" w:cs="Times New Roman"/>
@@ -5597,7 +5604,7 @@
         <w:bidi w:val="0"/>
         <w:adjustRightInd/>
         <w:snapToGrid/>
-        <w:ind w:firstLine="420" w:firstLineChars="200"/>
+        <w:ind w:firstLine="422" w:firstLineChars="200"/>
         <w:textAlignment w:val="auto"/>
         <w:rPr>
           <w:rFonts w:hint="default" w:ascii="Times New Roman" w:hAnsi="Times New Roman" w:eastAsia="思源黑体 CN Medium" w:cs="Times New Roman"/>
@@ -5810,18 +5817,34 @@
             </w:pPr>
             <w:r>
               <w:rPr>
-                <w:rFonts w:hint="default" w:ascii="Times New Roman" w:hAnsi="Times New Roman" w:eastAsia="思源黑体 CN Medium" w:cs="Times New Roman"/>
+                <w:rFonts w:hint="eastAsia" w:ascii="Times New Roman" w:hAnsi="Times New Roman" w:eastAsia="思源黑体 CN Medium" w:cs="Times New Roman"/>
                 <w:b/>
                 <w:color w:val="FFFFFF" w:themeColor="background1"/>
                 <w:sz w:val="21"/>
                 <w:szCs w:val="21"/>
+                <w:lang w:val="en-US" w:eastAsia="zh-CN"/>
                 <w14:textFill>
                   <w14:solidFill>
                     <w14:schemeClr w14:val="bg1"/>
                   </w14:solidFill>
                 </w14:textFill>
               </w:rPr>
-              <w:t>突变基因</w:t>
+              <w:t>检测</w:t>
+            </w:r>
+            <w:r>
+              <w:rPr>
+                <w:rFonts w:hint="default" w:ascii="Times New Roman" w:hAnsi="Times New Roman" w:eastAsia="思源黑体 CN Medium" w:cs="Times New Roman"/>
+                <w:b/>
+                <w:color w:val="FFFFFF" w:themeColor="background1"/>
+                <w:sz w:val="21"/>
+                <w:szCs w:val="21"/>
+                <w14:textFill>
+                  <w14:solidFill>
+                    <w14:schemeClr w14:val="bg1"/>
+                  </w14:solidFill>
+                </w14:textFill>
+              </w:rPr>
+              <w:t>基因</w:t>
             </w:r>
           </w:p>
         </w:tc>
@@ -6264,7 +6287,7 @@
                 <w:szCs w:val="21"/>
                 <w:lang w:eastAsia="zh-CN"/>
               </w:rPr>
-              <w:t>{{ tip.comutation }}</w:t>
+              <w:t>{{ tip.comutation1 }}</w:t>
             </w:r>
           </w:p>
         </w:tc>
@@ -6299,7 +6322,7 @@
                 <w:szCs w:val="21"/>
                 <w:lang w:eastAsia="zh-CN"/>
               </w:rPr>
-              <w:t>-</w:t>
+              <w:t>{{ tip.comutation }}</w:t>
             </w:r>
           </w:p>
         </w:tc>
@@ -6718,12 +6741,6 @@
             <w:insideH w:val="single" w:color="A4A4A4" w:sz="4" w:space="0"/>
             <w:insideV w:val="single" w:color="A4A4A4" w:sz="4" w:space="0"/>
           </w:tblBorders>
-          <w:tblCellMar>
-            <w:top w:w="0" w:type="dxa"/>
-            <w:left w:w="0" w:type="dxa"/>
-            <w:bottom w:w="0" w:type="dxa"/>
-            <w:right w:w="0" w:type="dxa"/>
-          </w:tblCellMar>
         </w:tblPrEx>
         <w:trPr>
           <w:trHeight w:val="1020" w:hRule="atLeast"/>
@@ -8463,12 +8480,6 @@
             <w:insideH w:val="dotted" w:color="00B050" w:sz="4" w:space="0"/>
             <w:insideV w:val="dotted" w:color="00B050" w:sz="4" w:space="0"/>
           </w:tblBorders>
-          <w:tblCellMar>
-            <w:top w:w="0" w:type="dxa"/>
-            <w:left w:w="0" w:type="dxa"/>
-            <w:bottom w:w="0" w:type="dxa"/>
-            <w:right w:w="0" w:type="dxa"/>
-          </w:tblCellMar>
         </w:tblPrEx>
         <w:trPr>
           <w:cantSplit/>
@@ -8507,7 +8518,7 @@
             </w:pPr>
             <w:r>
               <w:rPr>
-                <w:rFonts w:hint="default" w:ascii="Times New Roman" w:hAnsi="Times New Roman" w:eastAsia="思源黑体 CN Medium" w:cs="Times New Roman"/>
+                <w:rFonts w:hint="eastAsia" w:ascii="Times New Roman" w:hAnsi="Times New Roman" w:eastAsia="思源黑体 CN Medium" w:cs="Times New Roman"/>
                 <w:b/>
                 <w:color w:val="FFFFFF" w:themeColor="background1"/>
                 <w:sz w:val="21"/>
@@ -8519,7 +8530,7 @@
                   </w14:solidFill>
                 </w14:textFill>
               </w:rPr>
-              <w:t>突变基因</w:t>
+              <w:t>检测基因</w:t>
             </w:r>
           </w:p>
         </w:tc>
@@ -9683,8 +9694,6 @@
           <w:lang w:eastAsia="zh-CN"/>
         </w:rPr>
       </w:pPr>
-      <w:bookmarkStart w:id="105" w:name="_GoBack"/>
-      <w:bookmarkEnd w:id="105"/>
       <w:r>
         <w:rPr>
           <w:rFonts w:hint="default" w:ascii="Times New Roman" w:hAnsi="Times New Roman" w:eastAsia="思源黑体 CN Medium" w:cs="Times New Roman"/>
@@ -9806,7 +9815,7 @@
             </w:pPr>
             <w:r>
               <w:rPr>
-                <w:rFonts w:hint="default" w:ascii="Times New Roman" w:hAnsi="Times New Roman" w:eastAsia="思源黑体 CN Medium" w:cs="Times New Roman"/>
+                <w:rFonts w:hint="eastAsia" w:ascii="Times New Roman" w:hAnsi="Times New Roman" w:eastAsia="思源黑体 CN Medium" w:cs="Times New Roman"/>
                 <w:b/>
                 <w:color w:val="FFFFFF" w:themeColor="background1"/>
                 <w:sz w:val="21"/>
@@ -9818,7 +9827,7 @@
                   </w14:solidFill>
                 </w14:textFill>
               </w:rPr>
-              <w:t>突变基因</w:t>
+              <w:t>检测基因</w:t>
             </w:r>
           </w:p>
         </w:tc>
@@ -11016,13 +11025,13 @@
           <w:lang w:eastAsia="zh-CN"/>
         </w:rPr>
       </w:pPr>
-      <w:bookmarkStart w:id="44" w:name="_Toc11395"/>
-      <w:bookmarkStart w:id="45" w:name="_Toc23903"/>
-      <w:bookmarkStart w:id="46" w:name="_Toc25727"/>
-      <w:bookmarkStart w:id="47" w:name="_Toc32443_WPSOffice_Level1"/>
-      <w:bookmarkStart w:id="48" w:name="_Toc180"/>
-      <w:bookmarkStart w:id="49" w:name="_Toc4331_WPSOffice_Level1"/>
-      <w:bookmarkStart w:id="50" w:name="_Toc23846_WPSOffice_Level1"/>
+      <w:bookmarkStart w:id="44" w:name="_Toc25727"/>
+      <w:bookmarkStart w:id="45" w:name="_Toc11395"/>
+      <w:bookmarkStart w:id="46" w:name="_Toc4331_WPSOffice_Level1"/>
+      <w:bookmarkStart w:id="47" w:name="_Toc180"/>
+      <w:bookmarkStart w:id="48" w:name="_Toc23903"/>
+      <w:bookmarkStart w:id="49" w:name="_Toc23846_WPSOffice_Level1"/>
+      <w:bookmarkStart w:id="50" w:name="_Toc32443_WPSOffice_Level1"/>
       <w:r>
         <w:rPr>
           <w:rFonts w:hint="default" w:ascii="Times New Roman" w:hAnsi="Times New Roman" w:eastAsia="思源黑体 CN Medium" w:cs="Times New Roman"/>
@@ -11046,12 +11055,12 @@
           <w:lang w:val="en-US" w:eastAsia="zh-CN"/>
         </w:rPr>
       </w:pPr>
-      <w:bookmarkStart w:id="51" w:name="_Toc14657"/>
-      <w:bookmarkStart w:id="52" w:name="_Toc106719764"/>
-      <w:bookmarkStart w:id="53" w:name="_Toc149837262"/>
-      <w:bookmarkStart w:id="54" w:name="_Toc21453"/>
-      <w:bookmarkStart w:id="55" w:name="_Toc20034"/>
-      <w:bookmarkStart w:id="56" w:name="_Toc21238"/>
+      <w:bookmarkStart w:id="51" w:name="_Toc21238"/>
+      <w:bookmarkStart w:id="52" w:name="_Toc21453"/>
+      <w:bookmarkStart w:id="53" w:name="_Toc20034"/>
+      <w:bookmarkStart w:id="54" w:name="_Toc14657"/>
+      <w:bookmarkStart w:id="55" w:name="_Toc106719764"/>
+      <w:bookmarkStart w:id="56" w:name="_Toc149837262"/>
       <w:r>
         <w:rPr>
           <w:rFonts w:hint="default" w:ascii="Times New Roman" w:hAnsi="Times New Roman" w:eastAsia="思源黑体 CN Medium" w:cs="Times New Roman"/>
@@ -11073,7 +11082,7 @@
     </w:p>
     <w:p>
       <w:pPr>
-        <w:ind w:firstLine="240" w:firstLineChars="100"/>
+        <w:ind w:firstLine="241" w:firstLineChars="100"/>
         <w:rPr>
           <w:rFonts w:hint="default" w:ascii="Times New Roman" w:hAnsi="Times New Roman" w:eastAsia="思源黑体 CN Medium" w:cs="Times New Roman"/>
           <w:b/>
@@ -11132,6 +11141,12 @@
             <w:insideH w:val="dotted" w:color="033F86" w:sz="4" w:space="0"/>
             <w:insideV w:val="dotted" w:color="033F86" w:sz="4" w:space="0"/>
           </w:tblBorders>
+          <w:tblCellMar>
+            <w:top w:w="0" w:type="dxa"/>
+            <w:left w:w="108" w:type="dxa"/>
+            <w:bottom w:w="0" w:type="dxa"/>
+            <w:right w:w="108" w:type="dxa"/>
+          </w:tblCellMar>
         </w:tblPrEx>
         <w:trPr>
           <w:jc w:val="center"/>
@@ -11337,7 +11352,7 @@
     </w:p>
     <w:p>
       <w:pPr>
-        <w:ind w:firstLine="240" w:firstLineChars="100"/>
+        <w:ind w:firstLine="241" w:firstLineChars="100"/>
         <w:rPr>
           <w:rFonts w:hint="default" w:ascii="Times New Roman" w:hAnsi="Times New Roman" w:eastAsia="思源黑体 CN Medium" w:cs="Times New Roman"/>
           <w:b/>
@@ -11905,7 +11920,7 @@
     </w:p>
     <w:p>
       <w:pPr>
-        <w:ind w:firstLine="240" w:firstLineChars="100"/>
+        <w:ind w:firstLine="241" w:firstLineChars="100"/>
         <w:rPr>
           <w:rFonts w:hint="default" w:ascii="Times New Roman" w:hAnsi="Times New Roman" w:eastAsia="思源黑体 CN Medium" w:cs="Times New Roman"/>
           <w:b/>
@@ -12748,7 +12763,7 @@
     </w:p>
     <w:p>
       <w:pPr>
-        <w:ind w:firstLine="240" w:firstLineChars="100"/>
+        <w:ind w:firstLine="241" w:firstLineChars="100"/>
         <w:rPr>
           <w:rFonts w:hint="default" w:ascii="Times New Roman" w:hAnsi="Times New Roman" w:eastAsia="思源黑体 CN Medium" w:cs="Times New Roman"/>
           <w:b/>
@@ -13395,12 +13410,12 @@
           <w:lang w:val="en-US" w:eastAsia="zh-CN"/>
         </w:rPr>
       </w:pPr>
-      <w:bookmarkStart w:id="57" w:name="_Toc4609"/>
-      <w:bookmarkStart w:id="58" w:name="_Toc12767"/>
-      <w:bookmarkStart w:id="59" w:name="_Toc8516"/>
-      <w:bookmarkStart w:id="60" w:name="_Toc14815"/>
-      <w:bookmarkStart w:id="61" w:name="_Toc149826013"/>
-      <w:bookmarkStart w:id="62" w:name="_Toc149832737"/>
+      <w:bookmarkStart w:id="57" w:name="_Toc12767"/>
+      <w:bookmarkStart w:id="58" w:name="_Toc4609"/>
+      <w:bookmarkStart w:id="59" w:name="_Toc149826013"/>
+      <w:bookmarkStart w:id="60" w:name="_Toc149832737"/>
+      <w:bookmarkStart w:id="61" w:name="_Toc14815"/>
+      <w:bookmarkStart w:id="62" w:name="_Toc8516"/>
       <w:bookmarkStart w:id="63" w:name="_Toc26395"/>
       <w:r>
         <w:rPr>
@@ -13484,7 +13499,7 @@
           <w:szCs w:val="24"/>
           <w:lang w:eastAsia="zh-CN"/>
         </w:rPr>
-        <w:t>{{ tdd.comutation }}</w:t>
+        <w:t>{{ tdd.comutation1 }}</w:t>
       </w:r>
     </w:p>
     <w:tbl>
@@ -13618,7 +13633,7 @@
                 <w:szCs w:val="18"/>
                 <w:lang w:eastAsia="zh-CN"/>
               </w:rPr>
-              <w:t>-</w:t>
+              <w:t>{{tdd.comutation}}</w:t>
             </w:r>
           </w:p>
         </w:tc>
@@ -17611,6 +17626,12 @@
             <w:insideH w:val="single" w:color="A4A4A4" w:sz="4" w:space="0"/>
             <w:insideV w:val="single" w:color="A4A4A4" w:sz="4" w:space="0"/>
           </w:tblBorders>
+          <w:tblCellMar>
+            <w:top w:w="0" w:type="dxa"/>
+            <w:left w:w="108" w:type="dxa"/>
+            <w:bottom w:w="0" w:type="dxa"/>
+            <w:right w:w="108" w:type="dxa"/>
+          </w:tblCellMar>
         </w:tblPrEx>
         <w:trPr>
           <w:trHeight w:val="494" w:hRule="atLeast"/>
@@ -21855,13 +21876,13 @@
           <w:lang w:val="en-US" w:eastAsia="zh-CN"/>
         </w:rPr>
       </w:pPr>
-      <w:bookmarkStart w:id="65" w:name="_Toc25193"/>
-      <w:bookmarkStart w:id="66" w:name="_Toc25508"/>
-      <w:bookmarkStart w:id="67" w:name="_Toc15840_WPSOffice_Level1"/>
-      <w:bookmarkStart w:id="68" w:name="_Toc3674"/>
-      <w:bookmarkStart w:id="69" w:name="_Toc25190"/>
-      <w:bookmarkStart w:id="70" w:name="_Toc14255_WPSOffice_Level1"/>
-      <w:bookmarkStart w:id="71" w:name="_Toc24085_WPSOffice_Level1"/>
+      <w:bookmarkStart w:id="65" w:name="_Toc25508"/>
+      <w:bookmarkStart w:id="66" w:name="_Toc25193"/>
+      <w:bookmarkStart w:id="67" w:name="_Toc24085_WPSOffice_Level1"/>
+      <w:bookmarkStart w:id="68" w:name="_Toc25190"/>
+      <w:bookmarkStart w:id="69" w:name="_Toc14255_WPSOffice_Level1"/>
+      <w:bookmarkStart w:id="70" w:name="_Toc15840_WPSOffice_Level1"/>
+      <w:bookmarkStart w:id="71" w:name="_Toc3674"/>
       <w:r>
         <w:rPr>
           <w:rFonts w:hint="default" w:ascii="Times New Roman" w:hAnsi="Times New Roman" w:eastAsia="思源黑体 CN Medium" w:cs="Times New Roman"/>
@@ -24014,13 +24035,13 @@
         </w:rPr>
       </w:pPr>
       <w:bookmarkStart w:id="73" w:name="_Toc11722"/>
-      <w:bookmarkStart w:id="74" w:name="_Toc19099"/>
+      <w:bookmarkStart w:id="74" w:name="_Toc22484_WPSOffice_Level1"/>
       <w:bookmarkStart w:id="75" w:name="_Toc10126"/>
-      <w:bookmarkStart w:id="76" w:name="_Toc7549"/>
-      <w:bookmarkStart w:id="77" w:name="_Toc28910_WPSOffice_Level1"/>
-      <w:bookmarkStart w:id="78" w:name="_Toc16368_WPSOffice_Level1"/>
-      <w:bookmarkStart w:id="79" w:name="_Toc22484_WPSOffice_Level1"/>
-      <w:bookmarkStart w:id="80" w:name="_Toc4222"/>
+      <w:bookmarkStart w:id="76" w:name="_Toc16368_WPSOffice_Level1"/>
+      <w:bookmarkStart w:id="77" w:name="_Toc4222"/>
+      <w:bookmarkStart w:id="78" w:name="_Toc19099"/>
+      <w:bookmarkStart w:id="79" w:name="_Toc7549"/>
+      <w:bookmarkStart w:id="80" w:name="_Toc28910_WPSOffice_Level1"/>
       <w:r>
         <w:rPr>
           <w:rFonts w:hint="default" w:ascii="Times New Roman" w:hAnsi="Times New Roman" w:eastAsia="思源黑体 CN Medium" w:cs="Times New Roman"/>
@@ -24042,11 +24063,11 @@
       <w:bookmarkEnd w:id="79"/>
       <w:bookmarkEnd w:id="80"/>
       <w:bookmarkStart w:id="81" w:name="_Toc6304_WPSOffice_Level2"/>
-      <w:bookmarkStart w:id="82" w:name="_Toc6931_WPSOffice_Level2"/>
-      <w:bookmarkStart w:id="83" w:name="_Toc3488_WPSOffice_Level2"/>
-      <w:bookmarkStart w:id="84" w:name="_Toc19280_WPSOffice_Level2"/>
-      <w:bookmarkStart w:id="85" w:name="_Toc31515_WPSOffice_Level2"/>
-      <w:bookmarkStart w:id="86" w:name="_Toc11193_WPSOffice_Level2"/>
+      <w:bookmarkStart w:id="82" w:name="_Toc3488_WPSOffice_Level2"/>
+      <w:bookmarkStart w:id="83" w:name="_Toc31515_WPSOffice_Level2"/>
+      <w:bookmarkStart w:id="84" w:name="_Toc11193_WPSOffice_Level2"/>
+      <w:bookmarkStart w:id="85" w:name="_Toc6931_WPSOffice_Level2"/>
+      <w:bookmarkStart w:id="86" w:name="_Toc19280_WPSOffice_Level2"/>
       <w:bookmarkStart w:id="87" w:name="_Toc17111_WPSOffice_Level2"/>
       <w:bookmarkStart w:id="88" w:name="_Toc28454_WPSOffice_Level1"/>
     </w:p>
@@ -24134,9 +24155,9 @@
                 <w:lang w:eastAsia="zh-CN" w:bidi="ar"/>
               </w:rPr>
             </w:pPr>
-            <w:bookmarkStart w:id="89" w:name="_Toc5476"/>
+            <w:bookmarkStart w:id="89" w:name="_Toc26985_WPSOffice_Level1"/>
             <w:bookmarkStart w:id="90" w:name="_Toc20170_WPSOffice_Level1"/>
-            <w:bookmarkStart w:id="91" w:name="_Toc26985_WPSOffice_Level1"/>
+            <w:bookmarkStart w:id="91" w:name="_Toc5476"/>
             <w:r>
               <w:rPr>
                 <w:rFonts w:hint="default" w:ascii="Times New Roman" w:hAnsi="Times New Roman" w:eastAsia="思源黑体 CN Medium" w:cs="Times New Roman"/>
@@ -24452,6 +24473,7 @@
             <w:insideH w:val="single" w:color="auto" w:sz="4" w:space="0"/>
             <w:insideV w:val="single" w:color="auto" w:sz="4" w:space="0"/>
           </w:tblBorders>
+          <w:shd w:val="clear" w:color="auto" w:fill="F1F1F1" w:themeFill="background1" w:themeFillShade="F2"/>
           <w:tblCellMar>
             <w:top w:w="0" w:type="dxa"/>
             <w:left w:w="108" w:type="dxa"/>
@@ -24568,8 +24590,8 @@
           <w:lang w:eastAsia="zh-CN"/>
         </w:rPr>
       </w:pPr>
-      <w:bookmarkStart w:id="92" w:name="_Toc15114"/>
-      <w:bookmarkStart w:id="93" w:name="_Toc20098"/>
+      <w:bookmarkStart w:id="92" w:name="_Toc20098"/>
+      <w:bookmarkStart w:id="93" w:name="_Toc15114"/>
       <w:bookmarkStart w:id="94" w:name="_Toc3409"/>
       <w:bookmarkStart w:id="95" w:name="_Toc9322"/>
       <w:r>
@@ -24793,15 +24815,15 @@
           <w:lang w:eastAsia="zh-CN"/>
         </w:rPr>
       </w:pPr>
-      <w:bookmarkStart w:id="96" w:name="_Toc21649"/>
-      <w:bookmarkStart w:id="97" w:name="_Toc25771"/>
-      <w:bookmarkStart w:id="98" w:name="_Toc21361"/>
-      <w:bookmarkStart w:id="99" w:name="_Toc19584_WPSOffice_Level1"/>
-      <w:bookmarkStart w:id="100" w:name="_Toc14611_WPSOffice_Level1"/>
-      <w:bookmarkStart w:id="101" w:name="_Toc22162_WPSOffice_Level1"/>
-      <w:bookmarkStart w:id="102" w:name="_Toc13275"/>
-      <w:bookmarkStart w:id="103" w:name="_Toc22623"/>
-      <w:bookmarkStart w:id="104" w:name="_Toc17792_WPSOffice_Level2"/>
+      <w:bookmarkStart w:id="96" w:name="_Toc21361"/>
+      <w:bookmarkStart w:id="97" w:name="_Toc21649"/>
+      <w:bookmarkStart w:id="98" w:name="_Toc25771"/>
+      <w:bookmarkStart w:id="99" w:name="_Toc14611_WPSOffice_Level1"/>
+      <w:bookmarkStart w:id="100" w:name="_Toc17792_WPSOffice_Level2"/>
+      <w:bookmarkStart w:id="101" w:name="_Toc13275"/>
+      <w:bookmarkStart w:id="102" w:name="_Toc19584_WPSOffice_Level1"/>
+      <w:bookmarkStart w:id="103" w:name="_Toc22162_WPSOffice_Level1"/>
+      <w:bookmarkStart w:id="104" w:name="_Toc22623"/>
       <w:r>
         <w:rPr>
           <w:rFonts w:hint="default" w:ascii="Times New Roman" w:hAnsi="Times New Roman" w:eastAsia="思源黑体 CN Medium" w:cs="Times New Roman"/>

--- a/WebContent/docx/淋巴瘤129基因检测报告-单样本-明理.docx
+++ b/WebContent/docx/淋巴瘤129基因检测报告-单样本-明理.docx
@@ -3280,12 +3280,12 @@
         </w:sectPr>
       </w:pPr>
       <w:bookmarkStart w:id="1" w:name="_Toc24178_WPSOffice_Level1"/>
-      <w:bookmarkStart w:id="2" w:name="_Toc10906"/>
-      <w:bookmarkStart w:id="3" w:name="_Toc21669"/>
-      <w:bookmarkStart w:id="4" w:name="_Toc21009_WPSOffice_Level1"/>
+      <w:bookmarkStart w:id="2" w:name="_Toc21669"/>
+      <w:bookmarkStart w:id="3" w:name="_Toc21009_WPSOffice_Level1"/>
+      <w:bookmarkStart w:id="4" w:name="_Toc30143_WPSOffice_Level1"/>
       <w:bookmarkStart w:id="5" w:name="_Toc13806"/>
-      <w:bookmarkStart w:id="6" w:name="_Toc3619"/>
-      <w:bookmarkStart w:id="7" w:name="_Toc30143_WPSOffice_Level1"/>
+      <w:bookmarkStart w:id="6" w:name="_Toc10906"/>
+      <w:bookmarkStart w:id="7" w:name="_Toc3619"/>
     </w:p>
     <w:p>
       <w:pPr>
@@ -3304,8 +3304,8 @@
           <w:lang w:val="en-US" w:eastAsia="zh-CN"/>
         </w:rPr>
       </w:pPr>
-      <w:bookmarkStart w:id="8" w:name="_Toc28708"/>
-      <w:bookmarkStart w:id="9" w:name="_Toc30317"/>
+      <w:bookmarkStart w:id="8" w:name="_Toc30317"/>
+      <w:bookmarkStart w:id="9" w:name="_Toc28708"/>
       <w:r>
         <w:rPr>
           <w:rFonts w:hint="default" w:ascii="Times New Roman" w:hAnsi="Times New Roman" w:eastAsia="思源黑体 CN Medium" w:cs="Times New Roman"/>
@@ -3950,7 +3950,6 @@
               </w:rPr>
               <w:t>样本采集时间：</w:t>
             </w:r>
-            <w:bookmarkStart w:id="105" w:name="_GoBack"/>
             <w:r>
               <w:rPr>
                 <w:rFonts w:hint="default" w:ascii="Times New Roman" w:hAnsi="Times New Roman" w:eastAsia="思源黑体 CN Medium" w:cs="Times New Roman"/>
@@ -3962,7 +3961,6 @@
               </w:rPr>
               <w:t>{{sample.collect_date}}</w:t>
             </w:r>
-            <w:bookmarkEnd w:id="105"/>
           </w:p>
         </w:tc>
       </w:tr>
@@ -3992,13 +3990,13 @@
           <w:lang w:eastAsia="zh-CN"/>
         </w:rPr>
       </w:pPr>
-      <w:bookmarkStart w:id="12" w:name="_Toc18062_WPSOffice_Level1"/>
-      <w:bookmarkStart w:id="13" w:name="_Toc30143"/>
-      <w:bookmarkStart w:id="14" w:name="_Toc11015_WPSOffice_Level1"/>
-      <w:bookmarkStart w:id="15" w:name="_Toc26731"/>
-      <w:bookmarkStart w:id="16" w:name="_Toc31917"/>
-      <w:bookmarkStart w:id="17" w:name="_Toc7021_WPSOffice_Level1"/>
-      <w:bookmarkStart w:id="18" w:name="_Toc17451"/>
+      <w:bookmarkStart w:id="12" w:name="_Toc11015_WPSOffice_Level1"/>
+      <w:bookmarkStart w:id="13" w:name="_Toc26731"/>
+      <w:bookmarkStart w:id="14" w:name="_Toc30143"/>
+      <w:bookmarkStart w:id="15" w:name="_Toc7021_WPSOffice_Level1"/>
+      <w:bookmarkStart w:id="16" w:name="_Toc17451"/>
+      <w:bookmarkStart w:id="17" w:name="_Toc31917"/>
+      <w:bookmarkStart w:id="18" w:name="_Toc18062_WPSOffice_Level1"/>
       <w:bookmarkStart w:id="19" w:name="_Toc3823"/>
       <w:r>
         <w:rPr>
@@ -4210,16 +4208,16 @@
           <w:lang w:eastAsia="zh-CN"/>
         </w:rPr>
       </w:pPr>
-      <w:bookmarkStart w:id="21" w:name="_Toc149837254"/>
-      <w:bookmarkStart w:id="22" w:name="_Toc7969"/>
-      <w:bookmarkStart w:id="23" w:name="_Toc16576"/>
-      <w:bookmarkStart w:id="24" w:name="_Toc6221_WPSOffice_Level1"/>
-      <w:bookmarkStart w:id="25" w:name="_Toc18058"/>
-      <w:bookmarkStart w:id="26" w:name="_Toc23369_WPSOffice_Level1"/>
-      <w:bookmarkStart w:id="27" w:name="_Toc23052"/>
-      <w:bookmarkStart w:id="28" w:name="_Toc15634"/>
-      <w:bookmarkStart w:id="29" w:name="_Toc2043"/>
-      <w:bookmarkStart w:id="30" w:name="_Toc25920"/>
+      <w:bookmarkStart w:id="21" w:name="_Toc16576"/>
+      <w:bookmarkStart w:id="22" w:name="_Toc149837254"/>
+      <w:bookmarkStart w:id="23" w:name="_Toc6221_WPSOffice_Level1"/>
+      <w:bookmarkStart w:id="24" w:name="_Toc18058"/>
+      <w:bookmarkStart w:id="25" w:name="_Toc7969"/>
+      <w:bookmarkStart w:id="26" w:name="_Toc25920"/>
+      <w:bookmarkStart w:id="27" w:name="_Toc2043"/>
+      <w:bookmarkStart w:id="28" w:name="_Toc23369_WPSOffice_Level1"/>
+      <w:bookmarkStart w:id="29" w:name="_Toc23052"/>
+      <w:bookmarkStart w:id="30" w:name="_Toc15634"/>
       <w:r>
         <w:rPr>
           <w:rFonts w:hint="default" w:ascii="Times New Roman" w:hAnsi="Times New Roman" w:eastAsia="思源黑体 CN Medium" w:cs="Times New Roman"/>
@@ -4280,6 +4278,12 @@
             <w:insideH w:val="single" w:color="A4A4A4" w:sz="4" w:space="0"/>
             <w:insideV w:val="single" w:color="A4A4A4" w:sz="4" w:space="0"/>
           </w:tblBorders>
+          <w:tblCellMar>
+            <w:top w:w="0" w:type="dxa"/>
+            <w:left w:w="0" w:type="dxa"/>
+            <w:bottom w:w="0" w:type="dxa"/>
+            <w:right w:w="0" w:type="dxa"/>
+          </w:tblCellMar>
         </w:tblPrEx>
         <w:trPr>
           <w:trHeight w:val="490" w:hRule="atLeast"/>
@@ -5537,11 +5541,11 @@
       <w:bookmarkStart w:id="31" w:name="_Toc26564"/>
       <w:bookmarkStart w:id="32" w:name="_Toc25561"/>
       <w:bookmarkStart w:id="33" w:name="_Toc11924"/>
-      <w:bookmarkStart w:id="34" w:name="_Toc11015_WPSOffice_Level2"/>
-      <w:bookmarkStart w:id="35" w:name="_Toc18062_WPSOffice_Level2"/>
+      <w:bookmarkStart w:id="34" w:name="_Toc18062_WPSOffice_Level2"/>
+      <w:bookmarkStart w:id="35" w:name="_Toc15063"/>
       <w:bookmarkStart w:id="36" w:name="_Toc9088"/>
       <w:bookmarkStart w:id="37" w:name="_Toc23375"/>
-      <w:bookmarkStart w:id="38" w:name="_Toc15063"/>
+      <w:bookmarkStart w:id="38" w:name="_Toc11015_WPSOffice_Level2"/>
       <w:r>
         <w:rPr>
           <w:rFonts w:hint="default" w:ascii="Times New Roman" w:hAnsi="Times New Roman" w:eastAsia="思源黑体 CN Medium" w:cs="Times New Roman"/>
@@ -6741,6 +6745,12 @@
             <w:insideH w:val="single" w:color="A4A4A4" w:sz="4" w:space="0"/>
             <w:insideV w:val="single" w:color="A4A4A4" w:sz="4" w:space="0"/>
           </w:tblBorders>
+          <w:tblCellMar>
+            <w:top w:w="0" w:type="dxa"/>
+            <w:left w:w="0" w:type="dxa"/>
+            <w:bottom w:w="0" w:type="dxa"/>
+            <w:right w:w="0" w:type="dxa"/>
+          </w:tblCellMar>
         </w:tblPrEx>
         <w:trPr>
           <w:trHeight w:val="1020" w:hRule="atLeast"/>
@@ -8480,6 +8490,12 @@
             <w:insideH w:val="dotted" w:color="00B050" w:sz="4" w:space="0"/>
             <w:insideV w:val="dotted" w:color="00B050" w:sz="4" w:space="0"/>
           </w:tblBorders>
+          <w:tblCellMar>
+            <w:top w:w="0" w:type="dxa"/>
+            <w:left w:w="0" w:type="dxa"/>
+            <w:bottom w:w="0" w:type="dxa"/>
+            <w:right w:w="0" w:type="dxa"/>
+          </w:tblCellMar>
         </w:tblPrEx>
         <w:trPr>
           <w:cantSplit/>
@@ -11026,12 +11042,12 @@
         </w:rPr>
       </w:pPr>
       <w:bookmarkStart w:id="44" w:name="_Toc25727"/>
-      <w:bookmarkStart w:id="45" w:name="_Toc11395"/>
-      <w:bookmarkStart w:id="46" w:name="_Toc4331_WPSOffice_Level1"/>
-      <w:bookmarkStart w:id="47" w:name="_Toc180"/>
-      <w:bookmarkStart w:id="48" w:name="_Toc23903"/>
-      <w:bookmarkStart w:id="49" w:name="_Toc23846_WPSOffice_Level1"/>
-      <w:bookmarkStart w:id="50" w:name="_Toc32443_WPSOffice_Level1"/>
+      <w:bookmarkStart w:id="45" w:name="_Toc180"/>
+      <w:bookmarkStart w:id="46" w:name="_Toc32443_WPSOffice_Level1"/>
+      <w:bookmarkStart w:id="47" w:name="_Toc23846_WPSOffice_Level1"/>
+      <w:bookmarkStart w:id="48" w:name="_Toc11395"/>
+      <w:bookmarkStart w:id="49" w:name="_Toc23903"/>
+      <w:bookmarkStart w:id="50" w:name="_Toc4331_WPSOffice_Level1"/>
       <w:r>
         <w:rPr>
           <w:rFonts w:hint="default" w:ascii="Times New Roman" w:hAnsi="Times New Roman" w:eastAsia="思源黑体 CN Medium" w:cs="Times New Roman"/>
@@ -11055,12 +11071,12 @@
           <w:lang w:val="en-US" w:eastAsia="zh-CN"/>
         </w:rPr>
       </w:pPr>
-      <w:bookmarkStart w:id="51" w:name="_Toc21238"/>
-      <w:bookmarkStart w:id="52" w:name="_Toc21453"/>
-      <w:bookmarkStart w:id="53" w:name="_Toc20034"/>
-      <w:bookmarkStart w:id="54" w:name="_Toc14657"/>
-      <w:bookmarkStart w:id="55" w:name="_Toc106719764"/>
-      <w:bookmarkStart w:id="56" w:name="_Toc149837262"/>
+      <w:bookmarkStart w:id="51" w:name="_Toc14657"/>
+      <w:bookmarkStart w:id="52" w:name="_Toc20034"/>
+      <w:bookmarkStart w:id="53" w:name="_Toc21453"/>
+      <w:bookmarkStart w:id="54" w:name="_Toc106719764"/>
+      <w:bookmarkStart w:id="55" w:name="_Toc149837262"/>
+      <w:bookmarkStart w:id="56" w:name="_Toc21238"/>
       <w:r>
         <w:rPr>
           <w:rFonts w:hint="default" w:ascii="Times New Roman" w:hAnsi="Times New Roman" w:eastAsia="思源黑体 CN Medium" w:cs="Times New Roman"/>
@@ -13412,8 +13428,8 @@
       </w:pPr>
       <w:bookmarkStart w:id="57" w:name="_Toc12767"/>
       <w:bookmarkStart w:id="58" w:name="_Toc4609"/>
-      <w:bookmarkStart w:id="59" w:name="_Toc149826013"/>
-      <w:bookmarkStart w:id="60" w:name="_Toc149832737"/>
+      <w:bookmarkStart w:id="59" w:name="_Toc149832737"/>
+      <w:bookmarkStart w:id="60" w:name="_Toc149826013"/>
       <w:bookmarkStart w:id="61" w:name="_Toc14815"/>
       <w:bookmarkStart w:id="62" w:name="_Toc8516"/>
       <w:bookmarkStart w:id="63" w:name="_Toc26395"/>
@@ -21878,11 +21894,11 @@
       </w:pPr>
       <w:bookmarkStart w:id="65" w:name="_Toc25508"/>
       <w:bookmarkStart w:id="66" w:name="_Toc25193"/>
-      <w:bookmarkStart w:id="67" w:name="_Toc24085_WPSOffice_Level1"/>
-      <w:bookmarkStart w:id="68" w:name="_Toc25190"/>
+      <w:bookmarkStart w:id="67" w:name="_Toc25190"/>
+      <w:bookmarkStart w:id="68" w:name="_Toc24085_WPSOffice_Level1"/>
       <w:bookmarkStart w:id="69" w:name="_Toc14255_WPSOffice_Level1"/>
-      <w:bookmarkStart w:id="70" w:name="_Toc15840_WPSOffice_Level1"/>
-      <w:bookmarkStart w:id="71" w:name="_Toc3674"/>
+      <w:bookmarkStart w:id="70" w:name="_Toc3674"/>
+      <w:bookmarkStart w:id="71" w:name="_Toc15840_WPSOffice_Level1"/>
       <w:r>
         <w:rPr>
           <w:rFonts w:hint="default" w:ascii="Times New Roman" w:hAnsi="Times New Roman" w:eastAsia="思源黑体 CN Medium" w:cs="Times New Roman"/>
@@ -21967,12 +21983,6 @@
             <w:insideH w:val="single" w:color="416AAB" w:sz="24" w:space="0"/>
             <w:insideV w:val="single" w:color="416AAB" w:sz="24" w:space="0"/>
           </w:tblBorders>
-          <w:tblCellMar>
-            <w:top w:w="0" w:type="dxa"/>
-            <w:left w:w="0" w:type="dxa"/>
-            <w:bottom w:w="0" w:type="dxa"/>
-            <w:right w:w="0" w:type="dxa"/>
-          </w:tblCellMar>
         </w:tblPrEx>
         <w:trPr>
           <w:trHeight w:val="513" w:hRule="atLeast"/>
@@ -24035,13 +24045,13 @@
         </w:rPr>
       </w:pPr>
       <w:bookmarkStart w:id="73" w:name="_Toc11722"/>
-      <w:bookmarkStart w:id="74" w:name="_Toc22484_WPSOffice_Level1"/>
-      <w:bookmarkStart w:id="75" w:name="_Toc10126"/>
-      <w:bookmarkStart w:id="76" w:name="_Toc16368_WPSOffice_Level1"/>
-      <w:bookmarkStart w:id="77" w:name="_Toc4222"/>
-      <w:bookmarkStart w:id="78" w:name="_Toc19099"/>
-      <w:bookmarkStart w:id="79" w:name="_Toc7549"/>
-      <w:bookmarkStart w:id="80" w:name="_Toc28910_WPSOffice_Level1"/>
+      <w:bookmarkStart w:id="74" w:name="_Toc4222"/>
+      <w:bookmarkStart w:id="75" w:name="_Toc7549"/>
+      <w:bookmarkStart w:id="76" w:name="_Toc22484_WPSOffice_Level1"/>
+      <w:bookmarkStart w:id="77" w:name="_Toc10126"/>
+      <w:bookmarkStart w:id="78" w:name="_Toc28910_WPSOffice_Level1"/>
+      <w:bookmarkStart w:id="79" w:name="_Toc16368_WPSOffice_Level1"/>
+      <w:bookmarkStart w:id="80" w:name="_Toc19099"/>
       <w:r>
         <w:rPr>
           <w:rFonts w:hint="default" w:ascii="Times New Roman" w:hAnsi="Times New Roman" w:eastAsia="思源黑体 CN Medium" w:cs="Times New Roman"/>
@@ -24062,13 +24072,13 @@
       <w:bookmarkEnd w:id="78"/>
       <w:bookmarkEnd w:id="79"/>
       <w:bookmarkEnd w:id="80"/>
-      <w:bookmarkStart w:id="81" w:name="_Toc6304_WPSOffice_Level2"/>
-      <w:bookmarkStart w:id="82" w:name="_Toc3488_WPSOffice_Level2"/>
-      <w:bookmarkStart w:id="83" w:name="_Toc31515_WPSOffice_Level2"/>
-      <w:bookmarkStart w:id="84" w:name="_Toc11193_WPSOffice_Level2"/>
-      <w:bookmarkStart w:id="85" w:name="_Toc6931_WPSOffice_Level2"/>
-      <w:bookmarkStart w:id="86" w:name="_Toc19280_WPSOffice_Level2"/>
-      <w:bookmarkStart w:id="87" w:name="_Toc17111_WPSOffice_Level2"/>
+      <w:bookmarkStart w:id="81" w:name="_Toc31515_WPSOffice_Level2"/>
+      <w:bookmarkStart w:id="82" w:name="_Toc11193_WPSOffice_Level2"/>
+      <w:bookmarkStart w:id="83" w:name="_Toc19280_WPSOffice_Level2"/>
+      <w:bookmarkStart w:id="84" w:name="_Toc17111_WPSOffice_Level2"/>
+      <w:bookmarkStart w:id="85" w:name="_Toc6304_WPSOffice_Level2"/>
+      <w:bookmarkStart w:id="86" w:name="_Toc6931_WPSOffice_Level2"/>
+      <w:bookmarkStart w:id="87" w:name="_Toc3488_WPSOffice_Level2"/>
       <w:bookmarkStart w:id="88" w:name="_Toc28454_WPSOffice_Level1"/>
     </w:p>
     <w:bookmarkEnd w:id="81"/>
@@ -24155,9 +24165,9 @@
                 <w:lang w:eastAsia="zh-CN" w:bidi="ar"/>
               </w:rPr>
             </w:pPr>
-            <w:bookmarkStart w:id="89" w:name="_Toc26985_WPSOffice_Level1"/>
-            <w:bookmarkStart w:id="90" w:name="_Toc20170_WPSOffice_Level1"/>
-            <w:bookmarkStart w:id="91" w:name="_Toc5476"/>
+            <w:bookmarkStart w:id="89" w:name="_Toc5476"/>
+            <w:bookmarkStart w:id="90" w:name="_Toc26985_WPSOffice_Level1"/>
+            <w:bookmarkStart w:id="91" w:name="_Toc20170_WPSOffice_Level1"/>
             <w:r>
               <w:rPr>
                 <w:rFonts w:hint="default" w:ascii="Times New Roman" w:hAnsi="Times New Roman" w:eastAsia="思源黑体 CN Medium" w:cs="Times New Roman"/>
@@ -24166,299 +24176,6 @@
                 <w:lang w:eastAsia="zh-CN"/>
               </w:rPr>
               <w:t>{%tr for Gene in gene.genes | red(8,16,True) %}</w:t>
-            </w:r>
-          </w:p>
-        </w:tc>
-      </w:tr>
-      <w:tr>
-        <w:tblPrEx>
-          <w:tblBorders>
-            <w:top w:val="single" w:color="auto" w:sz="4" w:space="0"/>
-            <w:left w:val="single" w:color="auto" w:sz="4" w:space="0"/>
-            <w:bottom w:val="single" w:color="auto" w:sz="4" w:space="0"/>
-            <w:right w:val="single" w:color="auto" w:sz="4" w:space="0"/>
-            <w:insideH w:val="single" w:color="auto" w:sz="4" w:space="0"/>
-            <w:insideV w:val="single" w:color="auto" w:sz="4" w:space="0"/>
-          </w:tblBorders>
-          <w:tblCellMar>
-            <w:top w:w="0" w:type="dxa"/>
-            <w:left w:w="108" w:type="dxa"/>
-            <w:bottom w:w="0" w:type="dxa"/>
-            <w:right w:w="108" w:type="dxa"/>
-          </w:tblCellMar>
-        </w:tblPrEx>
-        <w:trPr>
-          <w:trHeight w:val="277" w:hRule="atLeast"/>
-        </w:trPr>
-        <w:tc>
-          <w:tcPr>
-            <w:tcW w:w="1212" w:type="dxa"/>
-            <w:shd w:val="clear" w:color="auto" w:fill="auto"/>
-            <w:noWrap/>
-            <w:vAlign w:val="center"/>
-          </w:tcPr>
-          <w:p>
-            <w:pPr>
-              <w:widowControl/>
-              <w:rPr>
-                <w:rFonts w:hint="default" w:ascii="Times New Roman" w:hAnsi="Times New Roman" w:eastAsia="思源黑体 CN Medium" w:cs="Times New Roman"/>
-                <w:i/>
-                <w:iCs/>
-                <w:color w:val="auto"/>
-                <w:sz w:val="16"/>
-                <w:szCs w:val="16"/>
-                <w:lang w:eastAsia="zh-CN" w:bidi="ar"/>
-              </w:rPr>
-            </w:pPr>
-            <w:r>
-              <w:rPr>
-                <w:rFonts w:hint="default" w:ascii="Times New Roman" w:hAnsi="Times New Roman" w:eastAsia="思源黑体 CN Medium" w:cs="Times New Roman"/>
-                <w:i/>
-                <w:iCs/>
-                <w:color w:val="auto"/>
-                <w:sz w:val="16"/>
-                <w:szCs w:val="16"/>
-                <w:lang w:eastAsia="zh-CN" w:bidi="ar"/>
-              </w:rPr>
-              <w:t>{{r Gene[0] }}</w:t>
-            </w:r>
-          </w:p>
-        </w:tc>
-        <w:tc>
-          <w:tcPr>
-            <w:tcW w:w="1202" w:type="dxa"/>
-            <w:shd w:val="clear" w:color="auto" w:fill="auto"/>
-            <w:noWrap/>
-            <w:vAlign w:val="center"/>
-          </w:tcPr>
-          <w:p>
-            <w:pPr>
-              <w:widowControl/>
-              <w:rPr>
-                <w:rFonts w:hint="default" w:ascii="Times New Roman" w:hAnsi="Times New Roman" w:eastAsia="思源黑体 CN Medium" w:cs="Times New Roman"/>
-                <w:i/>
-                <w:iCs/>
-                <w:color w:val="auto"/>
-                <w:sz w:val="16"/>
-                <w:szCs w:val="16"/>
-                <w:lang w:eastAsia="zh-CN" w:bidi="ar"/>
-              </w:rPr>
-            </w:pPr>
-            <w:r>
-              <w:rPr>
-                <w:rFonts w:hint="default" w:ascii="Times New Roman" w:hAnsi="Times New Roman" w:eastAsia="思源黑体 CN Medium" w:cs="Times New Roman"/>
-                <w:i/>
-                <w:iCs/>
-                <w:color w:val="auto"/>
-                <w:sz w:val="16"/>
-                <w:szCs w:val="16"/>
-                <w:lang w:eastAsia="zh-CN" w:bidi="ar"/>
-              </w:rPr>
-              <w:t>{{r Gene[1] }}</w:t>
-            </w:r>
-          </w:p>
-        </w:tc>
-        <w:tc>
-          <w:tcPr>
-            <w:tcW w:w="1257" w:type="dxa"/>
-            <w:shd w:val="clear" w:color="auto" w:fill="auto"/>
-            <w:noWrap/>
-            <w:vAlign w:val="center"/>
-          </w:tcPr>
-          <w:p>
-            <w:pPr>
-              <w:widowControl/>
-              <w:rPr>
-                <w:rFonts w:hint="default" w:ascii="Times New Roman" w:hAnsi="Times New Roman" w:eastAsia="思源黑体 CN Medium" w:cs="Times New Roman"/>
-                <w:i/>
-                <w:iCs/>
-                <w:color w:val="auto"/>
-                <w:sz w:val="16"/>
-                <w:szCs w:val="16"/>
-                <w:lang w:eastAsia="zh-CN" w:bidi="ar"/>
-              </w:rPr>
-            </w:pPr>
-            <w:r>
-              <w:rPr>
-                <w:rFonts w:hint="default" w:ascii="Times New Roman" w:hAnsi="Times New Roman" w:eastAsia="思源黑体 CN Medium" w:cs="Times New Roman"/>
-                <w:i/>
-                <w:iCs/>
-                <w:color w:val="auto"/>
-                <w:sz w:val="16"/>
-                <w:szCs w:val="16"/>
-                <w:lang w:eastAsia="zh-CN" w:bidi="ar"/>
-              </w:rPr>
-              <w:t>{{r Gene[2] }}</w:t>
-            </w:r>
-          </w:p>
-        </w:tc>
-        <w:tc>
-          <w:tcPr>
-            <w:tcW w:w="1225" w:type="dxa"/>
-            <w:shd w:val="clear" w:color="auto" w:fill="auto"/>
-            <w:noWrap/>
-            <w:vAlign w:val="center"/>
-          </w:tcPr>
-          <w:p>
-            <w:pPr>
-              <w:widowControl/>
-              <w:rPr>
-                <w:rFonts w:hint="default" w:ascii="Times New Roman" w:hAnsi="Times New Roman" w:eastAsia="思源黑体 CN Medium" w:cs="Times New Roman"/>
-                <w:i/>
-                <w:iCs/>
-                <w:color w:val="auto"/>
-                <w:sz w:val="16"/>
-                <w:szCs w:val="16"/>
-                <w:lang w:eastAsia="zh-CN" w:bidi="ar"/>
-              </w:rPr>
-            </w:pPr>
-            <w:r>
-              <w:rPr>
-                <w:rFonts w:hint="default" w:ascii="Times New Roman" w:hAnsi="Times New Roman" w:eastAsia="思源黑体 CN Medium" w:cs="Times New Roman"/>
-                <w:i/>
-                <w:iCs/>
-                <w:color w:val="auto"/>
-                <w:sz w:val="16"/>
-                <w:szCs w:val="16"/>
-                <w:lang w:eastAsia="zh-CN" w:bidi="ar"/>
-              </w:rPr>
-              <w:t>{{r Gene[3] }}</w:t>
-            </w:r>
-          </w:p>
-        </w:tc>
-        <w:tc>
-          <w:tcPr>
-            <w:tcW w:w="1323" w:type="dxa"/>
-            <w:shd w:val="clear" w:color="auto" w:fill="auto"/>
-            <w:noWrap/>
-            <w:vAlign w:val="center"/>
-          </w:tcPr>
-          <w:p>
-            <w:pPr>
-              <w:widowControl/>
-              <w:rPr>
-                <w:rFonts w:hint="default" w:ascii="Times New Roman" w:hAnsi="Times New Roman" w:eastAsia="思源黑体 CN Medium" w:cs="Times New Roman"/>
-                <w:i/>
-                <w:iCs/>
-                <w:color w:val="auto"/>
-                <w:sz w:val="16"/>
-                <w:szCs w:val="16"/>
-                <w:lang w:eastAsia="zh-CN" w:bidi="ar"/>
-              </w:rPr>
-            </w:pPr>
-            <w:r>
-              <w:rPr>
-                <w:rFonts w:hint="default" w:ascii="Times New Roman" w:hAnsi="Times New Roman" w:eastAsia="思源黑体 CN Medium" w:cs="Times New Roman"/>
-                <w:i/>
-                <w:iCs/>
-                <w:color w:val="auto"/>
-                <w:sz w:val="16"/>
-                <w:szCs w:val="16"/>
-                <w:lang w:eastAsia="zh-CN" w:bidi="ar"/>
-              </w:rPr>
-              <w:t>{{r Gene[4] }}</w:t>
-            </w:r>
-          </w:p>
-        </w:tc>
-        <w:tc>
-          <w:tcPr>
-            <w:tcW w:w="1236" w:type="dxa"/>
-            <w:shd w:val="clear" w:color="auto" w:fill="auto"/>
-            <w:noWrap/>
-            <w:vAlign w:val="center"/>
-          </w:tcPr>
-          <w:p>
-            <w:pPr>
-              <w:widowControl/>
-              <w:rPr>
-                <w:rFonts w:hint="default" w:ascii="Times New Roman" w:hAnsi="Times New Roman" w:eastAsia="思源黑体 CN Medium" w:cs="Times New Roman"/>
-                <w:i/>
-                <w:iCs/>
-                <w:color w:val="auto"/>
-                <w:sz w:val="16"/>
-                <w:szCs w:val="16"/>
-                <w:lang w:eastAsia="zh-CN" w:bidi="ar"/>
-              </w:rPr>
-            </w:pPr>
-            <w:r>
-              <w:rPr>
-                <w:rFonts w:hint="default" w:ascii="Times New Roman" w:hAnsi="Times New Roman" w:eastAsia="思源黑体 CN Medium" w:cs="Times New Roman"/>
-                <w:i/>
-                <w:iCs/>
-                <w:color w:val="auto"/>
-                <w:sz w:val="16"/>
-                <w:szCs w:val="16"/>
-                <w:lang w:eastAsia="zh-CN" w:bidi="ar"/>
-              </w:rPr>
-              <w:t>{{r Gene[5] }}</w:t>
-            </w:r>
-          </w:p>
-        </w:tc>
-        <w:tc>
-          <w:tcPr>
-            <w:tcW w:w="1202" w:type="dxa"/>
-            <w:shd w:val="clear" w:color="auto" w:fill="auto"/>
-            <w:noWrap/>
-            <w:vAlign w:val="center"/>
-          </w:tcPr>
-          <w:p>
-            <w:pPr>
-              <w:widowControl/>
-              <w:rPr>
-                <w:rFonts w:hint="default" w:ascii="Times New Roman" w:hAnsi="Times New Roman" w:eastAsia="思源黑体 CN Medium" w:cs="Times New Roman"/>
-                <w:i/>
-                <w:iCs/>
-                <w:color w:val="auto"/>
-                <w:sz w:val="16"/>
-                <w:szCs w:val="16"/>
-                <w:lang w:eastAsia="zh-CN" w:bidi="ar"/>
-              </w:rPr>
-            </w:pPr>
-            <w:r>
-              <w:rPr>
-                <w:rFonts w:hint="default" w:ascii="Times New Roman" w:hAnsi="Times New Roman" w:eastAsia="思源黑体 CN Medium" w:cs="Times New Roman"/>
-                <w:i/>
-                <w:iCs/>
-                <w:color w:val="auto"/>
-                <w:sz w:val="16"/>
-                <w:szCs w:val="16"/>
-                <w:lang w:eastAsia="zh-CN" w:bidi="ar"/>
-              </w:rPr>
-              <w:t>{{r Gene[6] }}</w:t>
-            </w:r>
-          </w:p>
-        </w:tc>
-        <w:tc>
-          <w:tcPr>
-            <w:tcW w:w="1213" w:type="dxa"/>
-            <w:shd w:val="clear" w:color="auto" w:fill="auto"/>
-            <w:noWrap/>
-            <w:vAlign w:val="center"/>
-          </w:tcPr>
-          <w:p>
-            <w:pPr>
-              <w:widowControl/>
-              <w:rPr>
-                <w:rFonts w:hint="default" w:ascii="Times New Roman" w:hAnsi="Times New Roman" w:eastAsia="思源黑体 CN Medium" w:cs="Times New Roman"/>
-                <w:i/>
-                <w:iCs/>
-                <w:color w:val="auto"/>
-                <w:sz w:val="16"/>
-                <w:szCs w:val="16"/>
-                <w:lang w:eastAsia="zh-CN" w:bidi="ar"/>
-              </w:rPr>
-            </w:pPr>
-            <w:r>
-              <w:rPr>
-                <w:rFonts w:hint="default" w:ascii="Times New Roman" w:hAnsi="Times New Roman" w:eastAsia="思源黑体 CN Medium" w:cs="Times New Roman"/>
-                <w:i/>
-                <w:iCs/>
-                <w:color w:val="auto"/>
-                <w:sz w:val="16"/>
-                <w:szCs w:val="16"/>
-                <w:lang w:eastAsia="zh-CN" w:bidi="ar"/>
-              </w:rPr>
-              <w:t>{{r Gene[7] }}</w:t>
             </w:r>
           </w:p>
         </w:tc>
@@ -24486,6 +24203,300 @@
         </w:trPr>
         <w:tc>
           <w:tcPr>
+            <w:tcW w:w="1212" w:type="dxa"/>
+            <w:shd w:val="clear" w:color="auto" w:fill="auto"/>
+            <w:noWrap/>
+            <w:vAlign w:val="center"/>
+          </w:tcPr>
+          <w:p>
+            <w:pPr>
+              <w:widowControl/>
+              <w:rPr>
+                <w:rFonts w:hint="default" w:ascii="Times New Roman" w:hAnsi="Times New Roman" w:eastAsia="思源黑体 CN Medium" w:cs="Times New Roman"/>
+                <w:i/>
+                <w:iCs/>
+                <w:color w:val="auto"/>
+                <w:sz w:val="16"/>
+                <w:szCs w:val="16"/>
+                <w:lang w:eastAsia="zh-CN" w:bidi="ar"/>
+              </w:rPr>
+            </w:pPr>
+            <w:r>
+              <w:rPr>
+                <w:rFonts w:hint="default" w:ascii="Times New Roman" w:hAnsi="Times New Roman" w:eastAsia="思源黑体 CN Medium" w:cs="Times New Roman"/>
+                <w:i/>
+                <w:iCs/>
+                <w:color w:val="auto"/>
+                <w:sz w:val="16"/>
+                <w:szCs w:val="16"/>
+                <w:lang w:eastAsia="zh-CN" w:bidi="ar"/>
+              </w:rPr>
+              <w:t>{{r Gene[0] }}</w:t>
+            </w:r>
+          </w:p>
+        </w:tc>
+        <w:tc>
+          <w:tcPr>
+            <w:tcW w:w="1202" w:type="dxa"/>
+            <w:shd w:val="clear" w:color="auto" w:fill="auto"/>
+            <w:noWrap/>
+            <w:vAlign w:val="center"/>
+          </w:tcPr>
+          <w:p>
+            <w:pPr>
+              <w:widowControl/>
+              <w:rPr>
+                <w:rFonts w:hint="default" w:ascii="Times New Roman" w:hAnsi="Times New Roman" w:eastAsia="思源黑体 CN Medium" w:cs="Times New Roman"/>
+                <w:i/>
+                <w:iCs/>
+                <w:color w:val="auto"/>
+                <w:sz w:val="16"/>
+                <w:szCs w:val="16"/>
+                <w:lang w:eastAsia="zh-CN" w:bidi="ar"/>
+              </w:rPr>
+            </w:pPr>
+            <w:r>
+              <w:rPr>
+                <w:rFonts w:hint="default" w:ascii="Times New Roman" w:hAnsi="Times New Roman" w:eastAsia="思源黑体 CN Medium" w:cs="Times New Roman"/>
+                <w:i/>
+                <w:iCs/>
+                <w:color w:val="auto"/>
+                <w:sz w:val="16"/>
+                <w:szCs w:val="16"/>
+                <w:lang w:eastAsia="zh-CN" w:bidi="ar"/>
+              </w:rPr>
+              <w:t>{{r Gene[1] }}</w:t>
+            </w:r>
+          </w:p>
+        </w:tc>
+        <w:tc>
+          <w:tcPr>
+            <w:tcW w:w="1257" w:type="dxa"/>
+            <w:shd w:val="clear" w:color="auto" w:fill="auto"/>
+            <w:noWrap/>
+            <w:vAlign w:val="center"/>
+          </w:tcPr>
+          <w:p>
+            <w:pPr>
+              <w:widowControl/>
+              <w:rPr>
+                <w:rFonts w:hint="default" w:ascii="Times New Roman" w:hAnsi="Times New Roman" w:eastAsia="思源黑体 CN Medium" w:cs="Times New Roman"/>
+                <w:i/>
+                <w:iCs/>
+                <w:color w:val="auto"/>
+                <w:sz w:val="16"/>
+                <w:szCs w:val="16"/>
+                <w:lang w:eastAsia="zh-CN" w:bidi="ar"/>
+              </w:rPr>
+            </w:pPr>
+            <w:r>
+              <w:rPr>
+                <w:rFonts w:hint="default" w:ascii="Times New Roman" w:hAnsi="Times New Roman" w:eastAsia="思源黑体 CN Medium" w:cs="Times New Roman"/>
+                <w:i/>
+                <w:iCs/>
+                <w:color w:val="auto"/>
+                <w:sz w:val="16"/>
+                <w:szCs w:val="16"/>
+                <w:lang w:eastAsia="zh-CN" w:bidi="ar"/>
+              </w:rPr>
+              <w:t>{{r Gene[2] }}</w:t>
+            </w:r>
+          </w:p>
+        </w:tc>
+        <w:tc>
+          <w:tcPr>
+            <w:tcW w:w="1225" w:type="dxa"/>
+            <w:shd w:val="clear" w:color="auto" w:fill="auto"/>
+            <w:noWrap/>
+            <w:vAlign w:val="center"/>
+          </w:tcPr>
+          <w:p>
+            <w:pPr>
+              <w:widowControl/>
+              <w:rPr>
+                <w:rFonts w:hint="default" w:ascii="Times New Roman" w:hAnsi="Times New Roman" w:eastAsia="思源黑体 CN Medium" w:cs="Times New Roman"/>
+                <w:i/>
+                <w:iCs/>
+                <w:color w:val="auto"/>
+                <w:sz w:val="16"/>
+                <w:szCs w:val="16"/>
+                <w:lang w:eastAsia="zh-CN" w:bidi="ar"/>
+              </w:rPr>
+            </w:pPr>
+            <w:r>
+              <w:rPr>
+                <w:rFonts w:hint="default" w:ascii="Times New Roman" w:hAnsi="Times New Roman" w:eastAsia="思源黑体 CN Medium" w:cs="Times New Roman"/>
+                <w:i/>
+                <w:iCs/>
+                <w:color w:val="auto"/>
+                <w:sz w:val="16"/>
+                <w:szCs w:val="16"/>
+                <w:lang w:eastAsia="zh-CN" w:bidi="ar"/>
+              </w:rPr>
+              <w:t>{{r Gene[3] }}</w:t>
+            </w:r>
+          </w:p>
+        </w:tc>
+        <w:tc>
+          <w:tcPr>
+            <w:tcW w:w="1323" w:type="dxa"/>
+            <w:shd w:val="clear" w:color="auto" w:fill="auto"/>
+            <w:noWrap/>
+            <w:vAlign w:val="center"/>
+          </w:tcPr>
+          <w:p>
+            <w:pPr>
+              <w:widowControl/>
+              <w:rPr>
+                <w:rFonts w:hint="default" w:ascii="Times New Roman" w:hAnsi="Times New Roman" w:eastAsia="思源黑体 CN Medium" w:cs="Times New Roman"/>
+                <w:i/>
+                <w:iCs/>
+                <w:color w:val="auto"/>
+                <w:sz w:val="16"/>
+                <w:szCs w:val="16"/>
+                <w:lang w:eastAsia="zh-CN" w:bidi="ar"/>
+              </w:rPr>
+            </w:pPr>
+            <w:r>
+              <w:rPr>
+                <w:rFonts w:hint="default" w:ascii="Times New Roman" w:hAnsi="Times New Roman" w:eastAsia="思源黑体 CN Medium" w:cs="Times New Roman"/>
+                <w:i/>
+                <w:iCs/>
+                <w:color w:val="auto"/>
+                <w:sz w:val="16"/>
+                <w:szCs w:val="16"/>
+                <w:lang w:eastAsia="zh-CN" w:bidi="ar"/>
+              </w:rPr>
+              <w:t>{{r Gene[4] }}</w:t>
+            </w:r>
+          </w:p>
+        </w:tc>
+        <w:tc>
+          <w:tcPr>
+            <w:tcW w:w="1236" w:type="dxa"/>
+            <w:shd w:val="clear" w:color="auto" w:fill="auto"/>
+            <w:noWrap/>
+            <w:vAlign w:val="center"/>
+          </w:tcPr>
+          <w:p>
+            <w:pPr>
+              <w:widowControl/>
+              <w:rPr>
+                <w:rFonts w:hint="default" w:ascii="Times New Roman" w:hAnsi="Times New Roman" w:eastAsia="思源黑体 CN Medium" w:cs="Times New Roman"/>
+                <w:i/>
+                <w:iCs/>
+                <w:color w:val="auto"/>
+                <w:sz w:val="16"/>
+                <w:szCs w:val="16"/>
+                <w:lang w:eastAsia="zh-CN" w:bidi="ar"/>
+              </w:rPr>
+            </w:pPr>
+            <w:r>
+              <w:rPr>
+                <w:rFonts w:hint="default" w:ascii="Times New Roman" w:hAnsi="Times New Roman" w:eastAsia="思源黑体 CN Medium" w:cs="Times New Roman"/>
+                <w:i/>
+                <w:iCs/>
+                <w:color w:val="auto"/>
+                <w:sz w:val="16"/>
+                <w:szCs w:val="16"/>
+                <w:lang w:eastAsia="zh-CN" w:bidi="ar"/>
+              </w:rPr>
+              <w:t>{{r Gene[5] }}</w:t>
+            </w:r>
+          </w:p>
+        </w:tc>
+        <w:tc>
+          <w:tcPr>
+            <w:tcW w:w="1202" w:type="dxa"/>
+            <w:shd w:val="clear" w:color="auto" w:fill="auto"/>
+            <w:noWrap/>
+            <w:vAlign w:val="center"/>
+          </w:tcPr>
+          <w:p>
+            <w:pPr>
+              <w:widowControl/>
+              <w:rPr>
+                <w:rFonts w:hint="default" w:ascii="Times New Roman" w:hAnsi="Times New Roman" w:eastAsia="思源黑体 CN Medium" w:cs="Times New Roman"/>
+                <w:i/>
+                <w:iCs/>
+                <w:color w:val="auto"/>
+                <w:sz w:val="16"/>
+                <w:szCs w:val="16"/>
+                <w:lang w:eastAsia="zh-CN" w:bidi="ar"/>
+              </w:rPr>
+            </w:pPr>
+            <w:r>
+              <w:rPr>
+                <w:rFonts w:hint="default" w:ascii="Times New Roman" w:hAnsi="Times New Roman" w:eastAsia="思源黑体 CN Medium" w:cs="Times New Roman"/>
+                <w:i/>
+                <w:iCs/>
+                <w:color w:val="auto"/>
+                <w:sz w:val="16"/>
+                <w:szCs w:val="16"/>
+                <w:lang w:eastAsia="zh-CN" w:bidi="ar"/>
+              </w:rPr>
+              <w:t>{{r Gene[6] }}</w:t>
+            </w:r>
+          </w:p>
+        </w:tc>
+        <w:tc>
+          <w:tcPr>
+            <w:tcW w:w="1213" w:type="dxa"/>
+            <w:shd w:val="clear" w:color="auto" w:fill="auto"/>
+            <w:noWrap/>
+            <w:vAlign w:val="center"/>
+          </w:tcPr>
+          <w:p>
+            <w:pPr>
+              <w:widowControl/>
+              <w:rPr>
+                <w:rFonts w:hint="default" w:ascii="Times New Roman" w:hAnsi="Times New Roman" w:eastAsia="思源黑体 CN Medium" w:cs="Times New Roman"/>
+                <w:i/>
+                <w:iCs/>
+                <w:color w:val="auto"/>
+                <w:sz w:val="16"/>
+                <w:szCs w:val="16"/>
+                <w:lang w:eastAsia="zh-CN" w:bidi="ar"/>
+              </w:rPr>
+            </w:pPr>
+            <w:r>
+              <w:rPr>
+                <w:rFonts w:hint="default" w:ascii="Times New Roman" w:hAnsi="Times New Roman" w:eastAsia="思源黑体 CN Medium" w:cs="Times New Roman"/>
+                <w:i/>
+                <w:iCs/>
+                <w:color w:val="auto"/>
+                <w:sz w:val="16"/>
+                <w:szCs w:val="16"/>
+                <w:lang w:eastAsia="zh-CN" w:bidi="ar"/>
+              </w:rPr>
+              <w:t>{{r Gene[7] }}</w:t>
+            </w:r>
+          </w:p>
+        </w:tc>
+      </w:tr>
+      <w:tr>
+        <w:tblPrEx>
+          <w:tblBorders>
+            <w:top w:val="single" w:color="auto" w:sz="4" w:space="0"/>
+            <w:left w:val="single" w:color="auto" w:sz="4" w:space="0"/>
+            <w:bottom w:val="single" w:color="auto" w:sz="4" w:space="0"/>
+            <w:right w:val="single" w:color="auto" w:sz="4" w:space="0"/>
+            <w:insideH w:val="single" w:color="auto" w:sz="4" w:space="0"/>
+            <w:insideV w:val="single" w:color="auto" w:sz="4" w:space="0"/>
+          </w:tblBorders>
+          <w:shd w:val="clear" w:color="auto" w:fill="F1F1F1" w:themeFill="background1" w:themeFillShade="F2"/>
+          <w:tblCellMar>
+            <w:top w:w="0" w:type="dxa"/>
+            <w:left w:w="108" w:type="dxa"/>
+            <w:bottom w:w="0" w:type="dxa"/>
+            <w:right w:w="108" w:type="dxa"/>
+          </w:tblCellMar>
+        </w:tblPrEx>
+        <w:trPr>
+          <w:trHeight w:val="277" w:hRule="atLeast"/>
+        </w:trPr>
+        <w:tc>
+          <w:tcPr>
             <w:tcW w:w="9870" w:type="dxa"/>
             <w:gridSpan w:val="8"/>
             <w:shd w:val="clear" w:color="auto" w:fill="auto"/>
@@ -24590,9 +24601,9 @@
           <w:lang w:eastAsia="zh-CN"/>
         </w:rPr>
       </w:pPr>
-      <w:bookmarkStart w:id="92" w:name="_Toc20098"/>
-      <w:bookmarkStart w:id="93" w:name="_Toc15114"/>
-      <w:bookmarkStart w:id="94" w:name="_Toc3409"/>
+      <w:bookmarkStart w:id="92" w:name="_Toc15114"/>
+      <w:bookmarkStart w:id="93" w:name="_Toc3409"/>
+      <w:bookmarkStart w:id="94" w:name="_Toc20098"/>
       <w:bookmarkStart w:id="95" w:name="_Toc9322"/>
       <w:r>
         <w:rPr>
@@ -24815,15 +24826,15 @@
           <w:lang w:eastAsia="zh-CN"/>
         </w:rPr>
       </w:pPr>
-      <w:bookmarkStart w:id="96" w:name="_Toc21361"/>
-      <w:bookmarkStart w:id="97" w:name="_Toc21649"/>
-      <w:bookmarkStart w:id="98" w:name="_Toc25771"/>
-      <w:bookmarkStart w:id="99" w:name="_Toc14611_WPSOffice_Level1"/>
+      <w:bookmarkStart w:id="96" w:name="_Toc25771"/>
+      <w:bookmarkStart w:id="97" w:name="_Toc21361"/>
+      <w:bookmarkStart w:id="98" w:name="_Toc21649"/>
+      <w:bookmarkStart w:id="99" w:name="_Toc19584_WPSOffice_Level1"/>
       <w:bookmarkStart w:id="100" w:name="_Toc17792_WPSOffice_Level2"/>
-      <w:bookmarkStart w:id="101" w:name="_Toc13275"/>
-      <w:bookmarkStart w:id="102" w:name="_Toc19584_WPSOffice_Level1"/>
-      <w:bookmarkStart w:id="103" w:name="_Toc22162_WPSOffice_Level1"/>
-      <w:bookmarkStart w:id="104" w:name="_Toc22623"/>
+      <w:bookmarkStart w:id="101" w:name="_Toc22162_WPSOffice_Level1"/>
+      <w:bookmarkStart w:id="102" w:name="_Toc22623"/>
+      <w:bookmarkStart w:id="103" w:name="_Toc13275"/>
+      <w:bookmarkStart w:id="104" w:name="_Toc14611_WPSOffice_Level1"/>
       <w:r>
         <w:rPr>
           <w:rFonts w:hint="default" w:ascii="Times New Roman" w:hAnsi="Times New Roman" w:eastAsia="思源黑体 CN Medium" w:cs="Times New Roman"/>
@@ -25736,6 +25747,8 @@
           </wp:anchor>
         </w:drawing>
       </w:r>
+      <w:bookmarkStart w:id="105" w:name="_GoBack"/>
+      <w:bookmarkEnd w:id="105"/>
       <w:r>
         <w:rPr>
           <w:sz w:val="22"/>
@@ -26750,61 +26763,50 @@
                                     </w:pPr>
                                     <w:r>
                                       <w:rPr>
+                                        <w:rFonts w:hint="eastAsia" w:ascii="Times New Roman" w:hAnsi="Times New Roman" w:cs="Times New Roman"/>
+                                        <w:b/>
                                         <w:sz w:val="18"/>
                                         <w:szCs w:val="18"/>
                                       </w:rPr>
-                                      <w:drawing>
-                                        <wp:inline distT="0" distB="0" distL="114300" distR="114300">
-                                          <wp:extent cx="655955" cy="294640"/>
-                                          <wp:effectExtent l="0" t="0" r="14605" b="10160"/>
-                                          <wp:docPr id="9" name="图片 6" descr="蔡冬雪"/>
-                                          <wp:cNvGraphicFramePr>
-                                            <a:graphicFrameLocks xmlns:a="http://schemas.openxmlformats.org/drawingml/2006/main" noChangeAspect="1"/>
-                                          </wp:cNvGraphicFramePr>
-                                          <a:graphic xmlns:a="http://schemas.openxmlformats.org/drawingml/2006/main">
-                                            <a:graphicData uri="http://schemas.openxmlformats.org/drawingml/2006/picture">
-                                              <pic:pic xmlns:pic="http://schemas.openxmlformats.org/drawingml/2006/picture">
-                                                <pic:nvPicPr>
-                                                  <pic:cNvPr id="9" name="图片 6" descr="蔡冬雪"/>
-                                                  <pic:cNvPicPr>
-                                                    <a:picLocks noChangeAspect="1"/>
-                                                  </pic:cNvPicPr>
-                                                </pic:nvPicPr>
-                                                <pic:blipFill>
-                                                  <a:blip r:embed="rId18">
-                                                    <a:clrChange>
-                                                      <a:clrFrom>
-                                                        <a:srgbClr val="FFFFFF">
-                                                          <a:alpha val="100000"/>
-                                                        </a:srgbClr>
-                                                      </a:clrFrom>
-                                                      <a:clrTo>
-                                                        <a:srgbClr val="FFFFFF">
-                                                          <a:alpha val="100000"/>
-                                                          <a:alpha val="0"/>
-                                                        </a:srgbClr>
-                                                      </a:clrTo>
-                                                    </a:clrChange>
-                                                  </a:blip>
-                                                  <a:srcRect l="18656" t="33322" r="18897" b="26699"/>
-                                                  <a:stretch>
-                                                    <a:fillRect/>
-                                                  </a:stretch>
-                                                </pic:blipFill>
-                                                <pic:spPr>
-                                                  <a:xfrm>
-                                                    <a:off x="0" y="0"/>
-                                                    <a:ext cx="655955" cy="294640"/>
-                                                  </a:xfrm>
-                                                  <a:prstGeom prst="rect">
-                                                    <a:avLst/>
-                                                  </a:prstGeom>
-                                                </pic:spPr>
-                                              </pic:pic>
-                                            </a:graphicData>
-                                          </a:graphic>
-                                        </wp:inline>
-                                      </w:drawing>
+                                      <w:t>{{"ty_tianjin1"|sign(</w:t>
+                                    </w:r>
+                                    <w:r>
+                                      <w:rPr>
+                                        <w:rFonts w:hint="eastAsia" w:ascii="Times New Roman" w:hAnsi="Times New Roman" w:cs="Times New Roman"/>
+                                        <w:b/>
+                                        <w:sz w:val="18"/>
+                                        <w:szCs w:val="18"/>
+                                        <w:lang w:val="en-US" w:eastAsia="zh-CN"/>
+                                      </w:rPr>
+                                      <w:t>46</w:t>
+                                    </w:r>
+                                    <w:r>
+                                      <w:rPr>
+                                        <w:rFonts w:hint="eastAsia" w:ascii="Times New Roman" w:hAnsi="Times New Roman" w:cs="Times New Roman"/>
+                                        <w:b/>
+                                        <w:sz w:val="18"/>
+                                        <w:szCs w:val="18"/>
+                                      </w:rPr>
+                                      <w:t>,2</w:t>
+                                    </w:r>
+                                    <w:r>
+                                      <w:rPr>
+                                        <w:rFonts w:hint="eastAsia" w:ascii="Times New Roman" w:hAnsi="Times New Roman" w:cs="Times New Roman"/>
+                                        <w:b/>
+                                        <w:sz w:val="18"/>
+                                        <w:szCs w:val="18"/>
+                                        <w:lang w:val="en-US" w:eastAsia="zh-CN"/>
+                                      </w:rPr>
+                                      <w:t>1</w:t>
+                                    </w:r>
+                                    <w:r>
+                                      <w:rPr>
+                                        <w:rFonts w:hint="eastAsia" w:ascii="Times New Roman" w:hAnsi="Times New Roman" w:cs="Times New Roman"/>
+                                        <w:b/>
+                                        <w:sz w:val="18"/>
+                                        <w:szCs w:val="18"/>
+                                      </w:rPr>
+                                      <w:t>)}}</w:t>
                                     </w:r>
                                   </w:p>
                                 </w:tc>
@@ -26888,60 +26890,50 @@
                                     </w:pPr>
                                     <w:r>
                                       <w:rPr>
+                                        <w:rFonts w:hint="eastAsia" w:ascii="Times New Roman" w:hAnsi="Times New Roman" w:cs="Times New Roman"/>
+                                        <w:b/>
                                         <w:sz w:val="18"/>
                                         <w:szCs w:val="18"/>
                                       </w:rPr>
-                                      <w:drawing>
-                                        <wp:inline distT="0" distB="0" distL="114300" distR="114300">
-                                          <wp:extent cx="524510" cy="297180"/>
-                                          <wp:effectExtent l="0" t="0" r="0" b="6985"/>
-                                          <wp:docPr id="19" name="图片 4" descr="王建丽"/>
-                                          <wp:cNvGraphicFramePr>
-                                            <a:graphicFrameLocks xmlns:a="http://schemas.openxmlformats.org/drawingml/2006/main" noChangeAspect="1"/>
-                                          </wp:cNvGraphicFramePr>
-                                          <a:graphic xmlns:a="http://schemas.openxmlformats.org/drawingml/2006/main">
-                                            <a:graphicData uri="http://schemas.openxmlformats.org/drawingml/2006/picture">
-                                              <pic:pic xmlns:pic="http://schemas.openxmlformats.org/drawingml/2006/picture">
-                                                <pic:nvPicPr>
-                                                  <pic:cNvPr id="19" name="图片 4" descr="王建丽"/>
-                                                  <pic:cNvPicPr>
-                                                    <a:picLocks noChangeAspect="1"/>
-                                                  </pic:cNvPicPr>
-                                                </pic:nvPicPr>
-                                                <pic:blipFill>
-                                                  <a:blip r:embed="rId19">
-                                                    <a:clrChange>
-                                                      <a:clrFrom>
-                                                        <a:srgbClr val="FFFFFF">
-                                                          <a:alpha val="100000"/>
-                                                        </a:srgbClr>
-                                                      </a:clrFrom>
-                                                      <a:clrTo>
-                                                        <a:srgbClr val="FFFFFF">
-                                                          <a:alpha val="100000"/>
-                                                          <a:alpha val="0"/>
-                                                        </a:srgbClr>
-                                                      </a:clrTo>
-                                                    </a:clrChange>
-                                                  </a:blip>
-                                                  <a:stretch>
-                                                    <a:fillRect/>
-                                                  </a:stretch>
-                                                </pic:blipFill>
-                                                <pic:spPr>
-                                                  <a:xfrm>
-                                                    <a:off x="0" y="0"/>
-                                                    <a:ext cx="524510" cy="297180"/>
-                                                  </a:xfrm>
-                                                  <a:prstGeom prst="rect">
-                                                    <a:avLst/>
-                                                  </a:prstGeom>
-                                                </pic:spPr>
-                                              </pic:pic>
-                                            </a:graphicData>
-                                          </a:graphic>
-                                        </wp:inline>
-                                      </w:drawing>
+                                      <w:t>{{"ty_tianjin2"|sign(</w:t>
+                                    </w:r>
+                                    <w:r>
+                                      <w:rPr>
+                                        <w:rFonts w:hint="eastAsia" w:ascii="Times New Roman" w:hAnsi="Times New Roman" w:cs="Times New Roman"/>
+                                        <w:b/>
+                                        <w:sz w:val="18"/>
+                                        <w:szCs w:val="18"/>
+                                        <w:lang w:val="en-US" w:eastAsia="zh-CN"/>
+                                      </w:rPr>
+                                      <w:t>44</w:t>
+                                    </w:r>
+                                    <w:r>
+                                      <w:rPr>
+                                        <w:rFonts w:hint="eastAsia" w:ascii="Times New Roman" w:hAnsi="Times New Roman" w:cs="Times New Roman"/>
+                                        <w:b/>
+                                        <w:sz w:val="18"/>
+                                        <w:szCs w:val="18"/>
+                                      </w:rPr>
+                                      <w:t>,</w:t>
+                                    </w:r>
+                                    <w:r>
+                                      <w:rPr>
+                                        <w:rFonts w:hint="eastAsia" w:ascii="Times New Roman" w:hAnsi="Times New Roman" w:cs="Times New Roman"/>
+                                        <w:b/>
+                                        <w:sz w:val="18"/>
+                                        <w:szCs w:val="18"/>
+                                        <w:lang w:val="en-US" w:eastAsia="zh-CN"/>
+                                      </w:rPr>
+                                      <w:t>25</w:t>
+                                    </w:r>
+                                    <w:r>
+                                      <w:rPr>
+                                        <w:rFonts w:hint="eastAsia" w:ascii="Times New Roman" w:hAnsi="Times New Roman" w:cs="Times New Roman"/>
+                                        <w:b/>
+                                        <w:sz w:val="18"/>
+                                        <w:szCs w:val="18"/>
+                                      </w:rPr>
+                                      <w:t>)}}</w:t>
                                     </w:r>
                                   </w:p>
                                 </w:tc>
@@ -27345,65 +27337,50 @@
                                     </w:pPr>
                                     <w:r>
                                       <w:rPr>
+                                        <w:rFonts w:hint="eastAsia" w:ascii="Times New Roman" w:hAnsi="Times New Roman" w:cs="Times New Roman"/>
+                                        <w:b/>
                                         <w:sz w:val="18"/>
                                         <w:szCs w:val="18"/>
                                       </w:rPr>
-                                      <w:drawing>
-                                        <wp:inline distT="0" distB="0" distL="114300" distR="114300">
-                                          <wp:extent cx="604520" cy="325755"/>
-                                          <wp:effectExtent l="0" t="0" r="0" b="0"/>
-                                          <wp:docPr id="10" name="图片 1"/>
-                                          <wp:cNvGraphicFramePr>
-                                            <a:graphicFrameLocks xmlns:a="http://schemas.openxmlformats.org/drawingml/2006/main" noChangeAspect="1"/>
-                                          </wp:cNvGraphicFramePr>
-                                          <a:graphic xmlns:a="http://schemas.openxmlformats.org/drawingml/2006/main">
-                                            <a:graphicData uri="http://schemas.openxmlformats.org/drawingml/2006/picture">
-                                              <pic:pic xmlns:pic="http://schemas.openxmlformats.org/drawingml/2006/picture">
-                                                <pic:nvPicPr>
-                                                  <pic:cNvPr id="10" name="图片 1"/>
-                                                  <pic:cNvPicPr>
-                                                    <a:picLocks noChangeAspect="1"/>
-                                                  </pic:cNvPicPr>
-                                                </pic:nvPicPr>
-                                                <pic:blipFill>
-                                                  <a:blip r:embed="rId20">
-                                                    <a:clrChange>
-                                                      <a:clrFrom>
-                                                        <a:srgbClr val="FFFFFF">
-                                                          <a:alpha val="100000"/>
-                                                        </a:srgbClr>
-                                                      </a:clrFrom>
-                                                      <a:clrTo>
-                                                        <a:srgbClr val="FFFFFF">
-                                                          <a:alpha val="100000"/>
-                                                          <a:alpha val="0"/>
-                                                        </a:srgbClr>
-                                                      </a:clrTo>
-                                                    </a:clrChange>
-                                                  </a:blip>
-                                                  <a:srcRect l="10922" t="11667"/>
-                                                  <a:stretch>
-                                                    <a:fillRect/>
-                                                  </a:stretch>
-                                                </pic:blipFill>
-                                                <pic:spPr>
-                                                  <a:xfrm>
-                                                    <a:off x="0" y="0"/>
-                                                    <a:ext cx="604520" cy="325755"/>
-                                                  </a:xfrm>
-                                                  <a:prstGeom prst="rect">
-                                                    <a:avLst/>
-                                                  </a:prstGeom>
-                                                  <a:noFill/>
-                                                  <a:ln>
-                                                    <a:noFill/>
-                                                  </a:ln>
-                                                </pic:spPr>
-                                              </pic:pic>
-                                            </a:graphicData>
-                                          </a:graphic>
-                                        </wp:inline>
-                                      </w:drawing>
+                                      <w:t>{{"ty_guangzhou1"|sign(</w:t>
+                                    </w:r>
+                                    <w:r>
+                                      <w:rPr>
+                                        <w:rFonts w:hint="eastAsia" w:ascii="Times New Roman" w:hAnsi="Times New Roman" w:cs="Times New Roman"/>
+                                        <w:b/>
+                                        <w:sz w:val="18"/>
+                                        <w:szCs w:val="18"/>
+                                        <w:lang w:val="en-US" w:eastAsia="zh-CN"/>
+                                      </w:rPr>
+                                      <w:t>47</w:t>
+                                    </w:r>
+                                    <w:r>
+                                      <w:rPr>
+                                        <w:rFonts w:hint="eastAsia" w:ascii="Times New Roman" w:hAnsi="Times New Roman" w:cs="Times New Roman"/>
+                                        <w:b/>
+                                        <w:sz w:val="18"/>
+                                        <w:szCs w:val="18"/>
+                                      </w:rPr>
+                                      <w:t>,</w:t>
+                                    </w:r>
+                                    <w:r>
+                                      <w:rPr>
+                                        <w:rFonts w:hint="eastAsia" w:ascii="Times New Roman" w:hAnsi="Times New Roman" w:cs="Times New Roman"/>
+                                        <w:b/>
+                                        <w:sz w:val="18"/>
+                                        <w:szCs w:val="18"/>
+                                        <w:lang w:val="en-US" w:eastAsia="zh-CN"/>
+                                      </w:rPr>
+                                      <w:t>25</w:t>
+                                    </w:r>
+                                    <w:r>
+                                      <w:rPr>
+                                        <w:rFonts w:hint="eastAsia" w:ascii="Times New Roman" w:hAnsi="Times New Roman" w:cs="Times New Roman"/>
+                                        <w:b/>
+                                        <w:sz w:val="18"/>
+                                        <w:szCs w:val="18"/>
+                                      </w:rPr>
+                                      <w:t>)}}</w:t>
                                     </w:r>
                                   </w:p>
                                 </w:tc>
@@ -27487,60 +27464,50 @@
                                     </w:pPr>
                                     <w:r>
                                       <w:rPr>
+                                        <w:rFonts w:hint="eastAsia" w:ascii="Times New Roman" w:hAnsi="Times New Roman" w:cs="Times New Roman"/>
+                                        <w:b/>
                                         <w:sz w:val="18"/>
                                         <w:szCs w:val="18"/>
                                       </w:rPr>
-                                      <w:drawing>
-                                        <wp:inline distT="0" distB="0" distL="114300" distR="114300">
-                                          <wp:extent cx="563245" cy="319405"/>
-                                          <wp:effectExtent l="0" t="0" r="0" b="635"/>
-                                          <wp:docPr id="12" name="图片 4" descr="王建丽"/>
-                                          <wp:cNvGraphicFramePr>
-                                            <a:graphicFrameLocks xmlns:a="http://schemas.openxmlformats.org/drawingml/2006/main" noChangeAspect="1"/>
-                                          </wp:cNvGraphicFramePr>
-                                          <a:graphic xmlns:a="http://schemas.openxmlformats.org/drawingml/2006/main">
-                                            <a:graphicData uri="http://schemas.openxmlformats.org/drawingml/2006/picture">
-                                              <pic:pic xmlns:pic="http://schemas.openxmlformats.org/drawingml/2006/picture">
-                                                <pic:nvPicPr>
-                                                  <pic:cNvPr id="12" name="图片 4" descr="王建丽"/>
-                                                  <pic:cNvPicPr>
-                                                    <a:picLocks noChangeAspect="1"/>
-                                                  </pic:cNvPicPr>
-                                                </pic:nvPicPr>
-                                                <pic:blipFill>
-                                                  <a:blip r:embed="rId19">
-                                                    <a:clrChange>
-                                                      <a:clrFrom>
-                                                        <a:srgbClr val="FFFFFF">
-                                                          <a:alpha val="100000"/>
-                                                        </a:srgbClr>
-                                                      </a:clrFrom>
-                                                      <a:clrTo>
-                                                        <a:srgbClr val="FFFFFF">
-                                                          <a:alpha val="100000"/>
-                                                          <a:alpha val="0"/>
-                                                        </a:srgbClr>
-                                                      </a:clrTo>
-                                                    </a:clrChange>
-                                                  </a:blip>
-                                                  <a:stretch>
-                                                    <a:fillRect/>
-                                                  </a:stretch>
-                                                </pic:blipFill>
-                                                <pic:spPr>
-                                                  <a:xfrm>
-                                                    <a:off x="0" y="0"/>
-                                                    <a:ext cx="563245" cy="319405"/>
-                                                  </a:xfrm>
-                                                  <a:prstGeom prst="rect">
-                                                    <a:avLst/>
-                                                  </a:prstGeom>
-                                                </pic:spPr>
-                                              </pic:pic>
-                                            </a:graphicData>
-                                          </a:graphic>
-                                        </wp:inline>
-                                      </w:drawing>
+                                      <w:t>{{"ty_guangzhou2"|sign(</w:t>
+                                    </w:r>
+                                    <w:r>
+                                      <w:rPr>
+                                        <w:rFonts w:hint="eastAsia" w:ascii="Times New Roman" w:hAnsi="Times New Roman" w:cs="Times New Roman"/>
+                                        <w:b/>
+                                        <w:sz w:val="18"/>
+                                        <w:szCs w:val="18"/>
+                                        <w:lang w:val="en-US" w:eastAsia="zh-CN"/>
+                                      </w:rPr>
+                                      <w:t>44</w:t>
+                                    </w:r>
+                                    <w:r>
+                                      <w:rPr>
+                                        <w:rFonts w:hint="eastAsia" w:ascii="Times New Roman" w:hAnsi="Times New Roman" w:cs="Times New Roman"/>
+                                        <w:b/>
+                                        <w:sz w:val="18"/>
+                                        <w:szCs w:val="18"/>
+                                      </w:rPr>
+                                      <w:t>,</w:t>
+                                    </w:r>
+                                    <w:r>
+                                      <w:rPr>
+                                        <w:rFonts w:hint="eastAsia" w:ascii="Times New Roman" w:hAnsi="Times New Roman" w:cs="Times New Roman"/>
+                                        <w:b/>
+                                        <w:sz w:val="18"/>
+                                        <w:szCs w:val="18"/>
+                                        <w:lang w:val="en-US" w:eastAsia="zh-CN"/>
+                                      </w:rPr>
+                                      <w:t>25</w:t>
+                                    </w:r>
+                                    <w:r>
+                                      <w:rPr>
+                                        <w:rFonts w:hint="eastAsia" w:ascii="Times New Roman" w:hAnsi="Times New Roman" w:cs="Times New Roman"/>
+                                        <w:b/>
+                                        <w:sz w:val="18"/>
+                                        <w:szCs w:val="18"/>
+                                      </w:rPr>
+                                      <w:t>)}}</w:t>
                                     </w:r>
                                   </w:p>
                                 </w:tc>
@@ -27787,6 +27754,29 @@
                                 <w:t>{% endif %}</w:t>
                               </w:r>
                             </w:p>
+                            <w:p>
+                              <w:pPr>
+                                <w:keepNext w:val="0"/>
+                                <w:keepLines w:val="0"/>
+                                <w:pageBreakBefore w:val="0"/>
+                                <w:widowControl/>
+                                <w:kinsoku/>
+                                <w:wordWrap/>
+                                <w:overflowPunct/>
+                                <w:topLinePunct w:val="0"/>
+                                <w:bidi w:val="0"/>
+                                <w:adjustRightInd w:val="0"/>
+                                <w:snapToGrid w:val="0"/>
+                                <w:spacing w:line="240" w:lineRule="auto"/>
+                                <w:textAlignment w:val="auto"/>
+                                <w:rPr>
+                                  <w:rFonts w:hint="default" w:ascii="Times New Roman" w:hAnsi="Times New Roman" w:eastAsia="等线" w:cs="宋体"/>
+                                  <w:sz w:val="18"/>
+                                  <w:szCs w:val="18"/>
+                                  <w:lang w:val="en-US" w:eastAsia="zh-CN" w:bidi="ar-SA"/>
+                                </w:rPr>
+                              </w:pPr>
+                            </w:p>
                           </w:txbxContent>
                         </wps:txbx>
                         <wps:bodyPr rot="0" spcFirstLastPara="0" vertOverflow="overflow" horzOverflow="overflow" vert="horz" wrap="square" lIns="91440" tIns="45720" rIns="91440" bIns="45720" numCol="1" spcCol="0" rtlCol="0" fromWordArt="0" anchor="t" anchorCtr="0" forceAA="0" compatLnSpc="1">
@@ -27801,7 +27791,7 @@
                           </pic:cNvPicPr>
                         </pic:nvPicPr>
                         <pic:blipFill>
-                          <a:blip r:embed="rId21">
+                          <a:blip r:embed="rId18">
                             <a:extLst>
                               <a:ext uri="{28A0092B-C50C-407E-A947-70E740481C1C}">
                                 <a14:useLocalDpi xmlns:a14="http://schemas.microsoft.com/office/drawing/2010/main" val="0"/>
@@ -28792,61 +28782,50 @@
                               </w:pPr>
                               <w:r>
                                 <w:rPr>
+                                  <w:rFonts w:hint="eastAsia" w:ascii="Times New Roman" w:hAnsi="Times New Roman" w:cs="Times New Roman"/>
+                                  <w:b/>
                                   <w:sz w:val="18"/>
                                   <w:szCs w:val="18"/>
                                 </w:rPr>
-                                <w:drawing>
-                                  <wp:inline distT="0" distB="0" distL="114300" distR="114300">
-                                    <wp:extent cx="655955" cy="294640"/>
-                                    <wp:effectExtent l="0" t="0" r="14605" b="10160"/>
-                                    <wp:docPr id="9" name="图片 6" descr="蔡冬雪"/>
-                                    <wp:cNvGraphicFramePr>
-                                      <a:graphicFrameLocks xmlns:a="http://schemas.openxmlformats.org/drawingml/2006/main" noChangeAspect="1"/>
-                                    </wp:cNvGraphicFramePr>
-                                    <a:graphic xmlns:a="http://schemas.openxmlformats.org/drawingml/2006/main">
-                                      <a:graphicData uri="http://schemas.openxmlformats.org/drawingml/2006/picture">
-                                        <pic:pic xmlns:pic="http://schemas.openxmlformats.org/drawingml/2006/picture">
-                                          <pic:nvPicPr>
-                                            <pic:cNvPr id="9" name="图片 6" descr="蔡冬雪"/>
-                                            <pic:cNvPicPr>
-                                              <a:picLocks noChangeAspect="1"/>
-                                            </pic:cNvPicPr>
-                                          </pic:nvPicPr>
-                                          <pic:blipFill>
-                                            <a:blip r:embed="rId18">
-                                              <a:clrChange>
-                                                <a:clrFrom>
-                                                  <a:srgbClr val="FFFFFF">
-                                                    <a:alpha val="100000"/>
-                                                  </a:srgbClr>
-                                                </a:clrFrom>
-                                                <a:clrTo>
-                                                  <a:srgbClr val="FFFFFF">
-                                                    <a:alpha val="100000"/>
-                                                    <a:alpha val="0"/>
-                                                  </a:srgbClr>
-                                                </a:clrTo>
-                                              </a:clrChange>
-                                            </a:blip>
-                                            <a:srcRect l="18656" t="33322" r="18897" b="26699"/>
-                                            <a:stretch>
-                                              <a:fillRect/>
-                                            </a:stretch>
-                                          </pic:blipFill>
-                                          <pic:spPr>
-                                            <a:xfrm>
-                                              <a:off x="0" y="0"/>
-                                              <a:ext cx="655955" cy="294640"/>
-                                            </a:xfrm>
-                                            <a:prstGeom prst="rect">
-                                              <a:avLst/>
-                                            </a:prstGeom>
-                                          </pic:spPr>
-                                        </pic:pic>
-                                      </a:graphicData>
-                                    </a:graphic>
-                                  </wp:inline>
-                                </w:drawing>
+                                <w:t>{{"ty_tianjin1"|sign(</w:t>
+                              </w:r>
+                              <w:r>
+                                <w:rPr>
+                                  <w:rFonts w:hint="eastAsia" w:ascii="Times New Roman" w:hAnsi="Times New Roman" w:cs="Times New Roman"/>
+                                  <w:b/>
+                                  <w:sz w:val="18"/>
+                                  <w:szCs w:val="18"/>
+                                  <w:lang w:val="en-US" w:eastAsia="zh-CN"/>
+                                </w:rPr>
+                                <w:t>46</w:t>
+                              </w:r>
+                              <w:r>
+                                <w:rPr>
+                                  <w:rFonts w:hint="eastAsia" w:ascii="Times New Roman" w:hAnsi="Times New Roman" w:cs="Times New Roman"/>
+                                  <w:b/>
+                                  <w:sz w:val="18"/>
+                                  <w:szCs w:val="18"/>
+                                </w:rPr>
+                                <w:t>,2</w:t>
+                              </w:r>
+                              <w:r>
+                                <w:rPr>
+                                  <w:rFonts w:hint="eastAsia" w:ascii="Times New Roman" w:hAnsi="Times New Roman" w:cs="Times New Roman"/>
+                                  <w:b/>
+                                  <w:sz w:val="18"/>
+                                  <w:szCs w:val="18"/>
+                                  <w:lang w:val="en-US" w:eastAsia="zh-CN"/>
+                                </w:rPr>
+                                <w:t>1</w:t>
+                              </w:r>
+                              <w:r>
+                                <w:rPr>
+                                  <w:rFonts w:hint="eastAsia" w:ascii="Times New Roman" w:hAnsi="Times New Roman" w:cs="Times New Roman"/>
+                                  <w:b/>
+                                  <w:sz w:val="18"/>
+                                  <w:szCs w:val="18"/>
+                                </w:rPr>
+                                <w:t>)}}</w:t>
                               </w:r>
                             </w:p>
                           </w:tc>
@@ -28930,60 +28909,50 @@
                               </w:pPr>
                               <w:r>
                                 <w:rPr>
+                                  <w:rFonts w:hint="eastAsia" w:ascii="Times New Roman" w:hAnsi="Times New Roman" w:cs="Times New Roman"/>
+                                  <w:b/>
                                   <w:sz w:val="18"/>
                                   <w:szCs w:val="18"/>
                                 </w:rPr>
-                                <w:drawing>
-                                  <wp:inline distT="0" distB="0" distL="114300" distR="114300">
-                                    <wp:extent cx="524510" cy="297180"/>
-                                    <wp:effectExtent l="0" t="0" r="0" b="6985"/>
-                                    <wp:docPr id="19" name="图片 4" descr="王建丽"/>
-                                    <wp:cNvGraphicFramePr>
-                                      <a:graphicFrameLocks xmlns:a="http://schemas.openxmlformats.org/drawingml/2006/main" noChangeAspect="1"/>
-                                    </wp:cNvGraphicFramePr>
-                                    <a:graphic xmlns:a="http://schemas.openxmlformats.org/drawingml/2006/main">
-                                      <a:graphicData uri="http://schemas.openxmlformats.org/drawingml/2006/picture">
-                                        <pic:pic xmlns:pic="http://schemas.openxmlformats.org/drawingml/2006/picture">
-                                          <pic:nvPicPr>
-                                            <pic:cNvPr id="19" name="图片 4" descr="王建丽"/>
-                                            <pic:cNvPicPr>
-                                              <a:picLocks noChangeAspect="1"/>
-                                            </pic:cNvPicPr>
-                                          </pic:nvPicPr>
-                                          <pic:blipFill>
-                                            <a:blip r:embed="rId19">
-                                              <a:clrChange>
-                                                <a:clrFrom>
-                                                  <a:srgbClr val="FFFFFF">
-                                                    <a:alpha val="100000"/>
-                                                  </a:srgbClr>
-                                                </a:clrFrom>
-                                                <a:clrTo>
-                                                  <a:srgbClr val="FFFFFF">
-                                                    <a:alpha val="100000"/>
-                                                    <a:alpha val="0"/>
-                                                  </a:srgbClr>
-                                                </a:clrTo>
-                                              </a:clrChange>
-                                            </a:blip>
-                                            <a:stretch>
-                                              <a:fillRect/>
-                                            </a:stretch>
-                                          </pic:blipFill>
-                                          <pic:spPr>
-                                            <a:xfrm>
-                                              <a:off x="0" y="0"/>
-                                              <a:ext cx="524510" cy="297180"/>
-                                            </a:xfrm>
-                                            <a:prstGeom prst="rect">
-                                              <a:avLst/>
-                                            </a:prstGeom>
-                                          </pic:spPr>
-                                        </pic:pic>
-                                      </a:graphicData>
-                                    </a:graphic>
-                                  </wp:inline>
-                                </w:drawing>
+                                <w:t>{{"ty_tianjin2"|sign(</w:t>
+                              </w:r>
+                              <w:r>
+                                <w:rPr>
+                                  <w:rFonts w:hint="eastAsia" w:ascii="Times New Roman" w:hAnsi="Times New Roman" w:cs="Times New Roman"/>
+                                  <w:b/>
+                                  <w:sz w:val="18"/>
+                                  <w:szCs w:val="18"/>
+                                  <w:lang w:val="en-US" w:eastAsia="zh-CN"/>
+                                </w:rPr>
+                                <w:t>44</w:t>
+                              </w:r>
+                              <w:r>
+                                <w:rPr>
+                                  <w:rFonts w:hint="eastAsia" w:ascii="Times New Roman" w:hAnsi="Times New Roman" w:cs="Times New Roman"/>
+                                  <w:b/>
+                                  <w:sz w:val="18"/>
+                                  <w:szCs w:val="18"/>
+                                </w:rPr>
+                                <w:t>,</w:t>
+                              </w:r>
+                              <w:r>
+                                <w:rPr>
+                                  <w:rFonts w:hint="eastAsia" w:ascii="Times New Roman" w:hAnsi="Times New Roman" w:cs="Times New Roman"/>
+                                  <w:b/>
+                                  <w:sz w:val="18"/>
+                                  <w:szCs w:val="18"/>
+                                  <w:lang w:val="en-US" w:eastAsia="zh-CN"/>
+                                </w:rPr>
+                                <w:t>25</w:t>
+                              </w:r>
+                              <w:r>
+                                <w:rPr>
+                                  <w:rFonts w:hint="eastAsia" w:ascii="Times New Roman" w:hAnsi="Times New Roman" w:cs="Times New Roman"/>
+                                  <w:b/>
+                                  <w:sz w:val="18"/>
+                                  <w:szCs w:val="18"/>
+                                </w:rPr>
+                                <w:t>)}}</w:t>
                               </w:r>
                             </w:p>
                           </w:tc>
@@ -29387,65 +29356,50 @@
                               </w:pPr>
                               <w:r>
                                 <w:rPr>
+                                  <w:rFonts w:hint="eastAsia" w:ascii="Times New Roman" w:hAnsi="Times New Roman" w:cs="Times New Roman"/>
+                                  <w:b/>
                                   <w:sz w:val="18"/>
                                   <w:szCs w:val="18"/>
                                 </w:rPr>
-                                <w:drawing>
-                                  <wp:inline distT="0" distB="0" distL="114300" distR="114300">
-                                    <wp:extent cx="604520" cy="325755"/>
-                                    <wp:effectExtent l="0" t="0" r="0" b="0"/>
-                                    <wp:docPr id="10" name="图片 1"/>
-                                    <wp:cNvGraphicFramePr>
-                                      <a:graphicFrameLocks xmlns:a="http://schemas.openxmlformats.org/drawingml/2006/main" noChangeAspect="1"/>
-                                    </wp:cNvGraphicFramePr>
-                                    <a:graphic xmlns:a="http://schemas.openxmlformats.org/drawingml/2006/main">
-                                      <a:graphicData uri="http://schemas.openxmlformats.org/drawingml/2006/picture">
-                                        <pic:pic xmlns:pic="http://schemas.openxmlformats.org/drawingml/2006/picture">
-                                          <pic:nvPicPr>
-                                            <pic:cNvPr id="10" name="图片 1"/>
-                                            <pic:cNvPicPr>
-                                              <a:picLocks noChangeAspect="1"/>
-                                            </pic:cNvPicPr>
-                                          </pic:nvPicPr>
-                                          <pic:blipFill>
-                                            <a:blip r:embed="rId20">
-                                              <a:clrChange>
-                                                <a:clrFrom>
-                                                  <a:srgbClr val="FFFFFF">
-                                                    <a:alpha val="100000"/>
-                                                  </a:srgbClr>
-                                                </a:clrFrom>
-                                                <a:clrTo>
-                                                  <a:srgbClr val="FFFFFF">
-                                                    <a:alpha val="100000"/>
-                                                    <a:alpha val="0"/>
-                                                  </a:srgbClr>
-                                                </a:clrTo>
-                                              </a:clrChange>
-                                            </a:blip>
-                                            <a:srcRect l="10922" t="11667"/>
-                                            <a:stretch>
-                                              <a:fillRect/>
-                                            </a:stretch>
-                                          </pic:blipFill>
-                                          <pic:spPr>
-                                            <a:xfrm>
-                                              <a:off x="0" y="0"/>
-                                              <a:ext cx="604520" cy="325755"/>
-                                            </a:xfrm>
-                                            <a:prstGeom prst="rect">
-                                              <a:avLst/>
-                                            </a:prstGeom>
-                                            <a:noFill/>
-                                            <a:ln>
-                                              <a:noFill/>
-                                            </a:ln>
-                                          </pic:spPr>
-                                        </pic:pic>
-                                      </a:graphicData>
-                                    </a:graphic>
-                                  </wp:inline>
-                                </w:drawing>
+                                <w:t>{{"ty_guangzhou1"|sign(</w:t>
+                              </w:r>
+                              <w:r>
+                                <w:rPr>
+                                  <w:rFonts w:hint="eastAsia" w:ascii="Times New Roman" w:hAnsi="Times New Roman" w:cs="Times New Roman"/>
+                                  <w:b/>
+                                  <w:sz w:val="18"/>
+                                  <w:szCs w:val="18"/>
+                                  <w:lang w:val="en-US" w:eastAsia="zh-CN"/>
+                                </w:rPr>
+                                <w:t>47</w:t>
+                              </w:r>
+                              <w:r>
+                                <w:rPr>
+                                  <w:rFonts w:hint="eastAsia" w:ascii="Times New Roman" w:hAnsi="Times New Roman" w:cs="Times New Roman"/>
+                                  <w:b/>
+                                  <w:sz w:val="18"/>
+                                  <w:szCs w:val="18"/>
+                                </w:rPr>
+                                <w:t>,</w:t>
+                              </w:r>
+                              <w:r>
+                                <w:rPr>
+                                  <w:rFonts w:hint="eastAsia" w:ascii="Times New Roman" w:hAnsi="Times New Roman" w:cs="Times New Roman"/>
+                                  <w:b/>
+                                  <w:sz w:val="18"/>
+                                  <w:szCs w:val="18"/>
+                                  <w:lang w:val="en-US" w:eastAsia="zh-CN"/>
+                                </w:rPr>
+                                <w:t>25</w:t>
+                              </w:r>
+                              <w:r>
+                                <w:rPr>
+                                  <w:rFonts w:hint="eastAsia" w:ascii="Times New Roman" w:hAnsi="Times New Roman" w:cs="Times New Roman"/>
+                                  <w:b/>
+                                  <w:sz w:val="18"/>
+                                  <w:szCs w:val="18"/>
+                                </w:rPr>
+                                <w:t>)}}</w:t>
                               </w:r>
                             </w:p>
                           </w:tc>
@@ -29529,60 +29483,50 @@
                               </w:pPr>
                               <w:r>
                                 <w:rPr>
+                                  <w:rFonts w:hint="eastAsia" w:ascii="Times New Roman" w:hAnsi="Times New Roman" w:cs="Times New Roman"/>
+                                  <w:b/>
                                   <w:sz w:val="18"/>
                                   <w:szCs w:val="18"/>
                                 </w:rPr>
-                                <w:drawing>
-                                  <wp:inline distT="0" distB="0" distL="114300" distR="114300">
-                                    <wp:extent cx="563245" cy="319405"/>
-                                    <wp:effectExtent l="0" t="0" r="0" b="635"/>
-                                    <wp:docPr id="12" name="图片 4" descr="王建丽"/>
-                                    <wp:cNvGraphicFramePr>
-                                      <a:graphicFrameLocks xmlns:a="http://schemas.openxmlformats.org/drawingml/2006/main" noChangeAspect="1"/>
-                                    </wp:cNvGraphicFramePr>
-                                    <a:graphic xmlns:a="http://schemas.openxmlformats.org/drawingml/2006/main">
-                                      <a:graphicData uri="http://schemas.openxmlformats.org/drawingml/2006/picture">
-                                        <pic:pic xmlns:pic="http://schemas.openxmlformats.org/drawingml/2006/picture">
-                                          <pic:nvPicPr>
-                                            <pic:cNvPr id="12" name="图片 4" descr="王建丽"/>
-                                            <pic:cNvPicPr>
-                                              <a:picLocks noChangeAspect="1"/>
-                                            </pic:cNvPicPr>
-                                          </pic:nvPicPr>
-                                          <pic:blipFill>
-                                            <a:blip r:embed="rId19">
-                                              <a:clrChange>
-                                                <a:clrFrom>
-                                                  <a:srgbClr val="FFFFFF">
-                                                    <a:alpha val="100000"/>
-                                                  </a:srgbClr>
-                                                </a:clrFrom>
-                                                <a:clrTo>
-                                                  <a:srgbClr val="FFFFFF">
-                                                    <a:alpha val="100000"/>
-                                                    <a:alpha val="0"/>
-                                                  </a:srgbClr>
-                                                </a:clrTo>
-                                              </a:clrChange>
-                                            </a:blip>
-                                            <a:stretch>
-                                              <a:fillRect/>
-                                            </a:stretch>
-                                          </pic:blipFill>
-                                          <pic:spPr>
-                                            <a:xfrm>
-                                              <a:off x="0" y="0"/>
-                                              <a:ext cx="563245" cy="319405"/>
-                                            </a:xfrm>
-                                            <a:prstGeom prst="rect">
-                                              <a:avLst/>
-                                            </a:prstGeom>
-                                          </pic:spPr>
-                                        </pic:pic>
-                                      </a:graphicData>
-                                    </a:graphic>
-                                  </wp:inline>
-                                </w:drawing>
+                                <w:t>{{"ty_guangzhou2"|sign(</w:t>
+                              </w:r>
+                              <w:r>
+                                <w:rPr>
+                                  <w:rFonts w:hint="eastAsia" w:ascii="Times New Roman" w:hAnsi="Times New Roman" w:cs="Times New Roman"/>
+                                  <w:b/>
+                                  <w:sz w:val="18"/>
+                                  <w:szCs w:val="18"/>
+                                  <w:lang w:val="en-US" w:eastAsia="zh-CN"/>
+                                </w:rPr>
+                                <w:t>44</w:t>
+                              </w:r>
+                              <w:r>
+                                <w:rPr>
+                                  <w:rFonts w:hint="eastAsia" w:ascii="Times New Roman" w:hAnsi="Times New Roman" w:cs="Times New Roman"/>
+                                  <w:b/>
+                                  <w:sz w:val="18"/>
+                                  <w:szCs w:val="18"/>
+                                </w:rPr>
+                                <w:t>,</w:t>
+                              </w:r>
+                              <w:r>
+                                <w:rPr>
+                                  <w:rFonts w:hint="eastAsia" w:ascii="Times New Roman" w:hAnsi="Times New Roman" w:cs="Times New Roman"/>
+                                  <w:b/>
+                                  <w:sz w:val="18"/>
+                                  <w:szCs w:val="18"/>
+                                  <w:lang w:val="en-US" w:eastAsia="zh-CN"/>
+                                </w:rPr>
+                                <w:t>25</w:t>
+                              </w:r>
+                              <w:r>
+                                <w:rPr>
+                                  <w:rFonts w:hint="eastAsia" w:ascii="Times New Roman" w:hAnsi="Times New Roman" w:cs="Times New Roman"/>
+                                  <w:b/>
+                                  <w:sz w:val="18"/>
+                                  <w:szCs w:val="18"/>
+                                </w:rPr>
+                                <w:t>)}}</w:t>
                               </w:r>
                             </w:p>
                           </w:tc>
@@ -29829,13 +29773,36 @@
                           <w:t>{% endif %}</w:t>
                         </w:r>
                       </w:p>
+                      <w:p>
+                        <w:pPr>
+                          <w:keepNext w:val="0"/>
+                          <w:keepLines w:val="0"/>
+                          <w:pageBreakBefore w:val="0"/>
+                          <w:widowControl/>
+                          <w:kinsoku/>
+                          <w:wordWrap/>
+                          <w:overflowPunct/>
+                          <w:topLinePunct w:val="0"/>
+                          <w:bidi w:val="0"/>
+                          <w:adjustRightInd w:val="0"/>
+                          <w:snapToGrid w:val="0"/>
+                          <w:spacing w:line="240" w:lineRule="auto"/>
+                          <w:textAlignment w:val="auto"/>
+                          <w:rPr>
+                            <w:rFonts w:hint="default" w:ascii="Times New Roman" w:hAnsi="Times New Roman" w:eastAsia="等线" w:cs="宋体"/>
+                            <w:sz w:val="18"/>
+                            <w:szCs w:val="18"/>
+                            <w:lang w:val="en-US" w:eastAsia="zh-CN" w:bidi="ar-SA"/>
+                          </w:rPr>
+                        </w:pPr>
+                      </w:p>
                     </w:txbxContent>
                   </v:textbox>
                 </v:shape>
                 <v:shape id="图片 25" o:spid="_x0000_s1026" o:spt="75" type="#_x0000_t75" style="position:absolute;left:6851;top:809759;height:1098;width:1098;" filled="f" o:preferrelative="t" stroked="f" coordsize="21600,21600" o:gfxdata="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">
                   <v:fill on="f" focussize="0,0"/>
                   <v:stroke on="f"/>
-                  <v:imagedata r:id="rId21" o:title=""/>
+                  <v:imagedata r:id="rId18" o:title=""/>
                   <o:lock v:ext="edit" aspectratio="t"/>
                 </v:shape>
               </v:group>
@@ -29876,7 +29843,7 @@
                     </pic:cNvPicPr>
                   </pic:nvPicPr>
                   <pic:blipFill>
-                    <a:blip r:embed="rId22"/>
+                    <a:blip r:embed="rId19"/>
                     <a:stretch>
                       <a:fillRect/>
                     </a:stretch>
